--- a/Docks/Prompts.docx
+++ b/Docks/Prompts.docx
@@ -5,43 +5,40 @@
     <w:p>
       <w:pPr>
         <w:spacing w:after="100" w:afterAutospacing="1"/>
-        <w:outlineLvl w:val="0"/>
-        <w:rPr>
-          <w:rFonts w:asciiTheme="majorHAnsi" w:eastAsia="Times New Roman" w:hAnsiTheme="majorHAnsi" w:cs="Arial"/>
+        <w:rPr>
+          <w:rFonts w:ascii="Arial" w:eastAsia="Times New Roman" w:hAnsi="Arial" w:cs="Arial"/>
+          <w:color w:val="000000"/>
+          <w:kern w:val="0"/>
+          <w:sz w:val="40"/>
+          <w:szCs w:val="40"/>
+          <w:lang w:eastAsia="de-DE"/>
+          <w14:ligatures w14:val="none"/>
+        </w:rPr>
+      </w:pPr>
+      <w:r>
+        <w:rPr>
+          <w:rFonts w:ascii="Arial" w:eastAsia="Times New Roman" w:hAnsi="Arial" w:cs="Arial"/>
           <w:b/>
           <w:bCs/>
           <w:color w:val="000000"/>
-          <w:kern w:val="36"/>
-          <w:sz w:val="44"/>
-          <w:szCs w:val="44"/>
-          <w:lang w:eastAsia="de-DE"/>
-          <w14:ligatures w14:val="none"/>
-        </w:rPr>
-      </w:pPr>
-      <w:r>
-        <w:rPr>
-          <w:rFonts w:asciiTheme="majorHAnsi" w:eastAsia="Times New Roman" w:hAnsiTheme="majorHAnsi" w:cs="Arial"/>
+          <w:kern w:val="0"/>
+          <w:sz w:val="40"/>
+          <w:szCs w:val="40"/>
+          <w:lang w:eastAsia="de-DE"/>
+          <w14:ligatures w14:val="none"/>
+        </w:rPr>
+        <w:t xml:space="preserve">KI-Einsatz &amp; Prompt-Dokumentation: </w:t>
+      </w:r>
+      <w:proofErr w:type="spellStart"/>
+      <w:r>
+        <w:rPr>
+          <w:rFonts w:ascii="Arial" w:eastAsia="Times New Roman" w:hAnsi="Arial" w:cs="Arial"/>
           <w:b/>
           <w:bCs/>
           <w:color w:val="000000"/>
-          <w:kern w:val="36"/>
-          <w:sz w:val="44"/>
-          <w:szCs w:val="44"/>
-          <w:lang w:eastAsia="de-DE"/>
-          <w14:ligatures w14:val="none"/>
-        </w:rPr>
-        <w:t xml:space="preserve">KI-Einsatz &amp; Prompt-Dokumentation: </w:t>
-      </w:r>
-      <w:proofErr w:type="spellStart"/>
-      <w:r>
-        <w:rPr>
-          <w:rFonts w:asciiTheme="majorHAnsi" w:eastAsia="Times New Roman" w:hAnsiTheme="majorHAnsi" w:cs="Arial"/>
-          <w:b/>
-          <w:bCs/>
-          <w:color w:val="000000"/>
-          <w:kern w:val="36"/>
-          <w:sz w:val="44"/>
-          <w:szCs w:val="44"/>
+          <w:kern w:val="0"/>
+          <w:sz w:val="40"/>
+          <w:szCs w:val="40"/>
           <w:lang w:eastAsia="de-DE"/>
           <w14:ligatures w14:val="none"/>
         </w:rPr>
@@ -53,16 +50,16 @@
       <w:pPr>
         <w:spacing w:after="100" w:afterAutospacing="1"/>
         <w:rPr>
-          <w:rFonts w:eastAsia="Times New Roman" w:cs="Arial"/>
-          <w:color w:val="000000"/>
-          <w:kern w:val="0"/>
-          <w:lang w:eastAsia="de-DE"/>
-          <w14:ligatures w14:val="none"/>
-        </w:rPr>
-      </w:pPr>
-      <w:r>
-        <w:rPr>
-          <w:rFonts w:eastAsia="Times New Roman" w:cs="Arial"/>
+          <w:rFonts w:ascii="Arial" w:eastAsia="Times New Roman" w:hAnsi="Arial" w:cs="Arial"/>
+          <w:color w:val="000000"/>
+          <w:kern w:val="0"/>
+          <w:lang w:eastAsia="de-DE"/>
+          <w14:ligatures w14:val="none"/>
+        </w:rPr>
+      </w:pPr>
+      <w:r>
+        <w:rPr>
+          <w:rFonts w:ascii="Arial" w:eastAsia="Times New Roman" w:hAnsi="Arial" w:cs="Arial"/>
           <w:b/>
           <w:bCs/>
           <w:color w:val="000000"/>
@@ -74,18 +71,18 @@
       </w:r>
       <w:r>
         <w:rPr>
-          <w:rFonts w:eastAsia="Times New Roman" w:cs="Arial"/>
-          <w:color w:val="000000"/>
-          <w:kern w:val="0"/>
-          <w:lang w:eastAsia="de-DE"/>
-          <w14:ligatures w14:val="none"/>
-        </w:rPr>
-        <w:t> </w:t>
+          <w:rFonts w:ascii="Arial" w:eastAsia="Times New Roman" w:hAnsi="Arial" w:cs="Arial"/>
+          <w:color w:val="000000"/>
+          <w:kern w:val="0"/>
+          <w:lang w:eastAsia="de-DE"/>
+          <w14:ligatures w14:val="none"/>
+        </w:rPr>
+        <w:t xml:space="preserve"> </w:t>
       </w:r>
       <w:proofErr w:type="spellStart"/>
       <w:r>
         <w:rPr>
-          <w:rFonts w:eastAsia="Times New Roman" w:cs="Arial"/>
+          <w:rFonts w:ascii="Arial" w:eastAsia="Times New Roman" w:hAnsi="Arial" w:cs="Arial"/>
           <w:color w:val="000000"/>
           <w:kern w:val="0"/>
           <w:lang w:eastAsia="de-DE"/>
@@ -96,7 +93,7 @@
       <w:proofErr w:type="spellEnd"/>
       <w:r>
         <w:rPr>
-          <w:rFonts w:eastAsia="Times New Roman" w:cs="Arial"/>
+          <w:rFonts w:ascii="Arial" w:eastAsia="Times New Roman" w:hAnsi="Arial" w:cs="Arial"/>
           <w:color w:val="000000"/>
           <w:kern w:val="0"/>
           <w:lang w:eastAsia="de-DE"/>
@@ -107,7 +104,7 @@
       <w:proofErr w:type="spellStart"/>
       <w:r>
         <w:rPr>
-          <w:rFonts w:eastAsia="Times New Roman" w:cs="Arial"/>
+          <w:rFonts w:ascii="Arial" w:eastAsia="Times New Roman" w:hAnsi="Arial" w:cs="Arial"/>
           <w:color w:val="000000"/>
           <w:kern w:val="0"/>
           <w:lang w:eastAsia="de-DE"/>
@@ -118,7 +115,7 @@
       <w:proofErr w:type="spellEnd"/>
       <w:r>
         <w:rPr>
-          <w:rFonts w:eastAsia="Times New Roman" w:cs="Arial"/>
+          <w:rFonts w:ascii="Arial" w:eastAsia="Times New Roman" w:hAnsi="Arial" w:cs="Arial"/>
           <w:color w:val="000000"/>
           <w:kern w:val="0"/>
           <w:lang w:eastAsia="de-DE"/>
@@ -131,16 +128,16 @@
       <w:pPr>
         <w:spacing w:after="100" w:afterAutospacing="1"/>
         <w:rPr>
-          <w:rFonts w:eastAsia="Times New Roman" w:cs="Arial"/>
-          <w:color w:val="000000"/>
-          <w:kern w:val="0"/>
-          <w:lang w:eastAsia="de-DE"/>
-          <w14:ligatures w14:val="none"/>
-        </w:rPr>
-      </w:pPr>
-      <w:r>
-        <w:rPr>
-          <w:rFonts w:eastAsia="Times New Roman" w:cs="Arial"/>
+          <w:rFonts w:ascii="Arial" w:eastAsia="Times New Roman" w:hAnsi="Arial" w:cs="Arial"/>
+          <w:color w:val="000000"/>
+          <w:kern w:val="0"/>
+          <w:lang w:eastAsia="de-DE"/>
+          <w14:ligatures w14:val="none"/>
+        </w:rPr>
+      </w:pPr>
+      <w:r>
+        <w:rPr>
+          <w:rFonts w:ascii="Arial" w:eastAsia="Times New Roman" w:hAnsi="Arial" w:cs="Arial"/>
           <w:b/>
           <w:bCs/>
           <w:color w:val="000000"/>
@@ -152,51 +149,39 @@
       </w:r>
       <w:r>
         <w:rPr>
-          <w:rFonts w:eastAsia="Times New Roman" w:cs="Arial"/>
-          <w:color w:val="000000"/>
-          <w:kern w:val="0"/>
-          <w:lang w:eastAsia="de-DE"/>
-          <w14:ligatures w14:val="none"/>
-        </w:rPr>
-        <w:t xml:space="preserve"> Google Gemini (Modellversion 2.0 Flash </w:t>
-      </w:r>
-      <w:proofErr w:type="spellStart"/>
-      <w:r>
-        <w:rPr>
-          <w:rFonts w:eastAsia="Times New Roman" w:cs="Arial"/>
-          <w:color w:val="000000"/>
-          <w:kern w:val="0"/>
-          <w:lang w:eastAsia="de-DE"/>
-          <w14:ligatures w14:val="none"/>
-        </w:rPr>
-        <w:t>Thinking</w:t>
-      </w:r>
-      <w:proofErr w:type="spellEnd"/>
-      <w:r>
-        <w:rPr>
-          <w:rFonts w:eastAsia="Times New Roman" w:cs="Arial"/>
-          <w:color w:val="000000"/>
-          <w:kern w:val="0"/>
-          <w:lang w:eastAsia="de-DE"/>
-          <w14:ligatures w14:val="none"/>
-        </w:rPr>
-        <w:t>)</w:t>
+          <w:rFonts w:ascii="Arial" w:eastAsia="Times New Roman" w:hAnsi="Arial" w:cs="Arial"/>
+          <w:color w:val="000000"/>
+          <w:kern w:val="0"/>
+          <w:lang w:eastAsia="de-DE"/>
+          <w14:ligatures w14:val="none"/>
+        </w:rPr>
+        <w:t xml:space="preserve"> </w:t>
+      </w:r>
+      <w:r>
+        <w:rPr>
+          <w:rFonts w:ascii="Arial" w:eastAsia="Times New Roman" w:hAnsi="Arial" w:cs="Arial"/>
+          <w:color w:val="000000"/>
+          <w:kern w:val="0"/>
+          <w:lang w:eastAsia="de-DE"/>
+          <w14:ligatures w14:val="none"/>
+        </w:rPr>
+        <w:t>Google Gemini (Modellversion 3.1 Pro)</w:t>
       </w:r>
     </w:p>
     <w:p>
       <w:pPr>
         <w:spacing w:after="100" w:afterAutospacing="1"/>
         <w:rPr>
-          <w:rFonts w:eastAsia="Times New Roman" w:cs="Arial"/>
-          <w:color w:val="000000"/>
-          <w:kern w:val="0"/>
-          <w:lang w:eastAsia="de-DE"/>
-          <w14:ligatures w14:val="none"/>
-        </w:rPr>
-      </w:pPr>
-      <w:r>
-        <w:rPr>
-          <w:rFonts w:eastAsia="Times New Roman" w:cs="Arial"/>
+          <w:rFonts w:ascii="Arial" w:eastAsia="Times New Roman" w:hAnsi="Arial" w:cs="Arial"/>
+          <w:color w:val="000000"/>
+          <w:kern w:val="0"/>
+          <w:lang w:eastAsia="de-DE"/>
+          <w14:ligatures w14:val="none"/>
+        </w:rPr>
+      </w:pPr>
+      <w:r>
+        <w:rPr>
+          <w:rFonts w:ascii="Arial" w:eastAsia="Times New Roman" w:hAnsi="Arial" w:cs="Arial"/>
           <w:b/>
           <w:bCs/>
           <w:color w:val="000000"/>
@@ -208,29 +193,39 @@
       </w:r>
       <w:r>
         <w:rPr>
-          <w:rFonts w:eastAsia="Times New Roman" w:cs="Arial"/>
-          <w:color w:val="000000"/>
-          <w:kern w:val="0"/>
-          <w:lang w:eastAsia="de-DE"/>
-          <w14:ligatures w14:val="none"/>
-        </w:rPr>
-        <w:t> Senior Developer / Coding Partner</w:t>
+          <w:rFonts w:ascii="Arial" w:eastAsia="Times New Roman" w:hAnsi="Arial" w:cs="Arial"/>
+          <w:color w:val="000000"/>
+          <w:kern w:val="0"/>
+          <w:lang w:eastAsia="de-DE"/>
+          <w14:ligatures w14:val="none"/>
+        </w:rPr>
+        <w:t xml:space="preserve"> </w:t>
+      </w:r>
+      <w:r>
+        <w:rPr>
+          <w:rFonts w:ascii="Arial" w:eastAsia="Times New Roman" w:hAnsi="Arial" w:cs="Arial"/>
+          <w:color w:val="000000"/>
+          <w:kern w:val="0"/>
+          <w:lang w:eastAsia="de-DE"/>
+          <w14:ligatures w14:val="none"/>
+        </w:rPr>
+        <w:t>Coding Partner</w:t>
       </w:r>
     </w:p>
     <w:p>
       <w:pPr>
         <w:spacing w:after="100" w:afterAutospacing="1"/>
         <w:rPr>
-          <w:rFonts w:eastAsia="Times New Roman" w:cs="Arial"/>
-          <w:color w:val="000000"/>
-          <w:kern w:val="0"/>
-          <w:lang w:eastAsia="de-DE"/>
-          <w14:ligatures w14:val="none"/>
-        </w:rPr>
-      </w:pPr>
-      <w:r>
-        <w:rPr>
-          <w:rFonts w:eastAsia="Times New Roman" w:cs="Arial"/>
+          <w:rFonts w:ascii="Arial" w:eastAsia="Times New Roman" w:hAnsi="Arial" w:cs="Arial"/>
+          <w:color w:val="000000"/>
+          <w:kern w:val="0"/>
+          <w:lang w:eastAsia="de-DE"/>
+          <w14:ligatures w14:val="none"/>
+        </w:rPr>
+      </w:pPr>
+      <w:r>
+        <w:rPr>
+          <w:rFonts w:ascii="Arial" w:eastAsia="Times New Roman" w:hAnsi="Arial" w:cs="Arial"/>
           <w:b/>
           <w:bCs/>
           <w:color w:val="000000"/>
@@ -242,36 +237,72 @@
       </w:r>
       <w:r>
         <w:rPr>
-          <w:rFonts w:eastAsia="Times New Roman" w:cs="Arial"/>
-          <w:color w:val="000000"/>
-          <w:kern w:val="0"/>
-          <w:lang w:eastAsia="de-DE"/>
-          <w14:ligatures w14:val="none"/>
-        </w:rPr>
-        <w:t> Woche 2 (Backend-Entwicklung)</w:t>
+          <w:rFonts w:ascii="Arial" w:eastAsia="Times New Roman" w:hAnsi="Arial" w:cs="Arial"/>
+          <w:color w:val="000000"/>
+          <w:kern w:val="0"/>
+          <w:lang w:eastAsia="de-DE"/>
+          <w14:ligatures w14:val="none"/>
+        </w:rPr>
+        <w:t xml:space="preserve"> </w:t>
+      </w:r>
+      <w:r>
+        <w:rPr>
+          <w:rFonts w:ascii="Arial" w:eastAsia="Times New Roman" w:hAnsi="Arial" w:cs="Arial"/>
+          <w:color w:val="000000"/>
+          <w:kern w:val="0"/>
+          <w:lang w:eastAsia="de-DE"/>
+          <w14:ligatures w14:val="none"/>
+        </w:rPr>
+        <w:t xml:space="preserve">Woche 2 &amp; Woche 3 (Backend-Entwicklung, </w:t>
+      </w:r>
+      <w:proofErr w:type="spellStart"/>
+      <w:r>
+        <w:rPr>
+          <w:rFonts w:ascii="Arial" w:eastAsia="Times New Roman" w:hAnsi="Arial" w:cs="Arial"/>
+          <w:color w:val="000000"/>
+          <w:kern w:val="0"/>
+          <w:lang w:eastAsia="de-DE"/>
+          <w14:ligatures w14:val="none"/>
+        </w:rPr>
+        <w:t>Refactoring</w:t>
+      </w:r>
+      <w:proofErr w:type="spellEnd"/>
+      <w:r>
+        <w:rPr>
+          <w:rFonts w:ascii="Arial" w:eastAsia="Times New Roman" w:hAnsi="Arial" w:cs="Arial"/>
+          <w:color w:val="000000"/>
+          <w:kern w:val="0"/>
+          <w:lang w:eastAsia="de-DE"/>
+          <w14:ligatures w14:val="none"/>
+        </w:rPr>
+        <w:t xml:space="preserve"> &amp; Frontend-Basis)</w:t>
       </w:r>
     </w:p>
     <w:p>
       <w:pPr>
         <w:spacing w:after="100" w:afterAutospacing="1"/>
-        <w:outlineLvl w:val="1"/>
-        <w:rPr>
-          <w:rFonts w:eastAsia="Times New Roman" w:cs="Arial"/>
+        <w:outlineLvl w:val="2"/>
+        <w:rPr>
+          <w:rFonts w:ascii="Arial" w:eastAsia="Times New Roman" w:hAnsi="Arial" w:cs="Arial"/>
           <w:b/>
           <w:bCs/>
           <w:color w:val="000000"/>
           <w:kern w:val="0"/>
-          <w:lang w:eastAsia="de-DE"/>
-          <w14:ligatures w14:val="none"/>
-        </w:rPr>
-      </w:pPr>
-      <w:r>
-        <w:rPr>
-          <w:rFonts w:eastAsia="Times New Roman" w:cs="Arial"/>
+          <w:sz w:val="27"/>
+          <w:szCs w:val="27"/>
+          <w:lang w:eastAsia="de-DE"/>
+          <w14:ligatures w14:val="none"/>
+        </w:rPr>
+      </w:pPr>
+      <w:r>
+        <w:rPr>
+          <w:rFonts w:ascii="Arial" w:eastAsia="Times New Roman" w:hAnsi="Arial" w:cs="Arial"/>
           <w:b/>
           <w:bCs/>
           <w:color w:val="000000"/>
           <w:kern w:val="0"/>
+          <w:sz w:val="27"/>
+          <w:szCs w:val="27"/>
           <w:lang w:eastAsia="de-DE"/>
           <w14:ligatures w14:val="none"/>
         </w:rPr>
@@ -282,16 +313,16 @@
       <w:pPr>
         <w:spacing w:after="100" w:afterAutospacing="1"/>
         <w:rPr>
-          <w:rFonts w:eastAsia="Times New Roman" w:cs="Arial"/>
-          <w:color w:val="000000"/>
-          <w:kern w:val="0"/>
-          <w:lang w:eastAsia="de-DE"/>
-          <w14:ligatures w14:val="none"/>
-        </w:rPr>
-      </w:pPr>
-      <w:r>
-        <w:rPr>
-          <w:rFonts w:eastAsia="Times New Roman" w:cs="Arial"/>
+          <w:rFonts w:ascii="Arial" w:eastAsia="Times New Roman" w:hAnsi="Arial" w:cs="Arial"/>
+          <w:color w:val="000000"/>
+          <w:kern w:val="0"/>
+          <w:lang w:eastAsia="de-DE"/>
+          <w14:ligatures w14:val="none"/>
+        </w:rPr>
+      </w:pPr>
+      <w:r>
+        <w:rPr>
+          <w:rFonts w:ascii="Arial" w:eastAsia="Times New Roman" w:hAnsi="Arial" w:cs="Arial"/>
           <w:color w:val="000000"/>
           <w:kern w:val="0"/>
           <w:lang w:eastAsia="de-DE"/>
@@ -302,7 +333,7 @@
       <w:proofErr w:type="spellStart"/>
       <w:r>
         <w:rPr>
-          <w:rFonts w:eastAsia="Times New Roman" w:cs="Arial"/>
+          <w:rFonts w:ascii="Arial" w:eastAsia="Times New Roman" w:hAnsi="Arial" w:cs="Arial"/>
           <w:color w:val="000000"/>
           <w:kern w:val="0"/>
           <w:lang w:eastAsia="de-DE"/>
@@ -313,7 +344,7 @@
       <w:proofErr w:type="spellEnd"/>
       <w:r>
         <w:rPr>
-          <w:rFonts w:eastAsia="Times New Roman" w:cs="Arial"/>
+          <w:rFonts w:ascii="Arial" w:eastAsia="Times New Roman" w:hAnsi="Arial" w:cs="Arial"/>
           <w:color w:val="000000"/>
           <w:kern w:val="0"/>
           <w:lang w:eastAsia="de-DE"/>
@@ -326,20 +357,20 @@
       <w:pPr>
         <w:numPr>
           <w:ilvl w:val="0"/>
-          <w:numId w:val="3"/>
+          <w:numId w:val="10"/>
         </w:numPr>
         <w:spacing w:after="100" w:afterAutospacing="1"/>
         <w:rPr>
-          <w:rFonts w:eastAsia="Times New Roman" w:cs="Arial"/>
-          <w:color w:val="000000"/>
-          <w:kern w:val="0"/>
-          <w:lang w:eastAsia="de-DE"/>
-          <w14:ligatures w14:val="none"/>
-        </w:rPr>
-      </w:pPr>
-      <w:r>
-        <w:rPr>
-          <w:rFonts w:eastAsia="Times New Roman" w:cs="Arial"/>
+          <w:rFonts w:ascii="Arial" w:eastAsia="Times New Roman" w:hAnsi="Arial" w:cs="Arial"/>
+          <w:color w:val="000000"/>
+          <w:kern w:val="0"/>
+          <w:lang w:eastAsia="de-DE"/>
+          <w14:ligatures w14:val="none"/>
+        </w:rPr>
+      </w:pPr>
+      <w:r>
+        <w:rPr>
+          <w:rFonts w:ascii="Arial" w:eastAsia="Times New Roman" w:hAnsi="Arial" w:cs="Arial"/>
           <w:b/>
           <w:bCs/>
           <w:color w:val="000000"/>
@@ -351,33 +382,44 @@
       </w:r>
       <w:r>
         <w:rPr>
-          <w:rFonts w:eastAsia="Times New Roman" w:cs="Arial"/>
-          <w:color w:val="000000"/>
-          <w:kern w:val="0"/>
-          <w:lang w:eastAsia="de-DE"/>
-          <w14:ligatures w14:val="none"/>
-        </w:rPr>
-        <w:t> Validierung des Datenbank-Schemas.</w:t>
+          <w:rFonts w:ascii="Arial" w:eastAsia="Times New Roman" w:hAnsi="Arial" w:cs="Arial"/>
+          <w:color w:val="000000"/>
+          <w:kern w:val="0"/>
+          <w:lang w:eastAsia="de-DE"/>
+          <w14:ligatures w14:val="none"/>
+        </w:rPr>
+        <w:t xml:space="preserve"> </w:t>
+      </w:r>
+      <w:r>
+        <w:rPr>
+          <w:rFonts w:ascii="Arial" w:eastAsia="Times New Roman" w:hAnsi="Arial" w:cs="Arial"/>
+          <w:color w:val="000000"/>
+          <w:kern w:val="0"/>
+          <w:lang w:eastAsia="de-DE"/>
+          <w14:ligatures w14:val="none"/>
+        </w:rPr>
+        <w:t>Validierung des Datenbank-Schemas und Aufbau einer sauberen MVC/Service-Struktur.</w:t>
       </w:r>
     </w:p>
     <w:p>
       <w:pPr>
         <w:numPr>
           <w:ilvl w:val="0"/>
-          <w:numId w:val="3"/>
+          <w:numId w:val="10"/>
         </w:numPr>
         <w:spacing w:after="100" w:afterAutospacing="1"/>
         <w:rPr>
-          <w:rFonts w:eastAsia="Times New Roman" w:cs="Arial"/>
-          <w:color w:val="000000"/>
-          <w:kern w:val="0"/>
-          <w:lang w:eastAsia="de-DE"/>
-          <w14:ligatures w14:val="none"/>
-        </w:rPr>
-      </w:pPr>
-      <w:r>
-        <w:rPr>
-          <w:rFonts w:eastAsia="Times New Roman" w:cs="Arial"/>
+          <w:rFonts w:ascii="Arial" w:eastAsia="Times New Roman" w:hAnsi="Arial" w:cs="Arial"/>
+          <w:color w:val="000000"/>
+          <w:kern w:val="0"/>
+          <w:lang w:eastAsia="de-DE"/>
+          <w14:ligatures w14:val="none"/>
+        </w:rPr>
+      </w:pPr>
+      <w:proofErr w:type="spellStart"/>
+      <w:r>
+        <w:rPr>
+          <w:rFonts w:ascii="Arial" w:eastAsia="Times New Roman" w:hAnsi="Arial" w:cs="Arial"/>
           <w:b/>
           <w:bCs/>
           <w:color w:val="000000"/>
@@ -385,12 +427,12 @@
           <w:lang w:eastAsia="de-DE"/>
           <w14:ligatures w14:val="none"/>
         </w:rPr>
-        <w:t>Fleißarbeit (</w:t>
-      </w:r>
-      <w:proofErr w:type="spellStart"/>
-      <w:r>
-        <w:rPr>
-          <w:rFonts w:eastAsia="Times New Roman" w:cs="Arial"/>
+        <w:t>Seeding</w:t>
+      </w:r>
+      <w:proofErr w:type="spellEnd"/>
+      <w:r>
+        <w:rPr>
+          <w:rFonts w:ascii="Arial" w:eastAsia="Times New Roman" w:hAnsi="Arial" w:cs="Arial"/>
           <w:b/>
           <w:bCs/>
           <w:color w:val="000000"/>
@@ -398,50 +440,124 @@
           <w:lang w:eastAsia="de-DE"/>
           <w14:ligatures w14:val="none"/>
         </w:rPr>
-        <w:t>Seeding</w:t>
-      </w:r>
-      <w:proofErr w:type="spellEnd"/>
-      <w:r>
-        <w:rPr>
-          <w:rFonts w:eastAsia="Times New Roman" w:cs="Arial"/>
+        <w:t xml:space="preserve"> &amp; Models:</w:t>
+      </w:r>
+      <w:r>
+        <w:rPr>
+          <w:rFonts w:ascii="Arial" w:eastAsia="Times New Roman" w:hAnsi="Arial" w:cs="Arial"/>
+          <w:color w:val="000000"/>
+          <w:kern w:val="0"/>
+          <w:lang w:eastAsia="de-DE"/>
+          <w14:ligatures w14:val="none"/>
+        </w:rPr>
+        <w:t xml:space="preserve"> </w:t>
+      </w:r>
+      <w:r>
+        <w:rPr>
+          <w:rFonts w:ascii="Arial" w:eastAsia="Times New Roman" w:hAnsi="Arial" w:cs="Arial"/>
+          <w:color w:val="000000"/>
+          <w:kern w:val="0"/>
+          <w:lang w:eastAsia="de-DE"/>
+          <w14:ligatures w14:val="none"/>
+        </w:rPr>
+        <w:t>Generierung großer Datensätze (70+ Übungen) sowie das Schreiben von fehlerfreien Dart-Datenklassen (Models) für das Frontend.</w:t>
+      </w:r>
+    </w:p>
+    <w:p>
+      <w:pPr>
+        <w:spacing w:after="100" w:afterAutospacing="1"/>
+        <w:outlineLvl w:val="2"/>
+        <w:rPr>
+          <w:rFonts w:ascii="Arial" w:eastAsia="Times New Roman" w:hAnsi="Arial" w:cs="Arial"/>
           <w:b/>
           <w:bCs/>
           <w:color w:val="000000"/>
           <w:kern w:val="0"/>
-          <w:lang w:eastAsia="de-DE"/>
-          <w14:ligatures w14:val="none"/>
-        </w:rPr>
-        <w:t>):</w:t>
-      </w:r>
-      <w:r>
-        <w:rPr>
-          <w:rFonts w:eastAsia="Times New Roman" w:cs="Arial"/>
-          <w:color w:val="000000"/>
-          <w:kern w:val="0"/>
-          <w:lang w:eastAsia="de-DE"/>
-          <w14:ligatures w14:val="none"/>
-        </w:rPr>
-        <w:t> Generierung großer Datensätze (70+ Übungen), was manuell Stunden gedauert hätte.</w:t>
+          <w:sz w:val="27"/>
+          <w:szCs w:val="27"/>
+          <w:lang w:eastAsia="de-DE"/>
+          <w14:ligatures w14:val="none"/>
+        </w:rPr>
+      </w:pPr>
+      <w:r>
+        <w:rPr>
+          <w:rFonts w:ascii="Arial" w:eastAsia="Times New Roman" w:hAnsi="Arial" w:cs="Arial"/>
+          <w:b/>
+          <w:bCs/>
+          <w:color w:val="000000"/>
+          <w:kern w:val="0"/>
+          <w:sz w:val="27"/>
+          <w:szCs w:val="27"/>
+          <w:lang w:eastAsia="de-DE"/>
+          <w14:ligatures w14:val="none"/>
+        </w:rPr>
+        <w:t>2. Exemplarische Prompts &amp; Ergebnisse</w:t>
       </w:r>
     </w:p>
     <w:p>
       <w:pPr>
+        <w:spacing w:after="100" w:afterAutospacing="1"/>
+        <w:rPr>
+          <w:rFonts w:ascii="Arial" w:eastAsia="Times New Roman" w:hAnsi="Arial" w:cs="Arial"/>
+          <w:color w:val="000000"/>
+          <w:kern w:val="0"/>
+          <w:lang w:eastAsia="de-DE"/>
+          <w14:ligatures w14:val="none"/>
+        </w:rPr>
+      </w:pPr>
+      <w:r>
+        <w:rPr>
+          <w:rFonts w:ascii="Arial" w:eastAsia="Times New Roman" w:hAnsi="Arial" w:cs="Arial"/>
+          <w:color w:val="000000"/>
+          <w:kern w:val="0"/>
+          <w:lang w:eastAsia="de-DE"/>
+          <w14:ligatures w14:val="none"/>
+        </w:rPr>
+        <w:t>Hier sind die entscheidenden Prompts, die zur finalen Backend-Struktur und zum Frontend-Fundament geführt haben.</w:t>
+      </w:r>
+    </w:p>
+    <w:p>
+      <w:pPr>
+        <w:spacing w:after="100" w:afterAutospacing="1"/>
+        <w:rPr>
+          <w:rFonts w:ascii="Arial" w:eastAsia="Times New Roman" w:hAnsi="Arial" w:cs="Arial"/>
+          <w:color w:val="000000"/>
+          <w:kern w:val="0"/>
+          <w:lang w:eastAsia="de-DE"/>
+          <w14:ligatures w14:val="none"/>
+        </w:rPr>
+      </w:pPr>
+      <w:r>
+        <w:rPr>
+          <w:rFonts w:ascii="Arial" w:eastAsia="Times New Roman" w:hAnsi="Arial" w:cs="Arial"/>
+          <w:b/>
+          <w:bCs/>
+          <w:color w:val="000000"/>
+          <w:kern w:val="0"/>
+          <w:lang w:eastAsia="de-DE"/>
+          <w14:ligatures w14:val="none"/>
+        </w:rPr>
+        <w:t>Phase 1: Datenbank-Architektur &amp; Basis</w:t>
+      </w:r>
+    </w:p>
+    <w:p>
+      <w:pPr>
         <w:numPr>
           <w:ilvl w:val="0"/>
-          <w:numId w:val="3"/>
+          <w:numId w:val="11"/>
         </w:numPr>
         <w:spacing w:after="100" w:afterAutospacing="1"/>
         <w:rPr>
-          <w:rFonts w:eastAsia="Times New Roman" w:cs="Arial"/>
-          <w:color w:val="000000"/>
-          <w:kern w:val="0"/>
-          <w:lang w:eastAsia="de-DE"/>
-          <w14:ligatures w14:val="none"/>
-        </w:rPr>
-      </w:pPr>
-      <w:r>
-        <w:rPr>
-          <w:rFonts w:eastAsia="Times New Roman" w:cs="Arial"/>
+          <w:rFonts w:ascii="Arial" w:eastAsia="Times New Roman" w:hAnsi="Arial" w:cs="Arial"/>
+          <w:color w:val="000000"/>
+          <w:kern w:val="0"/>
+          <w:lang w:eastAsia="de-DE"/>
+          <w14:ligatures w14:val="none"/>
+        </w:rPr>
+      </w:pPr>
+      <w:r>
+        <w:rPr>
+          <w:rFonts w:ascii="Arial" w:eastAsia="Times New Roman" w:hAnsi="Arial" w:cs="Arial"/>
           <w:b/>
           <w:bCs/>
           <w:color w:val="000000"/>
@@ -449,59 +565,47 @@
           <w:lang w:eastAsia="de-DE"/>
           <w14:ligatures w14:val="none"/>
         </w:rPr>
-        <w:t>Logik-Implementierung:</w:t>
-      </w:r>
-      <w:r>
-        <w:rPr>
-          <w:rFonts w:eastAsia="Times New Roman" w:cs="Arial"/>
-          <w:color w:val="000000"/>
-          <w:kern w:val="0"/>
-          <w:lang w:eastAsia="de-DE"/>
-          <w14:ligatures w14:val="none"/>
-        </w:rPr>
-        <w:t xml:space="preserve"> Entwicklung komplexer Algorithmen (z. B. das Ranking-System), </w:t>
-      </w:r>
-      <w:proofErr w:type="gramStart"/>
-      <w:r>
-        <w:rPr>
-          <w:rFonts w:eastAsia="Times New Roman" w:cs="Arial"/>
-          <w:color w:val="000000"/>
-          <w:kern w:val="0"/>
-          <w:lang w:eastAsia="de-DE"/>
-          <w14:ligatures w14:val="none"/>
-        </w:rPr>
-        <w:t>die mathematische Vergleiche</w:t>
-      </w:r>
-      <w:proofErr w:type="gramEnd"/>
-      <w:r>
-        <w:rPr>
-          <w:rFonts w:eastAsia="Times New Roman" w:cs="Arial"/>
-          <w:color w:val="000000"/>
-          <w:kern w:val="0"/>
-          <w:lang w:eastAsia="de-DE"/>
-          <w14:ligatures w14:val="none"/>
-        </w:rPr>
-        <w:t xml:space="preserve"> erfordern.</w:t>
+        <w:t>Ziel:</w:t>
+      </w:r>
+      <w:r>
+        <w:rPr>
+          <w:rFonts w:ascii="Arial" w:eastAsia="Times New Roman" w:hAnsi="Arial" w:cs="Arial"/>
+          <w:color w:val="000000"/>
+          <w:kern w:val="0"/>
+          <w:lang w:eastAsia="de-DE"/>
+          <w14:ligatures w14:val="none"/>
+        </w:rPr>
+        <w:t xml:space="preserve"> </w:t>
+      </w:r>
+      <w:r>
+        <w:rPr>
+          <w:rFonts w:ascii="Arial" w:eastAsia="Times New Roman" w:hAnsi="Arial" w:cs="Arial"/>
+          <w:color w:val="000000"/>
+          <w:kern w:val="0"/>
+          <w:lang w:eastAsia="de-DE"/>
+          <w14:ligatures w14:val="none"/>
+        </w:rPr>
+        <w:t>Erstellung eines robusten SQLite-Schemas, das über einfache CRUD-Operationen hinausgeht.</w:t>
       </w:r>
     </w:p>
     <w:p>
       <w:pPr>
         <w:numPr>
           <w:ilvl w:val="0"/>
-          <w:numId w:val="3"/>
+          <w:numId w:val="11"/>
         </w:numPr>
         <w:spacing w:after="100" w:afterAutospacing="1"/>
         <w:rPr>
-          <w:rFonts w:eastAsia="Times New Roman" w:cs="Arial"/>
-          <w:color w:val="000000"/>
-          <w:kern w:val="0"/>
-          <w:lang w:eastAsia="de-DE"/>
-          <w14:ligatures w14:val="none"/>
-        </w:rPr>
-      </w:pPr>
-      <w:r>
-        <w:rPr>
-          <w:rFonts w:eastAsia="Times New Roman" w:cs="Arial"/>
+          <w:rFonts w:ascii="Arial" w:eastAsia="Times New Roman" w:hAnsi="Arial" w:cs="Arial"/>
+          <w:color w:val="000000"/>
+          <w:kern w:val="0"/>
+          <w:lang w:eastAsia="de-DE"/>
+          <w14:ligatures w14:val="none"/>
+        </w:rPr>
+      </w:pPr>
+      <w:r>
+        <w:rPr>
+          <w:rFonts w:ascii="Arial" w:eastAsia="Times New Roman" w:hAnsi="Arial" w:cs="Arial"/>
           <w:b/>
           <w:bCs/>
           <w:color w:val="000000"/>
@@ -509,25 +613,75 @@
           <w:lang w:eastAsia="de-DE"/>
           <w14:ligatures w14:val="none"/>
         </w:rPr>
-        <w:t>Fehlerbehebung:</w:t>
-      </w:r>
-      <w:r>
-        <w:rPr>
-          <w:rFonts w:eastAsia="Times New Roman" w:cs="Arial"/>
-          <w:color w:val="000000"/>
-          <w:kern w:val="0"/>
-          <w:lang w:eastAsia="de-DE"/>
-          <w14:ligatures w14:val="none"/>
-        </w:rPr>
-        <w:t> Analyse von spezifischen Netzwerk-Problemen (Android Emulator).</w:t>
+        <w:t>Prompt:</w:t>
+      </w:r>
+      <w:r>
+        <w:rPr>
+          <w:rFonts w:ascii="Arial" w:eastAsia="Times New Roman" w:hAnsi="Arial" w:cs="Arial"/>
+          <w:color w:val="000000"/>
+          <w:kern w:val="0"/>
+          <w:lang w:eastAsia="de-DE"/>
+          <w14:ligatures w14:val="none"/>
+        </w:rPr>
+        <w:t xml:space="preserve"> </w:t>
+      </w:r>
+      <w:r>
+        <w:rPr>
+          <w:rFonts w:ascii="Arial" w:eastAsia="Times New Roman" w:hAnsi="Arial" w:cs="Arial"/>
+          <w:i/>
+          <w:iCs/>
+          <w:color w:val="000000"/>
+          <w:kern w:val="0"/>
+          <w:lang w:eastAsia="de-DE"/>
+          <w14:ligatures w14:val="none"/>
+        </w:rPr>
+        <w:t xml:space="preserve">"Erstelle ein Express.js </w:t>
+      </w:r>
+      <w:proofErr w:type="gramStart"/>
+      <w:r>
+        <w:rPr>
+          <w:rFonts w:ascii="Arial" w:eastAsia="Times New Roman" w:hAnsi="Arial" w:cs="Arial"/>
+          <w:i/>
+          <w:iCs/>
+          <w:color w:val="000000"/>
+          <w:kern w:val="0"/>
+          <w:lang w:eastAsia="de-DE"/>
+          <w14:ligatures w14:val="none"/>
+        </w:rPr>
+        <w:t>Backend</w:t>
+      </w:r>
+      <w:proofErr w:type="gramEnd"/>
+      <w:r>
+        <w:rPr>
+          <w:rFonts w:ascii="Arial" w:eastAsia="Times New Roman" w:hAnsi="Arial" w:cs="Arial"/>
+          <w:i/>
+          <w:iCs/>
+          <w:color w:val="000000"/>
+          <w:kern w:val="0"/>
+          <w:lang w:eastAsia="de-DE"/>
+          <w14:ligatures w14:val="none"/>
+        </w:rPr>
+        <w:t xml:space="preserve"> mit SQLite. Ich brauche Tabellen für Übungen und Workouts. Füge außerdem Tabellen für Trainingspläne (Routinen) und Körpermaße hinzu."</w:t>
       </w:r>
     </w:p>
     <w:p>
       <w:pPr>
+        <w:numPr>
+          <w:ilvl w:val="0"/>
+          <w:numId w:val="11"/>
+        </w:numPr>
         <w:spacing w:after="100" w:afterAutospacing="1"/>
-        <w:outlineLvl w:val="1"/>
-        <w:rPr>
-          <w:rFonts w:eastAsia="Times New Roman" w:cs="Arial"/>
+        <w:rPr>
+          <w:rFonts w:ascii="Arial" w:eastAsia="Times New Roman" w:hAnsi="Arial" w:cs="Arial"/>
+          <w:color w:val="000000"/>
+          <w:kern w:val="0"/>
+          <w:lang w:eastAsia="de-DE"/>
+          <w14:ligatures w14:val="none"/>
+        </w:rPr>
+      </w:pPr>
+      <w:r>
+        <w:rPr>
+          <w:rFonts w:ascii="Arial" w:eastAsia="Times New Roman" w:hAnsi="Arial" w:cs="Arial"/>
           <w:b/>
           <w:bCs/>
           <w:color w:val="000000"/>
@@ -535,10 +689,247 @@
           <w:lang w:eastAsia="de-DE"/>
           <w14:ligatures w14:val="none"/>
         </w:rPr>
-      </w:pPr>
-      <w:r>
-        <w:rPr>
-          <w:rFonts w:eastAsia="Times New Roman" w:cs="Arial"/>
+        <w:t>Ergebnis:</w:t>
+      </w:r>
+      <w:r>
+        <w:rPr>
+          <w:rFonts w:ascii="Arial" w:eastAsia="Times New Roman" w:hAnsi="Arial" w:cs="Arial"/>
+          <w:color w:val="000000"/>
+          <w:kern w:val="0"/>
+          <w:lang w:eastAsia="de-DE"/>
+          <w14:ligatures w14:val="none"/>
+        </w:rPr>
+        <w:t xml:space="preserve"> </w:t>
+      </w:r>
+      <w:r>
+        <w:rPr>
+          <w:rFonts w:ascii="Arial" w:eastAsia="Times New Roman" w:hAnsi="Arial" w:cs="Arial"/>
+          <w:color w:val="000000"/>
+          <w:kern w:val="0"/>
+          <w:lang w:eastAsia="de-DE"/>
+          <w14:ligatures w14:val="none"/>
+        </w:rPr>
+        <w:t>Ein relationales Modell mit 6 Tabellen (</w:t>
+      </w:r>
+      <w:proofErr w:type="spellStart"/>
+      <w:r>
+        <w:rPr>
+          <w:rFonts w:ascii="Arial" w:eastAsia="Times New Roman" w:hAnsi="Arial" w:cs="Arial"/>
+          <w:color w:val="000000"/>
+          <w:kern w:val="0"/>
+          <w:lang w:eastAsia="de-DE"/>
+          <w14:ligatures w14:val="none"/>
+        </w:rPr>
+        <w:t>exercises</w:t>
+      </w:r>
+      <w:proofErr w:type="spellEnd"/>
+      <w:r>
+        <w:rPr>
+          <w:rFonts w:ascii="Arial" w:eastAsia="Times New Roman" w:hAnsi="Arial" w:cs="Arial"/>
+          <w:color w:val="000000"/>
+          <w:kern w:val="0"/>
+          <w:lang w:eastAsia="de-DE"/>
+          <w14:ligatures w14:val="none"/>
+        </w:rPr>
+        <w:t>,</w:t>
+      </w:r>
+      <w:r>
+        <w:rPr>
+          <w:rFonts w:ascii="Arial" w:eastAsia="Times New Roman" w:hAnsi="Arial" w:cs="Arial"/>
+          <w:color w:val="000000"/>
+          <w:kern w:val="0"/>
+          <w:lang w:eastAsia="de-DE"/>
+          <w14:ligatures w14:val="none"/>
+        </w:rPr>
+        <w:t xml:space="preserve"> </w:t>
+      </w:r>
+      <w:proofErr w:type="spellStart"/>
+      <w:r>
+        <w:rPr>
+          <w:rFonts w:ascii="Arial" w:eastAsia="Times New Roman" w:hAnsi="Arial" w:cs="Arial"/>
+          <w:color w:val="000000"/>
+          <w:kern w:val="0"/>
+          <w:lang w:eastAsia="de-DE"/>
+          <w14:ligatures w14:val="none"/>
+        </w:rPr>
+        <w:t>workouts</w:t>
+      </w:r>
+      <w:proofErr w:type="spellEnd"/>
+      <w:r>
+        <w:rPr>
+          <w:rFonts w:ascii="Arial" w:eastAsia="Times New Roman" w:hAnsi="Arial" w:cs="Arial"/>
+          <w:color w:val="000000"/>
+          <w:kern w:val="0"/>
+          <w:lang w:eastAsia="de-DE"/>
+          <w14:ligatures w14:val="none"/>
+        </w:rPr>
+        <w:t>,</w:t>
+      </w:r>
+      <w:r>
+        <w:rPr>
+          <w:rFonts w:ascii="Arial" w:eastAsia="Times New Roman" w:hAnsi="Arial" w:cs="Arial"/>
+          <w:color w:val="000000"/>
+          <w:kern w:val="0"/>
+          <w:lang w:eastAsia="de-DE"/>
+          <w14:ligatures w14:val="none"/>
+        </w:rPr>
+        <w:t xml:space="preserve"> </w:t>
+      </w:r>
+      <w:proofErr w:type="spellStart"/>
+      <w:r>
+        <w:rPr>
+          <w:rFonts w:ascii="Arial" w:eastAsia="Times New Roman" w:hAnsi="Arial" w:cs="Arial"/>
+          <w:color w:val="000000"/>
+          <w:kern w:val="0"/>
+          <w:lang w:eastAsia="de-DE"/>
+          <w14:ligatures w14:val="none"/>
+        </w:rPr>
+        <w:t>routines</w:t>
+      </w:r>
+      <w:proofErr w:type="spellEnd"/>
+      <w:r>
+        <w:rPr>
+          <w:rFonts w:ascii="Arial" w:eastAsia="Times New Roman" w:hAnsi="Arial" w:cs="Arial"/>
+          <w:color w:val="000000"/>
+          <w:kern w:val="0"/>
+          <w:lang w:eastAsia="de-DE"/>
+          <w14:ligatures w14:val="none"/>
+        </w:rPr>
+        <w:t>,</w:t>
+      </w:r>
+      <w:r>
+        <w:rPr>
+          <w:rFonts w:ascii="Arial" w:eastAsia="Times New Roman" w:hAnsi="Arial" w:cs="Arial"/>
+          <w:color w:val="000000"/>
+          <w:kern w:val="0"/>
+          <w:lang w:eastAsia="de-DE"/>
+          <w14:ligatures w14:val="none"/>
+        </w:rPr>
+        <w:t xml:space="preserve"> </w:t>
+      </w:r>
+      <w:proofErr w:type="spellStart"/>
+      <w:r>
+        <w:rPr>
+          <w:rFonts w:ascii="Arial" w:eastAsia="Times New Roman" w:hAnsi="Arial" w:cs="Arial"/>
+          <w:color w:val="000000"/>
+          <w:kern w:val="0"/>
+          <w:lang w:eastAsia="de-DE"/>
+          <w14:ligatures w14:val="none"/>
+        </w:rPr>
+        <w:t>routine_exercises</w:t>
+      </w:r>
+      <w:proofErr w:type="spellEnd"/>
+      <w:r>
+        <w:rPr>
+          <w:rFonts w:ascii="Arial" w:eastAsia="Times New Roman" w:hAnsi="Arial" w:cs="Arial"/>
+          <w:color w:val="000000"/>
+          <w:kern w:val="0"/>
+          <w:lang w:eastAsia="de-DE"/>
+          <w14:ligatures w14:val="none"/>
+        </w:rPr>
+        <w:t>,</w:t>
+      </w:r>
+      <w:r>
+        <w:rPr>
+          <w:rFonts w:ascii="Arial" w:eastAsia="Times New Roman" w:hAnsi="Arial" w:cs="Arial"/>
+          <w:color w:val="000000"/>
+          <w:kern w:val="0"/>
+          <w:lang w:eastAsia="de-DE"/>
+          <w14:ligatures w14:val="none"/>
+        </w:rPr>
+        <w:t xml:space="preserve"> </w:t>
+      </w:r>
+      <w:proofErr w:type="spellStart"/>
+      <w:r>
+        <w:rPr>
+          <w:rFonts w:ascii="Arial" w:eastAsia="Times New Roman" w:hAnsi="Arial" w:cs="Arial"/>
+          <w:color w:val="000000"/>
+          <w:kern w:val="0"/>
+          <w:lang w:eastAsia="de-DE"/>
+          <w14:ligatures w14:val="none"/>
+        </w:rPr>
+        <w:t>measurements</w:t>
+      </w:r>
+      <w:proofErr w:type="spellEnd"/>
+      <w:r>
+        <w:rPr>
+          <w:rFonts w:ascii="Arial" w:eastAsia="Times New Roman" w:hAnsi="Arial" w:cs="Arial"/>
+          <w:color w:val="000000"/>
+          <w:kern w:val="0"/>
+          <w:lang w:eastAsia="de-DE"/>
+          <w14:ligatures w14:val="none"/>
+        </w:rPr>
+        <w:t>,</w:t>
+      </w:r>
+      <w:r>
+        <w:rPr>
+          <w:rFonts w:ascii="Arial" w:eastAsia="Times New Roman" w:hAnsi="Arial" w:cs="Arial"/>
+          <w:color w:val="000000"/>
+          <w:kern w:val="0"/>
+          <w:lang w:eastAsia="de-DE"/>
+          <w14:ligatures w14:val="none"/>
+        </w:rPr>
+        <w:t xml:space="preserve"> </w:t>
+      </w:r>
+      <w:proofErr w:type="spellStart"/>
+      <w:r>
+        <w:rPr>
+          <w:rFonts w:ascii="Arial" w:eastAsia="Times New Roman" w:hAnsi="Arial" w:cs="Arial"/>
+          <w:color w:val="000000"/>
+          <w:kern w:val="0"/>
+          <w:lang w:eastAsia="de-DE"/>
+          <w14:ligatures w14:val="none"/>
+        </w:rPr>
+        <w:t>strength_standards</w:t>
+      </w:r>
+      <w:proofErr w:type="spellEnd"/>
+      <w:r>
+        <w:rPr>
+          <w:rFonts w:ascii="Arial" w:eastAsia="Times New Roman" w:hAnsi="Arial" w:cs="Arial"/>
+          <w:color w:val="000000"/>
+          <w:kern w:val="0"/>
+          <w:lang w:eastAsia="de-DE"/>
+          <w14:ligatures w14:val="none"/>
+        </w:rPr>
+        <w:t xml:space="preserve">), korrekt verknüpft über </w:t>
+      </w:r>
+      <w:proofErr w:type="spellStart"/>
+      <w:r>
+        <w:rPr>
+          <w:rFonts w:ascii="Arial" w:eastAsia="Times New Roman" w:hAnsi="Arial" w:cs="Arial"/>
+          <w:color w:val="000000"/>
+          <w:kern w:val="0"/>
+          <w:lang w:eastAsia="de-DE"/>
+          <w14:ligatures w14:val="none"/>
+        </w:rPr>
+        <w:t>Foreign</w:t>
+      </w:r>
+      <w:proofErr w:type="spellEnd"/>
+      <w:r>
+        <w:rPr>
+          <w:rFonts w:ascii="Arial" w:eastAsia="Times New Roman" w:hAnsi="Arial" w:cs="Arial"/>
+          <w:color w:val="000000"/>
+          <w:kern w:val="0"/>
+          <w:lang w:eastAsia="de-DE"/>
+          <w14:ligatures w14:val="none"/>
+        </w:rPr>
+        <w:t xml:space="preserve"> Keys.</w:t>
+      </w:r>
+    </w:p>
+    <w:p>
+      <w:pPr>
+        <w:spacing w:after="100" w:afterAutospacing="1"/>
+        <w:rPr>
+          <w:rFonts w:ascii="Arial" w:eastAsia="Times New Roman" w:hAnsi="Arial" w:cs="Arial"/>
+          <w:color w:val="000000"/>
+          <w:kern w:val="0"/>
+          <w:lang w:eastAsia="de-DE"/>
+          <w14:ligatures w14:val="none"/>
+        </w:rPr>
+      </w:pPr>
+      <w:r>
+        <w:rPr>
+          <w:rFonts w:ascii="Arial" w:eastAsia="Times New Roman" w:hAnsi="Arial" w:cs="Arial"/>
           <w:b/>
           <w:bCs/>
           <w:color w:val="000000"/>
@@ -546,37 +937,101 @@
           <w:lang w:eastAsia="de-DE"/>
           <w14:ligatures w14:val="none"/>
         </w:rPr>
-        <w:t>2. Exemplarische Prompts &amp; Ergebnisse</w:t>
+        <w:t xml:space="preserve">Phase 2: Data </w:t>
+      </w:r>
+      <w:proofErr w:type="spellStart"/>
+      <w:r>
+        <w:rPr>
+          <w:rFonts w:ascii="Arial" w:eastAsia="Times New Roman" w:hAnsi="Arial" w:cs="Arial"/>
+          <w:b/>
+          <w:bCs/>
+          <w:color w:val="000000"/>
+          <w:kern w:val="0"/>
+          <w:lang w:eastAsia="de-DE"/>
+          <w14:ligatures w14:val="none"/>
+        </w:rPr>
+        <w:t>Seeding</w:t>
+      </w:r>
+      <w:proofErr w:type="spellEnd"/>
+      <w:r>
+        <w:rPr>
+          <w:rFonts w:ascii="Arial" w:eastAsia="Times New Roman" w:hAnsi="Arial" w:cs="Arial"/>
+          <w:b/>
+          <w:bCs/>
+          <w:color w:val="000000"/>
+          <w:kern w:val="0"/>
+          <w:lang w:eastAsia="de-DE"/>
+          <w14:ligatures w14:val="none"/>
+        </w:rPr>
+        <w:t xml:space="preserve"> (Automatisierung)</w:t>
       </w:r>
     </w:p>
     <w:p>
       <w:pPr>
+        <w:numPr>
+          <w:ilvl w:val="0"/>
+          <w:numId w:val="12"/>
+        </w:numPr>
         <w:spacing w:after="100" w:afterAutospacing="1"/>
         <w:rPr>
-          <w:rFonts w:eastAsia="Times New Roman" w:cs="Arial"/>
-          <w:color w:val="000000"/>
-          <w:kern w:val="0"/>
-          <w:lang w:eastAsia="de-DE"/>
-          <w14:ligatures w14:val="none"/>
-        </w:rPr>
-      </w:pPr>
-      <w:r>
-        <w:rPr>
-          <w:rFonts w:eastAsia="Times New Roman" w:cs="Arial"/>
-          <w:color w:val="000000"/>
-          <w:kern w:val="0"/>
-          <w:lang w:eastAsia="de-DE"/>
-          <w14:ligatures w14:val="none"/>
-        </w:rPr>
-        <w:t>Hier sind die entscheidenden Prompts, die zur finalen Backend-Struktur geführt haben.</w:t>
+          <w:rFonts w:ascii="Arial" w:eastAsia="Times New Roman" w:hAnsi="Arial" w:cs="Arial"/>
+          <w:color w:val="000000"/>
+          <w:kern w:val="0"/>
+          <w:lang w:eastAsia="de-DE"/>
+          <w14:ligatures w14:val="none"/>
+        </w:rPr>
+      </w:pPr>
+      <w:r>
+        <w:rPr>
+          <w:rFonts w:ascii="Arial" w:eastAsia="Times New Roman" w:hAnsi="Arial" w:cs="Arial"/>
+          <w:b/>
+          <w:bCs/>
+          <w:color w:val="000000"/>
+          <w:kern w:val="0"/>
+          <w:lang w:eastAsia="de-DE"/>
+          <w14:ligatures w14:val="none"/>
+        </w:rPr>
+        <w:t>Ziel:</w:t>
+      </w:r>
+      <w:r>
+        <w:rPr>
+          <w:rFonts w:ascii="Arial" w:eastAsia="Times New Roman" w:hAnsi="Arial" w:cs="Arial"/>
+          <w:color w:val="000000"/>
+          <w:kern w:val="0"/>
+          <w:lang w:eastAsia="de-DE"/>
+          <w14:ligatures w14:val="none"/>
+        </w:rPr>
+        <w:t xml:space="preserve"> </w:t>
+      </w:r>
+      <w:r>
+        <w:rPr>
+          <w:rFonts w:ascii="Arial" w:eastAsia="Times New Roman" w:hAnsi="Arial" w:cs="Arial"/>
+          <w:color w:val="000000"/>
+          <w:kern w:val="0"/>
+          <w:lang w:eastAsia="de-DE"/>
+          <w14:ligatures w14:val="none"/>
+        </w:rPr>
+        <w:t>Befüllung der Datenbank mit realistischen Inhalten, um manuelle Eingabe zu vermeiden.</w:t>
       </w:r>
     </w:p>
     <w:p>
       <w:pPr>
+        <w:numPr>
+          <w:ilvl w:val="0"/>
+          <w:numId w:val="12"/>
+        </w:numPr>
         <w:spacing w:after="100" w:afterAutospacing="1"/>
-        <w:outlineLvl w:val="2"/>
-        <w:rPr>
-          <w:rFonts w:eastAsia="Times New Roman" w:cs="Arial"/>
+        <w:rPr>
+          <w:rFonts w:ascii="Arial" w:eastAsia="Times New Roman" w:hAnsi="Arial" w:cs="Arial"/>
+          <w:color w:val="000000"/>
+          <w:kern w:val="0"/>
+          <w:lang w:eastAsia="de-DE"/>
+          <w14:ligatures w14:val="none"/>
+        </w:rPr>
+      </w:pPr>
+      <w:r>
+        <w:rPr>
+          <w:rFonts w:ascii="Arial" w:eastAsia="Times New Roman" w:hAnsi="Arial" w:cs="Arial"/>
           <w:b/>
           <w:bCs/>
           <w:color w:val="000000"/>
@@ -584,10 +1039,73 @@
           <w:lang w:eastAsia="de-DE"/>
           <w14:ligatures w14:val="none"/>
         </w:rPr>
-      </w:pPr>
-      <w:r>
-        <w:rPr>
-          <w:rFonts w:eastAsia="Times New Roman" w:cs="Arial"/>
+        <w:t>Prompt:</w:t>
+      </w:r>
+      <w:r>
+        <w:rPr>
+          <w:rFonts w:ascii="Arial" w:eastAsia="Times New Roman" w:hAnsi="Arial" w:cs="Arial"/>
+          <w:color w:val="000000"/>
+          <w:kern w:val="0"/>
+          <w:lang w:eastAsia="de-DE"/>
+          <w14:ligatures w14:val="none"/>
+        </w:rPr>
+        <w:t xml:space="preserve"> </w:t>
+      </w:r>
+      <w:r>
+        <w:rPr>
+          <w:rFonts w:ascii="Arial" w:eastAsia="Times New Roman" w:hAnsi="Arial" w:cs="Arial"/>
+          <w:i/>
+          <w:iCs/>
+          <w:color w:val="000000"/>
+          <w:kern w:val="0"/>
+          <w:lang w:eastAsia="de-DE"/>
+          <w14:ligatures w14:val="none"/>
+        </w:rPr>
+        <w:t>"Fülle die Datenbank mit den Top 7</w:t>
+      </w:r>
+      <w:r>
+        <w:rPr>
+          <w:rFonts w:ascii="Arial" w:eastAsia="Times New Roman" w:hAnsi="Arial" w:cs="Arial"/>
+          <w:i/>
+          <w:iCs/>
+          <w:color w:val="000000"/>
+          <w:kern w:val="0"/>
+          <w:lang w:eastAsia="de-DE"/>
+          <w14:ligatures w14:val="none"/>
+        </w:rPr>
+        <w:t>5</w:t>
+      </w:r>
+      <w:r>
+        <w:rPr>
+          <w:rFonts w:ascii="Arial" w:eastAsia="Times New Roman" w:hAnsi="Arial" w:cs="Arial"/>
+          <w:i/>
+          <w:iCs/>
+          <w:color w:val="000000"/>
+          <w:kern w:val="0"/>
+          <w:lang w:eastAsia="de-DE"/>
+          <w14:ligatures w14:val="none"/>
+        </w:rPr>
+        <w:t xml:space="preserve"> Fitness-Übungen. Bitte sortiere sie nach Muskelgruppen (Brust, Rücken, Beine, etc.) und füge jeder Übung eine sinnvolle Pausenzeit hinzu (z. B. 180s für schwere Verbundübungen, 60s für Isolation)."</w:t>
+      </w:r>
+    </w:p>
+    <w:p>
+      <w:pPr>
+        <w:numPr>
+          <w:ilvl w:val="0"/>
+          <w:numId w:val="12"/>
+        </w:numPr>
+        <w:spacing w:after="100" w:afterAutospacing="1"/>
+        <w:rPr>
+          <w:rFonts w:ascii="Arial" w:eastAsia="Times New Roman" w:hAnsi="Arial" w:cs="Arial"/>
+          <w:color w:val="000000"/>
+          <w:kern w:val="0"/>
+          <w:lang w:eastAsia="de-DE"/>
+          <w14:ligatures w14:val="none"/>
+        </w:rPr>
+      </w:pPr>
+      <w:r>
+        <w:rPr>
+          <w:rFonts w:ascii="Arial" w:eastAsia="Times New Roman" w:hAnsi="Arial" w:cs="Arial"/>
           <w:b/>
           <w:bCs/>
           <w:color w:val="000000"/>
@@ -595,23 +1113,77 @@
           <w:lang w:eastAsia="de-DE"/>
           <w14:ligatures w14:val="none"/>
         </w:rPr>
-        <w:t>Phase 1: Datenbank-Architektur &amp; Basis</w:t>
+        <w:t>Ergebnis:</w:t>
+      </w:r>
+      <w:r>
+        <w:rPr>
+          <w:rFonts w:ascii="Arial" w:eastAsia="Times New Roman" w:hAnsi="Arial" w:cs="Arial"/>
+          <w:color w:val="000000"/>
+          <w:kern w:val="0"/>
+          <w:lang w:eastAsia="de-DE"/>
+          <w14:ligatures w14:val="none"/>
+        </w:rPr>
+        <w:t xml:space="preserve"> </w:t>
+      </w:r>
+      <w:r>
+        <w:rPr>
+          <w:rFonts w:ascii="Arial" w:eastAsia="Times New Roman" w:hAnsi="Arial" w:cs="Arial"/>
+          <w:color w:val="000000"/>
+          <w:kern w:val="0"/>
+          <w:lang w:eastAsia="de-DE"/>
+          <w14:ligatures w14:val="none"/>
+        </w:rPr>
+        <w:t>Ein SQL-Transaktions-Skript, das automatisch 75 Übungen mit Metadaten (</w:t>
+      </w:r>
+      <w:proofErr w:type="spellStart"/>
+      <w:r>
+        <w:rPr>
+          <w:rFonts w:ascii="Arial" w:eastAsia="Times New Roman" w:hAnsi="Arial" w:cs="Arial"/>
+          <w:color w:val="000000"/>
+          <w:kern w:val="0"/>
+          <w:lang w:eastAsia="de-DE"/>
+          <w14:ligatures w14:val="none"/>
+        </w:rPr>
+        <w:t>default_rest_seconds</w:t>
+      </w:r>
+      <w:proofErr w:type="spellEnd"/>
+      <w:r>
+        <w:rPr>
+          <w:rFonts w:ascii="Arial" w:eastAsia="Times New Roman" w:hAnsi="Arial" w:cs="Arial"/>
+          <w:color w:val="000000"/>
+          <w:kern w:val="0"/>
+          <w:lang w:eastAsia="de-DE"/>
+          <w14:ligatures w14:val="none"/>
+        </w:rPr>
+        <w:t>) in die Datenbank lädt.</w:t>
       </w:r>
     </w:p>
     <w:p>
       <w:pPr>
         <w:spacing w:after="100" w:afterAutospacing="1"/>
         <w:rPr>
-          <w:rFonts w:eastAsia="Times New Roman" w:cs="Arial"/>
-          <w:color w:val="000000"/>
-          <w:kern w:val="0"/>
-          <w:lang w:eastAsia="de-DE"/>
-          <w14:ligatures w14:val="none"/>
-        </w:rPr>
-      </w:pPr>
-      <w:r>
-        <w:rPr>
-          <w:rFonts w:eastAsia="Times New Roman" w:cs="Arial"/>
+          <w:rFonts w:ascii="Arial" w:eastAsia="Times New Roman" w:hAnsi="Arial" w:cs="Arial"/>
+          <w:color w:val="000000"/>
+          <w:kern w:val="0"/>
+          <w:lang w:eastAsia="de-DE"/>
+          <w14:ligatures w14:val="none"/>
+        </w:rPr>
+      </w:pPr>
+    </w:p>
+    <w:p>
+      <w:pPr>
+        <w:spacing w:after="100" w:afterAutospacing="1"/>
+        <w:rPr>
+          <w:rFonts w:ascii="Arial" w:eastAsia="Times New Roman" w:hAnsi="Arial" w:cs="Arial"/>
+          <w:color w:val="000000"/>
+          <w:kern w:val="0"/>
+          <w:lang w:eastAsia="de-DE"/>
+          <w14:ligatures w14:val="none"/>
+        </w:rPr>
+      </w:pPr>
+      <w:r>
+        <w:rPr>
+          <w:rFonts w:ascii="Arial" w:eastAsia="Times New Roman" w:hAnsi="Arial" w:cs="Arial"/>
           <w:b/>
           <w:bCs/>
           <w:color w:val="000000"/>
@@ -619,37 +1191,28 @@
           <w:lang w:eastAsia="de-DE"/>
           <w14:ligatures w14:val="none"/>
         </w:rPr>
-        <w:t>Ziel:</w:t>
-      </w:r>
-      <w:r>
-        <w:rPr>
-          <w:rFonts w:eastAsia="Times New Roman" w:cs="Arial"/>
-          <w:color w:val="000000"/>
-          <w:kern w:val="0"/>
-          <w:lang w:eastAsia="de-DE"/>
-          <w14:ligatures w14:val="none"/>
-        </w:rPr>
-        <w:t> Erstellung eines robusten SQLite-Schemas, das über einfache CRUD-Operationen hinausgeht.</w:t>
+        <w:lastRenderedPageBreak/>
+        <w:t>Phase 3: Gamification &amp; Logik</w:t>
       </w:r>
     </w:p>
     <w:p>
       <w:pPr>
         <w:numPr>
           <w:ilvl w:val="0"/>
-          <w:numId w:val="4"/>
+          <w:numId w:val="13"/>
         </w:numPr>
         <w:spacing w:after="100" w:afterAutospacing="1"/>
         <w:rPr>
-          <w:rFonts w:eastAsia="Times New Roman" w:cs="Arial"/>
-          <w:color w:val="000000"/>
-          <w:kern w:val="0"/>
-          <w:lang w:eastAsia="de-DE"/>
-          <w14:ligatures w14:val="none"/>
-        </w:rPr>
-      </w:pPr>
-      <w:r>
-        <w:rPr>
-          <w:rFonts w:eastAsia="Times New Roman" w:cs="Arial"/>
+          <w:rFonts w:ascii="Arial" w:eastAsia="Times New Roman" w:hAnsi="Arial" w:cs="Arial"/>
+          <w:color w:val="000000"/>
+          <w:kern w:val="0"/>
+          <w:lang w:eastAsia="de-DE"/>
+          <w14:ligatures w14:val="none"/>
+        </w:rPr>
+      </w:pPr>
+      <w:r>
+        <w:rPr>
+          <w:rFonts w:ascii="Arial" w:eastAsia="Times New Roman" w:hAnsi="Arial" w:cs="Arial"/>
           <w:b/>
           <w:bCs/>
           <w:color w:val="000000"/>
@@ -657,21 +1220,69 @@
           <w:lang w:eastAsia="de-DE"/>
           <w14:ligatures w14:val="none"/>
         </w:rPr>
+        <w:t>Ziel:</w:t>
+      </w:r>
+      <w:r>
+        <w:rPr>
+          <w:rFonts w:ascii="Arial" w:eastAsia="Times New Roman" w:hAnsi="Arial" w:cs="Arial"/>
+          <w:color w:val="000000"/>
+          <w:kern w:val="0"/>
+          <w:lang w:eastAsia="de-DE"/>
+          <w14:ligatures w14:val="none"/>
+        </w:rPr>
+        <w:t xml:space="preserve"> </w:t>
+      </w:r>
+      <w:r>
+        <w:rPr>
+          <w:rFonts w:ascii="Arial" w:eastAsia="Times New Roman" w:hAnsi="Arial" w:cs="Arial"/>
+          <w:color w:val="000000"/>
+          <w:kern w:val="0"/>
+          <w:lang w:eastAsia="de-DE"/>
+          <w14:ligatures w14:val="none"/>
+        </w:rPr>
+        <w:t>Implementierung eines Features, das den Nutzer motiviert (Vergleich mit Weltstandards).</w:t>
+      </w:r>
+    </w:p>
+    <w:p>
+      <w:pPr>
+        <w:numPr>
+          <w:ilvl w:val="0"/>
+          <w:numId w:val="13"/>
+        </w:numPr>
+        <w:spacing w:after="100" w:afterAutospacing="1"/>
+        <w:rPr>
+          <w:rFonts w:ascii="Arial" w:eastAsia="Times New Roman" w:hAnsi="Arial" w:cs="Arial"/>
+          <w:color w:val="000000"/>
+          <w:kern w:val="0"/>
+          <w:lang w:eastAsia="de-DE"/>
+          <w14:ligatures w14:val="none"/>
+        </w:rPr>
+      </w:pPr>
+      <w:r>
+        <w:rPr>
+          <w:rFonts w:ascii="Arial" w:eastAsia="Times New Roman" w:hAnsi="Arial" w:cs="Arial"/>
+          <w:b/>
+          <w:bCs/>
+          <w:color w:val="000000"/>
+          <w:kern w:val="0"/>
+          <w:lang w:eastAsia="de-DE"/>
+          <w14:ligatures w14:val="none"/>
+        </w:rPr>
         <w:t>Prompt:</w:t>
       </w:r>
       <w:r>
         <w:rPr>
-          <w:rFonts w:eastAsia="Times New Roman" w:cs="Arial"/>
-          <w:color w:val="000000"/>
-          <w:kern w:val="0"/>
-          <w:lang w:eastAsia="de-DE"/>
-          <w14:ligatures w14:val="none"/>
-        </w:rPr>
-        <w:t> </w:t>
-      </w:r>
-      <w:r>
-        <w:rPr>
-          <w:rFonts w:eastAsia="Times New Roman" w:cs="Arial"/>
+          <w:rFonts w:ascii="Arial" w:eastAsia="Times New Roman" w:hAnsi="Arial" w:cs="Arial"/>
+          <w:color w:val="000000"/>
+          <w:kern w:val="0"/>
+          <w:lang w:eastAsia="de-DE"/>
+          <w14:ligatures w14:val="none"/>
+        </w:rPr>
+        <w:t xml:space="preserve"> </w:t>
+      </w:r>
+      <w:r>
+        <w:rPr>
+          <w:rFonts w:ascii="Arial" w:eastAsia="Times New Roman" w:hAnsi="Arial" w:cs="Arial"/>
           <w:i/>
           <w:iCs/>
           <w:color w:val="000000"/>
@@ -679,12 +1290,12 @@
           <w:lang w:eastAsia="de-DE"/>
           <w14:ligatures w14:val="none"/>
         </w:rPr>
-        <w:t xml:space="preserve">"Erstelle ein Express.js </w:t>
-      </w:r>
-      <w:proofErr w:type="gramStart"/>
-      <w:r>
-        <w:rPr>
-          <w:rFonts w:eastAsia="Times New Roman" w:cs="Arial"/>
+        <w:t xml:space="preserve">"Ich möchte ein Ranking-System. Wenn der User beim Bankdrücken 100kg schafft, soll das Backend berechnen, zu welchen Top % er gehört (z.B. </w:t>
+      </w:r>
+      <w:proofErr w:type="spellStart"/>
+      <w:r>
+        <w:rPr>
+          <w:rFonts w:ascii="Arial" w:eastAsia="Times New Roman" w:hAnsi="Arial" w:cs="Arial"/>
           <w:i/>
           <w:iCs/>
           <w:color w:val="000000"/>
@@ -692,12 +1303,12 @@
           <w:lang w:eastAsia="de-DE"/>
           <w14:ligatures w14:val="none"/>
         </w:rPr>
-        <w:t>Backend</w:t>
-      </w:r>
-      <w:proofErr w:type="gramEnd"/>
-      <w:r>
-        <w:rPr>
-          <w:rFonts w:eastAsia="Times New Roman" w:cs="Arial"/>
+        <w:t>Advanced</w:t>
+      </w:r>
+      <w:proofErr w:type="spellEnd"/>
+      <w:r>
+        <w:rPr>
+          <w:rFonts w:ascii="Arial" w:eastAsia="Times New Roman" w:hAnsi="Arial" w:cs="Arial"/>
           <w:i/>
           <w:iCs/>
           <w:color w:val="000000"/>
@@ -705,27 +1316,27 @@
           <w:lang w:eastAsia="de-DE"/>
           <w14:ligatures w14:val="none"/>
         </w:rPr>
-        <w:t xml:space="preserve"> mit SQLite. Ich brauche Tabellen für Übungen und Workouts. Füge außerdem Tabellen für Trainingspläne (Routinen) und Körpermaße hinzu, damit das Backend zukunftssicher ist."</w:t>
+        <w:t xml:space="preserve"> oder Elite). Erstelle eine Logik, die den User-Rekord mit einer Referenztabelle vergleicht und ein Ranking inkl. Icon zurückgibt."</w:t>
       </w:r>
     </w:p>
     <w:p>
       <w:pPr>
         <w:numPr>
           <w:ilvl w:val="0"/>
-          <w:numId w:val="4"/>
+          <w:numId w:val="13"/>
         </w:numPr>
         <w:spacing w:after="100" w:afterAutospacing="1"/>
         <w:rPr>
-          <w:rFonts w:eastAsia="Times New Roman" w:cs="Arial"/>
-          <w:color w:val="000000"/>
-          <w:kern w:val="0"/>
-          <w:lang w:eastAsia="de-DE"/>
-          <w14:ligatures w14:val="none"/>
-        </w:rPr>
-      </w:pPr>
-      <w:r>
-        <w:rPr>
-          <w:rFonts w:eastAsia="Times New Roman" w:cs="Arial"/>
+          <w:rFonts w:ascii="Arial" w:eastAsia="Times New Roman" w:hAnsi="Arial" w:cs="Arial"/>
+          <w:color w:val="000000"/>
+          <w:kern w:val="0"/>
+          <w:lang w:eastAsia="de-DE"/>
+          <w14:ligatures w14:val="none"/>
+        </w:rPr>
+      </w:pPr>
+      <w:r>
+        <w:rPr>
+          <w:rFonts w:ascii="Arial" w:eastAsia="Times New Roman" w:hAnsi="Arial" w:cs="Arial"/>
           <w:b/>
           <w:bCs/>
           <w:color w:val="000000"/>
@@ -737,43 +1348,203 @@
       </w:r>
       <w:r>
         <w:rPr>
-          <w:rFonts w:eastAsia="Times New Roman" w:cs="Arial"/>
-          <w:color w:val="000000"/>
-          <w:kern w:val="0"/>
-          <w:lang w:eastAsia="de-DE"/>
-          <w14:ligatures w14:val="none"/>
-        </w:rPr>
-        <w:t xml:space="preserve"> Ein relationales Modell mit 6 Tabellen (exercises, workouts, routines, routine_exercises, measurements, strength_standards), korrekt verknüpft über </w:t>
+          <w:rFonts w:ascii="Arial" w:eastAsia="Times New Roman" w:hAnsi="Arial" w:cs="Arial"/>
+          <w:color w:val="000000"/>
+          <w:kern w:val="0"/>
+          <w:lang w:eastAsia="de-DE"/>
+          <w14:ligatures w14:val="none"/>
+        </w:rPr>
+        <w:t xml:space="preserve"> </w:t>
+      </w:r>
+      <w:r>
+        <w:rPr>
+          <w:rFonts w:ascii="Arial" w:eastAsia="Times New Roman" w:hAnsi="Arial" w:cs="Arial"/>
+          <w:color w:val="000000"/>
+          <w:kern w:val="0"/>
+          <w:lang w:eastAsia="de-DE"/>
+          <w14:ligatures w14:val="none"/>
+        </w:rPr>
+        <w:t>Neue Tabelle</w:t>
+      </w:r>
+      <w:r>
+        <w:rPr>
+          <w:rFonts w:ascii="Arial" w:eastAsia="Times New Roman" w:hAnsi="Arial" w:cs="Arial"/>
+          <w:color w:val="000000"/>
+          <w:kern w:val="0"/>
+          <w:lang w:eastAsia="de-DE"/>
+          <w14:ligatures w14:val="none"/>
+        </w:rPr>
+        <w:t xml:space="preserve"> </w:t>
       </w:r>
       <w:proofErr w:type="spellStart"/>
       <w:r>
         <w:rPr>
-          <w:rFonts w:eastAsia="Times New Roman" w:cs="Arial"/>
-          <w:color w:val="000000"/>
-          <w:kern w:val="0"/>
-          <w:lang w:eastAsia="de-DE"/>
-          <w14:ligatures w14:val="none"/>
-        </w:rPr>
-        <w:t>Foreign</w:t>
+          <w:rFonts w:ascii="Arial" w:eastAsia="Times New Roman" w:hAnsi="Arial" w:cs="Arial"/>
+          <w:color w:val="000000"/>
+          <w:kern w:val="0"/>
+          <w:lang w:eastAsia="de-DE"/>
+          <w14:ligatures w14:val="none"/>
+        </w:rPr>
+        <w:t>strength_standards</w:t>
       </w:r>
       <w:proofErr w:type="spellEnd"/>
       <w:r>
         <w:rPr>
-          <w:rFonts w:eastAsia="Times New Roman" w:cs="Arial"/>
-          <w:color w:val="000000"/>
-          <w:kern w:val="0"/>
-          <w:lang w:eastAsia="de-DE"/>
-          <w14:ligatures w14:val="none"/>
-        </w:rPr>
-        <w:t xml:space="preserve"> Keys.</w:t>
+          <w:rFonts w:ascii="Arial" w:eastAsia="Times New Roman" w:hAnsi="Arial" w:cs="Arial"/>
+          <w:color w:val="000000"/>
+          <w:kern w:val="0"/>
+          <w:lang w:eastAsia="de-DE"/>
+          <w14:ligatures w14:val="none"/>
+        </w:rPr>
+        <w:t>. API-Endpunkt</w:t>
+      </w:r>
+      <w:r>
+        <w:rPr>
+          <w:rFonts w:ascii="Arial" w:eastAsia="Times New Roman" w:hAnsi="Arial" w:cs="Arial"/>
+          <w:color w:val="000000"/>
+          <w:kern w:val="0"/>
+          <w:lang w:eastAsia="de-DE"/>
+          <w14:ligatures w14:val="none"/>
+        </w:rPr>
+        <w:t xml:space="preserve"> </w:t>
+      </w:r>
+      <w:r>
+        <w:rPr>
+          <w:rFonts w:ascii="Arial" w:eastAsia="Times New Roman" w:hAnsi="Arial" w:cs="Arial"/>
+          <w:color w:val="000000"/>
+          <w:kern w:val="0"/>
+          <w:lang w:eastAsia="de-DE"/>
+          <w14:ligatures w14:val="none"/>
+        </w:rPr>
+        <w:t>GET /</w:t>
+      </w:r>
+      <w:proofErr w:type="spellStart"/>
+      <w:r>
+        <w:rPr>
+          <w:rFonts w:ascii="Arial" w:eastAsia="Times New Roman" w:hAnsi="Arial" w:cs="Arial"/>
+          <w:color w:val="000000"/>
+          <w:kern w:val="0"/>
+          <w:lang w:eastAsia="de-DE"/>
+          <w14:ligatures w14:val="none"/>
+        </w:rPr>
+        <w:t>api</w:t>
+      </w:r>
+      <w:proofErr w:type="spellEnd"/>
+      <w:r>
+        <w:rPr>
+          <w:rFonts w:ascii="Arial" w:eastAsia="Times New Roman" w:hAnsi="Arial" w:cs="Arial"/>
+          <w:color w:val="000000"/>
+          <w:kern w:val="0"/>
+          <w:lang w:eastAsia="de-DE"/>
+          <w14:ligatures w14:val="none"/>
+        </w:rPr>
+        <w:t>/</w:t>
+      </w:r>
+      <w:proofErr w:type="spellStart"/>
+      <w:r>
+        <w:rPr>
+          <w:rFonts w:ascii="Arial" w:eastAsia="Times New Roman" w:hAnsi="Arial" w:cs="Arial"/>
+          <w:color w:val="000000"/>
+          <w:kern w:val="0"/>
+          <w:lang w:eastAsia="de-DE"/>
+          <w14:ligatures w14:val="none"/>
+        </w:rPr>
+        <w:t>stats</w:t>
+      </w:r>
+      <w:proofErr w:type="spellEnd"/>
+      <w:r>
+        <w:rPr>
+          <w:rFonts w:ascii="Arial" w:eastAsia="Times New Roman" w:hAnsi="Arial" w:cs="Arial"/>
+          <w:color w:val="000000"/>
+          <w:kern w:val="0"/>
+          <w:lang w:eastAsia="de-DE"/>
+          <w14:ligatures w14:val="none"/>
+        </w:rPr>
+        <w:t>/</w:t>
+      </w:r>
+      <w:proofErr w:type="spellStart"/>
+      <w:r>
+        <w:rPr>
+          <w:rFonts w:ascii="Arial" w:eastAsia="Times New Roman" w:hAnsi="Arial" w:cs="Arial"/>
+          <w:color w:val="000000"/>
+          <w:kern w:val="0"/>
+          <w:lang w:eastAsia="de-DE"/>
+          <w14:ligatures w14:val="none"/>
+        </w:rPr>
+        <w:t>ranking</w:t>
+      </w:r>
+      <w:proofErr w:type="spellEnd"/>
+      <w:proofErr w:type="gramStart"/>
+      <w:r>
+        <w:rPr>
+          <w:rFonts w:ascii="Arial" w:eastAsia="Times New Roman" w:hAnsi="Arial" w:cs="Arial"/>
+          <w:color w:val="000000"/>
+          <w:kern w:val="0"/>
+          <w:lang w:eastAsia="de-DE"/>
+          <w14:ligatures w14:val="none"/>
+        </w:rPr>
+        <w:t>/:id.</w:t>
+      </w:r>
+      <w:proofErr w:type="gramEnd"/>
+      <w:r>
+        <w:rPr>
+          <w:rFonts w:ascii="Arial" w:eastAsia="Times New Roman" w:hAnsi="Arial" w:cs="Arial"/>
+          <w:color w:val="000000"/>
+          <w:kern w:val="0"/>
+          <w:lang w:eastAsia="de-DE"/>
+          <w14:ligatures w14:val="none"/>
+        </w:rPr>
+        <w:t xml:space="preserve"> Komplexe SQL-Abfrage, die das Maximalgewicht (</w:t>
+      </w:r>
+      <w:proofErr w:type="gramStart"/>
+      <w:r>
+        <w:rPr>
+          <w:rFonts w:ascii="Arial" w:eastAsia="Times New Roman" w:hAnsi="Arial" w:cs="Arial"/>
+          <w:color w:val="000000"/>
+          <w:kern w:val="0"/>
+          <w:lang w:eastAsia="de-DE"/>
+          <w14:ligatures w14:val="none"/>
+        </w:rPr>
+        <w:t>MAX(</w:t>
+      </w:r>
+      <w:proofErr w:type="spellStart"/>
+      <w:proofErr w:type="gramEnd"/>
+      <w:r>
+        <w:rPr>
+          <w:rFonts w:ascii="Arial" w:eastAsia="Times New Roman" w:hAnsi="Arial" w:cs="Arial"/>
+          <w:color w:val="000000"/>
+          <w:kern w:val="0"/>
+          <w:lang w:eastAsia="de-DE"/>
+          <w14:ligatures w14:val="none"/>
+        </w:rPr>
+        <w:t>weight_kg</w:t>
+      </w:r>
+      <w:proofErr w:type="spellEnd"/>
+      <w:r>
+        <w:rPr>
+          <w:rFonts w:ascii="Arial" w:eastAsia="Times New Roman" w:hAnsi="Arial" w:cs="Arial"/>
+          <w:color w:val="000000"/>
+          <w:kern w:val="0"/>
+          <w:lang w:eastAsia="de-DE"/>
+          <w14:ligatures w14:val="none"/>
+        </w:rPr>
+        <w:t>)) ermittelt und dynamisch in Kategorien (Beginner bis Elite) einordnet.</w:t>
       </w:r>
     </w:p>
     <w:p>
       <w:pPr>
         <w:spacing w:after="100" w:afterAutospacing="1"/>
-        <w:outlineLvl w:val="2"/>
-        <w:rPr>
-          <w:rFonts w:eastAsia="Times New Roman" w:cs="Arial"/>
+        <w:rPr>
+          <w:rFonts w:ascii="Arial" w:eastAsia="Times New Roman" w:hAnsi="Arial" w:cs="Arial"/>
+          <w:color w:val="000000"/>
+          <w:kern w:val="0"/>
+          <w:lang w:eastAsia="de-DE"/>
+          <w14:ligatures w14:val="none"/>
+        </w:rPr>
+      </w:pPr>
+      <w:r>
+        <w:rPr>
+          <w:rFonts w:ascii="Arial" w:eastAsia="Times New Roman" w:hAnsi="Arial" w:cs="Arial"/>
           <w:b/>
           <w:bCs/>
           <w:color w:val="000000"/>
@@ -781,10 +1552,11 @@
           <w:lang w:eastAsia="de-DE"/>
           <w14:ligatures w14:val="none"/>
         </w:rPr>
-      </w:pPr>
-      <w:r>
-        <w:rPr>
-          <w:rFonts w:eastAsia="Times New Roman" w:cs="Arial"/>
+        <w:t xml:space="preserve">Phase </w:t>
+      </w:r>
+      <w:r>
+        <w:rPr>
+          <w:rFonts w:ascii="Arial" w:eastAsia="Times New Roman" w:hAnsi="Arial" w:cs="Arial"/>
           <w:b/>
           <w:bCs/>
           <w:color w:val="000000"/>
@@ -792,12 +1564,11 @@
           <w:lang w:eastAsia="de-DE"/>
           <w14:ligatures w14:val="none"/>
         </w:rPr>
-        <w:t xml:space="preserve">Phase 2: Data </w:t>
-      </w:r>
-      <w:proofErr w:type="spellStart"/>
-      <w:r>
-        <w:rPr>
-          <w:rFonts w:eastAsia="Times New Roman" w:cs="Arial"/>
+        <w:t>4</w:t>
+      </w:r>
+      <w:r>
+        <w:rPr>
+          <w:rFonts w:ascii="Arial" w:eastAsia="Times New Roman" w:hAnsi="Arial" w:cs="Arial"/>
           <w:b/>
           <w:bCs/>
           <w:color w:val="000000"/>
@@ -805,12 +1576,12 @@
           <w:lang w:eastAsia="de-DE"/>
           <w14:ligatures w14:val="none"/>
         </w:rPr>
-        <w:t>Seeding</w:t>
-      </w:r>
-      <w:proofErr w:type="spellEnd"/>
-      <w:r>
-        <w:rPr>
-          <w:rFonts w:eastAsia="Times New Roman" w:cs="Arial"/>
+        <w:t>: Backend-</w:t>
+      </w:r>
+      <w:proofErr w:type="spellStart"/>
+      <w:r>
+        <w:rPr>
+          <w:rFonts w:ascii="Arial" w:eastAsia="Times New Roman" w:hAnsi="Arial" w:cs="Arial"/>
           <w:b/>
           <w:bCs/>
           <w:color w:val="000000"/>
@@ -818,23 +1589,40 @@
           <w:lang w:eastAsia="de-DE"/>
           <w14:ligatures w14:val="none"/>
         </w:rPr>
-        <w:t xml:space="preserve"> (Automatisierung)</w:t>
+        <w:t>Refactoring</w:t>
+      </w:r>
+      <w:proofErr w:type="spellEnd"/>
+      <w:r>
+        <w:rPr>
+          <w:rFonts w:ascii="Arial" w:eastAsia="Times New Roman" w:hAnsi="Arial" w:cs="Arial"/>
+          <w:b/>
+          <w:bCs/>
+          <w:color w:val="000000"/>
+          <w:kern w:val="0"/>
+          <w:lang w:eastAsia="de-DE"/>
+          <w14:ligatures w14:val="none"/>
+        </w:rPr>
+        <w:t xml:space="preserve"> (Saubere Architektur)</w:t>
       </w:r>
     </w:p>
     <w:p>
       <w:pPr>
+        <w:numPr>
+          <w:ilvl w:val="0"/>
+          <w:numId w:val="15"/>
+        </w:numPr>
         <w:spacing w:after="100" w:afterAutospacing="1"/>
         <w:rPr>
-          <w:rFonts w:eastAsia="Times New Roman" w:cs="Arial"/>
-          <w:color w:val="000000"/>
-          <w:kern w:val="0"/>
-          <w:lang w:eastAsia="de-DE"/>
-          <w14:ligatures w14:val="none"/>
-        </w:rPr>
-      </w:pPr>
-      <w:r>
-        <w:rPr>
-          <w:rFonts w:eastAsia="Times New Roman" w:cs="Arial"/>
+          <w:rFonts w:ascii="Arial" w:eastAsia="Times New Roman" w:hAnsi="Arial" w:cs="Arial"/>
+          <w:color w:val="000000"/>
+          <w:kern w:val="0"/>
+          <w:lang w:eastAsia="de-DE"/>
+          <w14:ligatures w14:val="none"/>
+        </w:rPr>
+      </w:pPr>
+      <w:r>
+        <w:rPr>
+          <w:rFonts w:ascii="Arial" w:eastAsia="Times New Roman" w:hAnsi="Arial" w:cs="Arial"/>
           <w:b/>
           <w:bCs/>
           <w:color w:val="000000"/>
@@ -846,33 +1634,104 @@
       </w:r>
       <w:r>
         <w:rPr>
-          <w:rFonts w:eastAsia="Times New Roman" w:cs="Arial"/>
-          <w:color w:val="000000"/>
-          <w:kern w:val="0"/>
-          <w:lang w:eastAsia="de-DE"/>
-          <w14:ligatures w14:val="none"/>
-        </w:rPr>
-        <w:t> Befüllung der Datenbank mit realistischen Inhalten, um manuelle Eingabe zu vermeiden.</w:t>
+          <w:rFonts w:ascii="Arial" w:eastAsia="Times New Roman" w:hAnsi="Arial" w:cs="Arial"/>
+          <w:color w:val="000000"/>
+          <w:kern w:val="0"/>
+          <w:lang w:eastAsia="de-DE"/>
+          <w14:ligatures w14:val="none"/>
+        </w:rPr>
+        <w:t xml:space="preserve"> </w:t>
+      </w:r>
+      <w:r>
+        <w:rPr>
+          <w:rFonts w:ascii="Arial" w:eastAsia="Times New Roman" w:hAnsi="Arial" w:cs="Arial"/>
+          <w:color w:val="000000"/>
+          <w:kern w:val="0"/>
+          <w:lang w:eastAsia="de-DE"/>
+          <w14:ligatures w14:val="none"/>
+        </w:rPr>
+        <w:t xml:space="preserve">Auflösung der </w:t>
+      </w:r>
+      <w:r>
+        <w:rPr>
+          <w:rFonts w:ascii="Arial" w:eastAsia="Times New Roman" w:hAnsi="Arial" w:cs="Arial"/>
+          <w:color w:val="000000"/>
+          <w:kern w:val="0"/>
+          <w:lang w:eastAsia="de-DE"/>
+          <w14:ligatures w14:val="none"/>
+        </w:rPr>
+        <w:t>i</w:t>
+      </w:r>
+      <w:r>
+        <w:rPr>
+          <w:rFonts w:ascii="Arial" w:eastAsia="Times New Roman" w:hAnsi="Arial" w:cs="Arial"/>
+          <w:color w:val="000000"/>
+          <w:kern w:val="0"/>
+          <w:lang w:eastAsia="de-DE"/>
+          <w14:ligatures w14:val="none"/>
+        </w:rPr>
+        <w:t>ndex.js</w:t>
+      </w:r>
+      <w:r>
+        <w:rPr>
+          <w:rFonts w:ascii="Arial" w:eastAsia="Times New Roman" w:hAnsi="Arial" w:cs="Arial"/>
+          <w:color w:val="000000"/>
+          <w:kern w:val="0"/>
+          <w:lang w:eastAsia="de-DE"/>
+          <w14:ligatures w14:val="none"/>
+        </w:rPr>
+        <w:t xml:space="preserve"> </w:t>
+      </w:r>
+      <w:r>
+        <w:rPr>
+          <w:rFonts w:ascii="Arial" w:eastAsia="Times New Roman" w:hAnsi="Arial" w:cs="Arial"/>
+          <w:color w:val="000000"/>
+          <w:kern w:val="0"/>
+          <w:lang w:eastAsia="de-DE"/>
+          <w14:ligatures w14:val="none"/>
+        </w:rPr>
+        <w:t xml:space="preserve">in eine </w:t>
+      </w:r>
+      <w:r>
+        <w:rPr>
+          <w:rFonts w:ascii="Arial" w:eastAsia="Times New Roman" w:hAnsi="Arial" w:cs="Arial"/>
+          <w:color w:val="000000"/>
+          <w:kern w:val="0"/>
+          <w:lang w:eastAsia="de-DE"/>
+          <w14:ligatures w14:val="none"/>
+        </w:rPr>
+        <w:t>übersichtlichere</w:t>
+      </w:r>
+      <w:r>
+        <w:rPr>
+          <w:rFonts w:ascii="Arial" w:eastAsia="Times New Roman" w:hAnsi="Arial" w:cs="Arial"/>
+          <w:color w:val="000000"/>
+          <w:kern w:val="0"/>
+          <w:lang w:eastAsia="de-DE"/>
+          <w14:ligatures w14:val="none"/>
+        </w:rPr>
+        <w:t xml:space="preserve"> Ordnerstruktur.</w:t>
       </w:r>
     </w:p>
     <w:p>
       <w:pPr>
         <w:numPr>
           <w:ilvl w:val="0"/>
-          <w:numId w:val="5"/>
+          <w:numId w:val="15"/>
         </w:numPr>
         <w:spacing w:after="100" w:afterAutospacing="1"/>
         <w:rPr>
-          <w:rFonts w:eastAsia="Times New Roman" w:cs="Arial"/>
-          <w:color w:val="000000"/>
-          <w:kern w:val="0"/>
-          <w:lang w:eastAsia="de-DE"/>
-          <w14:ligatures w14:val="none"/>
-        </w:rPr>
-      </w:pPr>
-      <w:r>
-        <w:rPr>
-          <w:rFonts w:eastAsia="Times New Roman" w:cs="Arial"/>
+          <w:rFonts w:ascii="Arial" w:eastAsia="Times New Roman" w:hAnsi="Arial" w:cs="Arial"/>
+          <w:color w:val="000000"/>
+          <w:kern w:val="0"/>
+          <w:lang w:eastAsia="de-DE"/>
+          <w14:ligatures w14:val="none"/>
+        </w:rPr>
+      </w:pPr>
+      <w:proofErr w:type="spellStart"/>
+      <w:r>
+        <w:rPr>
+          <w:rFonts w:ascii="Arial" w:eastAsia="Times New Roman" w:hAnsi="Arial" w:cs="Arial"/>
           <w:b/>
           <w:bCs/>
           <w:color w:val="000000"/>
@@ -884,17 +1743,7 @@
       </w:r>
       <w:r>
         <w:rPr>
-          <w:rFonts w:eastAsia="Times New Roman" w:cs="Arial"/>
-          <w:color w:val="000000"/>
-          <w:kern w:val="0"/>
-          <w:lang w:eastAsia="de-DE"/>
-          <w14:ligatures w14:val="none"/>
-        </w:rPr>
-        <w:t> </w:t>
-      </w:r>
-      <w:r>
-        <w:rPr>
-          <w:rFonts w:eastAsia="Times New Roman" w:cs="Arial"/>
+          <w:rFonts w:ascii="Arial" w:eastAsia="Times New Roman" w:hAnsi="Arial" w:cs="Arial"/>
           <w:i/>
           <w:iCs/>
           <w:color w:val="000000"/>
@@ -902,27 +1751,234 @@
           <w:lang w:eastAsia="de-DE"/>
           <w14:ligatures w14:val="none"/>
         </w:rPr>
-        <w:t>"Fülle die Datenbank mit den Top 70 Fitness-Übungen. Bitte sortiere sie nach Muskelgruppen (Brust, Rücken, Beine, etc.) und füge jeder Übung eine sinnvolle Pausenzeit hinzu (z. B. 180s für schwere Verbundübungen, 60s für Isolation)."</w:t>
+        <w:t>"Wie</w:t>
+      </w:r>
+      <w:proofErr w:type="spellEnd"/>
+      <w:r>
+        <w:rPr>
+          <w:rFonts w:ascii="Arial" w:eastAsia="Times New Roman" w:hAnsi="Arial" w:cs="Arial"/>
+          <w:i/>
+          <w:iCs/>
+          <w:color w:val="000000"/>
+          <w:kern w:val="0"/>
+          <w:lang w:eastAsia="de-DE"/>
+          <w14:ligatures w14:val="none"/>
+        </w:rPr>
+        <w:t xml:space="preserve"> mache ich die Struktur meines </w:t>
+      </w:r>
+      <w:proofErr w:type="spellStart"/>
+      <w:r>
+        <w:rPr>
+          <w:rFonts w:ascii="Arial" w:eastAsia="Times New Roman" w:hAnsi="Arial" w:cs="Arial"/>
+          <w:i/>
+          <w:iCs/>
+          <w:color w:val="000000"/>
+          <w:kern w:val="0"/>
+          <w:lang w:eastAsia="de-DE"/>
+          <w14:ligatures w14:val="none"/>
+        </w:rPr>
+        <w:t>backends</w:t>
+      </w:r>
+      <w:proofErr w:type="spellEnd"/>
+      <w:r>
+        <w:rPr>
+          <w:rFonts w:ascii="Arial" w:eastAsia="Times New Roman" w:hAnsi="Arial" w:cs="Arial"/>
+          <w:i/>
+          <w:iCs/>
+          <w:color w:val="000000"/>
+          <w:kern w:val="0"/>
+          <w:lang w:eastAsia="de-DE"/>
+          <w14:ligatures w14:val="none"/>
+        </w:rPr>
+        <w:t xml:space="preserve"> </w:t>
+      </w:r>
+      <w:proofErr w:type="gramStart"/>
+      <w:r>
+        <w:rPr>
+          <w:rFonts w:ascii="Arial" w:eastAsia="Times New Roman" w:hAnsi="Arial" w:cs="Arial"/>
+          <w:i/>
+          <w:iCs/>
+          <w:color w:val="000000"/>
+          <w:kern w:val="0"/>
+          <w:lang w:eastAsia="de-DE"/>
+          <w14:ligatures w14:val="none"/>
+        </w:rPr>
+        <w:t>also</w:t>
+      </w:r>
+      <w:proofErr w:type="gramEnd"/>
+      <w:r>
+        <w:rPr>
+          <w:rFonts w:ascii="Arial" w:eastAsia="Times New Roman" w:hAnsi="Arial" w:cs="Arial"/>
+          <w:i/>
+          <w:iCs/>
+          <w:color w:val="000000"/>
+          <w:kern w:val="0"/>
+          <w:lang w:eastAsia="de-DE"/>
+          <w14:ligatures w14:val="none"/>
+        </w:rPr>
+        <w:t xml:space="preserve"> dass es schöner ist. Mach es mit </w:t>
+      </w:r>
+      <w:r>
+        <w:rPr>
+          <w:rFonts w:ascii="Arial" w:eastAsia="Times New Roman" w:hAnsi="Arial" w:cs="Arial"/>
+          <w:i/>
+          <w:iCs/>
+          <w:color w:val="000000"/>
+          <w:kern w:val="0"/>
+          <w:lang w:eastAsia="de-DE"/>
+          <w14:ligatures w14:val="none"/>
+        </w:rPr>
+        <w:t xml:space="preserve">einem </w:t>
+      </w:r>
+      <w:proofErr w:type="spellStart"/>
+      <w:r>
+        <w:rPr>
+          <w:rFonts w:ascii="Arial" w:eastAsia="Times New Roman" w:hAnsi="Arial" w:cs="Arial"/>
+          <w:i/>
+          <w:iCs/>
+          <w:color w:val="000000"/>
+          <w:kern w:val="0"/>
+          <w:lang w:eastAsia="de-DE"/>
+          <w14:ligatures w14:val="none"/>
+        </w:rPr>
+        <w:t>src</w:t>
+      </w:r>
+      <w:proofErr w:type="spellEnd"/>
+      <w:r>
+        <w:rPr>
+          <w:rFonts w:ascii="Arial" w:eastAsia="Times New Roman" w:hAnsi="Arial" w:cs="Arial"/>
+          <w:i/>
+          <w:iCs/>
+          <w:color w:val="000000"/>
+          <w:kern w:val="0"/>
+          <w:lang w:eastAsia="de-DE"/>
+          <w14:ligatures w14:val="none"/>
+        </w:rPr>
+        <w:t xml:space="preserve"> Ordner und den </w:t>
+      </w:r>
+      <w:proofErr w:type="spellStart"/>
+      <w:r>
+        <w:rPr>
+          <w:rFonts w:ascii="Arial" w:eastAsia="Times New Roman" w:hAnsi="Arial" w:cs="Arial"/>
+          <w:i/>
+          <w:iCs/>
+          <w:color w:val="000000"/>
+          <w:kern w:val="0"/>
+          <w:lang w:eastAsia="de-DE"/>
+          <w14:ligatures w14:val="none"/>
+        </w:rPr>
+        <w:t>unterordnern</w:t>
+      </w:r>
+      <w:proofErr w:type="spellEnd"/>
+      <w:r>
+        <w:rPr>
+          <w:rFonts w:ascii="Arial" w:eastAsia="Times New Roman" w:hAnsi="Arial" w:cs="Arial"/>
+          <w:i/>
+          <w:iCs/>
+          <w:color w:val="000000"/>
+          <w:kern w:val="0"/>
+          <w:lang w:eastAsia="de-DE"/>
+          <w14:ligatures w14:val="none"/>
+        </w:rPr>
+        <w:t xml:space="preserve">: </w:t>
+      </w:r>
+      <w:proofErr w:type="spellStart"/>
+      <w:r>
+        <w:rPr>
+          <w:rFonts w:ascii="Arial" w:eastAsia="Times New Roman" w:hAnsi="Arial" w:cs="Arial"/>
+          <w:i/>
+          <w:iCs/>
+          <w:color w:val="000000"/>
+          <w:kern w:val="0"/>
+          <w:lang w:eastAsia="de-DE"/>
+          <w14:ligatures w14:val="none"/>
+        </w:rPr>
+        <w:t>middleware</w:t>
+      </w:r>
+      <w:proofErr w:type="spellEnd"/>
+      <w:r>
+        <w:rPr>
+          <w:rFonts w:ascii="Arial" w:eastAsia="Times New Roman" w:hAnsi="Arial" w:cs="Arial"/>
+          <w:i/>
+          <w:iCs/>
+          <w:color w:val="000000"/>
+          <w:kern w:val="0"/>
+          <w:lang w:eastAsia="de-DE"/>
+          <w14:ligatures w14:val="none"/>
+        </w:rPr>
+        <w:t xml:space="preserve">, </w:t>
+      </w:r>
+      <w:proofErr w:type="spellStart"/>
+      <w:r>
+        <w:rPr>
+          <w:rFonts w:ascii="Arial" w:eastAsia="Times New Roman" w:hAnsi="Arial" w:cs="Arial"/>
+          <w:i/>
+          <w:iCs/>
+          <w:color w:val="000000"/>
+          <w:kern w:val="0"/>
+          <w:lang w:eastAsia="de-DE"/>
+          <w14:ligatures w14:val="none"/>
+        </w:rPr>
+        <w:t>models</w:t>
+      </w:r>
+      <w:proofErr w:type="spellEnd"/>
+      <w:r>
+        <w:rPr>
+          <w:rFonts w:ascii="Arial" w:eastAsia="Times New Roman" w:hAnsi="Arial" w:cs="Arial"/>
+          <w:i/>
+          <w:iCs/>
+          <w:color w:val="000000"/>
+          <w:kern w:val="0"/>
+          <w:lang w:eastAsia="de-DE"/>
+          <w14:ligatures w14:val="none"/>
+        </w:rPr>
+        <w:t xml:space="preserve">, </w:t>
+      </w:r>
+      <w:proofErr w:type="spellStart"/>
+      <w:r>
+        <w:rPr>
+          <w:rFonts w:ascii="Arial" w:eastAsia="Times New Roman" w:hAnsi="Arial" w:cs="Arial"/>
+          <w:i/>
+          <w:iCs/>
+          <w:color w:val="000000"/>
+          <w:kern w:val="0"/>
+          <w:lang w:eastAsia="de-DE"/>
+          <w14:ligatures w14:val="none"/>
+        </w:rPr>
+        <w:t>services</w:t>
+      </w:r>
+      <w:proofErr w:type="spellEnd"/>
+      <w:r>
+        <w:rPr>
+          <w:rFonts w:ascii="Arial" w:eastAsia="Times New Roman" w:hAnsi="Arial" w:cs="Arial"/>
+          <w:i/>
+          <w:iCs/>
+          <w:color w:val="000000"/>
+          <w:kern w:val="0"/>
+          <w:lang w:eastAsia="de-DE"/>
+          <w14:ligatures w14:val="none"/>
+        </w:rPr>
+        <w:t>."</w:t>
       </w:r>
     </w:p>
     <w:p>
       <w:pPr>
         <w:numPr>
           <w:ilvl w:val="0"/>
-          <w:numId w:val="5"/>
+          <w:numId w:val="15"/>
         </w:numPr>
         <w:spacing w:after="100" w:afterAutospacing="1"/>
         <w:rPr>
-          <w:rFonts w:eastAsia="Times New Roman" w:cs="Arial"/>
-          <w:color w:val="000000"/>
-          <w:kern w:val="0"/>
-          <w:lang w:eastAsia="de-DE"/>
-          <w14:ligatures w14:val="none"/>
-        </w:rPr>
-      </w:pPr>
-      <w:r>
-        <w:rPr>
-          <w:rFonts w:eastAsia="Times New Roman" w:cs="Arial"/>
+          <w:rFonts w:ascii="Arial" w:eastAsia="Times New Roman" w:hAnsi="Arial" w:cs="Arial"/>
+          <w:color w:val="000000"/>
+          <w:kern w:val="0"/>
+          <w:lang w:eastAsia="de-DE"/>
+          <w14:ligatures w14:val="none"/>
+        </w:rPr>
+      </w:pPr>
+      <w:r>
+        <w:rPr>
+          <w:rFonts w:ascii="Arial" w:eastAsia="Times New Roman" w:hAnsi="Arial" w:cs="Arial"/>
           <w:b/>
           <w:bCs/>
           <w:color w:val="000000"/>
@@ -930,60 +1986,195 @@
           <w:lang w:eastAsia="de-DE"/>
           <w14:ligatures w14:val="none"/>
         </w:rPr>
-        <w:lastRenderedPageBreak/>
         <w:t>Ergebnis:</w:t>
       </w:r>
       <w:r>
         <w:rPr>
-          <w:rFonts w:eastAsia="Times New Roman" w:cs="Arial"/>
-          <w:color w:val="000000"/>
-          <w:kern w:val="0"/>
-          <w:lang w:eastAsia="de-DE"/>
-          <w14:ligatures w14:val="none"/>
-        </w:rPr>
-        <w:t> Ein SQL-Transaktions-Skript, das automatisch 75 Übungen mit Metadaten (</w:t>
-      </w:r>
-      <w:proofErr w:type="spellStart"/>
-      <w:r>
-        <w:rPr>
-          <w:rFonts w:eastAsia="Times New Roman" w:cs="Arial"/>
-          <w:color w:val="000000"/>
-          <w:kern w:val="0"/>
-          <w:lang w:eastAsia="de-DE"/>
-          <w14:ligatures w14:val="none"/>
-        </w:rPr>
-        <w:t>default_rest_seconds</w:t>
-      </w:r>
-      <w:proofErr w:type="spellEnd"/>
-      <w:r>
-        <w:rPr>
-          <w:rFonts w:eastAsia="Times New Roman" w:cs="Arial"/>
-          <w:color w:val="000000"/>
-          <w:kern w:val="0"/>
-          <w:lang w:eastAsia="de-DE"/>
-          <w14:ligatures w14:val="none"/>
-        </w:rPr>
-        <w:t>) in die Datenbank lädt.</w:t>
+          <w:rFonts w:ascii="Arial" w:eastAsia="Times New Roman" w:hAnsi="Arial" w:cs="Arial"/>
+          <w:color w:val="000000"/>
+          <w:kern w:val="0"/>
+          <w:lang w:eastAsia="de-DE"/>
+          <w14:ligatures w14:val="none"/>
+        </w:rPr>
+        <w:t xml:space="preserve"> </w:t>
+      </w:r>
+      <w:r>
+        <w:rPr>
+          <w:rFonts w:ascii="Arial" w:eastAsia="Times New Roman" w:hAnsi="Arial" w:cs="Arial"/>
+          <w:color w:val="000000"/>
+          <w:kern w:val="0"/>
+          <w:lang w:eastAsia="de-DE"/>
+          <w14:ligatures w14:val="none"/>
+        </w:rPr>
+        <w:t>Aufteilung des Codes in</w:t>
+      </w:r>
+      <w:r>
+        <w:rPr>
+          <w:rFonts w:ascii="Arial" w:eastAsia="Times New Roman" w:hAnsi="Arial" w:cs="Arial"/>
+          <w:color w:val="000000"/>
+          <w:kern w:val="0"/>
+          <w:lang w:eastAsia="de-DE"/>
+          <w14:ligatures w14:val="none"/>
+        </w:rPr>
+        <w:t xml:space="preserve"> </w:t>
+      </w:r>
+      <w:r>
+        <w:rPr>
+          <w:rFonts w:ascii="Arial" w:eastAsia="Times New Roman" w:hAnsi="Arial" w:cs="Arial"/>
+          <w:color w:val="000000"/>
+          <w:kern w:val="0"/>
+          <w:lang w:eastAsia="de-DE"/>
+          <w14:ligatures w14:val="none"/>
+        </w:rPr>
+        <w:t>database.js</w:t>
+      </w:r>
+      <w:r>
+        <w:rPr>
+          <w:rFonts w:ascii="Arial" w:eastAsia="Times New Roman" w:hAnsi="Arial" w:cs="Arial"/>
+          <w:color w:val="000000"/>
+          <w:kern w:val="0"/>
+          <w:lang w:eastAsia="de-DE"/>
+          <w14:ligatures w14:val="none"/>
+        </w:rPr>
+        <w:t xml:space="preserve"> </w:t>
+      </w:r>
+      <w:r>
+        <w:rPr>
+          <w:rFonts w:ascii="Arial" w:eastAsia="Times New Roman" w:hAnsi="Arial" w:cs="Arial"/>
+          <w:color w:val="000000"/>
+          <w:kern w:val="0"/>
+          <w:lang w:eastAsia="de-DE"/>
+          <w14:ligatures w14:val="none"/>
+        </w:rPr>
+        <w:t>und spezifische Service-Routen (exerciseService.js,</w:t>
+      </w:r>
+      <w:r>
+        <w:rPr>
+          <w:rFonts w:ascii="Arial" w:eastAsia="Times New Roman" w:hAnsi="Arial" w:cs="Arial"/>
+          <w:color w:val="000000"/>
+          <w:kern w:val="0"/>
+          <w:lang w:eastAsia="de-DE"/>
+          <w14:ligatures w14:val="none"/>
+        </w:rPr>
+        <w:t xml:space="preserve"> </w:t>
+      </w:r>
+      <w:r>
+        <w:rPr>
+          <w:rFonts w:ascii="Arial" w:eastAsia="Times New Roman" w:hAnsi="Arial" w:cs="Arial"/>
+          <w:color w:val="000000"/>
+          <w:kern w:val="0"/>
+          <w:lang w:eastAsia="de-DE"/>
+          <w14:ligatures w14:val="none"/>
+        </w:rPr>
+        <w:t>workoutService.js, etc.), die in der</w:t>
+      </w:r>
+      <w:r>
+        <w:rPr>
+          <w:rFonts w:ascii="Arial" w:eastAsia="Times New Roman" w:hAnsi="Arial" w:cs="Arial"/>
+          <w:color w:val="000000"/>
+          <w:kern w:val="0"/>
+          <w:lang w:eastAsia="de-DE"/>
+          <w14:ligatures w14:val="none"/>
+        </w:rPr>
+        <w:t xml:space="preserve"> i</w:t>
+      </w:r>
+      <w:r>
+        <w:rPr>
+          <w:rFonts w:ascii="Arial" w:eastAsia="Times New Roman" w:hAnsi="Arial" w:cs="Arial"/>
+          <w:color w:val="000000"/>
+          <w:kern w:val="0"/>
+          <w:lang w:eastAsia="de-DE"/>
+          <w14:ligatures w14:val="none"/>
+        </w:rPr>
+        <w:t>ndex.js</w:t>
+      </w:r>
+      <w:r>
+        <w:rPr>
+          <w:rFonts w:ascii="Arial" w:eastAsia="Times New Roman" w:hAnsi="Arial" w:cs="Arial"/>
+          <w:color w:val="000000"/>
+          <w:kern w:val="0"/>
+          <w:lang w:eastAsia="de-DE"/>
+          <w14:ligatures w14:val="none"/>
+        </w:rPr>
+        <w:t xml:space="preserve"> </w:t>
+      </w:r>
+      <w:r>
+        <w:rPr>
+          <w:rFonts w:ascii="Arial" w:eastAsia="Times New Roman" w:hAnsi="Arial" w:cs="Arial"/>
+          <w:color w:val="000000"/>
+          <w:kern w:val="0"/>
+          <w:lang w:eastAsia="de-DE"/>
+          <w14:ligatures w14:val="none"/>
+        </w:rPr>
+        <w:t>importiert werden.</w:t>
       </w:r>
     </w:p>
     <w:p>
       <w:pPr>
+        <w:spacing w:after="100" w:afterAutospacing="1"/>
+        <w:rPr>
+          <w:rFonts w:ascii="Arial" w:eastAsia="Times New Roman" w:hAnsi="Arial" w:cs="Arial"/>
+          <w:color w:val="000000"/>
+          <w:kern w:val="0"/>
+          <w:lang w:eastAsia="de-DE"/>
+          <w14:ligatures w14:val="none"/>
+        </w:rPr>
+      </w:pPr>
+      <w:r>
+        <w:rPr>
+          <w:rFonts w:ascii="Arial" w:eastAsia="Times New Roman" w:hAnsi="Arial" w:cs="Arial"/>
+          <w:b/>
+          <w:bCs/>
+          <w:color w:val="000000"/>
+          <w:kern w:val="0"/>
+          <w:lang w:eastAsia="de-DE"/>
+          <w14:ligatures w14:val="none"/>
+        </w:rPr>
+        <w:t xml:space="preserve">Phase </w:t>
+      </w:r>
+      <w:r>
+        <w:rPr>
+          <w:rFonts w:ascii="Arial" w:eastAsia="Times New Roman" w:hAnsi="Arial" w:cs="Arial"/>
+          <w:b/>
+          <w:bCs/>
+          <w:color w:val="000000"/>
+          <w:kern w:val="0"/>
+          <w:lang w:eastAsia="de-DE"/>
+          <w14:ligatures w14:val="none"/>
+        </w:rPr>
+        <w:t>5</w:t>
+      </w:r>
+      <w:r>
+        <w:rPr>
+          <w:rFonts w:ascii="Arial" w:eastAsia="Times New Roman" w:hAnsi="Arial" w:cs="Arial"/>
+          <w:b/>
+          <w:bCs/>
+          <w:color w:val="000000"/>
+          <w:kern w:val="0"/>
+          <w:lang w:eastAsia="de-DE"/>
+          <w14:ligatures w14:val="none"/>
+        </w:rPr>
+        <w:t>: Frontend-Architektur &amp; API-Anbindung (Flutter)</w:t>
+      </w:r>
+    </w:p>
+    <w:p>
+      <w:pPr>
         <w:numPr>
           <w:ilvl w:val="0"/>
-          <w:numId w:val="5"/>
+          <w:numId w:val="17"/>
         </w:numPr>
         <w:spacing w:after="100" w:afterAutospacing="1"/>
         <w:rPr>
-          <w:rFonts w:eastAsia="Times New Roman" w:cs="Arial"/>
-          <w:color w:val="000000"/>
-          <w:kern w:val="0"/>
-          <w:lang w:eastAsia="de-DE"/>
-          <w14:ligatures w14:val="none"/>
-        </w:rPr>
-      </w:pPr>
-      <w:r>
-        <w:rPr>
-          <w:rFonts w:eastAsia="Times New Roman" w:cs="Arial"/>
+          <w:rFonts w:ascii="Arial" w:eastAsia="Times New Roman" w:hAnsi="Arial" w:cs="Arial"/>
+          <w:color w:val="000000"/>
+          <w:kern w:val="0"/>
+          <w:lang w:eastAsia="de-DE"/>
+          <w14:ligatures w14:val="none"/>
+        </w:rPr>
+      </w:pPr>
+      <w:r>
+        <w:rPr>
+          <w:rFonts w:ascii="Arial" w:eastAsia="Times New Roman" w:hAnsi="Arial" w:cs="Arial"/>
           <w:b/>
           <w:bCs/>
           <w:color w:val="000000"/>
@@ -991,25 +2182,47 @@
           <w:lang w:eastAsia="de-DE"/>
           <w14:ligatures w14:val="none"/>
         </w:rPr>
-        <w:t>Mehrwert:</w:t>
-      </w:r>
-      <w:r>
-        <w:rPr>
-          <w:rFonts w:eastAsia="Times New Roman" w:cs="Arial"/>
-          <w:color w:val="000000"/>
-          <w:kern w:val="0"/>
-          <w:lang w:eastAsia="de-DE"/>
-          <w14:ligatures w14:val="none"/>
-        </w:rPr>
-        <w:t> Enorme Zeitersparnis und sofortige Nutzbarkeit der App.</w:t>
+        <w:t>Ziel:</w:t>
+      </w:r>
+      <w:r>
+        <w:rPr>
+          <w:rFonts w:ascii="Arial" w:eastAsia="Times New Roman" w:hAnsi="Arial" w:cs="Arial"/>
+          <w:color w:val="000000"/>
+          <w:kern w:val="0"/>
+          <w:lang w:eastAsia="de-DE"/>
+          <w14:ligatures w14:val="none"/>
+        </w:rPr>
+        <w:t xml:space="preserve"> </w:t>
+      </w:r>
+      <w:r>
+        <w:rPr>
+          <w:rFonts w:ascii="Arial" w:eastAsia="Times New Roman" w:hAnsi="Arial" w:cs="Arial"/>
+          <w:color w:val="000000"/>
+          <w:kern w:val="0"/>
+          <w:lang w:eastAsia="de-DE"/>
+          <w14:ligatures w14:val="none"/>
+        </w:rPr>
+        <w:t>Aufbau eines strukturierten Flutter-Projekts und Verknüpfung mit dem lokalen Node.js-Backend.</w:t>
       </w:r>
     </w:p>
     <w:p>
       <w:pPr>
+        <w:numPr>
+          <w:ilvl w:val="0"/>
+          <w:numId w:val="17"/>
+        </w:numPr>
         <w:spacing w:after="100" w:afterAutospacing="1"/>
-        <w:outlineLvl w:val="2"/>
-        <w:rPr>
-          <w:rFonts w:eastAsia="Times New Roman" w:cs="Arial"/>
+        <w:rPr>
+          <w:rFonts w:ascii="Arial" w:eastAsia="Times New Roman" w:hAnsi="Arial" w:cs="Arial"/>
+          <w:color w:val="000000"/>
+          <w:kern w:val="0"/>
+          <w:lang w:eastAsia="de-DE"/>
+          <w14:ligatures w14:val="none"/>
+        </w:rPr>
+      </w:pPr>
+      <w:r>
+        <w:rPr>
+          <w:rFonts w:ascii="Arial" w:eastAsia="Times New Roman" w:hAnsi="Arial" w:cs="Arial"/>
           <w:b/>
           <w:bCs/>
           <w:color w:val="000000"/>
@@ -1017,10 +2230,177 @@
           <w:lang w:eastAsia="de-DE"/>
           <w14:ligatures w14:val="none"/>
         </w:rPr>
-      </w:pPr>
-      <w:r>
-        <w:rPr>
-          <w:rFonts w:eastAsia="Times New Roman" w:cs="Arial"/>
+        <w:t>Prompt:</w:t>
+      </w:r>
+      <w:r>
+        <w:rPr>
+          <w:rFonts w:ascii="Arial" w:eastAsia="Times New Roman" w:hAnsi="Arial" w:cs="Arial"/>
+          <w:color w:val="000000"/>
+          <w:kern w:val="0"/>
+          <w:lang w:eastAsia="de-DE"/>
+          <w14:ligatures w14:val="none"/>
+        </w:rPr>
+        <w:t xml:space="preserve"> </w:t>
+      </w:r>
+      <w:r>
+        <w:rPr>
+          <w:rFonts w:ascii="Arial" w:eastAsia="Times New Roman" w:hAnsi="Arial" w:cs="Arial"/>
+          <w:i/>
+          <w:iCs/>
+          <w:color w:val="000000"/>
+          <w:kern w:val="0"/>
+          <w:lang w:eastAsia="de-DE"/>
+          <w14:ligatures w14:val="none"/>
+        </w:rPr>
+        <w:t xml:space="preserve">"Wir machen jetzt </w:t>
+      </w:r>
+      <w:proofErr w:type="gramStart"/>
+      <w:r>
+        <w:rPr>
+          <w:rFonts w:ascii="Arial" w:eastAsia="Times New Roman" w:hAnsi="Arial" w:cs="Arial"/>
+          <w:i/>
+          <w:iCs/>
+          <w:color w:val="000000"/>
+          <w:kern w:val="0"/>
+          <w:lang w:eastAsia="de-DE"/>
+          <w14:ligatures w14:val="none"/>
+        </w:rPr>
+        <w:t>schritt für schritt</w:t>
+      </w:r>
+      <w:proofErr w:type="gramEnd"/>
+      <w:r>
+        <w:rPr>
+          <w:rFonts w:ascii="Arial" w:eastAsia="Times New Roman" w:hAnsi="Arial" w:cs="Arial"/>
+          <w:i/>
+          <w:iCs/>
+          <w:color w:val="000000"/>
+          <w:kern w:val="0"/>
+          <w:lang w:eastAsia="de-DE"/>
+          <w14:ligatures w14:val="none"/>
+        </w:rPr>
+        <w:t xml:space="preserve"> die </w:t>
+      </w:r>
+      <w:proofErr w:type="spellStart"/>
+      <w:r>
+        <w:rPr>
+          <w:rFonts w:ascii="Arial" w:eastAsia="Times New Roman" w:hAnsi="Arial" w:cs="Arial"/>
+          <w:i/>
+          <w:iCs/>
+          <w:color w:val="000000"/>
+          <w:kern w:val="0"/>
+          <w:lang w:eastAsia="de-DE"/>
+          <w14:ligatures w14:val="none"/>
+        </w:rPr>
+        <w:t>flutter</w:t>
+      </w:r>
+      <w:proofErr w:type="spellEnd"/>
+      <w:r>
+        <w:rPr>
+          <w:rFonts w:ascii="Arial" w:eastAsia="Times New Roman" w:hAnsi="Arial" w:cs="Arial"/>
+          <w:i/>
+          <w:iCs/>
+          <w:color w:val="000000"/>
+          <w:kern w:val="0"/>
+          <w:lang w:eastAsia="de-DE"/>
+          <w14:ligatures w14:val="none"/>
+        </w:rPr>
+        <w:t xml:space="preserve"> </w:t>
+      </w:r>
+      <w:proofErr w:type="spellStart"/>
+      <w:r>
+        <w:rPr>
+          <w:rFonts w:ascii="Arial" w:eastAsia="Times New Roman" w:hAnsi="Arial" w:cs="Arial"/>
+          <w:i/>
+          <w:iCs/>
+          <w:color w:val="000000"/>
+          <w:kern w:val="0"/>
+          <w:lang w:eastAsia="de-DE"/>
+          <w14:ligatures w14:val="none"/>
+        </w:rPr>
+        <w:t>app</w:t>
+      </w:r>
+      <w:proofErr w:type="spellEnd"/>
+      <w:r>
+        <w:rPr>
+          <w:rFonts w:ascii="Arial" w:eastAsia="Times New Roman" w:hAnsi="Arial" w:cs="Arial"/>
+          <w:i/>
+          <w:iCs/>
+          <w:color w:val="000000"/>
+          <w:kern w:val="0"/>
+          <w:lang w:eastAsia="de-DE"/>
+          <w14:ligatures w14:val="none"/>
+        </w:rPr>
+        <w:t xml:space="preserve"> zu diesem backend: sie soll gut strukturiert sein und alle Features des </w:t>
+      </w:r>
+      <w:proofErr w:type="spellStart"/>
+      <w:r>
+        <w:rPr>
+          <w:rFonts w:ascii="Arial" w:eastAsia="Times New Roman" w:hAnsi="Arial" w:cs="Arial"/>
+          <w:i/>
+          <w:iCs/>
+          <w:color w:val="000000"/>
+          <w:kern w:val="0"/>
+          <w:lang w:eastAsia="de-DE"/>
+          <w14:ligatures w14:val="none"/>
+        </w:rPr>
+        <w:t>backends</w:t>
+      </w:r>
+      <w:proofErr w:type="spellEnd"/>
+      <w:r>
+        <w:rPr>
+          <w:rFonts w:ascii="Arial" w:eastAsia="Times New Roman" w:hAnsi="Arial" w:cs="Arial"/>
+          <w:i/>
+          <w:iCs/>
+          <w:color w:val="000000"/>
+          <w:kern w:val="0"/>
+          <w:lang w:eastAsia="de-DE"/>
+          <w14:ligatures w14:val="none"/>
+        </w:rPr>
+        <w:t xml:space="preserve"> verwenden</w:t>
+      </w:r>
+      <w:r>
+        <w:rPr>
+          <w:rFonts w:ascii="Arial" w:eastAsia="Times New Roman" w:hAnsi="Arial" w:cs="Arial"/>
+          <w:i/>
+          <w:iCs/>
+          <w:color w:val="000000"/>
+          <w:kern w:val="0"/>
+          <w:lang w:eastAsia="de-DE"/>
+          <w14:ligatures w14:val="none"/>
+        </w:rPr>
+        <w:t>.</w:t>
+      </w:r>
+      <w:r>
+        <w:rPr>
+          <w:rFonts w:ascii="Arial" w:eastAsia="Times New Roman" w:hAnsi="Arial" w:cs="Arial"/>
+          <w:i/>
+          <w:iCs/>
+          <w:color w:val="000000"/>
+          <w:kern w:val="0"/>
+          <w:lang w:eastAsia="de-DE"/>
+          <w14:ligatures w14:val="none"/>
+        </w:rPr>
+        <w:t>"</w:t>
+      </w:r>
+    </w:p>
+    <w:p>
+      <w:pPr>
+        <w:numPr>
+          <w:ilvl w:val="0"/>
+          <w:numId w:val="17"/>
+        </w:numPr>
+        <w:spacing w:after="100" w:afterAutospacing="1"/>
+        <w:rPr>
+          <w:rFonts w:ascii="Arial" w:eastAsia="Times New Roman" w:hAnsi="Arial" w:cs="Arial"/>
+          <w:color w:val="000000"/>
+          <w:kern w:val="0"/>
+          <w:lang w:eastAsia="de-DE"/>
+          <w14:ligatures w14:val="none"/>
+        </w:rPr>
+      </w:pPr>
+      <w:r>
+        <w:rPr>
+          <w:rFonts w:ascii="Arial" w:eastAsia="Times New Roman" w:hAnsi="Arial" w:cs="Arial"/>
           <w:b/>
           <w:bCs/>
           <w:color w:val="000000"/>
@@ -1028,721 +2408,318 @@
           <w:lang w:eastAsia="de-DE"/>
           <w14:ligatures w14:val="none"/>
         </w:rPr>
-        <w:t>Phase 3: Gamification &amp; Logik ("</w:t>
+        <w:t>Ergebnis:</w:t>
+      </w:r>
+      <w:r>
+        <w:rPr>
+          <w:rFonts w:ascii="Arial" w:eastAsia="Times New Roman" w:hAnsi="Arial" w:cs="Arial"/>
+          <w:color w:val="000000"/>
+          <w:kern w:val="0"/>
+          <w:lang w:eastAsia="de-DE"/>
+          <w14:ligatures w14:val="none"/>
+        </w:rPr>
+        <w:t xml:space="preserve"> </w:t>
+      </w:r>
+      <w:r>
+        <w:rPr>
+          <w:rFonts w:ascii="Arial" w:eastAsia="Times New Roman" w:hAnsi="Arial" w:cs="Arial"/>
+          <w:color w:val="000000"/>
+          <w:kern w:val="0"/>
+          <w:lang w:eastAsia="de-DE"/>
+          <w14:ligatures w14:val="none"/>
+        </w:rPr>
+        <w:t>Definition der</w:t>
+      </w:r>
+      <w:r>
+        <w:rPr>
+          <w:rFonts w:ascii="Arial" w:eastAsia="Times New Roman" w:hAnsi="Arial" w:cs="Arial"/>
+          <w:color w:val="000000"/>
+          <w:kern w:val="0"/>
+          <w:lang w:eastAsia="de-DE"/>
+          <w14:ligatures w14:val="none"/>
+        </w:rPr>
+        <w:t xml:space="preserve"> </w:t>
       </w:r>
       <w:proofErr w:type="spellStart"/>
       <w:r>
         <w:rPr>
-          <w:rFonts w:eastAsia="Times New Roman" w:cs="Arial"/>
-          <w:b/>
-          <w:bCs/>
-          <w:color w:val="000000"/>
-          <w:kern w:val="0"/>
-          <w:lang w:eastAsia="de-DE"/>
-          <w14:ligatures w14:val="none"/>
-        </w:rPr>
-        <w:t>God</w:t>
+          <w:rFonts w:ascii="Arial" w:eastAsia="Times New Roman" w:hAnsi="Arial" w:cs="Arial"/>
+          <w:color w:val="000000"/>
+          <w:kern w:val="0"/>
+          <w:lang w:eastAsia="de-DE"/>
+          <w14:ligatures w14:val="none"/>
+        </w:rPr>
+        <w:t>lib</w:t>
       </w:r>
       <w:proofErr w:type="spellEnd"/>
       <w:r>
         <w:rPr>
-          <w:rFonts w:eastAsia="Times New Roman" w:cs="Arial"/>
-          <w:b/>
-          <w:bCs/>
-          <w:color w:val="000000"/>
-          <w:kern w:val="0"/>
-          <w:lang w:eastAsia="de-DE"/>
-          <w14:ligatures w14:val="none"/>
-        </w:rPr>
-        <w:t xml:space="preserve"> Mode")</w:t>
-      </w:r>
-    </w:p>
-    <w:p>
-      <w:pPr>
-        <w:spacing w:after="100" w:afterAutospacing="1"/>
-        <w:rPr>
-          <w:rFonts w:eastAsia="Times New Roman" w:cs="Arial"/>
-          <w:color w:val="000000"/>
-          <w:kern w:val="0"/>
-          <w:lang w:eastAsia="de-DE"/>
-          <w14:ligatures w14:val="none"/>
-        </w:rPr>
-      </w:pPr>
-      <w:r>
-        <w:rPr>
-          <w:rFonts w:eastAsia="Times New Roman" w:cs="Arial"/>
-          <w:b/>
-          <w:bCs/>
-          <w:color w:val="000000"/>
-          <w:kern w:val="0"/>
-          <w:lang w:eastAsia="de-DE"/>
-          <w14:ligatures w14:val="none"/>
-        </w:rPr>
-        <w:t>Ziel:</w:t>
-      </w:r>
-      <w:r>
-        <w:rPr>
-          <w:rFonts w:eastAsia="Times New Roman" w:cs="Arial"/>
-          <w:color w:val="000000"/>
-          <w:kern w:val="0"/>
-          <w:lang w:eastAsia="de-DE"/>
-          <w14:ligatures w14:val="none"/>
-        </w:rPr>
-        <w:t> Implementierung eines Features, das den Nutzer motiviert (Vergleich mit Weltstandards).</w:t>
-      </w:r>
-    </w:p>
-    <w:p>
-      <w:pPr>
-        <w:numPr>
-          <w:ilvl w:val="0"/>
-          <w:numId w:val="6"/>
-        </w:numPr>
-        <w:spacing w:after="100" w:afterAutospacing="1"/>
-        <w:rPr>
-          <w:rFonts w:eastAsia="Times New Roman" w:cs="Arial"/>
-          <w:color w:val="000000"/>
-          <w:kern w:val="0"/>
-          <w:lang w:eastAsia="de-DE"/>
-          <w14:ligatures w14:val="none"/>
-        </w:rPr>
-      </w:pPr>
-      <w:r>
-        <w:rPr>
-          <w:rFonts w:eastAsia="Times New Roman" w:cs="Arial"/>
-          <w:b/>
-          <w:bCs/>
-          <w:color w:val="000000"/>
-          <w:kern w:val="0"/>
-          <w:lang w:eastAsia="de-DE"/>
-          <w14:ligatures w14:val="none"/>
-        </w:rPr>
-        <w:t>Prompt:</w:t>
-      </w:r>
-      <w:r>
-        <w:rPr>
-          <w:rFonts w:eastAsia="Times New Roman" w:cs="Arial"/>
-          <w:color w:val="000000"/>
-          <w:kern w:val="0"/>
-          <w:lang w:eastAsia="de-DE"/>
-          <w14:ligatures w14:val="none"/>
-        </w:rPr>
-        <w:t> </w:t>
-      </w:r>
-      <w:r>
-        <w:rPr>
-          <w:rFonts w:eastAsia="Times New Roman" w:cs="Arial"/>
-          <w:i/>
-          <w:iCs/>
-          <w:color w:val="000000"/>
-          <w:kern w:val="0"/>
-          <w:lang w:eastAsia="de-DE"/>
-          <w14:ligatures w14:val="none"/>
-        </w:rPr>
-        <w:t xml:space="preserve">"Ich möchte ein Ranking-System. Wenn der User beim Bankdrücken 100kg schafft, soll das Backend berechnen, zu welchen Top % er gehört (z.B. </w:t>
+          <w:rFonts w:ascii="Arial" w:eastAsia="Times New Roman" w:hAnsi="Arial" w:cs="Arial"/>
+          <w:color w:val="000000"/>
+          <w:kern w:val="0"/>
+          <w:lang w:eastAsia="de-DE"/>
+          <w14:ligatures w14:val="none"/>
+        </w:rPr>
+        <w:t>/-Struktur (</w:t>
       </w:r>
       <w:proofErr w:type="spellStart"/>
       <w:r>
         <w:rPr>
-          <w:rFonts w:eastAsia="Times New Roman" w:cs="Arial"/>
-          <w:i/>
-          <w:iCs/>
-          <w:color w:val="000000"/>
-          <w:kern w:val="0"/>
-          <w:lang w:eastAsia="de-DE"/>
-          <w14:ligatures w14:val="none"/>
-        </w:rPr>
-        <w:t>Advanced</w:t>
+          <w:rFonts w:ascii="Arial" w:eastAsia="Times New Roman" w:hAnsi="Arial" w:cs="Arial"/>
+          <w:color w:val="000000"/>
+          <w:kern w:val="0"/>
+          <w:lang w:eastAsia="de-DE"/>
+          <w14:ligatures w14:val="none"/>
+        </w:rPr>
+        <w:t>core</w:t>
       </w:r>
       <w:proofErr w:type="spellEnd"/>
       <w:r>
         <w:rPr>
-          <w:rFonts w:eastAsia="Times New Roman" w:cs="Arial"/>
-          <w:i/>
-          <w:iCs/>
-          <w:color w:val="000000"/>
-          <w:kern w:val="0"/>
-          <w:lang w:eastAsia="de-DE"/>
-          <w14:ligatures w14:val="none"/>
-        </w:rPr>
-        <w:t xml:space="preserve"> oder Elite). Erstelle eine Logik, die den User-Rekord mit einer Referenztabelle vergleicht und ein Ranking inkl. Icon zurückgibt."</w:t>
-      </w:r>
-    </w:p>
-    <w:p>
-      <w:pPr>
-        <w:numPr>
-          <w:ilvl w:val="0"/>
-          <w:numId w:val="6"/>
-        </w:numPr>
-        <w:spacing w:after="100" w:afterAutospacing="1"/>
-        <w:rPr>
-          <w:rFonts w:eastAsia="Times New Roman" w:cs="Arial"/>
-          <w:color w:val="000000"/>
-          <w:kern w:val="0"/>
-          <w:lang w:eastAsia="de-DE"/>
-          <w14:ligatures w14:val="none"/>
-        </w:rPr>
-      </w:pPr>
-      <w:r>
-        <w:rPr>
-          <w:rFonts w:eastAsia="Times New Roman" w:cs="Arial"/>
-          <w:b/>
-          <w:bCs/>
-          <w:color w:val="000000"/>
-          <w:kern w:val="0"/>
-          <w:lang w:eastAsia="de-DE"/>
-          <w14:ligatures w14:val="none"/>
-        </w:rPr>
-        <w:t>Ergebnis:</w:t>
-      </w:r>
-    </w:p>
-    <w:p>
-      <w:pPr>
-        <w:numPr>
-          <w:ilvl w:val="1"/>
-          <w:numId w:val="6"/>
-        </w:numPr>
-        <w:spacing w:after="100" w:afterAutospacing="1"/>
-        <w:rPr>
-          <w:rFonts w:eastAsia="Times New Roman" w:cs="Arial"/>
-          <w:color w:val="000000"/>
-          <w:kern w:val="0"/>
-          <w:lang w:eastAsia="de-DE"/>
-          <w14:ligatures w14:val="none"/>
-        </w:rPr>
-      </w:pPr>
-      <w:r>
-        <w:rPr>
-          <w:rFonts w:eastAsia="Times New Roman" w:cs="Arial"/>
-          <w:color w:val="000000"/>
-          <w:kern w:val="0"/>
-          <w:lang w:eastAsia="de-DE"/>
-          <w14:ligatures w14:val="none"/>
-        </w:rPr>
-        <w:t>Neue Tabelle </w:t>
+          <w:rFonts w:ascii="Arial" w:eastAsia="Times New Roman" w:hAnsi="Arial" w:cs="Arial"/>
+          <w:color w:val="000000"/>
+          <w:kern w:val="0"/>
+          <w:lang w:eastAsia="de-DE"/>
+          <w14:ligatures w14:val="none"/>
+        </w:rPr>
+        <w:t>,</w:t>
+      </w:r>
+      <w:r>
+        <w:rPr>
+          <w:rFonts w:ascii="Arial" w:eastAsia="Times New Roman" w:hAnsi="Arial" w:cs="Arial"/>
+          <w:color w:val="000000"/>
+          <w:kern w:val="0"/>
+          <w:lang w:eastAsia="de-DE"/>
+          <w14:ligatures w14:val="none"/>
+        </w:rPr>
+        <w:t xml:space="preserve"> </w:t>
       </w:r>
       <w:proofErr w:type="spellStart"/>
       <w:r>
         <w:rPr>
-          <w:rFonts w:eastAsia="Times New Roman" w:cs="Arial"/>
-          <w:color w:val="000000"/>
-          <w:kern w:val="0"/>
-          <w:lang w:eastAsia="de-DE"/>
-          <w14:ligatures w14:val="none"/>
-        </w:rPr>
-        <w:t>strength_standards</w:t>
+          <w:rFonts w:ascii="Arial" w:eastAsia="Times New Roman" w:hAnsi="Arial" w:cs="Arial"/>
+          <w:color w:val="000000"/>
+          <w:kern w:val="0"/>
+          <w:lang w:eastAsia="de-DE"/>
+          <w14:ligatures w14:val="none"/>
+        </w:rPr>
+        <w:t>models</w:t>
       </w:r>
       <w:proofErr w:type="spellEnd"/>
       <w:r>
         <w:rPr>
-          <w:rFonts w:eastAsia="Times New Roman" w:cs="Arial"/>
+          <w:rFonts w:ascii="Arial" w:eastAsia="Times New Roman" w:hAnsi="Arial" w:cs="Arial"/>
+          <w:color w:val="000000"/>
+          <w:kern w:val="0"/>
+          <w:lang w:eastAsia="de-DE"/>
+          <w14:ligatures w14:val="none"/>
+        </w:rPr>
+        <w:t>,</w:t>
+      </w:r>
+      <w:r>
+        <w:rPr>
+          <w:rFonts w:ascii="Arial" w:eastAsia="Times New Roman" w:hAnsi="Arial" w:cs="Arial"/>
+          <w:color w:val="000000"/>
+          <w:kern w:val="0"/>
+          <w:lang w:eastAsia="de-DE"/>
+          <w14:ligatures w14:val="none"/>
+        </w:rPr>
+        <w:t xml:space="preserve"> </w:t>
+      </w:r>
+      <w:proofErr w:type="spellStart"/>
+      <w:r>
+        <w:rPr>
+          <w:rFonts w:ascii="Arial" w:eastAsia="Times New Roman" w:hAnsi="Arial" w:cs="Arial"/>
+          <w:color w:val="000000"/>
+          <w:kern w:val="0"/>
+          <w:lang w:eastAsia="de-DE"/>
+          <w14:ligatures w14:val="none"/>
+        </w:rPr>
+        <w:t>services</w:t>
+      </w:r>
+      <w:proofErr w:type="spellEnd"/>
+      <w:r>
+        <w:rPr>
+          <w:rFonts w:ascii="Arial" w:eastAsia="Times New Roman" w:hAnsi="Arial" w:cs="Arial"/>
+          <w:color w:val="000000"/>
+          <w:kern w:val="0"/>
+          <w:lang w:eastAsia="de-DE"/>
+          <w14:ligatures w14:val="none"/>
+        </w:rPr>
+        <w:t>,</w:t>
+      </w:r>
+      <w:r>
+        <w:rPr>
+          <w:rFonts w:ascii="Arial" w:eastAsia="Times New Roman" w:hAnsi="Arial" w:cs="Arial"/>
+          <w:color w:val="000000"/>
+          <w:kern w:val="0"/>
+          <w:lang w:eastAsia="de-DE"/>
+          <w14:ligatures w14:val="none"/>
+        </w:rPr>
+        <w:t xml:space="preserve"> </w:t>
+      </w:r>
+      <w:proofErr w:type="spellStart"/>
+      <w:r>
+        <w:rPr>
+          <w:rFonts w:ascii="Arial" w:eastAsia="Times New Roman" w:hAnsi="Arial" w:cs="Arial"/>
+          <w:color w:val="000000"/>
+          <w:kern w:val="0"/>
+          <w:lang w:eastAsia="de-DE"/>
+          <w14:ligatures w14:val="none"/>
+        </w:rPr>
+        <w:t>screens</w:t>
+      </w:r>
+      <w:proofErr w:type="spellEnd"/>
+      <w:r>
+        <w:rPr>
+          <w:rFonts w:ascii="Arial" w:eastAsia="Times New Roman" w:hAnsi="Arial" w:cs="Arial"/>
+          <w:color w:val="000000"/>
+          <w:kern w:val="0"/>
+          <w:lang w:eastAsia="de-DE"/>
+          <w14:ligatures w14:val="none"/>
+        </w:rPr>
+        <w:t>), Einbindung von</w:t>
+      </w:r>
+      <w:r>
+        <w:rPr>
+          <w:rFonts w:ascii="Arial" w:eastAsia="Times New Roman" w:hAnsi="Arial" w:cs="Arial"/>
+          <w:color w:val="000000"/>
+          <w:kern w:val="0"/>
+          <w:lang w:eastAsia="de-DE"/>
+          <w14:ligatures w14:val="none"/>
+        </w:rPr>
+        <w:t xml:space="preserve"> </w:t>
+      </w:r>
+      <w:r>
+        <w:rPr>
+          <w:rFonts w:ascii="Arial" w:eastAsia="Times New Roman" w:hAnsi="Arial" w:cs="Arial"/>
+          <w:color w:val="000000"/>
+          <w:kern w:val="0"/>
+          <w:lang w:eastAsia="de-DE"/>
+          <w14:ligatures w14:val="none"/>
+        </w:rPr>
+        <w:t>http</w:t>
+      </w:r>
+      <w:r>
+        <w:rPr>
+          <w:rFonts w:ascii="Arial" w:eastAsia="Times New Roman" w:hAnsi="Arial" w:cs="Arial"/>
+          <w:color w:val="000000"/>
+          <w:kern w:val="0"/>
+          <w:lang w:eastAsia="de-DE"/>
+          <w14:ligatures w14:val="none"/>
+        </w:rPr>
+        <w:t xml:space="preserve"> </w:t>
+      </w:r>
+      <w:r>
+        <w:rPr>
+          <w:rFonts w:ascii="Arial" w:eastAsia="Times New Roman" w:hAnsi="Arial" w:cs="Arial"/>
+          <w:color w:val="000000"/>
+          <w:kern w:val="0"/>
+          <w:lang w:eastAsia="de-DE"/>
+          <w14:ligatures w14:val="none"/>
+        </w:rPr>
+        <w:t>und</w:t>
+      </w:r>
+      <w:r>
+        <w:rPr>
+          <w:rFonts w:ascii="Arial" w:eastAsia="Times New Roman" w:hAnsi="Arial" w:cs="Arial"/>
+          <w:color w:val="000000"/>
+          <w:kern w:val="0"/>
+          <w:lang w:eastAsia="de-DE"/>
+          <w14:ligatures w14:val="none"/>
+        </w:rPr>
+        <w:t xml:space="preserve"> </w:t>
+      </w:r>
+      <w:proofErr w:type="spellStart"/>
+      <w:r>
+        <w:rPr>
+          <w:rFonts w:ascii="Arial" w:eastAsia="Times New Roman" w:hAnsi="Arial" w:cs="Arial"/>
+          <w:color w:val="000000"/>
+          <w:kern w:val="0"/>
+          <w:lang w:eastAsia="de-DE"/>
+          <w14:ligatures w14:val="none"/>
+        </w:rPr>
+        <w:t>fl_chart</w:t>
+      </w:r>
+      <w:proofErr w:type="spellEnd"/>
+      <w:r>
+        <w:rPr>
+          <w:rFonts w:ascii="Arial" w:eastAsia="Times New Roman" w:hAnsi="Arial" w:cs="Arial"/>
+          <w:color w:val="000000"/>
+          <w:kern w:val="0"/>
+          <w:lang w:eastAsia="de-DE"/>
+          <w14:ligatures w14:val="none"/>
+        </w:rPr>
+        <w:t>, sowie die automatische Generierung exakt passender Dart-Datenklassen (</w:t>
+      </w:r>
+      <w:proofErr w:type="spellStart"/>
+      <w:r>
+        <w:rPr>
+          <w:rFonts w:ascii="Arial" w:eastAsia="Times New Roman" w:hAnsi="Arial" w:cs="Arial"/>
+          <w:color w:val="000000"/>
+          <w:kern w:val="0"/>
+          <w:lang w:eastAsia="de-DE"/>
+          <w14:ligatures w14:val="none"/>
+        </w:rPr>
+        <w:t>Exercise</w:t>
+      </w:r>
+      <w:proofErr w:type="spellEnd"/>
+      <w:r>
+        <w:rPr>
+          <w:rFonts w:ascii="Arial" w:eastAsia="Times New Roman" w:hAnsi="Arial" w:cs="Arial"/>
+          <w:color w:val="000000"/>
+          <w:kern w:val="0"/>
+          <w:lang w:eastAsia="de-DE"/>
+          <w14:ligatures w14:val="none"/>
+        </w:rPr>
+        <w:t>,</w:t>
+      </w:r>
+      <w:r>
+        <w:rPr>
+          <w:rFonts w:ascii="Arial" w:eastAsia="Times New Roman" w:hAnsi="Arial" w:cs="Arial"/>
+          <w:color w:val="000000"/>
+          <w:kern w:val="0"/>
+          <w:lang w:eastAsia="de-DE"/>
+          <w14:ligatures w14:val="none"/>
+        </w:rPr>
+        <w:t xml:space="preserve"> </w:t>
+      </w:r>
+      <w:r>
+        <w:rPr>
+          <w:rFonts w:ascii="Arial" w:eastAsia="Times New Roman" w:hAnsi="Arial" w:cs="Arial"/>
+          <w:color w:val="000000"/>
+          <w:kern w:val="0"/>
+          <w:lang w:eastAsia="de-DE"/>
+          <w14:ligatures w14:val="none"/>
+        </w:rPr>
+        <w:t>Workout, etc.) für das JSON-</w:t>
+      </w:r>
+      <w:proofErr w:type="spellStart"/>
+      <w:r>
+        <w:rPr>
+          <w:rFonts w:ascii="Arial" w:eastAsia="Times New Roman" w:hAnsi="Arial" w:cs="Arial"/>
+          <w:color w:val="000000"/>
+          <w:kern w:val="0"/>
+          <w:lang w:eastAsia="de-DE"/>
+          <w14:ligatures w14:val="none"/>
+        </w:rPr>
+        <w:t>Parsing</w:t>
+      </w:r>
+      <w:proofErr w:type="spellEnd"/>
+      <w:r>
+        <w:rPr>
+          <w:rFonts w:ascii="Arial" w:eastAsia="Times New Roman" w:hAnsi="Arial" w:cs="Arial"/>
           <w:color w:val="000000"/>
           <w:kern w:val="0"/>
           <w:lang w:eastAsia="de-DE"/>
           <w14:ligatures w14:val="none"/>
         </w:rPr>
         <w:t>.</w:t>
-      </w:r>
-    </w:p>
-    <w:p>
-      <w:pPr>
-        <w:numPr>
-          <w:ilvl w:val="1"/>
-          <w:numId w:val="6"/>
-        </w:numPr>
-        <w:spacing w:after="100" w:afterAutospacing="1"/>
-        <w:rPr>
-          <w:rFonts w:eastAsia="Times New Roman" w:cs="Arial"/>
-          <w:color w:val="000000"/>
-          <w:kern w:val="0"/>
-          <w:lang w:eastAsia="de-DE"/>
-          <w14:ligatures w14:val="none"/>
-        </w:rPr>
-      </w:pPr>
-      <w:r>
-        <w:rPr>
-          <w:rFonts w:eastAsia="Times New Roman" w:cs="Arial"/>
-          <w:color w:val="000000"/>
-          <w:kern w:val="0"/>
-          <w:lang w:eastAsia="de-DE"/>
-          <w14:ligatures w14:val="none"/>
-        </w:rPr>
-        <w:t>API-Endpunkt GET /</w:t>
-      </w:r>
-      <w:proofErr w:type="spellStart"/>
-      <w:r>
-        <w:rPr>
-          <w:rFonts w:eastAsia="Times New Roman" w:cs="Arial"/>
-          <w:color w:val="000000"/>
-          <w:kern w:val="0"/>
-          <w:lang w:eastAsia="de-DE"/>
-          <w14:ligatures w14:val="none"/>
-        </w:rPr>
-        <w:t>api</w:t>
-      </w:r>
-      <w:proofErr w:type="spellEnd"/>
-      <w:r>
-        <w:rPr>
-          <w:rFonts w:eastAsia="Times New Roman" w:cs="Arial"/>
-          <w:color w:val="000000"/>
-          <w:kern w:val="0"/>
-          <w:lang w:eastAsia="de-DE"/>
-          <w14:ligatures w14:val="none"/>
-        </w:rPr>
-        <w:t>/</w:t>
-      </w:r>
-      <w:proofErr w:type="spellStart"/>
-      <w:r>
-        <w:rPr>
-          <w:rFonts w:eastAsia="Times New Roman" w:cs="Arial"/>
-          <w:color w:val="000000"/>
-          <w:kern w:val="0"/>
-          <w:lang w:eastAsia="de-DE"/>
-          <w14:ligatures w14:val="none"/>
-        </w:rPr>
-        <w:t>stats</w:t>
-      </w:r>
-      <w:proofErr w:type="spellEnd"/>
-      <w:r>
-        <w:rPr>
-          <w:rFonts w:eastAsia="Times New Roman" w:cs="Arial"/>
-          <w:color w:val="000000"/>
-          <w:kern w:val="0"/>
-          <w:lang w:eastAsia="de-DE"/>
-          <w14:ligatures w14:val="none"/>
-        </w:rPr>
-        <w:t>/</w:t>
-      </w:r>
-      <w:proofErr w:type="spellStart"/>
-      <w:r>
-        <w:rPr>
-          <w:rFonts w:eastAsia="Times New Roman" w:cs="Arial"/>
-          <w:color w:val="000000"/>
-          <w:kern w:val="0"/>
-          <w:lang w:eastAsia="de-DE"/>
-          <w14:ligatures w14:val="none"/>
-        </w:rPr>
-        <w:t>ranking</w:t>
-      </w:r>
-      <w:proofErr w:type="spellEnd"/>
-      <w:proofErr w:type="gramStart"/>
-      <w:r>
-        <w:rPr>
-          <w:rFonts w:eastAsia="Times New Roman" w:cs="Arial"/>
-          <w:color w:val="000000"/>
-          <w:kern w:val="0"/>
-          <w:lang w:eastAsia="de-DE"/>
-          <w14:ligatures w14:val="none"/>
-        </w:rPr>
-        <w:t>/:id.</w:t>
-      </w:r>
-      <w:proofErr w:type="gramEnd"/>
-    </w:p>
-    <w:p>
-      <w:pPr>
-        <w:numPr>
-          <w:ilvl w:val="1"/>
-          <w:numId w:val="6"/>
-        </w:numPr>
-        <w:spacing w:after="100" w:afterAutospacing="1"/>
-        <w:rPr>
-          <w:rFonts w:eastAsia="Times New Roman" w:cs="Arial"/>
-          <w:color w:val="000000"/>
-          <w:kern w:val="0"/>
-          <w:lang w:eastAsia="de-DE"/>
-          <w14:ligatures w14:val="none"/>
-        </w:rPr>
-      </w:pPr>
-      <w:r>
-        <w:rPr>
-          <w:rFonts w:eastAsia="Times New Roman" w:cs="Arial"/>
-          <w:color w:val="000000"/>
-          <w:kern w:val="0"/>
-          <w:lang w:eastAsia="de-DE"/>
-          <w14:ligatures w14:val="none"/>
-        </w:rPr>
-        <w:t>Komplexe SQL-Abfrage, die das Maximalgewicht (</w:t>
-      </w:r>
-      <w:proofErr w:type="gramStart"/>
-      <w:r>
-        <w:rPr>
-          <w:rFonts w:eastAsia="Times New Roman" w:cs="Arial"/>
-          <w:color w:val="000000"/>
-          <w:kern w:val="0"/>
-          <w:lang w:eastAsia="de-DE"/>
-          <w14:ligatures w14:val="none"/>
-        </w:rPr>
-        <w:t>MAX(</w:t>
-      </w:r>
-      <w:proofErr w:type="spellStart"/>
-      <w:proofErr w:type="gramEnd"/>
-      <w:r>
-        <w:rPr>
-          <w:rFonts w:eastAsia="Times New Roman" w:cs="Arial"/>
-          <w:color w:val="000000"/>
-          <w:kern w:val="0"/>
-          <w:lang w:eastAsia="de-DE"/>
-          <w14:ligatures w14:val="none"/>
-        </w:rPr>
-        <w:t>weight_kg</w:t>
-      </w:r>
-      <w:proofErr w:type="spellEnd"/>
-      <w:r>
-        <w:rPr>
-          <w:rFonts w:eastAsia="Times New Roman" w:cs="Arial"/>
-          <w:color w:val="000000"/>
-          <w:kern w:val="0"/>
-          <w:lang w:eastAsia="de-DE"/>
-          <w14:ligatures w14:val="none"/>
-        </w:rPr>
-        <w:t>)) ermittelt und dynamisch in Kategorien (Beginner bis Elite) einordnet.</w:t>
-      </w:r>
-    </w:p>
-    <w:p>
-      <w:pPr>
-        <w:spacing w:after="100" w:afterAutospacing="1"/>
-        <w:outlineLvl w:val="2"/>
-        <w:rPr>
-          <w:rFonts w:eastAsia="Times New Roman" w:cs="Arial"/>
-          <w:b/>
-          <w:bCs/>
-          <w:color w:val="000000"/>
-          <w:kern w:val="0"/>
-          <w:lang w:eastAsia="de-DE"/>
-          <w14:ligatures w14:val="none"/>
-        </w:rPr>
-      </w:pPr>
-      <w:r>
-        <w:rPr>
-          <w:rFonts w:eastAsia="Times New Roman" w:cs="Arial"/>
-          <w:b/>
-          <w:bCs/>
-          <w:color w:val="000000"/>
-          <w:kern w:val="0"/>
-          <w:lang w:eastAsia="de-DE"/>
-          <w14:ligatures w14:val="none"/>
-        </w:rPr>
-        <w:t>Phase 4: Fehlerbehebung &amp; Edge Cases</w:t>
-      </w:r>
-    </w:p>
-    <w:p>
-      <w:pPr>
-        <w:spacing w:after="100" w:afterAutospacing="1"/>
-        <w:rPr>
-          <w:rFonts w:eastAsia="Times New Roman" w:cs="Arial"/>
-          <w:color w:val="000000"/>
-          <w:kern w:val="0"/>
-          <w:lang w:eastAsia="de-DE"/>
-          <w14:ligatures w14:val="none"/>
-        </w:rPr>
-      </w:pPr>
-      <w:r>
-        <w:rPr>
-          <w:rFonts w:eastAsia="Times New Roman" w:cs="Arial"/>
-          <w:b/>
-          <w:bCs/>
-          <w:color w:val="000000"/>
-          <w:kern w:val="0"/>
-          <w:lang w:eastAsia="de-DE"/>
-          <w14:ligatures w14:val="none"/>
-        </w:rPr>
-        <w:t>Ziel:</w:t>
-      </w:r>
-      <w:r>
-        <w:rPr>
-          <w:rFonts w:eastAsia="Times New Roman" w:cs="Arial"/>
-          <w:color w:val="000000"/>
-          <w:kern w:val="0"/>
-          <w:lang w:eastAsia="de-DE"/>
-          <w14:ligatures w14:val="none"/>
-        </w:rPr>
-        <w:t> Sicherstellen, dass das Backend im Android-Emulator funktioniert.</w:t>
-      </w:r>
-    </w:p>
-    <w:p>
-      <w:pPr>
-        <w:numPr>
-          <w:ilvl w:val="0"/>
-          <w:numId w:val="7"/>
-        </w:numPr>
-        <w:spacing w:after="100" w:afterAutospacing="1"/>
-        <w:rPr>
-          <w:rFonts w:eastAsia="Times New Roman" w:cs="Arial"/>
-          <w:color w:val="000000"/>
-          <w:kern w:val="0"/>
-          <w:lang w:eastAsia="de-DE"/>
-          <w14:ligatures w14:val="none"/>
-        </w:rPr>
-      </w:pPr>
-      <w:r>
-        <w:rPr>
-          <w:rFonts w:eastAsia="Times New Roman" w:cs="Arial"/>
-          <w:b/>
-          <w:bCs/>
-          <w:color w:val="000000"/>
-          <w:kern w:val="0"/>
-          <w:lang w:eastAsia="de-DE"/>
-          <w14:ligatures w14:val="none"/>
-        </w:rPr>
-        <w:t>Prompt:</w:t>
-      </w:r>
-      <w:r>
-        <w:rPr>
-          <w:rFonts w:eastAsia="Times New Roman" w:cs="Arial"/>
-          <w:color w:val="000000"/>
-          <w:kern w:val="0"/>
-          <w:lang w:eastAsia="de-DE"/>
-          <w14:ligatures w14:val="none"/>
-        </w:rPr>
-        <w:t> </w:t>
-      </w:r>
-      <w:r>
-        <w:rPr>
-          <w:rFonts w:eastAsia="Times New Roman" w:cs="Arial"/>
-          <w:i/>
-          <w:iCs/>
-          <w:color w:val="000000"/>
-          <w:kern w:val="0"/>
-          <w:lang w:eastAsia="de-DE"/>
-          <w14:ligatures w14:val="none"/>
-        </w:rPr>
-        <w:t>"Mein Android Emulator kann nicht auf localhost:3000 zugreifen. Wie muss ich den Express-Server konfigurieren, damit er erreichbar ist?"</w:t>
-      </w:r>
-    </w:p>
-    <w:p>
-      <w:pPr>
-        <w:numPr>
-          <w:ilvl w:val="0"/>
-          <w:numId w:val="7"/>
-        </w:numPr>
-        <w:spacing w:after="100" w:afterAutospacing="1"/>
-        <w:rPr>
-          <w:rFonts w:eastAsia="Times New Roman" w:cs="Arial"/>
-          <w:color w:val="000000"/>
-          <w:kern w:val="0"/>
-          <w:lang w:eastAsia="de-DE"/>
-          <w14:ligatures w14:val="none"/>
-        </w:rPr>
-      </w:pPr>
-      <w:r>
-        <w:rPr>
-          <w:rFonts w:eastAsia="Times New Roman" w:cs="Arial"/>
-          <w:b/>
-          <w:bCs/>
-          <w:color w:val="000000"/>
-          <w:kern w:val="0"/>
-          <w:lang w:eastAsia="de-DE"/>
-          <w14:ligatures w14:val="none"/>
-        </w:rPr>
-        <w:t>Ergebnis:</w:t>
-      </w:r>
-      <w:r>
-        <w:rPr>
-          <w:rFonts w:eastAsia="Times New Roman" w:cs="Arial"/>
-          <w:color w:val="000000"/>
-          <w:kern w:val="0"/>
-          <w:lang w:eastAsia="de-DE"/>
-          <w14:ligatures w14:val="none"/>
-        </w:rPr>
-        <w:t> Anpassung des </w:t>
-      </w:r>
-      <w:proofErr w:type="spellStart"/>
-      <w:proofErr w:type="gramStart"/>
-      <w:r>
-        <w:rPr>
-          <w:rFonts w:eastAsia="Times New Roman" w:cs="Arial"/>
-          <w:color w:val="000000"/>
-          <w:kern w:val="0"/>
-          <w:lang w:eastAsia="de-DE"/>
-          <w14:ligatures w14:val="none"/>
-        </w:rPr>
-        <w:t>app.listen</w:t>
-      </w:r>
-      <w:proofErr w:type="spellEnd"/>
-      <w:proofErr w:type="gramEnd"/>
-      <w:r>
-        <w:rPr>
-          <w:rFonts w:eastAsia="Times New Roman" w:cs="Arial"/>
-          <w:color w:val="000000"/>
-          <w:kern w:val="0"/>
-          <w:lang w:eastAsia="de-DE"/>
-          <w14:ligatures w14:val="none"/>
-        </w:rPr>
-        <w:t> Befehls auf Host 0.0.0.0 und Dokumentation der IP-Adresse 10.0.2.2 für den Emulator-Zugriff.</w:t>
-      </w:r>
-    </w:p>
-    <w:p>
-      <w:pPr>
-        <w:spacing w:after="100" w:afterAutospacing="1"/>
-        <w:outlineLvl w:val="1"/>
-        <w:rPr>
-          <w:rFonts w:eastAsia="Times New Roman" w:cs="Arial"/>
-          <w:b/>
-          <w:bCs/>
-          <w:color w:val="000000"/>
-          <w:kern w:val="0"/>
-          <w:lang w:eastAsia="de-DE"/>
-          <w14:ligatures w14:val="none"/>
-        </w:rPr>
-      </w:pPr>
-      <w:r>
-        <w:rPr>
-          <w:rFonts w:eastAsia="Times New Roman" w:cs="Arial"/>
-          <w:b/>
-          <w:bCs/>
-          <w:color w:val="000000"/>
-          <w:kern w:val="0"/>
-          <w:lang w:eastAsia="de-DE"/>
-          <w14:ligatures w14:val="none"/>
-        </w:rPr>
-        <w:t>3</w:t>
-      </w:r>
-      <w:r>
-        <w:rPr>
-          <w:rFonts w:eastAsia="Times New Roman" w:cs="Arial"/>
-          <w:b/>
-          <w:bCs/>
-          <w:color w:val="000000"/>
-          <w:kern w:val="0"/>
-          <w:lang w:eastAsia="de-DE"/>
-          <w14:ligatures w14:val="none"/>
-        </w:rPr>
-        <w:t>. Fazit</w:t>
-      </w:r>
-    </w:p>
-    <w:p>
-      <w:pPr>
-        <w:spacing w:after="100" w:afterAutospacing="1"/>
-        <w:rPr>
-          <w:rFonts w:eastAsia="Times New Roman" w:cs="Arial"/>
-          <w:color w:val="000000"/>
-          <w:kern w:val="0"/>
-          <w:lang w:eastAsia="de-DE"/>
-          <w14:ligatures w14:val="none"/>
-        </w:rPr>
-      </w:pPr>
-      <w:r>
-        <w:rPr>
-          <w:rFonts w:eastAsia="Times New Roman" w:cs="Arial"/>
-          <w:color w:val="000000"/>
-          <w:kern w:val="0"/>
-          <w:lang w:eastAsia="de-DE"/>
-          <w14:ligatures w14:val="none"/>
-        </w:rPr>
-        <w:t xml:space="preserve">Der Einsatz von KI hat die Entwicklungszeit des </w:t>
-      </w:r>
-      <w:proofErr w:type="spellStart"/>
-      <w:r>
-        <w:rPr>
-          <w:rFonts w:eastAsia="Times New Roman" w:cs="Arial"/>
-          <w:color w:val="000000"/>
-          <w:kern w:val="0"/>
-          <w:lang w:eastAsia="de-DE"/>
-          <w14:ligatures w14:val="none"/>
-        </w:rPr>
-        <w:t>Backends</w:t>
-      </w:r>
-      <w:proofErr w:type="spellEnd"/>
-      <w:r>
-        <w:rPr>
-          <w:rFonts w:eastAsia="Times New Roman" w:cs="Arial"/>
-          <w:color w:val="000000"/>
-          <w:kern w:val="0"/>
-          <w:lang w:eastAsia="de-DE"/>
-          <w14:ligatures w14:val="none"/>
-        </w:rPr>
-        <w:t xml:space="preserve"> um geschätzte 70% reduziert. Besonders im Bereich der </w:t>
-      </w:r>
-      <w:r>
-        <w:rPr>
-          <w:rFonts w:eastAsia="Times New Roman" w:cs="Arial"/>
-          <w:b/>
-          <w:bCs/>
-          <w:color w:val="000000"/>
-          <w:kern w:val="0"/>
-          <w:lang w:eastAsia="de-DE"/>
-          <w14:ligatures w14:val="none"/>
-        </w:rPr>
-        <w:t>Datenaufbereitung</w:t>
-      </w:r>
-      <w:r>
-        <w:rPr>
-          <w:rFonts w:eastAsia="Times New Roman" w:cs="Arial"/>
-          <w:color w:val="000000"/>
-          <w:kern w:val="0"/>
-          <w:lang w:eastAsia="de-DE"/>
-          <w14:ligatures w14:val="none"/>
-        </w:rPr>
-        <w:t> (</w:t>
-      </w:r>
-      <w:proofErr w:type="spellStart"/>
-      <w:r>
-        <w:rPr>
-          <w:rFonts w:eastAsia="Times New Roman" w:cs="Arial"/>
-          <w:color w:val="000000"/>
-          <w:kern w:val="0"/>
-          <w:lang w:eastAsia="de-DE"/>
-          <w14:ligatures w14:val="none"/>
-        </w:rPr>
-        <w:t>Seeding</w:t>
-      </w:r>
-      <w:proofErr w:type="spellEnd"/>
-      <w:r>
-        <w:rPr>
-          <w:rFonts w:eastAsia="Times New Roman" w:cs="Arial"/>
-          <w:color w:val="000000"/>
-          <w:kern w:val="0"/>
-          <w:lang w:eastAsia="de-DE"/>
-          <w14:ligatures w14:val="none"/>
-        </w:rPr>
-        <w:t>) und der </w:t>
-      </w:r>
-      <w:r>
-        <w:rPr>
-          <w:rFonts w:eastAsia="Times New Roman" w:cs="Arial"/>
-          <w:b/>
-          <w:bCs/>
-          <w:color w:val="000000"/>
-          <w:kern w:val="0"/>
-          <w:lang w:eastAsia="de-DE"/>
-          <w14:ligatures w14:val="none"/>
-        </w:rPr>
-        <w:t>komplexen Abfragelogik</w:t>
-      </w:r>
-      <w:r>
-        <w:rPr>
-          <w:rFonts w:eastAsia="Times New Roman" w:cs="Arial"/>
-          <w:color w:val="000000"/>
-          <w:kern w:val="0"/>
-          <w:lang w:eastAsia="de-DE"/>
-          <w14:ligatures w14:val="none"/>
-        </w:rPr>
-        <w:t xml:space="preserve"> (Gamification) ermöglichte die </w:t>
-      </w:r>
-      <w:proofErr w:type="gramStart"/>
-      <w:r>
-        <w:rPr>
-          <w:rFonts w:eastAsia="Times New Roman" w:cs="Arial"/>
-          <w:color w:val="000000"/>
-          <w:kern w:val="0"/>
-          <w:lang w:eastAsia="de-DE"/>
-          <w14:ligatures w14:val="none"/>
-        </w:rPr>
-        <w:t>KI Funktionen</w:t>
-      </w:r>
-      <w:proofErr w:type="gramEnd"/>
-      <w:r>
-        <w:rPr>
-          <w:rFonts w:eastAsia="Times New Roman" w:cs="Arial"/>
-          <w:color w:val="000000"/>
-          <w:kern w:val="0"/>
-          <w:lang w:eastAsia="de-DE"/>
-          <w14:ligatures w14:val="none"/>
-        </w:rPr>
-        <w:t>, die im Rahmen eines normalen Schulprojekts sonst zeitlich kaum umsetzbar gewesen wären.</w:t>
       </w:r>
     </w:p>
     <w:p/>
     <w:sectPr>
+      <w:headerReference w:type="default" r:id="rId7"/>
       <w:pgSz w:w="11906" w:h="16838"/>
       <w:pgMar w:top="1417" w:right="1417" w:bottom="1134" w:left="1417" w:header="708" w:footer="708" w:gutter="0"/>
       <w:cols w:space="708"/>
@@ -1752,6 +2729,65 @@
 </w:document>
 </file>
 
+<file path=word/endnotes.xml><?xml version="1.0" encoding="utf-8"?>
+<w:endnotes xmlns:wpc="http://schemas.microsoft.com/office/word/2010/wordprocessingCanvas" xmlns:cx="http://schemas.microsoft.com/office/drawing/2014/chartex" xmlns:cx1="http://schemas.microsoft.com/office/drawing/2015/9/8/chartex" xmlns:cx2="http://schemas.microsoft.com/office/drawing/2015/10/21/chartex" xmlns:cx3="http://schemas.microsoft.com/office/drawing/2016/5/9/chartex" xmlns:cx4="http://schemas.microsoft.com/office/drawing/2016/5/10/chartex" xmlns:cx5="http://schemas.microsoft.com/office/drawing/2016/5/11/chartex" xmlns:cx6="http://schemas.microsoft.com/office/drawing/2016/5/12/chartex" xmlns:cx7="http://schemas.microsoft.com/office/drawing/2016/5/13/chartex" xmlns:cx8="http://schemas.microsoft.com/office/drawing/2016/5/14/chartex" xmlns:mc="http://schemas.openxmlformats.org/markup-compatibility/2006" xmlns:aink="http://schemas.microsoft.com/office/drawing/2016/ink" xmlns:am3d="http://schemas.microsoft.com/office/drawing/2017/model3d" xmlns:o="urn:schemas-microsoft-com:office:office" xmlns:oel="http://schemas.microsoft.com/office/2019/extlst" xmlns:r="http://schemas.openxmlformats.org/officeDocument/2006/relationships" xmlns:m="http://schemas.openxmlformats.org/officeDocument/2006/math" xmlns:v="urn:schemas-microsoft-com:vml" xmlns:wp14="http://schemas.microsoft.com/office/word/2010/wordprocessingDrawing" xmlns:wp="http://schemas.openxmlformats.org/drawingml/2006/wordprocessingDrawing" xmlns:w10="urn:schemas-microsoft-com:office:word" xmlns:w="http://schemas.openxmlformats.org/wordprocessingml/2006/main" xmlns:w14="http://schemas.microsoft.com/office/word/2010/wordml" xmlns:w15="http://schemas.microsoft.com/office/word/2012/wordml" xmlns:w16cex="http://schemas.microsoft.com/office/word/2018/wordml/cex" xmlns:w16cid="http://schemas.microsoft.com/office/word/2016/wordml/cid" xmlns:w16="http://schemas.microsoft.com/office/word/2018/wordml" xmlns:w16du="http://schemas.microsoft.com/office/word/2023/wordml/word16du" xmlns:w16sdtdh="http://schemas.microsoft.com/office/word/2020/wordml/sdtdatahash" xmlns:w16sdtfl="http://schemas.microsoft.com/office/word/2024/wordml/sdtformatlock" xmlns:w16se="http://schemas.microsoft.com/office/word/2015/wordml/symex" xmlns:wpg="http://schemas.microsoft.com/office/word/2010/wordprocessingGroup" xmlns:wpi="http://schemas.microsoft.com/office/word/2010/wordprocessingInk" xmlns:wne="http://schemas.microsoft.com/office/word/2006/wordml" xmlns:wps="http://schemas.microsoft.com/office/word/2010/wordprocessingShape" mc:Ignorable="w14 w15 w16se w16cid w16 w16cex w16sdtdh w16sdtfl w16du wp14">
+  <w:endnote w:type="separator" w:id="-1">
+    <w:p>
+      <w:r>
+        <w:separator/>
+      </w:r>
+    </w:p>
+  </w:endnote>
+  <w:endnote w:type="continuationSeparator" w:id="0">
+    <w:p>
+      <w:r>
+        <w:continuationSeparator/>
+      </w:r>
+    </w:p>
+  </w:endnote>
+</w:endnotes>
+</file>
+
+<file path=word/footnotes.xml><?xml version="1.0" encoding="utf-8"?>
+<w:footnotes xmlns:wpc="http://schemas.microsoft.com/office/word/2010/wordprocessingCanvas" xmlns:cx="http://schemas.microsoft.com/office/drawing/2014/chartex" xmlns:cx1="http://schemas.microsoft.com/office/drawing/2015/9/8/chartex" xmlns:cx2="http://schemas.microsoft.com/office/drawing/2015/10/21/chartex" xmlns:cx3="http://schemas.microsoft.com/office/drawing/2016/5/9/chartex" xmlns:cx4="http://schemas.microsoft.com/office/drawing/2016/5/10/chartex" xmlns:cx5="http://schemas.microsoft.com/office/drawing/2016/5/11/chartex" xmlns:cx6="http://schemas.microsoft.com/office/drawing/2016/5/12/chartex" xmlns:cx7="http://schemas.microsoft.com/office/drawing/2016/5/13/chartex" xmlns:cx8="http://schemas.microsoft.com/office/drawing/2016/5/14/chartex" xmlns:mc="http://schemas.openxmlformats.org/markup-compatibility/2006" xmlns:aink="http://schemas.microsoft.com/office/drawing/2016/ink" xmlns:am3d="http://schemas.microsoft.com/office/drawing/2017/model3d" xmlns:o="urn:schemas-microsoft-com:office:office" xmlns:oel="http://schemas.microsoft.com/office/2019/extlst" xmlns:r="http://schemas.openxmlformats.org/officeDocument/2006/relationships" xmlns:m="http://schemas.openxmlformats.org/officeDocument/2006/math" xmlns:v="urn:schemas-microsoft-com:vml" xmlns:wp14="http://schemas.microsoft.com/office/word/2010/wordprocessingDrawing" xmlns:wp="http://schemas.openxmlformats.org/drawingml/2006/wordprocessingDrawing" xmlns:w10="urn:schemas-microsoft-com:office:word" xmlns:w="http://schemas.openxmlformats.org/wordprocessingml/2006/main" xmlns:w14="http://schemas.microsoft.com/office/word/2010/wordml" xmlns:w15="http://schemas.microsoft.com/office/word/2012/wordml" xmlns:w16cex="http://schemas.microsoft.com/office/word/2018/wordml/cex" xmlns:w16cid="http://schemas.microsoft.com/office/word/2016/wordml/cid" xmlns:w16="http://schemas.microsoft.com/office/word/2018/wordml" xmlns:w16du="http://schemas.microsoft.com/office/word/2023/wordml/word16du" xmlns:w16sdtdh="http://schemas.microsoft.com/office/word/2020/wordml/sdtdatahash" xmlns:w16sdtfl="http://schemas.microsoft.com/office/word/2024/wordml/sdtformatlock" xmlns:w16se="http://schemas.microsoft.com/office/word/2015/wordml/symex" xmlns:wpg="http://schemas.microsoft.com/office/word/2010/wordprocessingGroup" xmlns:wpi="http://schemas.microsoft.com/office/word/2010/wordprocessingInk" xmlns:wne="http://schemas.microsoft.com/office/word/2006/wordml" xmlns:wps="http://schemas.microsoft.com/office/word/2010/wordprocessingShape" mc:Ignorable="w14 w15 w16se w16cid w16 w16cex w16sdtdh w16sdtfl w16du wp14">
+  <w:footnote w:type="separator" w:id="-1">
+    <w:p>
+      <w:r>
+        <w:separator/>
+      </w:r>
+    </w:p>
+  </w:footnote>
+  <w:footnote w:type="continuationSeparator" w:id="0">
+    <w:p>
+      <w:r>
+        <w:continuationSeparator/>
+      </w:r>
+    </w:p>
+  </w:footnote>
+</w:footnotes>
+</file>
+
+<file path=word/header1.xml><?xml version="1.0" encoding="utf-8"?>
+<w:hdr xmlns:wpc="http://schemas.microsoft.com/office/word/2010/wordprocessingCanvas" xmlns:cx="http://schemas.microsoft.com/office/drawing/2014/chartex" xmlns:cx1="http://schemas.microsoft.com/office/drawing/2015/9/8/chartex" xmlns:cx2="http://schemas.microsoft.com/office/drawing/2015/10/21/chartex" xmlns:cx3="http://schemas.microsoft.com/office/drawing/2016/5/9/chartex" xmlns:cx4="http://schemas.microsoft.com/office/drawing/2016/5/10/chartex" xmlns:cx5="http://schemas.microsoft.com/office/drawing/2016/5/11/chartex" xmlns:cx6="http://schemas.microsoft.com/office/drawing/2016/5/12/chartex" xmlns:cx7="http://schemas.microsoft.com/office/drawing/2016/5/13/chartex" xmlns:cx8="http://schemas.microsoft.com/office/drawing/2016/5/14/chartex" xmlns:mc="http://schemas.openxmlformats.org/markup-compatibility/2006" xmlns:aink="http://schemas.microsoft.com/office/drawing/2016/ink" xmlns:am3d="http://schemas.microsoft.com/office/drawing/2017/model3d" xmlns:o="urn:schemas-microsoft-com:office:office" xmlns:oel="http://schemas.microsoft.com/office/2019/extlst" xmlns:r="http://schemas.openxmlformats.org/officeDocument/2006/relationships" xmlns:m="http://schemas.openxmlformats.org/officeDocument/2006/math" xmlns:v="urn:schemas-microsoft-com:vml" xmlns:wp14="http://schemas.microsoft.com/office/word/2010/wordprocessingDrawing" xmlns:wp="http://schemas.openxmlformats.org/drawingml/2006/wordprocessingDrawing" xmlns:w10="urn:schemas-microsoft-com:office:word" xmlns:w="http://schemas.openxmlformats.org/wordprocessingml/2006/main" xmlns:w14="http://schemas.microsoft.com/office/word/2010/wordml" xmlns:w15="http://schemas.microsoft.com/office/word/2012/wordml" xmlns:w16cex="http://schemas.microsoft.com/office/word/2018/wordml/cex" xmlns:w16cid="http://schemas.microsoft.com/office/word/2016/wordml/cid" xmlns:w16="http://schemas.microsoft.com/office/word/2018/wordml" xmlns:w16du="http://schemas.microsoft.com/office/word/2023/wordml/word16du" xmlns:w16sdtdh="http://schemas.microsoft.com/office/word/2020/wordml/sdtdatahash" xmlns:w16sdtfl="http://schemas.microsoft.com/office/word/2024/wordml/sdtformatlock" xmlns:w16se="http://schemas.microsoft.com/office/word/2015/wordml/symex" xmlns:wpg="http://schemas.microsoft.com/office/word/2010/wordprocessingGroup" xmlns:wpi="http://schemas.microsoft.com/office/word/2010/wordprocessingInk" xmlns:wne="http://schemas.microsoft.com/office/word/2006/wordml" xmlns:wps="http://schemas.microsoft.com/office/word/2010/wordprocessingShape" mc:Ignorable="w14 w15 w16se w16cid w16 w16cex w16sdtdh w16sdtfl w16du wp14">
+  <w:p>
+    <w:pPr>
+      <w:pStyle w:val="Kopfzeile"/>
+    </w:pPr>
+    <w:r>
+      <w:t>Daniel Seifriedsberger</w:t>
+    </w:r>
+    <w:r>
+      <w:tab/>
+      <w:t>5C</w:t>
+    </w:r>
+    <w:r>
+      <w:tab/>
+      <w:t>WMC</w:t>
+    </w:r>
+  </w:p>
+</w:hdr>
+</file>
+
 <file path=word/numbering.xml><?xml version="1.0" encoding="utf-8"?>
 <w:numbering xmlns:wpc="http://schemas.microsoft.com/office/word/2010/wordprocessingCanvas" xmlns:cx="http://schemas.microsoft.com/office/drawing/2014/chartex" xmlns:cx1="http://schemas.microsoft.com/office/drawing/2015/9/8/chartex" xmlns:cx2="http://schemas.microsoft.com/office/drawing/2015/10/21/chartex" xmlns:cx3="http://schemas.microsoft.com/office/drawing/2016/5/9/chartex" xmlns:cx4="http://schemas.microsoft.com/office/drawing/2016/5/10/chartex" xmlns:cx5="http://schemas.microsoft.com/office/drawing/2016/5/11/chartex" xmlns:cx6="http://schemas.microsoft.com/office/drawing/2016/5/12/chartex" xmlns:cx7="http://schemas.microsoft.com/office/drawing/2016/5/13/chartex" xmlns:cx8="http://schemas.microsoft.com/office/drawing/2016/5/14/chartex" xmlns:mc="http://schemas.openxmlformats.org/markup-compatibility/2006" xmlns:aink="http://schemas.microsoft.com/office/drawing/2016/ink" xmlns:am3d="http://schemas.microsoft.com/office/drawing/2017/model3d" xmlns:o="urn:schemas-microsoft-com:office:office" xmlns:oel="http://schemas.microsoft.com/office/2019/extlst" xmlns:r="http://schemas.openxmlformats.org/officeDocument/2006/relationships" xmlns:m="http://schemas.openxmlformats.org/officeDocument/2006/math" xmlns:v="urn:schemas-microsoft-com:vml" xmlns:wp14="http://schemas.microsoft.com/office/word/2010/wordprocessingDrawing" xmlns:wp="http://schemas.openxmlformats.org/drawingml/2006/wordprocessingDrawing" xmlns:w10="urn:schemas-microsoft-com:office:word" xmlns:w="http://schemas.openxmlformats.org/wordprocessingml/2006/main" xmlns:w14="http://schemas.microsoft.com/office/word/2010/wordml" xmlns:w15="http://schemas.microsoft.com/office/word/2012/wordml" xmlns:w16cex="http://schemas.microsoft.com/office/word/2018/wordml/cex" xmlns:w16cid="http://schemas.microsoft.com/office/word/2016/wordml/cid" xmlns:w16="http://schemas.microsoft.com/office/word/2018/wordml" xmlns:w16du="http://schemas.microsoft.com/office/word/2023/wordml/word16du" xmlns:w16sdtdh="http://schemas.microsoft.com/office/word/2020/wordml/sdtdatahash" xmlns:w16sdtfl="http://schemas.microsoft.com/office/word/2024/wordml/sdtformatlock" xmlns:w16se="http://schemas.microsoft.com/office/word/2015/wordml/symex" xmlns:wpg="http://schemas.microsoft.com/office/word/2010/wordprocessingGroup" xmlns:wpi="http://schemas.microsoft.com/office/word/2010/wordprocessingInk" xmlns:wne="http://schemas.microsoft.com/office/word/2006/wordml" xmlns:wps="http://schemas.microsoft.com/office/word/2010/wordprocessingShape" mc:Ignorable="w14 w15 w16se w16cid w16 w16cex w16sdtdh w16sdtfl w16du wp14">
   <w:abstractNum w:abstractNumId="0" w15:restartNumberingAfterBreak="0">
@@ -1904,6 +2940,453 @@
     </w:lvl>
   </w:abstractNum>
   <w:abstractNum w:abstractNumId="1" w15:restartNumberingAfterBreak="0">
+    <w:nsid w:val="0B6268A1"/>
+    <w:multiLevelType w:val="multilevel"/>
+    <w:tmpl w:val="543CDD0C"/>
+    <w:lvl w:ilvl="0">
+      <w:start w:val="1"/>
+      <w:numFmt w:val="bullet"/>
+      <w:lvlText w:val=""/>
+      <w:lvlJc w:val="left"/>
+      <w:pPr>
+        <w:tabs>
+          <w:tab w:val="num" w:pos="720"/>
+        </w:tabs>
+        <w:ind w:left="720" w:hanging="360"/>
+      </w:pPr>
+      <w:rPr>
+        <w:rFonts w:ascii="Symbol" w:hAnsi="Symbol" w:hint="default"/>
+        <w:sz w:val="20"/>
+      </w:rPr>
+    </w:lvl>
+    <w:lvl w:ilvl="1" w:tentative="1">
+      <w:start w:val="1"/>
+      <w:numFmt w:val="bullet"/>
+      <w:lvlText w:val="o"/>
+      <w:lvlJc w:val="left"/>
+      <w:pPr>
+        <w:tabs>
+          <w:tab w:val="num" w:pos="1440"/>
+        </w:tabs>
+        <w:ind w:left="1440" w:hanging="360"/>
+      </w:pPr>
+      <w:rPr>
+        <w:rFonts w:ascii="Courier New" w:hAnsi="Courier New" w:hint="default"/>
+        <w:sz w:val="20"/>
+      </w:rPr>
+    </w:lvl>
+    <w:lvl w:ilvl="2" w:tentative="1">
+      <w:start w:val="1"/>
+      <w:numFmt w:val="bullet"/>
+      <w:lvlText w:val=""/>
+      <w:lvlJc w:val="left"/>
+      <w:pPr>
+        <w:tabs>
+          <w:tab w:val="num" w:pos="2160"/>
+        </w:tabs>
+        <w:ind w:left="2160" w:hanging="360"/>
+      </w:pPr>
+      <w:rPr>
+        <w:rFonts w:ascii="Wingdings" w:hAnsi="Wingdings" w:hint="default"/>
+        <w:sz w:val="20"/>
+      </w:rPr>
+    </w:lvl>
+    <w:lvl w:ilvl="3" w:tentative="1">
+      <w:start w:val="1"/>
+      <w:numFmt w:val="bullet"/>
+      <w:lvlText w:val=""/>
+      <w:lvlJc w:val="left"/>
+      <w:pPr>
+        <w:tabs>
+          <w:tab w:val="num" w:pos="2880"/>
+        </w:tabs>
+        <w:ind w:left="2880" w:hanging="360"/>
+      </w:pPr>
+      <w:rPr>
+        <w:rFonts w:ascii="Wingdings" w:hAnsi="Wingdings" w:hint="default"/>
+        <w:sz w:val="20"/>
+      </w:rPr>
+    </w:lvl>
+    <w:lvl w:ilvl="4" w:tentative="1">
+      <w:start w:val="1"/>
+      <w:numFmt w:val="bullet"/>
+      <w:lvlText w:val=""/>
+      <w:lvlJc w:val="left"/>
+      <w:pPr>
+        <w:tabs>
+          <w:tab w:val="num" w:pos="3600"/>
+        </w:tabs>
+        <w:ind w:left="3600" w:hanging="360"/>
+      </w:pPr>
+      <w:rPr>
+        <w:rFonts w:ascii="Wingdings" w:hAnsi="Wingdings" w:hint="default"/>
+        <w:sz w:val="20"/>
+      </w:rPr>
+    </w:lvl>
+    <w:lvl w:ilvl="5" w:tentative="1">
+      <w:start w:val="1"/>
+      <w:numFmt w:val="bullet"/>
+      <w:lvlText w:val=""/>
+      <w:lvlJc w:val="left"/>
+      <w:pPr>
+        <w:tabs>
+          <w:tab w:val="num" w:pos="4320"/>
+        </w:tabs>
+        <w:ind w:left="4320" w:hanging="360"/>
+      </w:pPr>
+      <w:rPr>
+        <w:rFonts w:ascii="Wingdings" w:hAnsi="Wingdings" w:hint="default"/>
+        <w:sz w:val="20"/>
+      </w:rPr>
+    </w:lvl>
+    <w:lvl w:ilvl="6" w:tentative="1">
+      <w:start w:val="1"/>
+      <w:numFmt w:val="bullet"/>
+      <w:lvlText w:val=""/>
+      <w:lvlJc w:val="left"/>
+      <w:pPr>
+        <w:tabs>
+          <w:tab w:val="num" w:pos="5040"/>
+        </w:tabs>
+        <w:ind w:left="5040" w:hanging="360"/>
+      </w:pPr>
+      <w:rPr>
+        <w:rFonts w:ascii="Wingdings" w:hAnsi="Wingdings" w:hint="default"/>
+        <w:sz w:val="20"/>
+      </w:rPr>
+    </w:lvl>
+    <w:lvl w:ilvl="7" w:tentative="1">
+      <w:start w:val="1"/>
+      <w:numFmt w:val="bullet"/>
+      <w:lvlText w:val=""/>
+      <w:lvlJc w:val="left"/>
+      <w:pPr>
+        <w:tabs>
+          <w:tab w:val="num" w:pos="5760"/>
+        </w:tabs>
+        <w:ind w:left="5760" w:hanging="360"/>
+      </w:pPr>
+      <w:rPr>
+        <w:rFonts w:ascii="Wingdings" w:hAnsi="Wingdings" w:hint="default"/>
+        <w:sz w:val="20"/>
+      </w:rPr>
+    </w:lvl>
+    <w:lvl w:ilvl="8" w:tentative="1">
+      <w:start w:val="1"/>
+      <w:numFmt w:val="bullet"/>
+      <w:lvlText w:val=""/>
+      <w:lvlJc w:val="left"/>
+      <w:pPr>
+        <w:tabs>
+          <w:tab w:val="num" w:pos="6480"/>
+        </w:tabs>
+        <w:ind w:left="6480" w:hanging="360"/>
+      </w:pPr>
+      <w:rPr>
+        <w:rFonts w:ascii="Wingdings" w:hAnsi="Wingdings" w:hint="default"/>
+        <w:sz w:val="20"/>
+      </w:rPr>
+    </w:lvl>
+  </w:abstractNum>
+  <w:abstractNum w:abstractNumId="2" w15:restartNumberingAfterBreak="0">
+    <w:nsid w:val="16D23990"/>
+    <w:multiLevelType w:val="multilevel"/>
+    <w:tmpl w:val="01383BF8"/>
+    <w:lvl w:ilvl="0">
+      <w:start w:val="1"/>
+      <w:numFmt w:val="bullet"/>
+      <w:lvlText w:val=""/>
+      <w:lvlJc w:val="left"/>
+      <w:pPr>
+        <w:tabs>
+          <w:tab w:val="num" w:pos="720"/>
+        </w:tabs>
+        <w:ind w:left="720" w:hanging="360"/>
+      </w:pPr>
+      <w:rPr>
+        <w:rFonts w:ascii="Symbol" w:hAnsi="Symbol" w:hint="default"/>
+        <w:sz w:val="20"/>
+      </w:rPr>
+    </w:lvl>
+    <w:lvl w:ilvl="1" w:tentative="1">
+      <w:start w:val="1"/>
+      <w:numFmt w:val="bullet"/>
+      <w:lvlText w:val="o"/>
+      <w:lvlJc w:val="left"/>
+      <w:pPr>
+        <w:tabs>
+          <w:tab w:val="num" w:pos="1440"/>
+        </w:tabs>
+        <w:ind w:left="1440" w:hanging="360"/>
+      </w:pPr>
+      <w:rPr>
+        <w:rFonts w:ascii="Courier New" w:hAnsi="Courier New" w:hint="default"/>
+        <w:sz w:val="20"/>
+      </w:rPr>
+    </w:lvl>
+    <w:lvl w:ilvl="2" w:tentative="1">
+      <w:start w:val="1"/>
+      <w:numFmt w:val="bullet"/>
+      <w:lvlText w:val=""/>
+      <w:lvlJc w:val="left"/>
+      <w:pPr>
+        <w:tabs>
+          <w:tab w:val="num" w:pos="2160"/>
+        </w:tabs>
+        <w:ind w:left="2160" w:hanging="360"/>
+      </w:pPr>
+      <w:rPr>
+        <w:rFonts w:ascii="Wingdings" w:hAnsi="Wingdings" w:hint="default"/>
+        <w:sz w:val="20"/>
+      </w:rPr>
+    </w:lvl>
+    <w:lvl w:ilvl="3" w:tentative="1">
+      <w:start w:val="1"/>
+      <w:numFmt w:val="bullet"/>
+      <w:lvlText w:val=""/>
+      <w:lvlJc w:val="left"/>
+      <w:pPr>
+        <w:tabs>
+          <w:tab w:val="num" w:pos="2880"/>
+        </w:tabs>
+        <w:ind w:left="2880" w:hanging="360"/>
+      </w:pPr>
+      <w:rPr>
+        <w:rFonts w:ascii="Wingdings" w:hAnsi="Wingdings" w:hint="default"/>
+        <w:sz w:val="20"/>
+      </w:rPr>
+    </w:lvl>
+    <w:lvl w:ilvl="4" w:tentative="1">
+      <w:start w:val="1"/>
+      <w:numFmt w:val="bullet"/>
+      <w:lvlText w:val=""/>
+      <w:lvlJc w:val="left"/>
+      <w:pPr>
+        <w:tabs>
+          <w:tab w:val="num" w:pos="3600"/>
+        </w:tabs>
+        <w:ind w:left="3600" w:hanging="360"/>
+      </w:pPr>
+      <w:rPr>
+        <w:rFonts w:ascii="Wingdings" w:hAnsi="Wingdings" w:hint="default"/>
+        <w:sz w:val="20"/>
+      </w:rPr>
+    </w:lvl>
+    <w:lvl w:ilvl="5" w:tentative="1">
+      <w:start w:val="1"/>
+      <w:numFmt w:val="bullet"/>
+      <w:lvlText w:val=""/>
+      <w:lvlJc w:val="left"/>
+      <w:pPr>
+        <w:tabs>
+          <w:tab w:val="num" w:pos="4320"/>
+        </w:tabs>
+        <w:ind w:left="4320" w:hanging="360"/>
+      </w:pPr>
+      <w:rPr>
+        <w:rFonts w:ascii="Wingdings" w:hAnsi="Wingdings" w:hint="default"/>
+        <w:sz w:val="20"/>
+      </w:rPr>
+    </w:lvl>
+    <w:lvl w:ilvl="6" w:tentative="1">
+      <w:start w:val="1"/>
+      <w:numFmt w:val="bullet"/>
+      <w:lvlText w:val=""/>
+      <w:lvlJc w:val="left"/>
+      <w:pPr>
+        <w:tabs>
+          <w:tab w:val="num" w:pos="5040"/>
+        </w:tabs>
+        <w:ind w:left="5040" w:hanging="360"/>
+      </w:pPr>
+      <w:rPr>
+        <w:rFonts w:ascii="Wingdings" w:hAnsi="Wingdings" w:hint="default"/>
+        <w:sz w:val="20"/>
+      </w:rPr>
+    </w:lvl>
+    <w:lvl w:ilvl="7" w:tentative="1">
+      <w:start w:val="1"/>
+      <w:numFmt w:val="bullet"/>
+      <w:lvlText w:val=""/>
+      <w:lvlJc w:val="left"/>
+      <w:pPr>
+        <w:tabs>
+          <w:tab w:val="num" w:pos="5760"/>
+        </w:tabs>
+        <w:ind w:left="5760" w:hanging="360"/>
+      </w:pPr>
+      <w:rPr>
+        <w:rFonts w:ascii="Wingdings" w:hAnsi="Wingdings" w:hint="default"/>
+        <w:sz w:val="20"/>
+      </w:rPr>
+    </w:lvl>
+    <w:lvl w:ilvl="8" w:tentative="1">
+      <w:start w:val="1"/>
+      <w:numFmt w:val="bullet"/>
+      <w:lvlText w:val=""/>
+      <w:lvlJc w:val="left"/>
+      <w:pPr>
+        <w:tabs>
+          <w:tab w:val="num" w:pos="6480"/>
+        </w:tabs>
+        <w:ind w:left="6480" w:hanging="360"/>
+      </w:pPr>
+      <w:rPr>
+        <w:rFonts w:ascii="Wingdings" w:hAnsi="Wingdings" w:hint="default"/>
+        <w:sz w:val="20"/>
+      </w:rPr>
+    </w:lvl>
+  </w:abstractNum>
+  <w:abstractNum w:abstractNumId="3" w15:restartNumberingAfterBreak="0">
+    <w:nsid w:val="278C67C6"/>
+    <w:multiLevelType w:val="multilevel"/>
+    <w:tmpl w:val="EE1AF768"/>
+    <w:lvl w:ilvl="0">
+      <w:start w:val="1"/>
+      <w:numFmt w:val="bullet"/>
+      <w:lvlText w:val=""/>
+      <w:lvlJc w:val="left"/>
+      <w:pPr>
+        <w:tabs>
+          <w:tab w:val="num" w:pos="720"/>
+        </w:tabs>
+        <w:ind w:left="720" w:hanging="360"/>
+      </w:pPr>
+      <w:rPr>
+        <w:rFonts w:ascii="Symbol" w:hAnsi="Symbol" w:hint="default"/>
+        <w:sz w:val="20"/>
+      </w:rPr>
+    </w:lvl>
+    <w:lvl w:ilvl="1" w:tentative="1">
+      <w:start w:val="1"/>
+      <w:numFmt w:val="bullet"/>
+      <w:lvlText w:val="o"/>
+      <w:lvlJc w:val="left"/>
+      <w:pPr>
+        <w:tabs>
+          <w:tab w:val="num" w:pos="1440"/>
+        </w:tabs>
+        <w:ind w:left="1440" w:hanging="360"/>
+      </w:pPr>
+      <w:rPr>
+        <w:rFonts w:ascii="Courier New" w:hAnsi="Courier New" w:hint="default"/>
+        <w:sz w:val="20"/>
+      </w:rPr>
+    </w:lvl>
+    <w:lvl w:ilvl="2" w:tentative="1">
+      <w:start w:val="1"/>
+      <w:numFmt w:val="bullet"/>
+      <w:lvlText w:val=""/>
+      <w:lvlJc w:val="left"/>
+      <w:pPr>
+        <w:tabs>
+          <w:tab w:val="num" w:pos="2160"/>
+        </w:tabs>
+        <w:ind w:left="2160" w:hanging="360"/>
+      </w:pPr>
+      <w:rPr>
+        <w:rFonts w:ascii="Wingdings" w:hAnsi="Wingdings" w:hint="default"/>
+        <w:sz w:val="20"/>
+      </w:rPr>
+    </w:lvl>
+    <w:lvl w:ilvl="3" w:tentative="1">
+      <w:start w:val="1"/>
+      <w:numFmt w:val="bullet"/>
+      <w:lvlText w:val=""/>
+      <w:lvlJc w:val="left"/>
+      <w:pPr>
+        <w:tabs>
+          <w:tab w:val="num" w:pos="2880"/>
+        </w:tabs>
+        <w:ind w:left="2880" w:hanging="360"/>
+      </w:pPr>
+      <w:rPr>
+        <w:rFonts w:ascii="Wingdings" w:hAnsi="Wingdings" w:hint="default"/>
+        <w:sz w:val="20"/>
+      </w:rPr>
+    </w:lvl>
+    <w:lvl w:ilvl="4" w:tentative="1">
+      <w:start w:val="1"/>
+      <w:numFmt w:val="bullet"/>
+      <w:lvlText w:val=""/>
+      <w:lvlJc w:val="left"/>
+      <w:pPr>
+        <w:tabs>
+          <w:tab w:val="num" w:pos="3600"/>
+        </w:tabs>
+        <w:ind w:left="3600" w:hanging="360"/>
+      </w:pPr>
+      <w:rPr>
+        <w:rFonts w:ascii="Wingdings" w:hAnsi="Wingdings" w:hint="default"/>
+        <w:sz w:val="20"/>
+      </w:rPr>
+    </w:lvl>
+    <w:lvl w:ilvl="5" w:tentative="1">
+      <w:start w:val="1"/>
+      <w:numFmt w:val="bullet"/>
+      <w:lvlText w:val=""/>
+      <w:lvlJc w:val="left"/>
+      <w:pPr>
+        <w:tabs>
+          <w:tab w:val="num" w:pos="4320"/>
+        </w:tabs>
+        <w:ind w:left="4320" w:hanging="360"/>
+      </w:pPr>
+      <w:rPr>
+        <w:rFonts w:ascii="Wingdings" w:hAnsi="Wingdings" w:hint="default"/>
+        <w:sz w:val="20"/>
+      </w:rPr>
+    </w:lvl>
+    <w:lvl w:ilvl="6" w:tentative="1">
+      <w:start w:val="1"/>
+      <w:numFmt w:val="bullet"/>
+      <w:lvlText w:val=""/>
+      <w:lvlJc w:val="left"/>
+      <w:pPr>
+        <w:tabs>
+          <w:tab w:val="num" w:pos="5040"/>
+        </w:tabs>
+        <w:ind w:left="5040" w:hanging="360"/>
+      </w:pPr>
+      <w:rPr>
+        <w:rFonts w:ascii="Wingdings" w:hAnsi="Wingdings" w:hint="default"/>
+        <w:sz w:val="20"/>
+      </w:rPr>
+    </w:lvl>
+    <w:lvl w:ilvl="7" w:tentative="1">
+      <w:start w:val="1"/>
+      <w:numFmt w:val="bullet"/>
+      <w:lvlText w:val=""/>
+      <w:lvlJc w:val="left"/>
+      <w:pPr>
+        <w:tabs>
+          <w:tab w:val="num" w:pos="5760"/>
+        </w:tabs>
+        <w:ind w:left="5760" w:hanging="360"/>
+      </w:pPr>
+      <w:rPr>
+        <w:rFonts w:ascii="Wingdings" w:hAnsi="Wingdings" w:hint="default"/>
+        <w:sz w:val="20"/>
+      </w:rPr>
+    </w:lvl>
+    <w:lvl w:ilvl="8" w:tentative="1">
+      <w:start w:val="1"/>
+      <w:numFmt w:val="bullet"/>
+      <w:lvlText w:val=""/>
+      <w:lvlJc w:val="left"/>
+      <w:pPr>
+        <w:tabs>
+          <w:tab w:val="num" w:pos="6480"/>
+        </w:tabs>
+        <w:ind w:left="6480" w:hanging="360"/>
+      </w:pPr>
+      <w:rPr>
+        <w:rFonts w:ascii="Wingdings" w:hAnsi="Wingdings" w:hint="default"/>
+        <w:sz w:val="20"/>
+      </w:rPr>
+    </w:lvl>
+  </w:abstractNum>
+  <w:abstractNum w:abstractNumId="4" w15:restartNumberingAfterBreak="0">
     <w:nsid w:val="30C8205F"/>
     <w:multiLevelType w:val="multilevel"/>
     <w:tmpl w:val="34E0FD2E"/>
@@ -2052,7 +3535,305 @@
       </w:rPr>
     </w:lvl>
   </w:abstractNum>
-  <w:abstractNum w:abstractNumId="2" w15:restartNumberingAfterBreak="0">
+  <w:abstractNum w:abstractNumId="5" w15:restartNumberingAfterBreak="0">
+    <w:nsid w:val="347225F1"/>
+    <w:multiLevelType w:val="multilevel"/>
+    <w:tmpl w:val="96388BB0"/>
+    <w:lvl w:ilvl="0">
+      <w:start w:val="1"/>
+      <w:numFmt w:val="bullet"/>
+      <w:lvlText w:val=""/>
+      <w:lvlJc w:val="left"/>
+      <w:pPr>
+        <w:tabs>
+          <w:tab w:val="num" w:pos="720"/>
+        </w:tabs>
+        <w:ind w:left="720" w:hanging="360"/>
+      </w:pPr>
+      <w:rPr>
+        <w:rFonts w:ascii="Symbol" w:hAnsi="Symbol" w:hint="default"/>
+        <w:sz w:val="20"/>
+      </w:rPr>
+    </w:lvl>
+    <w:lvl w:ilvl="1" w:tentative="1">
+      <w:start w:val="1"/>
+      <w:numFmt w:val="bullet"/>
+      <w:lvlText w:val="o"/>
+      <w:lvlJc w:val="left"/>
+      <w:pPr>
+        <w:tabs>
+          <w:tab w:val="num" w:pos="1440"/>
+        </w:tabs>
+        <w:ind w:left="1440" w:hanging="360"/>
+      </w:pPr>
+      <w:rPr>
+        <w:rFonts w:ascii="Courier New" w:hAnsi="Courier New" w:hint="default"/>
+        <w:sz w:val="20"/>
+      </w:rPr>
+    </w:lvl>
+    <w:lvl w:ilvl="2" w:tentative="1">
+      <w:start w:val="1"/>
+      <w:numFmt w:val="bullet"/>
+      <w:lvlText w:val=""/>
+      <w:lvlJc w:val="left"/>
+      <w:pPr>
+        <w:tabs>
+          <w:tab w:val="num" w:pos="2160"/>
+        </w:tabs>
+        <w:ind w:left="2160" w:hanging="360"/>
+      </w:pPr>
+      <w:rPr>
+        <w:rFonts w:ascii="Wingdings" w:hAnsi="Wingdings" w:hint="default"/>
+        <w:sz w:val="20"/>
+      </w:rPr>
+    </w:lvl>
+    <w:lvl w:ilvl="3" w:tentative="1">
+      <w:start w:val="1"/>
+      <w:numFmt w:val="bullet"/>
+      <w:lvlText w:val=""/>
+      <w:lvlJc w:val="left"/>
+      <w:pPr>
+        <w:tabs>
+          <w:tab w:val="num" w:pos="2880"/>
+        </w:tabs>
+        <w:ind w:left="2880" w:hanging="360"/>
+      </w:pPr>
+      <w:rPr>
+        <w:rFonts w:ascii="Wingdings" w:hAnsi="Wingdings" w:hint="default"/>
+        <w:sz w:val="20"/>
+      </w:rPr>
+    </w:lvl>
+    <w:lvl w:ilvl="4" w:tentative="1">
+      <w:start w:val="1"/>
+      <w:numFmt w:val="bullet"/>
+      <w:lvlText w:val=""/>
+      <w:lvlJc w:val="left"/>
+      <w:pPr>
+        <w:tabs>
+          <w:tab w:val="num" w:pos="3600"/>
+        </w:tabs>
+        <w:ind w:left="3600" w:hanging="360"/>
+      </w:pPr>
+      <w:rPr>
+        <w:rFonts w:ascii="Wingdings" w:hAnsi="Wingdings" w:hint="default"/>
+        <w:sz w:val="20"/>
+      </w:rPr>
+    </w:lvl>
+    <w:lvl w:ilvl="5" w:tentative="1">
+      <w:start w:val="1"/>
+      <w:numFmt w:val="bullet"/>
+      <w:lvlText w:val=""/>
+      <w:lvlJc w:val="left"/>
+      <w:pPr>
+        <w:tabs>
+          <w:tab w:val="num" w:pos="4320"/>
+        </w:tabs>
+        <w:ind w:left="4320" w:hanging="360"/>
+      </w:pPr>
+      <w:rPr>
+        <w:rFonts w:ascii="Wingdings" w:hAnsi="Wingdings" w:hint="default"/>
+        <w:sz w:val="20"/>
+      </w:rPr>
+    </w:lvl>
+    <w:lvl w:ilvl="6" w:tentative="1">
+      <w:start w:val="1"/>
+      <w:numFmt w:val="bullet"/>
+      <w:lvlText w:val=""/>
+      <w:lvlJc w:val="left"/>
+      <w:pPr>
+        <w:tabs>
+          <w:tab w:val="num" w:pos="5040"/>
+        </w:tabs>
+        <w:ind w:left="5040" w:hanging="360"/>
+      </w:pPr>
+      <w:rPr>
+        <w:rFonts w:ascii="Wingdings" w:hAnsi="Wingdings" w:hint="default"/>
+        <w:sz w:val="20"/>
+      </w:rPr>
+    </w:lvl>
+    <w:lvl w:ilvl="7" w:tentative="1">
+      <w:start w:val="1"/>
+      <w:numFmt w:val="bullet"/>
+      <w:lvlText w:val=""/>
+      <w:lvlJc w:val="left"/>
+      <w:pPr>
+        <w:tabs>
+          <w:tab w:val="num" w:pos="5760"/>
+        </w:tabs>
+        <w:ind w:left="5760" w:hanging="360"/>
+      </w:pPr>
+      <w:rPr>
+        <w:rFonts w:ascii="Wingdings" w:hAnsi="Wingdings" w:hint="default"/>
+        <w:sz w:val="20"/>
+      </w:rPr>
+    </w:lvl>
+    <w:lvl w:ilvl="8" w:tentative="1">
+      <w:start w:val="1"/>
+      <w:numFmt w:val="bullet"/>
+      <w:lvlText w:val=""/>
+      <w:lvlJc w:val="left"/>
+      <w:pPr>
+        <w:tabs>
+          <w:tab w:val="num" w:pos="6480"/>
+        </w:tabs>
+        <w:ind w:left="6480" w:hanging="360"/>
+      </w:pPr>
+      <w:rPr>
+        <w:rFonts w:ascii="Wingdings" w:hAnsi="Wingdings" w:hint="default"/>
+        <w:sz w:val="20"/>
+      </w:rPr>
+    </w:lvl>
+  </w:abstractNum>
+  <w:abstractNum w:abstractNumId="6" w15:restartNumberingAfterBreak="0">
+    <w:nsid w:val="38294D42"/>
+    <w:multiLevelType w:val="multilevel"/>
+    <w:tmpl w:val="307C5094"/>
+    <w:lvl w:ilvl="0">
+      <w:start w:val="1"/>
+      <w:numFmt w:val="bullet"/>
+      <w:lvlText w:val=""/>
+      <w:lvlJc w:val="left"/>
+      <w:pPr>
+        <w:tabs>
+          <w:tab w:val="num" w:pos="720"/>
+        </w:tabs>
+        <w:ind w:left="720" w:hanging="360"/>
+      </w:pPr>
+      <w:rPr>
+        <w:rFonts w:ascii="Symbol" w:hAnsi="Symbol" w:hint="default"/>
+        <w:sz w:val="20"/>
+      </w:rPr>
+    </w:lvl>
+    <w:lvl w:ilvl="1" w:tentative="1">
+      <w:start w:val="1"/>
+      <w:numFmt w:val="bullet"/>
+      <w:lvlText w:val="o"/>
+      <w:lvlJc w:val="left"/>
+      <w:pPr>
+        <w:tabs>
+          <w:tab w:val="num" w:pos="1440"/>
+        </w:tabs>
+        <w:ind w:left="1440" w:hanging="360"/>
+      </w:pPr>
+      <w:rPr>
+        <w:rFonts w:ascii="Courier New" w:hAnsi="Courier New" w:hint="default"/>
+        <w:sz w:val="20"/>
+      </w:rPr>
+    </w:lvl>
+    <w:lvl w:ilvl="2" w:tentative="1">
+      <w:start w:val="1"/>
+      <w:numFmt w:val="bullet"/>
+      <w:lvlText w:val=""/>
+      <w:lvlJc w:val="left"/>
+      <w:pPr>
+        <w:tabs>
+          <w:tab w:val="num" w:pos="2160"/>
+        </w:tabs>
+        <w:ind w:left="2160" w:hanging="360"/>
+      </w:pPr>
+      <w:rPr>
+        <w:rFonts w:ascii="Wingdings" w:hAnsi="Wingdings" w:hint="default"/>
+        <w:sz w:val="20"/>
+      </w:rPr>
+    </w:lvl>
+    <w:lvl w:ilvl="3" w:tentative="1">
+      <w:start w:val="1"/>
+      <w:numFmt w:val="bullet"/>
+      <w:lvlText w:val=""/>
+      <w:lvlJc w:val="left"/>
+      <w:pPr>
+        <w:tabs>
+          <w:tab w:val="num" w:pos="2880"/>
+        </w:tabs>
+        <w:ind w:left="2880" w:hanging="360"/>
+      </w:pPr>
+      <w:rPr>
+        <w:rFonts w:ascii="Wingdings" w:hAnsi="Wingdings" w:hint="default"/>
+        <w:sz w:val="20"/>
+      </w:rPr>
+    </w:lvl>
+    <w:lvl w:ilvl="4" w:tentative="1">
+      <w:start w:val="1"/>
+      <w:numFmt w:val="bullet"/>
+      <w:lvlText w:val=""/>
+      <w:lvlJc w:val="left"/>
+      <w:pPr>
+        <w:tabs>
+          <w:tab w:val="num" w:pos="3600"/>
+        </w:tabs>
+        <w:ind w:left="3600" w:hanging="360"/>
+      </w:pPr>
+      <w:rPr>
+        <w:rFonts w:ascii="Wingdings" w:hAnsi="Wingdings" w:hint="default"/>
+        <w:sz w:val="20"/>
+      </w:rPr>
+    </w:lvl>
+    <w:lvl w:ilvl="5" w:tentative="1">
+      <w:start w:val="1"/>
+      <w:numFmt w:val="bullet"/>
+      <w:lvlText w:val=""/>
+      <w:lvlJc w:val="left"/>
+      <w:pPr>
+        <w:tabs>
+          <w:tab w:val="num" w:pos="4320"/>
+        </w:tabs>
+        <w:ind w:left="4320" w:hanging="360"/>
+      </w:pPr>
+      <w:rPr>
+        <w:rFonts w:ascii="Wingdings" w:hAnsi="Wingdings" w:hint="default"/>
+        <w:sz w:val="20"/>
+      </w:rPr>
+    </w:lvl>
+    <w:lvl w:ilvl="6" w:tentative="1">
+      <w:start w:val="1"/>
+      <w:numFmt w:val="bullet"/>
+      <w:lvlText w:val=""/>
+      <w:lvlJc w:val="left"/>
+      <w:pPr>
+        <w:tabs>
+          <w:tab w:val="num" w:pos="5040"/>
+        </w:tabs>
+        <w:ind w:left="5040" w:hanging="360"/>
+      </w:pPr>
+      <w:rPr>
+        <w:rFonts w:ascii="Wingdings" w:hAnsi="Wingdings" w:hint="default"/>
+        <w:sz w:val="20"/>
+      </w:rPr>
+    </w:lvl>
+    <w:lvl w:ilvl="7" w:tentative="1">
+      <w:start w:val="1"/>
+      <w:numFmt w:val="bullet"/>
+      <w:lvlText w:val=""/>
+      <w:lvlJc w:val="left"/>
+      <w:pPr>
+        <w:tabs>
+          <w:tab w:val="num" w:pos="5760"/>
+        </w:tabs>
+        <w:ind w:left="5760" w:hanging="360"/>
+      </w:pPr>
+      <w:rPr>
+        <w:rFonts w:ascii="Wingdings" w:hAnsi="Wingdings" w:hint="default"/>
+        <w:sz w:val="20"/>
+      </w:rPr>
+    </w:lvl>
+    <w:lvl w:ilvl="8" w:tentative="1">
+      <w:start w:val="1"/>
+      <w:numFmt w:val="bullet"/>
+      <w:lvlText w:val=""/>
+      <w:lvlJc w:val="left"/>
+      <w:pPr>
+        <w:tabs>
+          <w:tab w:val="num" w:pos="6480"/>
+        </w:tabs>
+        <w:ind w:left="6480" w:hanging="360"/>
+      </w:pPr>
+      <w:rPr>
+        <w:rFonts w:ascii="Wingdings" w:hAnsi="Wingdings" w:hint="default"/>
+        <w:sz w:val="20"/>
+      </w:rPr>
+    </w:lvl>
+  </w:abstractNum>
+  <w:abstractNum w:abstractNumId="7" w15:restartNumberingAfterBreak="0">
     <w:nsid w:val="396512EB"/>
     <w:multiLevelType w:val="multilevel"/>
     <w:tmpl w:val="D7520696"/>
@@ -2201,7 +3982,7 @@
       </w:rPr>
     </w:lvl>
   </w:abstractNum>
-  <w:abstractNum w:abstractNumId="3" w15:restartNumberingAfterBreak="0">
+  <w:abstractNum w:abstractNumId="8" w15:restartNumberingAfterBreak="0">
     <w:nsid w:val="433100F7"/>
     <w:multiLevelType w:val="multilevel"/>
     <w:tmpl w:val="4D82F224"/>
@@ -2350,7 +4131,156 @@
       </w:rPr>
     </w:lvl>
   </w:abstractNum>
-  <w:abstractNum w:abstractNumId="4" w15:restartNumberingAfterBreak="0">
+  <w:abstractNum w:abstractNumId="9" w15:restartNumberingAfterBreak="0">
+    <w:nsid w:val="441176BA"/>
+    <w:multiLevelType w:val="multilevel"/>
+    <w:tmpl w:val="3DD21FC4"/>
+    <w:lvl w:ilvl="0">
+      <w:start w:val="1"/>
+      <w:numFmt w:val="bullet"/>
+      <w:lvlText w:val=""/>
+      <w:lvlJc w:val="left"/>
+      <w:pPr>
+        <w:tabs>
+          <w:tab w:val="num" w:pos="720"/>
+        </w:tabs>
+        <w:ind w:left="720" w:hanging="360"/>
+      </w:pPr>
+      <w:rPr>
+        <w:rFonts w:ascii="Symbol" w:hAnsi="Symbol" w:hint="default"/>
+        <w:sz w:val="20"/>
+      </w:rPr>
+    </w:lvl>
+    <w:lvl w:ilvl="1" w:tentative="1">
+      <w:start w:val="1"/>
+      <w:numFmt w:val="bullet"/>
+      <w:lvlText w:val="o"/>
+      <w:lvlJc w:val="left"/>
+      <w:pPr>
+        <w:tabs>
+          <w:tab w:val="num" w:pos="1440"/>
+        </w:tabs>
+        <w:ind w:left="1440" w:hanging="360"/>
+      </w:pPr>
+      <w:rPr>
+        <w:rFonts w:ascii="Courier New" w:hAnsi="Courier New" w:hint="default"/>
+        <w:sz w:val="20"/>
+      </w:rPr>
+    </w:lvl>
+    <w:lvl w:ilvl="2" w:tentative="1">
+      <w:start w:val="1"/>
+      <w:numFmt w:val="bullet"/>
+      <w:lvlText w:val=""/>
+      <w:lvlJc w:val="left"/>
+      <w:pPr>
+        <w:tabs>
+          <w:tab w:val="num" w:pos="2160"/>
+        </w:tabs>
+        <w:ind w:left="2160" w:hanging="360"/>
+      </w:pPr>
+      <w:rPr>
+        <w:rFonts w:ascii="Wingdings" w:hAnsi="Wingdings" w:hint="default"/>
+        <w:sz w:val="20"/>
+      </w:rPr>
+    </w:lvl>
+    <w:lvl w:ilvl="3" w:tentative="1">
+      <w:start w:val="1"/>
+      <w:numFmt w:val="bullet"/>
+      <w:lvlText w:val=""/>
+      <w:lvlJc w:val="left"/>
+      <w:pPr>
+        <w:tabs>
+          <w:tab w:val="num" w:pos="2880"/>
+        </w:tabs>
+        <w:ind w:left="2880" w:hanging="360"/>
+      </w:pPr>
+      <w:rPr>
+        <w:rFonts w:ascii="Wingdings" w:hAnsi="Wingdings" w:hint="default"/>
+        <w:sz w:val="20"/>
+      </w:rPr>
+    </w:lvl>
+    <w:lvl w:ilvl="4" w:tentative="1">
+      <w:start w:val="1"/>
+      <w:numFmt w:val="bullet"/>
+      <w:lvlText w:val=""/>
+      <w:lvlJc w:val="left"/>
+      <w:pPr>
+        <w:tabs>
+          <w:tab w:val="num" w:pos="3600"/>
+        </w:tabs>
+        <w:ind w:left="3600" w:hanging="360"/>
+      </w:pPr>
+      <w:rPr>
+        <w:rFonts w:ascii="Wingdings" w:hAnsi="Wingdings" w:hint="default"/>
+        <w:sz w:val="20"/>
+      </w:rPr>
+    </w:lvl>
+    <w:lvl w:ilvl="5" w:tentative="1">
+      <w:start w:val="1"/>
+      <w:numFmt w:val="bullet"/>
+      <w:lvlText w:val=""/>
+      <w:lvlJc w:val="left"/>
+      <w:pPr>
+        <w:tabs>
+          <w:tab w:val="num" w:pos="4320"/>
+        </w:tabs>
+        <w:ind w:left="4320" w:hanging="360"/>
+      </w:pPr>
+      <w:rPr>
+        <w:rFonts w:ascii="Wingdings" w:hAnsi="Wingdings" w:hint="default"/>
+        <w:sz w:val="20"/>
+      </w:rPr>
+    </w:lvl>
+    <w:lvl w:ilvl="6" w:tentative="1">
+      <w:start w:val="1"/>
+      <w:numFmt w:val="bullet"/>
+      <w:lvlText w:val=""/>
+      <w:lvlJc w:val="left"/>
+      <w:pPr>
+        <w:tabs>
+          <w:tab w:val="num" w:pos="5040"/>
+        </w:tabs>
+        <w:ind w:left="5040" w:hanging="360"/>
+      </w:pPr>
+      <w:rPr>
+        <w:rFonts w:ascii="Wingdings" w:hAnsi="Wingdings" w:hint="default"/>
+        <w:sz w:val="20"/>
+      </w:rPr>
+    </w:lvl>
+    <w:lvl w:ilvl="7" w:tentative="1">
+      <w:start w:val="1"/>
+      <w:numFmt w:val="bullet"/>
+      <w:lvlText w:val=""/>
+      <w:lvlJc w:val="left"/>
+      <w:pPr>
+        <w:tabs>
+          <w:tab w:val="num" w:pos="5760"/>
+        </w:tabs>
+        <w:ind w:left="5760" w:hanging="360"/>
+      </w:pPr>
+      <w:rPr>
+        <w:rFonts w:ascii="Wingdings" w:hAnsi="Wingdings" w:hint="default"/>
+        <w:sz w:val="20"/>
+      </w:rPr>
+    </w:lvl>
+    <w:lvl w:ilvl="8" w:tentative="1">
+      <w:start w:val="1"/>
+      <w:numFmt w:val="bullet"/>
+      <w:lvlText w:val=""/>
+      <w:lvlJc w:val="left"/>
+      <w:pPr>
+        <w:tabs>
+          <w:tab w:val="num" w:pos="6480"/>
+        </w:tabs>
+        <w:ind w:left="6480" w:hanging="360"/>
+      </w:pPr>
+      <w:rPr>
+        <w:rFonts w:ascii="Wingdings" w:hAnsi="Wingdings" w:hint="default"/>
+        <w:sz w:val="20"/>
+      </w:rPr>
+    </w:lvl>
+  </w:abstractNum>
+  <w:abstractNum w:abstractNumId="10" w15:restartNumberingAfterBreak="0">
     <w:nsid w:val="467B1B3A"/>
     <w:multiLevelType w:val="multilevel"/>
     <w:tmpl w:val="82F8DCCE"/>
@@ -2499,7 +4429,156 @@
       </w:rPr>
     </w:lvl>
   </w:abstractNum>
-  <w:abstractNum w:abstractNumId="5" w15:restartNumberingAfterBreak="0">
+  <w:abstractNum w:abstractNumId="11" w15:restartNumberingAfterBreak="0">
+    <w:nsid w:val="4953470F"/>
+    <w:multiLevelType w:val="multilevel"/>
+    <w:tmpl w:val="791E0400"/>
+    <w:lvl w:ilvl="0">
+      <w:start w:val="1"/>
+      <w:numFmt w:val="bullet"/>
+      <w:lvlText w:val=""/>
+      <w:lvlJc w:val="left"/>
+      <w:pPr>
+        <w:tabs>
+          <w:tab w:val="num" w:pos="720"/>
+        </w:tabs>
+        <w:ind w:left="720" w:hanging="360"/>
+      </w:pPr>
+      <w:rPr>
+        <w:rFonts w:ascii="Symbol" w:hAnsi="Symbol" w:hint="default"/>
+        <w:sz w:val="20"/>
+      </w:rPr>
+    </w:lvl>
+    <w:lvl w:ilvl="1" w:tentative="1">
+      <w:start w:val="1"/>
+      <w:numFmt w:val="bullet"/>
+      <w:lvlText w:val="o"/>
+      <w:lvlJc w:val="left"/>
+      <w:pPr>
+        <w:tabs>
+          <w:tab w:val="num" w:pos="1440"/>
+        </w:tabs>
+        <w:ind w:left="1440" w:hanging="360"/>
+      </w:pPr>
+      <w:rPr>
+        <w:rFonts w:ascii="Courier New" w:hAnsi="Courier New" w:hint="default"/>
+        <w:sz w:val="20"/>
+      </w:rPr>
+    </w:lvl>
+    <w:lvl w:ilvl="2" w:tentative="1">
+      <w:start w:val="1"/>
+      <w:numFmt w:val="bullet"/>
+      <w:lvlText w:val=""/>
+      <w:lvlJc w:val="left"/>
+      <w:pPr>
+        <w:tabs>
+          <w:tab w:val="num" w:pos="2160"/>
+        </w:tabs>
+        <w:ind w:left="2160" w:hanging="360"/>
+      </w:pPr>
+      <w:rPr>
+        <w:rFonts w:ascii="Wingdings" w:hAnsi="Wingdings" w:hint="default"/>
+        <w:sz w:val="20"/>
+      </w:rPr>
+    </w:lvl>
+    <w:lvl w:ilvl="3" w:tentative="1">
+      <w:start w:val="1"/>
+      <w:numFmt w:val="bullet"/>
+      <w:lvlText w:val=""/>
+      <w:lvlJc w:val="left"/>
+      <w:pPr>
+        <w:tabs>
+          <w:tab w:val="num" w:pos="2880"/>
+        </w:tabs>
+        <w:ind w:left="2880" w:hanging="360"/>
+      </w:pPr>
+      <w:rPr>
+        <w:rFonts w:ascii="Wingdings" w:hAnsi="Wingdings" w:hint="default"/>
+        <w:sz w:val="20"/>
+      </w:rPr>
+    </w:lvl>
+    <w:lvl w:ilvl="4" w:tentative="1">
+      <w:start w:val="1"/>
+      <w:numFmt w:val="bullet"/>
+      <w:lvlText w:val=""/>
+      <w:lvlJc w:val="left"/>
+      <w:pPr>
+        <w:tabs>
+          <w:tab w:val="num" w:pos="3600"/>
+        </w:tabs>
+        <w:ind w:left="3600" w:hanging="360"/>
+      </w:pPr>
+      <w:rPr>
+        <w:rFonts w:ascii="Wingdings" w:hAnsi="Wingdings" w:hint="default"/>
+        <w:sz w:val="20"/>
+      </w:rPr>
+    </w:lvl>
+    <w:lvl w:ilvl="5" w:tentative="1">
+      <w:start w:val="1"/>
+      <w:numFmt w:val="bullet"/>
+      <w:lvlText w:val=""/>
+      <w:lvlJc w:val="left"/>
+      <w:pPr>
+        <w:tabs>
+          <w:tab w:val="num" w:pos="4320"/>
+        </w:tabs>
+        <w:ind w:left="4320" w:hanging="360"/>
+      </w:pPr>
+      <w:rPr>
+        <w:rFonts w:ascii="Wingdings" w:hAnsi="Wingdings" w:hint="default"/>
+        <w:sz w:val="20"/>
+      </w:rPr>
+    </w:lvl>
+    <w:lvl w:ilvl="6" w:tentative="1">
+      <w:start w:val="1"/>
+      <w:numFmt w:val="bullet"/>
+      <w:lvlText w:val=""/>
+      <w:lvlJc w:val="left"/>
+      <w:pPr>
+        <w:tabs>
+          <w:tab w:val="num" w:pos="5040"/>
+        </w:tabs>
+        <w:ind w:left="5040" w:hanging="360"/>
+      </w:pPr>
+      <w:rPr>
+        <w:rFonts w:ascii="Wingdings" w:hAnsi="Wingdings" w:hint="default"/>
+        <w:sz w:val="20"/>
+      </w:rPr>
+    </w:lvl>
+    <w:lvl w:ilvl="7" w:tentative="1">
+      <w:start w:val="1"/>
+      <w:numFmt w:val="bullet"/>
+      <w:lvlText w:val=""/>
+      <w:lvlJc w:val="left"/>
+      <w:pPr>
+        <w:tabs>
+          <w:tab w:val="num" w:pos="5760"/>
+        </w:tabs>
+        <w:ind w:left="5760" w:hanging="360"/>
+      </w:pPr>
+      <w:rPr>
+        <w:rFonts w:ascii="Wingdings" w:hAnsi="Wingdings" w:hint="default"/>
+        <w:sz w:val="20"/>
+      </w:rPr>
+    </w:lvl>
+    <w:lvl w:ilvl="8" w:tentative="1">
+      <w:start w:val="1"/>
+      <w:numFmt w:val="bullet"/>
+      <w:lvlText w:val=""/>
+      <w:lvlJc w:val="left"/>
+      <w:pPr>
+        <w:tabs>
+          <w:tab w:val="num" w:pos="6480"/>
+        </w:tabs>
+        <w:ind w:left="6480" w:hanging="360"/>
+      </w:pPr>
+      <w:rPr>
+        <w:rFonts w:ascii="Wingdings" w:hAnsi="Wingdings" w:hint="default"/>
+        <w:sz w:val="20"/>
+      </w:rPr>
+    </w:lvl>
+  </w:abstractNum>
+  <w:abstractNum w:abstractNumId="12" w15:restartNumberingAfterBreak="0">
     <w:nsid w:val="4CF76B11"/>
     <w:multiLevelType w:val="multilevel"/>
     <w:tmpl w:val="887ECFFE"/>
@@ -2612,7 +4691,7 @@
       </w:pPr>
     </w:lvl>
   </w:abstractNum>
-  <w:abstractNum w:abstractNumId="6" w15:restartNumberingAfterBreak="0">
+  <w:abstractNum w:abstractNumId="13" w15:restartNumberingAfterBreak="0">
     <w:nsid w:val="4F681AFE"/>
     <w:multiLevelType w:val="multilevel"/>
     <w:tmpl w:val="75E2FEB6"/>
@@ -2725,7 +4804,156 @@
       </w:pPr>
     </w:lvl>
   </w:abstractNum>
-  <w:abstractNum w:abstractNumId="7" w15:restartNumberingAfterBreak="0">
+  <w:abstractNum w:abstractNumId="14" w15:restartNumberingAfterBreak="0">
+    <w:nsid w:val="5CFE4D25"/>
+    <w:multiLevelType w:val="multilevel"/>
+    <w:tmpl w:val="A83818F2"/>
+    <w:lvl w:ilvl="0">
+      <w:start w:val="1"/>
+      <w:numFmt w:val="bullet"/>
+      <w:lvlText w:val=""/>
+      <w:lvlJc w:val="left"/>
+      <w:pPr>
+        <w:tabs>
+          <w:tab w:val="num" w:pos="720"/>
+        </w:tabs>
+        <w:ind w:left="720" w:hanging="360"/>
+      </w:pPr>
+      <w:rPr>
+        <w:rFonts w:ascii="Symbol" w:hAnsi="Symbol" w:hint="default"/>
+        <w:sz w:val="20"/>
+      </w:rPr>
+    </w:lvl>
+    <w:lvl w:ilvl="1" w:tentative="1">
+      <w:start w:val="1"/>
+      <w:numFmt w:val="bullet"/>
+      <w:lvlText w:val="o"/>
+      <w:lvlJc w:val="left"/>
+      <w:pPr>
+        <w:tabs>
+          <w:tab w:val="num" w:pos="1440"/>
+        </w:tabs>
+        <w:ind w:left="1440" w:hanging="360"/>
+      </w:pPr>
+      <w:rPr>
+        <w:rFonts w:ascii="Courier New" w:hAnsi="Courier New" w:hint="default"/>
+        <w:sz w:val="20"/>
+      </w:rPr>
+    </w:lvl>
+    <w:lvl w:ilvl="2" w:tentative="1">
+      <w:start w:val="1"/>
+      <w:numFmt w:val="bullet"/>
+      <w:lvlText w:val=""/>
+      <w:lvlJc w:val="left"/>
+      <w:pPr>
+        <w:tabs>
+          <w:tab w:val="num" w:pos="2160"/>
+        </w:tabs>
+        <w:ind w:left="2160" w:hanging="360"/>
+      </w:pPr>
+      <w:rPr>
+        <w:rFonts w:ascii="Wingdings" w:hAnsi="Wingdings" w:hint="default"/>
+        <w:sz w:val="20"/>
+      </w:rPr>
+    </w:lvl>
+    <w:lvl w:ilvl="3" w:tentative="1">
+      <w:start w:val="1"/>
+      <w:numFmt w:val="bullet"/>
+      <w:lvlText w:val=""/>
+      <w:lvlJc w:val="left"/>
+      <w:pPr>
+        <w:tabs>
+          <w:tab w:val="num" w:pos="2880"/>
+        </w:tabs>
+        <w:ind w:left="2880" w:hanging="360"/>
+      </w:pPr>
+      <w:rPr>
+        <w:rFonts w:ascii="Wingdings" w:hAnsi="Wingdings" w:hint="default"/>
+        <w:sz w:val="20"/>
+      </w:rPr>
+    </w:lvl>
+    <w:lvl w:ilvl="4" w:tentative="1">
+      <w:start w:val="1"/>
+      <w:numFmt w:val="bullet"/>
+      <w:lvlText w:val=""/>
+      <w:lvlJc w:val="left"/>
+      <w:pPr>
+        <w:tabs>
+          <w:tab w:val="num" w:pos="3600"/>
+        </w:tabs>
+        <w:ind w:left="3600" w:hanging="360"/>
+      </w:pPr>
+      <w:rPr>
+        <w:rFonts w:ascii="Wingdings" w:hAnsi="Wingdings" w:hint="default"/>
+        <w:sz w:val="20"/>
+      </w:rPr>
+    </w:lvl>
+    <w:lvl w:ilvl="5" w:tentative="1">
+      <w:start w:val="1"/>
+      <w:numFmt w:val="bullet"/>
+      <w:lvlText w:val=""/>
+      <w:lvlJc w:val="left"/>
+      <w:pPr>
+        <w:tabs>
+          <w:tab w:val="num" w:pos="4320"/>
+        </w:tabs>
+        <w:ind w:left="4320" w:hanging="360"/>
+      </w:pPr>
+      <w:rPr>
+        <w:rFonts w:ascii="Wingdings" w:hAnsi="Wingdings" w:hint="default"/>
+        <w:sz w:val="20"/>
+      </w:rPr>
+    </w:lvl>
+    <w:lvl w:ilvl="6" w:tentative="1">
+      <w:start w:val="1"/>
+      <w:numFmt w:val="bullet"/>
+      <w:lvlText w:val=""/>
+      <w:lvlJc w:val="left"/>
+      <w:pPr>
+        <w:tabs>
+          <w:tab w:val="num" w:pos="5040"/>
+        </w:tabs>
+        <w:ind w:left="5040" w:hanging="360"/>
+      </w:pPr>
+      <w:rPr>
+        <w:rFonts w:ascii="Wingdings" w:hAnsi="Wingdings" w:hint="default"/>
+        <w:sz w:val="20"/>
+      </w:rPr>
+    </w:lvl>
+    <w:lvl w:ilvl="7" w:tentative="1">
+      <w:start w:val="1"/>
+      <w:numFmt w:val="bullet"/>
+      <w:lvlText w:val=""/>
+      <w:lvlJc w:val="left"/>
+      <w:pPr>
+        <w:tabs>
+          <w:tab w:val="num" w:pos="5760"/>
+        </w:tabs>
+        <w:ind w:left="5760" w:hanging="360"/>
+      </w:pPr>
+      <w:rPr>
+        <w:rFonts w:ascii="Wingdings" w:hAnsi="Wingdings" w:hint="default"/>
+        <w:sz w:val="20"/>
+      </w:rPr>
+    </w:lvl>
+    <w:lvl w:ilvl="8" w:tentative="1">
+      <w:start w:val="1"/>
+      <w:numFmt w:val="bullet"/>
+      <w:lvlText w:val=""/>
+      <w:lvlJc w:val="left"/>
+      <w:pPr>
+        <w:tabs>
+          <w:tab w:val="num" w:pos="6480"/>
+        </w:tabs>
+        <w:ind w:left="6480" w:hanging="360"/>
+      </w:pPr>
+      <w:rPr>
+        <w:rFonts w:ascii="Wingdings" w:hAnsi="Wingdings" w:hint="default"/>
+        <w:sz w:val="20"/>
+      </w:rPr>
+    </w:lvl>
+  </w:abstractNum>
+  <w:abstractNum w:abstractNumId="15" w15:restartNumberingAfterBreak="0">
     <w:nsid w:val="6384078A"/>
     <w:multiLevelType w:val="multilevel"/>
     <w:tmpl w:val="AF04B204"/>
@@ -2874,7 +5102,156 @@
       </w:rPr>
     </w:lvl>
   </w:abstractNum>
-  <w:abstractNum w:abstractNumId="8" w15:restartNumberingAfterBreak="0">
+  <w:abstractNum w:abstractNumId="16" w15:restartNumberingAfterBreak="0">
+    <w:nsid w:val="7295170A"/>
+    <w:multiLevelType w:val="multilevel"/>
+    <w:tmpl w:val="2648EEEE"/>
+    <w:lvl w:ilvl="0">
+      <w:start w:val="1"/>
+      <w:numFmt w:val="bullet"/>
+      <w:lvlText w:val=""/>
+      <w:lvlJc w:val="left"/>
+      <w:pPr>
+        <w:tabs>
+          <w:tab w:val="num" w:pos="720"/>
+        </w:tabs>
+        <w:ind w:left="720" w:hanging="360"/>
+      </w:pPr>
+      <w:rPr>
+        <w:rFonts w:ascii="Symbol" w:hAnsi="Symbol" w:hint="default"/>
+        <w:sz w:val="20"/>
+      </w:rPr>
+    </w:lvl>
+    <w:lvl w:ilvl="1" w:tentative="1">
+      <w:start w:val="1"/>
+      <w:numFmt w:val="bullet"/>
+      <w:lvlText w:val="o"/>
+      <w:lvlJc w:val="left"/>
+      <w:pPr>
+        <w:tabs>
+          <w:tab w:val="num" w:pos="1440"/>
+        </w:tabs>
+        <w:ind w:left="1440" w:hanging="360"/>
+      </w:pPr>
+      <w:rPr>
+        <w:rFonts w:ascii="Courier New" w:hAnsi="Courier New" w:hint="default"/>
+        <w:sz w:val="20"/>
+      </w:rPr>
+    </w:lvl>
+    <w:lvl w:ilvl="2" w:tentative="1">
+      <w:start w:val="1"/>
+      <w:numFmt w:val="bullet"/>
+      <w:lvlText w:val=""/>
+      <w:lvlJc w:val="left"/>
+      <w:pPr>
+        <w:tabs>
+          <w:tab w:val="num" w:pos="2160"/>
+        </w:tabs>
+        <w:ind w:left="2160" w:hanging="360"/>
+      </w:pPr>
+      <w:rPr>
+        <w:rFonts w:ascii="Wingdings" w:hAnsi="Wingdings" w:hint="default"/>
+        <w:sz w:val="20"/>
+      </w:rPr>
+    </w:lvl>
+    <w:lvl w:ilvl="3" w:tentative="1">
+      <w:start w:val="1"/>
+      <w:numFmt w:val="bullet"/>
+      <w:lvlText w:val=""/>
+      <w:lvlJc w:val="left"/>
+      <w:pPr>
+        <w:tabs>
+          <w:tab w:val="num" w:pos="2880"/>
+        </w:tabs>
+        <w:ind w:left="2880" w:hanging="360"/>
+      </w:pPr>
+      <w:rPr>
+        <w:rFonts w:ascii="Wingdings" w:hAnsi="Wingdings" w:hint="default"/>
+        <w:sz w:val="20"/>
+      </w:rPr>
+    </w:lvl>
+    <w:lvl w:ilvl="4" w:tentative="1">
+      <w:start w:val="1"/>
+      <w:numFmt w:val="bullet"/>
+      <w:lvlText w:val=""/>
+      <w:lvlJc w:val="left"/>
+      <w:pPr>
+        <w:tabs>
+          <w:tab w:val="num" w:pos="3600"/>
+        </w:tabs>
+        <w:ind w:left="3600" w:hanging="360"/>
+      </w:pPr>
+      <w:rPr>
+        <w:rFonts w:ascii="Wingdings" w:hAnsi="Wingdings" w:hint="default"/>
+        <w:sz w:val="20"/>
+      </w:rPr>
+    </w:lvl>
+    <w:lvl w:ilvl="5" w:tentative="1">
+      <w:start w:val="1"/>
+      <w:numFmt w:val="bullet"/>
+      <w:lvlText w:val=""/>
+      <w:lvlJc w:val="left"/>
+      <w:pPr>
+        <w:tabs>
+          <w:tab w:val="num" w:pos="4320"/>
+        </w:tabs>
+        <w:ind w:left="4320" w:hanging="360"/>
+      </w:pPr>
+      <w:rPr>
+        <w:rFonts w:ascii="Wingdings" w:hAnsi="Wingdings" w:hint="default"/>
+        <w:sz w:val="20"/>
+      </w:rPr>
+    </w:lvl>
+    <w:lvl w:ilvl="6" w:tentative="1">
+      <w:start w:val="1"/>
+      <w:numFmt w:val="bullet"/>
+      <w:lvlText w:val=""/>
+      <w:lvlJc w:val="left"/>
+      <w:pPr>
+        <w:tabs>
+          <w:tab w:val="num" w:pos="5040"/>
+        </w:tabs>
+        <w:ind w:left="5040" w:hanging="360"/>
+      </w:pPr>
+      <w:rPr>
+        <w:rFonts w:ascii="Wingdings" w:hAnsi="Wingdings" w:hint="default"/>
+        <w:sz w:val="20"/>
+      </w:rPr>
+    </w:lvl>
+    <w:lvl w:ilvl="7" w:tentative="1">
+      <w:start w:val="1"/>
+      <w:numFmt w:val="bullet"/>
+      <w:lvlText w:val=""/>
+      <w:lvlJc w:val="left"/>
+      <w:pPr>
+        <w:tabs>
+          <w:tab w:val="num" w:pos="5760"/>
+        </w:tabs>
+        <w:ind w:left="5760" w:hanging="360"/>
+      </w:pPr>
+      <w:rPr>
+        <w:rFonts w:ascii="Wingdings" w:hAnsi="Wingdings" w:hint="default"/>
+        <w:sz w:val="20"/>
+      </w:rPr>
+    </w:lvl>
+    <w:lvl w:ilvl="8" w:tentative="1">
+      <w:start w:val="1"/>
+      <w:numFmt w:val="bullet"/>
+      <w:lvlText w:val=""/>
+      <w:lvlJc w:val="left"/>
+      <w:pPr>
+        <w:tabs>
+          <w:tab w:val="num" w:pos="6480"/>
+        </w:tabs>
+        <w:ind w:left="6480" w:hanging="360"/>
+      </w:pPr>
+      <w:rPr>
+        <w:rFonts w:ascii="Wingdings" w:hAnsi="Wingdings" w:hint="default"/>
+        <w:sz w:val="20"/>
+      </w:rPr>
+    </w:lvl>
+  </w:abstractNum>
+  <w:abstractNum w:abstractNumId="17" w15:restartNumberingAfterBreak="0">
     <w:nsid w:val="74CE5F8F"/>
     <w:multiLevelType w:val="hybridMultilevel"/>
     <w:tmpl w:val="8354B184"/>
@@ -2988,31 +5365,58 @@
     </w:lvl>
   </w:abstractNum>
   <w:num w:numId="1" w16cid:durableId="2003267824">
-    <w:abstractNumId w:val="8"/>
+    <w:abstractNumId w:val="17"/>
   </w:num>
   <w:num w:numId="2" w16cid:durableId="1054348320">
-    <w:abstractNumId w:val="1"/>
+    <w:abstractNumId w:val="4"/>
   </w:num>
   <w:num w:numId="3" w16cid:durableId="1698895822">
-    <w:abstractNumId w:val="5"/>
+    <w:abstractNumId w:val="12"/>
   </w:num>
   <w:num w:numId="4" w16cid:durableId="1745755005">
-    <w:abstractNumId w:val="7"/>
+    <w:abstractNumId w:val="15"/>
   </w:num>
   <w:num w:numId="5" w16cid:durableId="9642809">
-    <w:abstractNumId w:val="3"/>
+    <w:abstractNumId w:val="8"/>
   </w:num>
   <w:num w:numId="6" w16cid:durableId="2141142224">
     <w:abstractNumId w:val="0"/>
   </w:num>
   <w:num w:numId="7" w16cid:durableId="1046759469">
-    <w:abstractNumId w:val="4"/>
+    <w:abstractNumId w:val="10"/>
   </w:num>
   <w:num w:numId="8" w16cid:durableId="2000694520">
+    <w:abstractNumId w:val="7"/>
+  </w:num>
+  <w:num w:numId="9" w16cid:durableId="603343068">
+    <w:abstractNumId w:val="13"/>
+  </w:num>
+  <w:num w:numId="10" w16cid:durableId="1692604250">
+    <w:abstractNumId w:val="11"/>
+  </w:num>
+  <w:num w:numId="11" w16cid:durableId="8413942">
     <w:abstractNumId w:val="2"/>
   </w:num>
-  <w:num w:numId="9" w16cid:durableId="603343068">
+  <w:num w:numId="12" w16cid:durableId="20978314">
+    <w:abstractNumId w:val="9"/>
+  </w:num>
+  <w:num w:numId="13" w16cid:durableId="847671171">
+    <w:abstractNumId w:val="14"/>
+  </w:num>
+  <w:num w:numId="14" w16cid:durableId="1597707108">
     <w:abstractNumId w:val="6"/>
+  </w:num>
+  <w:num w:numId="15" w16cid:durableId="1419669197">
+    <w:abstractNumId w:val="1"/>
+  </w:num>
+  <w:num w:numId="16" w16cid:durableId="1786079730">
+    <w:abstractNumId w:val="16"/>
+  </w:num>
+  <w:num w:numId="17" w16cid:durableId="535314139">
+    <w:abstractNumId w:val="5"/>
+  </w:num>
+  <w:num w:numId="18" w16cid:durableId="44067761">
+    <w:abstractNumId w:val="3"/>
   </w:num>
 </w:numbering>
 </file>
@@ -3960,6 +6364,48 @@
       <w:szCs w:val="20"/>
     </w:rPr>
   </w:style>
+  <w:style w:type="paragraph" w:styleId="Kopfzeile">
+    <w:name w:val="header"/>
+    <w:basedOn w:val="Standard"/>
+    <w:link w:val="KopfzeileZchn"/>
+    <w:uiPriority w:val="99"/>
+    <w:unhideWhenUsed/>
+    <w:rsid w:val="00664D37"/>
+    <w:pPr>
+      <w:tabs>
+        <w:tab w:val="center" w:pos="4536"/>
+        <w:tab w:val="right" w:pos="9072"/>
+      </w:tabs>
+    </w:pPr>
+  </w:style>
+  <w:style w:type="character" w:customStyle="1" w:styleId="KopfzeileZchn">
+    <w:name w:val="Kopfzeile Zchn"/>
+    <w:basedOn w:val="Absatz-Standardschriftart"/>
+    <w:link w:val="Kopfzeile"/>
+    <w:uiPriority w:val="99"/>
+    <w:rsid w:val="00664D37"/>
+  </w:style>
+  <w:style w:type="paragraph" w:styleId="Fuzeile">
+    <w:name w:val="footer"/>
+    <w:basedOn w:val="Standard"/>
+    <w:link w:val="FuzeileZchn"/>
+    <w:uiPriority w:val="99"/>
+    <w:unhideWhenUsed/>
+    <w:rsid w:val="00664D37"/>
+    <w:pPr>
+      <w:tabs>
+        <w:tab w:val="center" w:pos="4536"/>
+        <w:tab w:val="right" w:pos="9072"/>
+      </w:tabs>
+    </w:pPr>
+  </w:style>
+  <w:style w:type="character" w:customStyle="1" w:styleId="FuzeileZchn">
+    <w:name w:val="Fußzeile Zchn"/>
+    <w:basedOn w:val="Absatz-Standardschriftart"/>
+    <w:link w:val="Fuzeile"/>
+    <w:uiPriority w:val="99"/>
+    <w:rsid w:val="00664D37"/>
+  </w:style>
 </w:styles>
 </file>
 

--- a/Docks/Prompts.docx
+++ b/Docks/Prompts.docx
@@ -27,9 +27,20 @@
           <w:lang w:eastAsia="de-DE"/>
           <w14:ligatures w14:val="none"/>
         </w:rPr>
-        <w:t xml:space="preserve">KI-Einsatz &amp; Prompt-Dokumentation: </w:t>
-      </w:r>
-      <w:proofErr w:type="spellStart"/>
+        <w:t>KI-Einsatz &amp; Prompt-Dokumentation: IronLog</w:t>
+      </w:r>
+    </w:p>
+    <w:p>
+      <w:pPr>
+        <w:spacing w:after="100" w:afterAutospacing="1"/>
+        <w:rPr>
+          <w:rFonts w:ascii="Arial" w:eastAsia="Times New Roman" w:hAnsi="Arial" w:cs="Arial"/>
+          <w:color w:val="000000"/>
+          <w:kern w:val="0"/>
+          <w:lang w:eastAsia="de-DE"/>
+          <w14:ligatures w14:val="none"/>
+        </w:rPr>
+      </w:pPr>
       <w:r>
         <w:rPr>
           <w:rFonts w:ascii="Arial" w:eastAsia="Times New Roman" w:hAnsi="Arial" w:cs="Arial"/>
@@ -37,14 +48,31 @@
           <w:bCs/>
           <w:color w:val="000000"/>
           <w:kern w:val="0"/>
-          <w:sz w:val="40"/>
-          <w:szCs w:val="40"/>
-          <w:lang w:eastAsia="de-DE"/>
-          <w14:ligatures w14:val="none"/>
-        </w:rPr>
-        <w:t>IronLog</w:t>
-      </w:r>
-      <w:proofErr w:type="spellEnd"/>
+          <w:lang w:eastAsia="de-DE"/>
+          <w14:ligatures w14:val="none"/>
+        </w:rPr>
+        <w:t>Projekt:</w:t>
+      </w:r>
+      <w:r>
+        <w:rPr>
+          <w:rFonts w:ascii="Arial" w:eastAsia="Times New Roman" w:hAnsi="Arial" w:cs="Arial"/>
+          <w:color w:val="000000"/>
+          <w:kern w:val="0"/>
+          <w:lang w:eastAsia="de-DE"/>
+          <w14:ligatures w14:val="none"/>
+        </w:rPr>
+        <w:t xml:space="preserve"> </w:t>
+      </w:r>
+      <w:r>
+        <w:rPr>
+          <w:rFonts w:ascii="Arial" w:eastAsia="Times New Roman" w:hAnsi="Arial" w:cs="Arial"/>
+          <w:color w:val="000000"/>
+          <w:kern w:val="0"/>
+          <w:lang w:eastAsia="de-DE"/>
+          <w14:ligatures w14:val="none"/>
+        </w:rPr>
+        <w:t>IronLog – Minimalist Gym Tracker</w:t>
+      </w:r>
     </w:p>
     <w:p>
       <w:pPr>
@@ -67,7 +95,7 @@
           <w:lang w:eastAsia="de-DE"/>
           <w14:ligatures w14:val="none"/>
         </w:rPr>
-        <w:t>Projekt:</w:t>
+        <w:t>KI-Modell:</w:t>
       </w:r>
       <w:r>
         <w:rPr>
@@ -79,49 +107,15 @@
         </w:rPr>
         <w:t xml:space="preserve"> </w:t>
       </w:r>
-      <w:proofErr w:type="spellStart"/>
-      <w:r>
-        <w:rPr>
-          <w:rFonts w:ascii="Arial" w:eastAsia="Times New Roman" w:hAnsi="Arial" w:cs="Arial"/>
-          <w:color w:val="000000"/>
-          <w:kern w:val="0"/>
-          <w:lang w:eastAsia="de-DE"/>
-          <w14:ligatures w14:val="none"/>
-        </w:rPr>
-        <w:t>IronLog</w:t>
-      </w:r>
-      <w:proofErr w:type="spellEnd"/>
-      <w:r>
-        <w:rPr>
-          <w:rFonts w:ascii="Arial" w:eastAsia="Times New Roman" w:hAnsi="Arial" w:cs="Arial"/>
-          <w:color w:val="000000"/>
-          <w:kern w:val="0"/>
-          <w:lang w:eastAsia="de-DE"/>
-          <w14:ligatures w14:val="none"/>
-        </w:rPr>
-        <w:t xml:space="preserve"> – Minimalist </w:t>
-      </w:r>
-      <w:proofErr w:type="spellStart"/>
-      <w:r>
-        <w:rPr>
-          <w:rFonts w:ascii="Arial" w:eastAsia="Times New Roman" w:hAnsi="Arial" w:cs="Arial"/>
-          <w:color w:val="000000"/>
-          <w:kern w:val="0"/>
-          <w:lang w:eastAsia="de-DE"/>
-          <w14:ligatures w14:val="none"/>
-        </w:rPr>
-        <w:t>Gym</w:t>
-      </w:r>
-      <w:proofErr w:type="spellEnd"/>
-      <w:r>
-        <w:rPr>
-          <w:rFonts w:ascii="Arial" w:eastAsia="Times New Roman" w:hAnsi="Arial" w:cs="Arial"/>
-          <w:color w:val="000000"/>
-          <w:kern w:val="0"/>
-          <w:lang w:eastAsia="de-DE"/>
-          <w14:ligatures w14:val="none"/>
-        </w:rPr>
-        <w:t xml:space="preserve"> Tracker</w:t>
+      <w:r>
+        <w:rPr>
+          <w:rFonts w:ascii="Arial" w:eastAsia="Times New Roman" w:hAnsi="Arial" w:cs="Arial"/>
+          <w:color w:val="000000"/>
+          <w:kern w:val="0"/>
+          <w:lang w:eastAsia="de-DE"/>
+          <w14:ligatures w14:val="none"/>
+        </w:rPr>
+        <w:t>Google Gemini (Modellversion 3.1 Pro)</w:t>
       </w:r>
     </w:p>
     <w:p>
@@ -145,7 +139,7 @@
           <w:lang w:eastAsia="de-DE"/>
           <w14:ligatures w14:val="none"/>
         </w:rPr>
-        <w:t>KI-Modell:</w:t>
+        <w:t>Rolle der KI:</w:t>
       </w:r>
       <w:r>
         <w:rPr>
@@ -165,7 +159,7 @@
           <w:lang w:eastAsia="de-DE"/>
           <w14:ligatures w14:val="none"/>
         </w:rPr>
-        <w:t>Google Gemini (Modellversion 3.1 Pro)</w:t>
+        <w:t>Coding Partner</w:t>
       </w:r>
     </w:p>
     <w:p>
@@ -189,7 +183,7 @@
           <w:lang w:eastAsia="de-DE"/>
           <w14:ligatures w14:val="none"/>
         </w:rPr>
-        <w:t>Rolle der KI:</w:t>
+        <w:t>Zeitraum:</w:t>
       </w:r>
       <w:r>
         <w:rPr>
@@ -209,148 +203,60 @@
           <w:lang w:eastAsia="de-DE"/>
           <w14:ligatures w14:val="none"/>
         </w:rPr>
-        <w:t>Coding Partner</w:t>
+        <w:t>Woche 2 &amp; Woche 3 (Backend-Entwicklung, Refactoring &amp; Frontend-Basis)</w:t>
       </w:r>
     </w:p>
     <w:p>
       <w:pPr>
         <w:spacing w:after="100" w:afterAutospacing="1"/>
-        <w:rPr>
-          <w:rFonts w:ascii="Arial" w:eastAsia="Times New Roman" w:hAnsi="Arial" w:cs="Arial"/>
-          <w:color w:val="000000"/>
-          <w:kern w:val="0"/>
-          <w:lang w:eastAsia="de-DE"/>
-          <w14:ligatures w14:val="none"/>
-        </w:rPr>
-      </w:pPr>
-      <w:r>
+        <w:outlineLvl w:val="2"/>
         <w:rPr>
           <w:rFonts w:ascii="Arial" w:eastAsia="Times New Roman" w:hAnsi="Arial" w:cs="Arial"/>
           <w:b/>
           <w:bCs/>
           <w:color w:val="000000"/>
           <w:kern w:val="0"/>
-          <w:lang w:eastAsia="de-DE"/>
-          <w14:ligatures w14:val="none"/>
-        </w:rPr>
-        <w:t>Zeitraum:</w:t>
-      </w:r>
-      <w:r>
-        <w:rPr>
-          <w:rFonts w:ascii="Arial" w:eastAsia="Times New Roman" w:hAnsi="Arial" w:cs="Arial"/>
-          <w:color w:val="000000"/>
-          <w:kern w:val="0"/>
-          <w:lang w:eastAsia="de-DE"/>
-          <w14:ligatures w14:val="none"/>
-        </w:rPr>
-        <w:t xml:space="preserve"> </w:t>
-      </w:r>
-      <w:r>
-        <w:rPr>
-          <w:rFonts w:ascii="Arial" w:eastAsia="Times New Roman" w:hAnsi="Arial" w:cs="Arial"/>
-          <w:color w:val="000000"/>
-          <w:kern w:val="0"/>
-          <w:lang w:eastAsia="de-DE"/>
-          <w14:ligatures w14:val="none"/>
-        </w:rPr>
-        <w:t xml:space="preserve">Woche 2 &amp; Woche 3 (Backend-Entwicklung, </w:t>
-      </w:r>
-      <w:proofErr w:type="spellStart"/>
-      <w:r>
-        <w:rPr>
-          <w:rFonts w:ascii="Arial" w:eastAsia="Times New Roman" w:hAnsi="Arial" w:cs="Arial"/>
-          <w:color w:val="000000"/>
-          <w:kern w:val="0"/>
-          <w:lang w:eastAsia="de-DE"/>
-          <w14:ligatures w14:val="none"/>
-        </w:rPr>
-        <w:t>Refactoring</w:t>
-      </w:r>
-      <w:proofErr w:type="spellEnd"/>
-      <w:r>
-        <w:rPr>
-          <w:rFonts w:ascii="Arial" w:eastAsia="Times New Roman" w:hAnsi="Arial" w:cs="Arial"/>
-          <w:color w:val="000000"/>
-          <w:kern w:val="0"/>
-          <w:lang w:eastAsia="de-DE"/>
-          <w14:ligatures w14:val="none"/>
-        </w:rPr>
-        <w:t xml:space="preserve"> &amp; Frontend-Basis)</w:t>
+          <w:sz w:val="27"/>
+          <w:szCs w:val="27"/>
+          <w:lang w:eastAsia="de-DE"/>
+          <w14:ligatures w14:val="none"/>
+        </w:rPr>
+      </w:pPr>
+      <w:r>
+        <w:rPr>
+          <w:rFonts w:ascii="Arial" w:eastAsia="Times New Roman" w:hAnsi="Arial" w:cs="Arial"/>
+          <w:b/>
+          <w:bCs/>
+          <w:color w:val="000000"/>
+          <w:kern w:val="0"/>
+          <w:sz w:val="27"/>
+          <w:szCs w:val="27"/>
+          <w:lang w:eastAsia="de-DE"/>
+          <w14:ligatures w14:val="none"/>
+        </w:rPr>
+        <w:t>1. Strategie des KI-Einsatzes</w:t>
       </w:r>
     </w:p>
     <w:p>
       <w:pPr>
         <w:spacing w:after="100" w:afterAutospacing="1"/>
-        <w:outlineLvl w:val="2"/>
-        <w:rPr>
-          <w:rFonts w:ascii="Arial" w:eastAsia="Times New Roman" w:hAnsi="Arial" w:cs="Arial"/>
-          <w:b/>
-          <w:bCs/>
-          <w:color w:val="000000"/>
-          <w:kern w:val="0"/>
-          <w:sz w:val="27"/>
-          <w:szCs w:val="27"/>
-          <w:lang w:eastAsia="de-DE"/>
-          <w14:ligatures w14:val="none"/>
-        </w:rPr>
-      </w:pPr>
-      <w:r>
-        <w:rPr>
-          <w:rFonts w:ascii="Arial" w:eastAsia="Times New Roman" w:hAnsi="Arial" w:cs="Arial"/>
-          <w:b/>
-          <w:bCs/>
-          <w:color w:val="000000"/>
-          <w:kern w:val="0"/>
-          <w:sz w:val="27"/>
-          <w:szCs w:val="27"/>
-          <w:lang w:eastAsia="de-DE"/>
-          <w14:ligatures w14:val="none"/>
-        </w:rPr>
-        <w:t>1. Strategie des KI-Einsatzes</w:t>
-      </w:r>
-    </w:p>
-    <w:p>
-      <w:pPr>
-        <w:spacing w:after="100" w:afterAutospacing="1"/>
-        <w:rPr>
-          <w:rFonts w:ascii="Arial" w:eastAsia="Times New Roman" w:hAnsi="Arial" w:cs="Arial"/>
-          <w:color w:val="000000"/>
-          <w:kern w:val="0"/>
-          <w:lang w:eastAsia="de-DE"/>
-          <w14:ligatures w14:val="none"/>
-        </w:rPr>
-      </w:pPr>
-      <w:r>
-        <w:rPr>
-          <w:rFonts w:ascii="Arial" w:eastAsia="Times New Roman" w:hAnsi="Arial" w:cs="Arial"/>
-          <w:color w:val="000000"/>
-          <w:kern w:val="0"/>
-          <w:lang w:eastAsia="de-DE"/>
-          <w14:ligatures w14:val="none"/>
-        </w:rPr>
-        <w:t xml:space="preserve">Die KI wurde nicht zum blinden Generieren von Code genutzt, sondern als interaktiver "Pair </w:t>
-      </w:r>
-      <w:proofErr w:type="spellStart"/>
-      <w:r>
-        <w:rPr>
-          <w:rFonts w:ascii="Arial" w:eastAsia="Times New Roman" w:hAnsi="Arial" w:cs="Arial"/>
-          <w:color w:val="000000"/>
-          <w:kern w:val="0"/>
-          <w:lang w:eastAsia="de-DE"/>
-          <w14:ligatures w14:val="none"/>
-        </w:rPr>
-        <w:t>Programmer</w:t>
-      </w:r>
-      <w:proofErr w:type="spellEnd"/>
-      <w:r>
-        <w:rPr>
-          <w:rFonts w:ascii="Arial" w:eastAsia="Times New Roman" w:hAnsi="Arial" w:cs="Arial"/>
-          <w:color w:val="000000"/>
-          <w:kern w:val="0"/>
-          <w:lang w:eastAsia="de-DE"/>
-          <w14:ligatures w14:val="none"/>
-        </w:rPr>
-        <w:t>". Der Fokus lag auf:</w:t>
+        <w:rPr>
+          <w:rFonts w:ascii="Arial" w:eastAsia="Times New Roman" w:hAnsi="Arial" w:cs="Arial"/>
+          <w:color w:val="000000"/>
+          <w:kern w:val="0"/>
+          <w:lang w:eastAsia="de-DE"/>
+          <w14:ligatures w14:val="none"/>
+        </w:rPr>
+      </w:pPr>
+      <w:r>
+        <w:rPr>
+          <w:rFonts w:ascii="Arial" w:eastAsia="Times New Roman" w:hAnsi="Arial" w:cs="Arial"/>
+          <w:color w:val="000000"/>
+          <w:kern w:val="0"/>
+          <w:lang w:eastAsia="de-DE"/>
+          <w14:ligatures w14:val="none"/>
+        </w:rPr>
+        <w:t>Die KI wurde nicht zum blinden Generieren von Code genutzt, sondern als interaktiver "Pair Programmer". Der Fokus lag auf:</w:t>
       </w:r>
     </w:p>
     <w:p>
@@ -416,7 +322,6 @@
           <w14:ligatures w14:val="none"/>
         </w:rPr>
       </w:pPr>
-      <w:proofErr w:type="spellStart"/>
       <w:r>
         <w:rPr>
           <w:rFonts w:ascii="Arial" w:eastAsia="Times New Roman" w:hAnsi="Arial" w:cs="Arial"/>
@@ -427,20 +332,7 @@
           <w:lang w:eastAsia="de-DE"/>
           <w14:ligatures w14:val="none"/>
         </w:rPr>
-        <w:t>Seeding</w:t>
-      </w:r>
-      <w:proofErr w:type="spellEnd"/>
-      <w:r>
-        <w:rPr>
-          <w:rFonts w:ascii="Arial" w:eastAsia="Times New Roman" w:hAnsi="Arial" w:cs="Arial"/>
-          <w:b/>
-          <w:bCs/>
-          <w:color w:val="000000"/>
-          <w:kern w:val="0"/>
-          <w:lang w:eastAsia="de-DE"/>
-          <w14:ligatures w14:val="none"/>
-        </w:rPr>
-        <w:t xml:space="preserve"> &amp; Models:</w:t>
+        <w:t>Seeding &amp; Models:</w:t>
       </w:r>
       <w:r>
         <w:rPr>
@@ -709,29 +601,7 @@
           <w:lang w:eastAsia="de-DE"/>
           <w14:ligatures w14:val="none"/>
         </w:rPr>
-        <w:t>Ein relationales Modell mit 6 Tabellen (</w:t>
-      </w:r>
-      <w:proofErr w:type="spellStart"/>
-      <w:r>
-        <w:rPr>
-          <w:rFonts w:ascii="Arial" w:eastAsia="Times New Roman" w:hAnsi="Arial" w:cs="Arial"/>
-          <w:color w:val="000000"/>
-          <w:kern w:val="0"/>
-          <w:lang w:eastAsia="de-DE"/>
-          <w14:ligatures w14:val="none"/>
-        </w:rPr>
-        <w:t>exercises</w:t>
-      </w:r>
-      <w:proofErr w:type="spellEnd"/>
-      <w:r>
-        <w:rPr>
-          <w:rFonts w:ascii="Arial" w:eastAsia="Times New Roman" w:hAnsi="Arial" w:cs="Arial"/>
-          <w:color w:val="000000"/>
-          <w:kern w:val="0"/>
-          <w:lang w:eastAsia="de-DE"/>
-          <w14:ligatures w14:val="none"/>
-        </w:rPr>
-        <w:t>,</w:t>
+        <w:t>Ein relationales Modell mit 6 Tabellen (exercises,</w:t>
       </w:r>
       <w:r>
         <w:rPr>
@@ -743,27 +613,15 @@
         </w:rPr>
         <w:t xml:space="preserve"> </w:t>
       </w:r>
-      <w:proofErr w:type="spellStart"/>
-      <w:r>
-        <w:rPr>
-          <w:rFonts w:ascii="Arial" w:eastAsia="Times New Roman" w:hAnsi="Arial" w:cs="Arial"/>
-          <w:color w:val="000000"/>
-          <w:kern w:val="0"/>
-          <w:lang w:eastAsia="de-DE"/>
-          <w14:ligatures w14:val="none"/>
-        </w:rPr>
-        <w:t>workouts</w:t>
-      </w:r>
-      <w:proofErr w:type="spellEnd"/>
-      <w:r>
-        <w:rPr>
-          <w:rFonts w:ascii="Arial" w:eastAsia="Times New Roman" w:hAnsi="Arial" w:cs="Arial"/>
-          <w:color w:val="000000"/>
-          <w:kern w:val="0"/>
-          <w:lang w:eastAsia="de-DE"/>
-          <w14:ligatures w14:val="none"/>
-        </w:rPr>
-        <w:t>,</w:t>
+      <w:r>
+        <w:rPr>
+          <w:rFonts w:ascii="Arial" w:eastAsia="Times New Roman" w:hAnsi="Arial" w:cs="Arial"/>
+          <w:color w:val="000000"/>
+          <w:kern w:val="0"/>
+          <w:lang w:eastAsia="de-DE"/>
+          <w14:ligatures w14:val="none"/>
+        </w:rPr>
+        <w:t>workouts,</w:t>
       </w:r>
       <w:r>
         <w:rPr>
@@ -775,27 +633,15 @@
         </w:rPr>
         <w:t xml:space="preserve"> </w:t>
       </w:r>
-      <w:proofErr w:type="spellStart"/>
-      <w:r>
-        <w:rPr>
-          <w:rFonts w:ascii="Arial" w:eastAsia="Times New Roman" w:hAnsi="Arial" w:cs="Arial"/>
-          <w:color w:val="000000"/>
-          <w:kern w:val="0"/>
-          <w:lang w:eastAsia="de-DE"/>
-          <w14:ligatures w14:val="none"/>
-        </w:rPr>
-        <w:t>routines</w:t>
-      </w:r>
-      <w:proofErr w:type="spellEnd"/>
-      <w:r>
-        <w:rPr>
-          <w:rFonts w:ascii="Arial" w:eastAsia="Times New Roman" w:hAnsi="Arial" w:cs="Arial"/>
-          <w:color w:val="000000"/>
-          <w:kern w:val="0"/>
-          <w:lang w:eastAsia="de-DE"/>
-          <w14:ligatures w14:val="none"/>
-        </w:rPr>
-        <w:t>,</w:t>
+      <w:r>
+        <w:rPr>
+          <w:rFonts w:ascii="Arial" w:eastAsia="Times New Roman" w:hAnsi="Arial" w:cs="Arial"/>
+          <w:color w:val="000000"/>
+          <w:kern w:val="0"/>
+          <w:lang w:eastAsia="de-DE"/>
+          <w14:ligatures w14:val="none"/>
+        </w:rPr>
+        <w:t>routines,</w:t>
       </w:r>
       <w:r>
         <w:rPr>
@@ -807,27 +653,15 @@
         </w:rPr>
         <w:t xml:space="preserve"> </w:t>
       </w:r>
-      <w:proofErr w:type="spellStart"/>
-      <w:r>
-        <w:rPr>
-          <w:rFonts w:ascii="Arial" w:eastAsia="Times New Roman" w:hAnsi="Arial" w:cs="Arial"/>
-          <w:color w:val="000000"/>
-          <w:kern w:val="0"/>
-          <w:lang w:eastAsia="de-DE"/>
-          <w14:ligatures w14:val="none"/>
-        </w:rPr>
-        <w:t>routine_exercises</w:t>
-      </w:r>
-      <w:proofErr w:type="spellEnd"/>
-      <w:r>
-        <w:rPr>
-          <w:rFonts w:ascii="Arial" w:eastAsia="Times New Roman" w:hAnsi="Arial" w:cs="Arial"/>
-          <w:color w:val="000000"/>
-          <w:kern w:val="0"/>
-          <w:lang w:eastAsia="de-DE"/>
-          <w14:ligatures w14:val="none"/>
-        </w:rPr>
-        <w:t>,</w:t>
+      <w:r>
+        <w:rPr>
+          <w:rFonts w:ascii="Arial" w:eastAsia="Times New Roman" w:hAnsi="Arial" w:cs="Arial"/>
+          <w:color w:val="000000"/>
+          <w:kern w:val="0"/>
+          <w:lang w:eastAsia="de-DE"/>
+          <w14:ligatures w14:val="none"/>
+        </w:rPr>
+        <w:t>routine_exercises,</w:t>
       </w:r>
       <w:r>
         <w:rPr>
@@ -839,27 +673,15 @@
         </w:rPr>
         <w:t xml:space="preserve"> </w:t>
       </w:r>
-      <w:proofErr w:type="spellStart"/>
-      <w:r>
-        <w:rPr>
-          <w:rFonts w:ascii="Arial" w:eastAsia="Times New Roman" w:hAnsi="Arial" w:cs="Arial"/>
-          <w:color w:val="000000"/>
-          <w:kern w:val="0"/>
-          <w:lang w:eastAsia="de-DE"/>
-          <w14:ligatures w14:val="none"/>
-        </w:rPr>
-        <w:t>measurements</w:t>
-      </w:r>
-      <w:proofErr w:type="spellEnd"/>
-      <w:r>
-        <w:rPr>
-          <w:rFonts w:ascii="Arial" w:eastAsia="Times New Roman" w:hAnsi="Arial" w:cs="Arial"/>
-          <w:color w:val="000000"/>
-          <w:kern w:val="0"/>
-          <w:lang w:eastAsia="de-DE"/>
-          <w14:ligatures w14:val="none"/>
-        </w:rPr>
-        <w:t>,</w:t>
+      <w:r>
+        <w:rPr>
+          <w:rFonts w:ascii="Arial" w:eastAsia="Times New Roman" w:hAnsi="Arial" w:cs="Arial"/>
+          <w:color w:val="000000"/>
+          <w:kern w:val="0"/>
+          <w:lang w:eastAsia="de-DE"/>
+          <w14:ligatures w14:val="none"/>
+        </w:rPr>
+        <w:t>measurements,</w:t>
       </w:r>
       <w:r>
         <w:rPr>
@@ -871,49 +693,15 @@
         </w:rPr>
         <w:t xml:space="preserve"> </w:t>
       </w:r>
-      <w:proofErr w:type="spellStart"/>
-      <w:r>
-        <w:rPr>
-          <w:rFonts w:ascii="Arial" w:eastAsia="Times New Roman" w:hAnsi="Arial" w:cs="Arial"/>
-          <w:color w:val="000000"/>
-          <w:kern w:val="0"/>
-          <w:lang w:eastAsia="de-DE"/>
-          <w14:ligatures w14:val="none"/>
-        </w:rPr>
-        <w:t>strength_standards</w:t>
-      </w:r>
-      <w:proofErr w:type="spellEnd"/>
-      <w:r>
-        <w:rPr>
-          <w:rFonts w:ascii="Arial" w:eastAsia="Times New Roman" w:hAnsi="Arial" w:cs="Arial"/>
-          <w:color w:val="000000"/>
-          <w:kern w:val="0"/>
-          <w:lang w:eastAsia="de-DE"/>
-          <w14:ligatures w14:val="none"/>
-        </w:rPr>
-        <w:t xml:space="preserve">), korrekt verknüpft über </w:t>
-      </w:r>
-      <w:proofErr w:type="spellStart"/>
-      <w:r>
-        <w:rPr>
-          <w:rFonts w:ascii="Arial" w:eastAsia="Times New Roman" w:hAnsi="Arial" w:cs="Arial"/>
-          <w:color w:val="000000"/>
-          <w:kern w:val="0"/>
-          <w:lang w:eastAsia="de-DE"/>
-          <w14:ligatures w14:val="none"/>
-        </w:rPr>
-        <w:t>Foreign</w:t>
-      </w:r>
-      <w:proofErr w:type="spellEnd"/>
-      <w:r>
-        <w:rPr>
-          <w:rFonts w:ascii="Arial" w:eastAsia="Times New Roman" w:hAnsi="Arial" w:cs="Arial"/>
-          <w:color w:val="000000"/>
-          <w:kern w:val="0"/>
-          <w:lang w:eastAsia="de-DE"/>
-          <w14:ligatures w14:val="none"/>
-        </w:rPr>
-        <w:t xml:space="preserve"> Keys.</w:t>
+      <w:r>
+        <w:rPr>
+          <w:rFonts w:ascii="Arial" w:eastAsia="Times New Roman" w:hAnsi="Arial" w:cs="Arial"/>
+          <w:color w:val="000000"/>
+          <w:kern w:val="0"/>
+          <w:lang w:eastAsia="de-DE"/>
+          <w14:ligatures w14:val="none"/>
+        </w:rPr>
+        <w:t>strength_standards), korrekt verknüpft über Foreign Keys.</w:t>
       </w:r>
     </w:p>
     <w:p>
@@ -937,33 +725,7 @@
           <w:lang w:eastAsia="de-DE"/>
           <w14:ligatures w14:val="none"/>
         </w:rPr>
-        <w:t xml:space="preserve">Phase 2: Data </w:t>
-      </w:r>
-      <w:proofErr w:type="spellStart"/>
-      <w:r>
-        <w:rPr>
-          <w:rFonts w:ascii="Arial" w:eastAsia="Times New Roman" w:hAnsi="Arial" w:cs="Arial"/>
-          <w:b/>
-          <w:bCs/>
-          <w:color w:val="000000"/>
-          <w:kern w:val="0"/>
-          <w:lang w:eastAsia="de-DE"/>
-          <w14:ligatures w14:val="none"/>
-        </w:rPr>
-        <w:t>Seeding</w:t>
-      </w:r>
-      <w:proofErr w:type="spellEnd"/>
-      <w:r>
-        <w:rPr>
-          <w:rFonts w:ascii="Arial" w:eastAsia="Times New Roman" w:hAnsi="Arial" w:cs="Arial"/>
-          <w:b/>
-          <w:bCs/>
-          <w:color w:val="000000"/>
-          <w:kern w:val="0"/>
-          <w:lang w:eastAsia="de-DE"/>
-          <w14:ligatures w14:val="none"/>
-        </w:rPr>
-        <w:t xml:space="preserve"> (Automatisierung)</w:t>
+        <w:t>Phase 2: Data Seeding (Automatisierung)</w:t>
       </w:r>
     </w:p>
     <w:p>
@@ -1133,29 +895,7 @@
           <w:lang w:eastAsia="de-DE"/>
           <w14:ligatures w14:val="none"/>
         </w:rPr>
-        <w:t>Ein SQL-Transaktions-Skript, das automatisch 75 Übungen mit Metadaten (</w:t>
-      </w:r>
-      <w:proofErr w:type="spellStart"/>
-      <w:r>
-        <w:rPr>
-          <w:rFonts w:ascii="Arial" w:eastAsia="Times New Roman" w:hAnsi="Arial" w:cs="Arial"/>
-          <w:color w:val="000000"/>
-          <w:kern w:val="0"/>
-          <w:lang w:eastAsia="de-DE"/>
-          <w14:ligatures w14:val="none"/>
-        </w:rPr>
-        <w:t>default_rest_seconds</w:t>
-      </w:r>
-      <w:proofErr w:type="spellEnd"/>
-      <w:r>
-        <w:rPr>
-          <w:rFonts w:ascii="Arial" w:eastAsia="Times New Roman" w:hAnsi="Arial" w:cs="Arial"/>
-          <w:color w:val="000000"/>
-          <w:kern w:val="0"/>
-          <w:lang w:eastAsia="de-DE"/>
-          <w14:ligatures w14:val="none"/>
-        </w:rPr>
-        <w:t>) in die Datenbank lädt.</w:t>
+        <w:t>Ein SQL-Transaktions-Skript, das automatisch 75 Übungen mit Metadaten (default_rest_seconds) in die Datenbank lädt.</w:t>
       </w:r>
     </w:p>
     <w:p>
@@ -1290,33 +1030,7 @@
           <w:lang w:eastAsia="de-DE"/>
           <w14:ligatures w14:val="none"/>
         </w:rPr>
-        <w:t xml:space="preserve">"Ich möchte ein Ranking-System. Wenn der User beim Bankdrücken 100kg schafft, soll das Backend berechnen, zu welchen Top % er gehört (z.B. </w:t>
-      </w:r>
-      <w:proofErr w:type="spellStart"/>
-      <w:r>
-        <w:rPr>
-          <w:rFonts w:ascii="Arial" w:eastAsia="Times New Roman" w:hAnsi="Arial" w:cs="Arial"/>
-          <w:i/>
-          <w:iCs/>
-          <w:color w:val="000000"/>
-          <w:kern w:val="0"/>
-          <w:lang w:eastAsia="de-DE"/>
-          <w14:ligatures w14:val="none"/>
-        </w:rPr>
-        <w:t>Advanced</w:t>
-      </w:r>
-      <w:proofErr w:type="spellEnd"/>
-      <w:r>
-        <w:rPr>
-          <w:rFonts w:ascii="Arial" w:eastAsia="Times New Roman" w:hAnsi="Arial" w:cs="Arial"/>
-          <w:i/>
-          <w:iCs/>
-          <w:color w:val="000000"/>
-          <w:kern w:val="0"/>
-          <w:lang w:eastAsia="de-DE"/>
-          <w14:ligatures w14:val="none"/>
-        </w:rPr>
-        <w:t xml:space="preserve"> oder Elite). Erstelle eine Logik, die den User-Rekord mit einer Referenztabelle vergleicht und ein Ranking inkl. Icon zurückgibt."</w:t>
+        <w:t>"Ich möchte ein Ranking-System. Wenn der User beim Bankdrücken 100kg schafft, soll das Backend berechnen, zu welchen Top % er gehört (z.B. Advanced oder Elite). Erstelle eine Logik, die den User-Rekord mit einer Referenztabelle vergleicht und ein Ranking inkl. Icon zurückgibt."</w:t>
       </w:r>
     </w:p>
     <w:p>
@@ -1364,116 +1078,8 @@
           <w:lang w:eastAsia="de-DE"/>
           <w14:ligatures w14:val="none"/>
         </w:rPr>
-        <w:t>Neue Tabelle</w:t>
-      </w:r>
-      <w:r>
-        <w:rPr>
-          <w:rFonts w:ascii="Arial" w:eastAsia="Times New Roman" w:hAnsi="Arial" w:cs="Arial"/>
-          <w:color w:val="000000"/>
-          <w:kern w:val="0"/>
-          <w:lang w:eastAsia="de-DE"/>
-          <w14:ligatures w14:val="none"/>
-        </w:rPr>
-        <w:t xml:space="preserve"> </w:t>
-      </w:r>
-      <w:proofErr w:type="spellStart"/>
-      <w:r>
-        <w:rPr>
-          <w:rFonts w:ascii="Arial" w:eastAsia="Times New Roman" w:hAnsi="Arial" w:cs="Arial"/>
-          <w:color w:val="000000"/>
-          <w:kern w:val="0"/>
-          <w:lang w:eastAsia="de-DE"/>
-          <w14:ligatures w14:val="none"/>
-        </w:rPr>
-        <w:t>strength_standards</w:t>
-      </w:r>
-      <w:proofErr w:type="spellEnd"/>
-      <w:r>
-        <w:rPr>
-          <w:rFonts w:ascii="Arial" w:eastAsia="Times New Roman" w:hAnsi="Arial" w:cs="Arial"/>
-          <w:color w:val="000000"/>
-          <w:kern w:val="0"/>
-          <w:lang w:eastAsia="de-DE"/>
-          <w14:ligatures w14:val="none"/>
-        </w:rPr>
-        <w:t>. API-Endpunkt</w:t>
-      </w:r>
-      <w:r>
-        <w:rPr>
-          <w:rFonts w:ascii="Arial" w:eastAsia="Times New Roman" w:hAnsi="Arial" w:cs="Arial"/>
-          <w:color w:val="000000"/>
-          <w:kern w:val="0"/>
-          <w:lang w:eastAsia="de-DE"/>
-          <w14:ligatures w14:val="none"/>
-        </w:rPr>
-        <w:t xml:space="preserve"> </w:t>
-      </w:r>
-      <w:r>
-        <w:rPr>
-          <w:rFonts w:ascii="Arial" w:eastAsia="Times New Roman" w:hAnsi="Arial" w:cs="Arial"/>
-          <w:color w:val="000000"/>
-          <w:kern w:val="0"/>
-          <w:lang w:eastAsia="de-DE"/>
-          <w14:ligatures w14:val="none"/>
-        </w:rPr>
-        <w:t>GET /</w:t>
-      </w:r>
-      <w:proofErr w:type="spellStart"/>
-      <w:r>
-        <w:rPr>
-          <w:rFonts w:ascii="Arial" w:eastAsia="Times New Roman" w:hAnsi="Arial" w:cs="Arial"/>
-          <w:color w:val="000000"/>
-          <w:kern w:val="0"/>
-          <w:lang w:eastAsia="de-DE"/>
-          <w14:ligatures w14:val="none"/>
-        </w:rPr>
-        <w:t>api</w:t>
-      </w:r>
-      <w:proofErr w:type="spellEnd"/>
-      <w:r>
-        <w:rPr>
-          <w:rFonts w:ascii="Arial" w:eastAsia="Times New Roman" w:hAnsi="Arial" w:cs="Arial"/>
-          <w:color w:val="000000"/>
-          <w:kern w:val="0"/>
-          <w:lang w:eastAsia="de-DE"/>
-          <w14:ligatures w14:val="none"/>
-        </w:rPr>
-        <w:t>/</w:t>
-      </w:r>
-      <w:proofErr w:type="spellStart"/>
-      <w:r>
-        <w:rPr>
-          <w:rFonts w:ascii="Arial" w:eastAsia="Times New Roman" w:hAnsi="Arial" w:cs="Arial"/>
-          <w:color w:val="000000"/>
-          <w:kern w:val="0"/>
-          <w:lang w:eastAsia="de-DE"/>
-          <w14:ligatures w14:val="none"/>
-        </w:rPr>
-        <w:t>stats</w:t>
-      </w:r>
-      <w:proofErr w:type="spellEnd"/>
-      <w:r>
-        <w:rPr>
-          <w:rFonts w:ascii="Arial" w:eastAsia="Times New Roman" w:hAnsi="Arial" w:cs="Arial"/>
-          <w:color w:val="000000"/>
-          <w:kern w:val="0"/>
-          <w:lang w:eastAsia="de-DE"/>
-          <w14:ligatures w14:val="none"/>
-        </w:rPr>
-        <w:t>/</w:t>
-      </w:r>
-      <w:proofErr w:type="spellStart"/>
-      <w:r>
-        <w:rPr>
-          <w:rFonts w:ascii="Arial" w:eastAsia="Times New Roman" w:hAnsi="Arial" w:cs="Arial"/>
-          <w:color w:val="000000"/>
-          <w:kern w:val="0"/>
-          <w:lang w:eastAsia="de-DE"/>
-          <w14:ligatures w14:val="none"/>
-        </w:rPr>
-        <w:t>ranking</w:t>
-      </w:r>
-      <w:proofErr w:type="spellEnd"/>
+        <w:t>Neue Tabelle strength_standards. API-Endpunkt GET /api/stats/ranking</w:t>
+      </w:r>
       <w:proofErr w:type="gramStart"/>
       <w:r>
         <w:rPr>
@@ -1507,7 +1113,6 @@
         </w:rPr>
         <w:t>MAX(</w:t>
       </w:r>
-      <w:proofErr w:type="spellStart"/>
       <w:proofErr w:type="gramEnd"/>
       <w:r>
         <w:rPr>
@@ -1517,18 +1122,7 @@
           <w:lang w:eastAsia="de-DE"/>
           <w14:ligatures w14:val="none"/>
         </w:rPr>
-        <w:t>weight_kg</w:t>
-      </w:r>
-      <w:proofErr w:type="spellEnd"/>
-      <w:r>
-        <w:rPr>
-          <w:rFonts w:ascii="Arial" w:eastAsia="Times New Roman" w:hAnsi="Arial" w:cs="Arial"/>
-          <w:color w:val="000000"/>
-          <w:kern w:val="0"/>
-          <w:lang w:eastAsia="de-DE"/>
-          <w14:ligatures w14:val="none"/>
-        </w:rPr>
-        <w:t>)) ermittelt und dynamisch in Kategorien (Beginner bis Elite) einordnet.</w:t>
+        <w:t>weight_kg)) ermittelt und dynamisch in Kategorien (Beginner bis Elite) einordnet.</w:t>
       </w:r>
     </w:p>
     <w:p>
@@ -1576,33 +1170,7 @@
           <w:lang w:eastAsia="de-DE"/>
           <w14:ligatures w14:val="none"/>
         </w:rPr>
-        <w:t>: Backend-</w:t>
-      </w:r>
-      <w:proofErr w:type="spellStart"/>
-      <w:r>
-        <w:rPr>
-          <w:rFonts w:ascii="Arial" w:eastAsia="Times New Roman" w:hAnsi="Arial" w:cs="Arial"/>
-          <w:b/>
-          <w:bCs/>
-          <w:color w:val="000000"/>
-          <w:kern w:val="0"/>
-          <w:lang w:eastAsia="de-DE"/>
-          <w14:ligatures w14:val="none"/>
-        </w:rPr>
-        <w:t>Refactoring</w:t>
-      </w:r>
-      <w:proofErr w:type="spellEnd"/>
-      <w:r>
-        <w:rPr>
-          <w:rFonts w:ascii="Arial" w:eastAsia="Times New Roman" w:hAnsi="Arial" w:cs="Arial"/>
-          <w:b/>
-          <w:bCs/>
-          <w:color w:val="000000"/>
-          <w:kern w:val="0"/>
-          <w:lang w:eastAsia="de-DE"/>
-          <w14:ligatures w14:val="none"/>
-        </w:rPr>
-        <w:t xml:space="preserve"> (Saubere Architektur)</w:t>
+        <w:t>: Backend-Refactoring (Saubere Architektur)</w:t>
       </w:r>
     </w:p>
     <w:p>
@@ -1728,7 +1296,6 @@
           <w14:ligatures w14:val="none"/>
         </w:rPr>
       </w:pPr>
-      <w:proofErr w:type="spellStart"/>
       <w:r>
         <w:rPr>
           <w:rFonts w:ascii="Arial" w:eastAsia="Times New Roman" w:hAnsi="Arial" w:cs="Arial"/>
@@ -1751,9 +1318,9 @@
           <w:lang w:eastAsia="de-DE"/>
           <w14:ligatures w14:val="none"/>
         </w:rPr>
-        <w:t>"Wie</w:t>
-      </w:r>
-      <w:proofErr w:type="spellEnd"/>
+        <w:t xml:space="preserve">"Wie mache ich die Struktur meines backends </w:t>
+      </w:r>
+      <w:proofErr w:type="gramStart"/>
       <w:r>
         <w:rPr>
           <w:rFonts w:ascii="Arial" w:eastAsia="Times New Roman" w:hAnsi="Arial" w:cs="Arial"/>
@@ -1764,9 +1331,9 @@
           <w:lang w:eastAsia="de-DE"/>
           <w14:ligatures w14:val="none"/>
         </w:rPr>
-        <w:t xml:space="preserve"> mache ich die Struktur meines </w:t>
-      </w:r>
-      <w:proofErr w:type="spellStart"/>
+        <w:t>also</w:t>
+      </w:r>
+      <w:proofErr w:type="gramEnd"/>
       <w:r>
         <w:rPr>
           <w:rFonts w:ascii="Arial" w:eastAsia="Times New Roman" w:hAnsi="Arial" w:cs="Arial"/>
@@ -1777,9 +1344,8 @@
           <w:lang w:eastAsia="de-DE"/>
           <w14:ligatures w14:val="none"/>
         </w:rPr>
-        <w:t>backends</w:t>
-      </w:r>
-      <w:proofErr w:type="spellEnd"/>
+        <w:t xml:space="preserve"> dass es schöner ist. Mach es mit </w:t>
+      </w:r>
       <w:r>
         <w:rPr>
           <w:rFonts w:ascii="Arial" w:eastAsia="Times New Roman" w:hAnsi="Arial" w:cs="Arial"/>
@@ -1790,9 +1356,8 @@
           <w:lang w:eastAsia="de-DE"/>
           <w14:ligatures w14:val="none"/>
         </w:rPr>
-        <w:t xml:space="preserve"> </w:t>
-      </w:r>
-      <w:proofErr w:type="gramStart"/>
+        <w:t xml:space="preserve">einem </w:t>
+      </w:r>
       <w:r>
         <w:rPr>
           <w:rFonts w:ascii="Arial" w:eastAsia="Times New Roman" w:hAnsi="Arial" w:cs="Arial"/>
@@ -1803,162 +1368,7 @@
           <w:lang w:eastAsia="de-DE"/>
           <w14:ligatures w14:val="none"/>
         </w:rPr>
-        <w:t>also</w:t>
-      </w:r>
-      <w:proofErr w:type="gramEnd"/>
-      <w:r>
-        <w:rPr>
-          <w:rFonts w:ascii="Arial" w:eastAsia="Times New Roman" w:hAnsi="Arial" w:cs="Arial"/>
-          <w:i/>
-          <w:iCs/>
-          <w:color w:val="000000"/>
-          <w:kern w:val="0"/>
-          <w:lang w:eastAsia="de-DE"/>
-          <w14:ligatures w14:val="none"/>
-        </w:rPr>
-        <w:t xml:space="preserve"> dass es schöner ist. Mach es mit </w:t>
-      </w:r>
-      <w:r>
-        <w:rPr>
-          <w:rFonts w:ascii="Arial" w:eastAsia="Times New Roman" w:hAnsi="Arial" w:cs="Arial"/>
-          <w:i/>
-          <w:iCs/>
-          <w:color w:val="000000"/>
-          <w:kern w:val="0"/>
-          <w:lang w:eastAsia="de-DE"/>
-          <w14:ligatures w14:val="none"/>
-        </w:rPr>
-        <w:t xml:space="preserve">einem </w:t>
-      </w:r>
-      <w:proofErr w:type="spellStart"/>
-      <w:r>
-        <w:rPr>
-          <w:rFonts w:ascii="Arial" w:eastAsia="Times New Roman" w:hAnsi="Arial" w:cs="Arial"/>
-          <w:i/>
-          <w:iCs/>
-          <w:color w:val="000000"/>
-          <w:kern w:val="0"/>
-          <w:lang w:eastAsia="de-DE"/>
-          <w14:ligatures w14:val="none"/>
-        </w:rPr>
-        <w:t>src</w:t>
-      </w:r>
-      <w:proofErr w:type="spellEnd"/>
-      <w:r>
-        <w:rPr>
-          <w:rFonts w:ascii="Arial" w:eastAsia="Times New Roman" w:hAnsi="Arial" w:cs="Arial"/>
-          <w:i/>
-          <w:iCs/>
-          <w:color w:val="000000"/>
-          <w:kern w:val="0"/>
-          <w:lang w:eastAsia="de-DE"/>
-          <w14:ligatures w14:val="none"/>
-        </w:rPr>
-        <w:t xml:space="preserve"> Ordner und den </w:t>
-      </w:r>
-      <w:proofErr w:type="spellStart"/>
-      <w:r>
-        <w:rPr>
-          <w:rFonts w:ascii="Arial" w:eastAsia="Times New Roman" w:hAnsi="Arial" w:cs="Arial"/>
-          <w:i/>
-          <w:iCs/>
-          <w:color w:val="000000"/>
-          <w:kern w:val="0"/>
-          <w:lang w:eastAsia="de-DE"/>
-          <w14:ligatures w14:val="none"/>
-        </w:rPr>
-        <w:t>unterordnern</w:t>
-      </w:r>
-      <w:proofErr w:type="spellEnd"/>
-      <w:r>
-        <w:rPr>
-          <w:rFonts w:ascii="Arial" w:eastAsia="Times New Roman" w:hAnsi="Arial" w:cs="Arial"/>
-          <w:i/>
-          <w:iCs/>
-          <w:color w:val="000000"/>
-          <w:kern w:val="0"/>
-          <w:lang w:eastAsia="de-DE"/>
-          <w14:ligatures w14:val="none"/>
-        </w:rPr>
-        <w:t xml:space="preserve">: </w:t>
-      </w:r>
-      <w:proofErr w:type="spellStart"/>
-      <w:r>
-        <w:rPr>
-          <w:rFonts w:ascii="Arial" w:eastAsia="Times New Roman" w:hAnsi="Arial" w:cs="Arial"/>
-          <w:i/>
-          <w:iCs/>
-          <w:color w:val="000000"/>
-          <w:kern w:val="0"/>
-          <w:lang w:eastAsia="de-DE"/>
-          <w14:ligatures w14:val="none"/>
-        </w:rPr>
-        <w:t>middleware</w:t>
-      </w:r>
-      <w:proofErr w:type="spellEnd"/>
-      <w:r>
-        <w:rPr>
-          <w:rFonts w:ascii="Arial" w:eastAsia="Times New Roman" w:hAnsi="Arial" w:cs="Arial"/>
-          <w:i/>
-          <w:iCs/>
-          <w:color w:val="000000"/>
-          <w:kern w:val="0"/>
-          <w:lang w:eastAsia="de-DE"/>
-          <w14:ligatures w14:val="none"/>
-        </w:rPr>
-        <w:t xml:space="preserve">, </w:t>
-      </w:r>
-      <w:proofErr w:type="spellStart"/>
-      <w:r>
-        <w:rPr>
-          <w:rFonts w:ascii="Arial" w:eastAsia="Times New Roman" w:hAnsi="Arial" w:cs="Arial"/>
-          <w:i/>
-          <w:iCs/>
-          <w:color w:val="000000"/>
-          <w:kern w:val="0"/>
-          <w:lang w:eastAsia="de-DE"/>
-          <w14:ligatures w14:val="none"/>
-        </w:rPr>
-        <w:t>models</w:t>
-      </w:r>
-      <w:proofErr w:type="spellEnd"/>
-      <w:r>
-        <w:rPr>
-          <w:rFonts w:ascii="Arial" w:eastAsia="Times New Roman" w:hAnsi="Arial" w:cs="Arial"/>
-          <w:i/>
-          <w:iCs/>
-          <w:color w:val="000000"/>
-          <w:kern w:val="0"/>
-          <w:lang w:eastAsia="de-DE"/>
-          <w14:ligatures w14:val="none"/>
-        </w:rPr>
-        <w:t xml:space="preserve">, </w:t>
-      </w:r>
-      <w:proofErr w:type="spellStart"/>
-      <w:r>
-        <w:rPr>
-          <w:rFonts w:ascii="Arial" w:eastAsia="Times New Roman" w:hAnsi="Arial" w:cs="Arial"/>
-          <w:i/>
-          <w:iCs/>
-          <w:color w:val="000000"/>
-          <w:kern w:val="0"/>
-          <w:lang w:eastAsia="de-DE"/>
-          <w14:ligatures w14:val="none"/>
-        </w:rPr>
-        <w:t>services</w:t>
-      </w:r>
-      <w:proofErr w:type="spellEnd"/>
-      <w:r>
-        <w:rPr>
-          <w:rFonts w:ascii="Arial" w:eastAsia="Times New Roman" w:hAnsi="Arial" w:cs="Arial"/>
-          <w:i/>
-          <w:iCs/>
-          <w:color w:val="000000"/>
-          <w:kern w:val="0"/>
-          <w:lang w:eastAsia="de-DE"/>
-          <w14:ligatures w14:val="none"/>
-        </w:rPr>
-        <w:t>."</w:t>
+        <w:t>src Ordner und den unterordnern: middleware, models, services."</w:t>
       </w:r>
     </w:p>
     <w:p>
@@ -2278,85 +1688,7 @@
           <w:lang w:eastAsia="de-DE"/>
           <w14:ligatures w14:val="none"/>
         </w:rPr>
-        <w:t xml:space="preserve"> die </w:t>
-      </w:r>
-      <w:proofErr w:type="spellStart"/>
-      <w:r>
-        <w:rPr>
-          <w:rFonts w:ascii="Arial" w:eastAsia="Times New Roman" w:hAnsi="Arial" w:cs="Arial"/>
-          <w:i/>
-          <w:iCs/>
-          <w:color w:val="000000"/>
-          <w:kern w:val="0"/>
-          <w:lang w:eastAsia="de-DE"/>
-          <w14:ligatures w14:val="none"/>
-        </w:rPr>
-        <w:t>flutter</w:t>
-      </w:r>
-      <w:proofErr w:type="spellEnd"/>
-      <w:r>
-        <w:rPr>
-          <w:rFonts w:ascii="Arial" w:eastAsia="Times New Roman" w:hAnsi="Arial" w:cs="Arial"/>
-          <w:i/>
-          <w:iCs/>
-          <w:color w:val="000000"/>
-          <w:kern w:val="0"/>
-          <w:lang w:eastAsia="de-DE"/>
-          <w14:ligatures w14:val="none"/>
-        </w:rPr>
-        <w:t xml:space="preserve"> </w:t>
-      </w:r>
-      <w:proofErr w:type="spellStart"/>
-      <w:r>
-        <w:rPr>
-          <w:rFonts w:ascii="Arial" w:eastAsia="Times New Roman" w:hAnsi="Arial" w:cs="Arial"/>
-          <w:i/>
-          <w:iCs/>
-          <w:color w:val="000000"/>
-          <w:kern w:val="0"/>
-          <w:lang w:eastAsia="de-DE"/>
-          <w14:ligatures w14:val="none"/>
-        </w:rPr>
-        <w:t>app</w:t>
-      </w:r>
-      <w:proofErr w:type="spellEnd"/>
-      <w:r>
-        <w:rPr>
-          <w:rFonts w:ascii="Arial" w:eastAsia="Times New Roman" w:hAnsi="Arial" w:cs="Arial"/>
-          <w:i/>
-          <w:iCs/>
-          <w:color w:val="000000"/>
-          <w:kern w:val="0"/>
-          <w:lang w:eastAsia="de-DE"/>
-          <w14:ligatures w14:val="none"/>
-        </w:rPr>
-        <w:t xml:space="preserve"> zu diesem backend: sie soll gut strukturiert sein und alle Features des </w:t>
-      </w:r>
-      <w:proofErr w:type="spellStart"/>
-      <w:r>
-        <w:rPr>
-          <w:rFonts w:ascii="Arial" w:eastAsia="Times New Roman" w:hAnsi="Arial" w:cs="Arial"/>
-          <w:i/>
-          <w:iCs/>
-          <w:color w:val="000000"/>
-          <w:kern w:val="0"/>
-          <w:lang w:eastAsia="de-DE"/>
-          <w14:ligatures w14:val="none"/>
-        </w:rPr>
-        <w:t>backends</w:t>
-      </w:r>
-      <w:proofErr w:type="spellEnd"/>
-      <w:r>
-        <w:rPr>
-          <w:rFonts w:ascii="Arial" w:eastAsia="Times New Roman" w:hAnsi="Arial" w:cs="Arial"/>
-          <w:i/>
-          <w:iCs/>
-          <w:color w:val="000000"/>
-          <w:kern w:val="0"/>
-          <w:lang w:eastAsia="de-DE"/>
-          <w14:ligatures w14:val="none"/>
-        </w:rPr>
-        <w:t xml:space="preserve"> verwenden</w:t>
+        <w:t xml:space="preserve"> die flutter app zu diesem backend: sie soll gut strukturiert sein und alle Features des backends verwenden</w:t>
       </w:r>
       <w:r>
         <w:rPr>
@@ -2440,281 +1772,1008 @@
         </w:rPr>
         <w:t xml:space="preserve"> </w:t>
       </w:r>
-      <w:proofErr w:type="spellStart"/>
-      <w:r>
-        <w:rPr>
-          <w:rFonts w:ascii="Arial" w:eastAsia="Times New Roman" w:hAnsi="Arial" w:cs="Arial"/>
-          <w:color w:val="000000"/>
-          <w:kern w:val="0"/>
-          <w:lang w:eastAsia="de-DE"/>
-          <w14:ligatures w14:val="none"/>
-        </w:rPr>
-        <w:t>lib</w:t>
-      </w:r>
-      <w:proofErr w:type="spellEnd"/>
-      <w:r>
-        <w:rPr>
-          <w:rFonts w:ascii="Arial" w:eastAsia="Times New Roman" w:hAnsi="Arial" w:cs="Arial"/>
-          <w:color w:val="000000"/>
-          <w:kern w:val="0"/>
-          <w:lang w:eastAsia="de-DE"/>
-          <w14:ligatures w14:val="none"/>
-        </w:rPr>
-        <w:t>/-Struktur (</w:t>
-      </w:r>
-      <w:proofErr w:type="spellStart"/>
-      <w:r>
-        <w:rPr>
-          <w:rFonts w:ascii="Arial" w:eastAsia="Times New Roman" w:hAnsi="Arial" w:cs="Arial"/>
-          <w:color w:val="000000"/>
-          <w:kern w:val="0"/>
-          <w:lang w:eastAsia="de-DE"/>
-          <w14:ligatures w14:val="none"/>
-        </w:rPr>
-        <w:t>core</w:t>
-      </w:r>
-      <w:proofErr w:type="spellEnd"/>
-      <w:r>
-        <w:rPr>
-          <w:rFonts w:ascii="Arial" w:eastAsia="Times New Roman" w:hAnsi="Arial" w:cs="Arial"/>
-          <w:color w:val="000000"/>
-          <w:kern w:val="0"/>
-          <w:lang w:eastAsia="de-DE"/>
-          <w14:ligatures w14:val="none"/>
+      <w:r>
+        <w:rPr>
+          <w:rFonts w:ascii="Arial" w:eastAsia="Times New Roman" w:hAnsi="Arial" w:cs="Arial"/>
+          <w:color w:val="000000"/>
+          <w:kern w:val="0"/>
+          <w:lang w:eastAsia="de-DE"/>
+          <w14:ligatures w14:val="none"/>
+        </w:rPr>
+        <w:t>lib/-Struktur (core,</w:t>
+      </w:r>
+      <w:r>
+        <w:rPr>
+          <w:rFonts w:ascii="Arial" w:eastAsia="Times New Roman" w:hAnsi="Arial" w:cs="Arial"/>
+          <w:color w:val="000000"/>
+          <w:kern w:val="0"/>
+          <w:lang w:eastAsia="de-DE"/>
+          <w14:ligatures w14:val="none"/>
+        </w:rPr>
+        <w:t xml:space="preserve"> </w:t>
+      </w:r>
+      <w:r>
+        <w:rPr>
+          <w:rFonts w:ascii="Arial" w:eastAsia="Times New Roman" w:hAnsi="Arial" w:cs="Arial"/>
+          <w:color w:val="000000"/>
+          <w:kern w:val="0"/>
+          <w:lang w:eastAsia="de-DE"/>
+          <w14:ligatures w14:val="none"/>
+        </w:rPr>
+        <w:t>models,</w:t>
+      </w:r>
+      <w:r>
+        <w:rPr>
+          <w:rFonts w:ascii="Arial" w:eastAsia="Times New Roman" w:hAnsi="Arial" w:cs="Arial"/>
+          <w:color w:val="000000"/>
+          <w:kern w:val="0"/>
+          <w:lang w:eastAsia="de-DE"/>
+          <w14:ligatures w14:val="none"/>
+        </w:rPr>
+        <w:t xml:space="preserve"> </w:t>
+      </w:r>
+      <w:r>
+        <w:rPr>
+          <w:rFonts w:ascii="Arial" w:eastAsia="Times New Roman" w:hAnsi="Arial" w:cs="Arial"/>
+          <w:color w:val="000000"/>
+          <w:kern w:val="0"/>
+          <w:lang w:eastAsia="de-DE"/>
+          <w14:ligatures w14:val="none"/>
+        </w:rPr>
+        <w:t>services,</w:t>
+      </w:r>
+      <w:r>
+        <w:rPr>
+          <w:rFonts w:ascii="Arial" w:eastAsia="Times New Roman" w:hAnsi="Arial" w:cs="Arial"/>
+          <w:color w:val="000000"/>
+          <w:kern w:val="0"/>
+          <w:lang w:eastAsia="de-DE"/>
+          <w14:ligatures w14:val="none"/>
+        </w:rPr>
+        <w:t xml:space="preserve"> </w:t>
+      </w:r>
+      <w:r>
+        <w:rPr>
+          <w:rFonts w:ascii="Arial" w:eastAsia="Times New Roman" w:hAnsi="Arial" w:cs="Arial"/>
+          <w:color w:val="000000"/>
+          <w:kern w:val="0"/>
+          <w:lang w:eastAsia="de-DE"/>
+          <w14:ligatures w14:val="none"/>
+        </w:rPr>
+        <w:t>screens), Einbindung von</w:t>
+      </w:r>
+      <w:r>
+        <w:rPr>
+          <w:rFonts w:ascii="Arial" w:eastAsia="Times New Roman" w:hAnsi="Arial" w:cs="Arial"/>
+          <w:color w:val="000000"/>
+          <w:kern w:val="0"/>
+          <w:lang w:eastAsia="de-DE"/>
+          <w14:ligatures w14:val="none"/>
+        </w:rPr>
+        <w:t xml:space="preserve"> </w:t>
+      </w:r>
+      <w:r>
+        <w:rPr>
+          <w:rFonts w:ascii="Arial" w:eastAsia="Times New Roman" w:hAnsi="Arial" w:cs="Arial"/>
+          <w:color w:val="000000"/>
+          <w:kern w:val="0"/>
+          <w:lang w:eastAsia="de-DE"/>
+          <w14:ligatures w14:val="none"/>
+        </w:rPr>
+        <w:t>http</w:t>
+      </w:r>
+      <w:r>
+        <w:rPr>
+          <w:rFonts w:ascii="Arial" w:eastAsia="Times New Roman" w:hAnsi="Arial" w:cs="Arial"/>
+          <w:color w:val="000000"/>
+          <w:kern w:val="0"/>
+          <w:lang w:eastAsia="de-DE"/>
+          <w14:ligatures w14:val="none"/>
+        </w:rPr>
+        <w:t xml:space="preserve"> </w:t>
+      </w:r>
+      <w:r>
+        <w:rPr>
+          <w:rFonts w:ascii="Arial" w:eastAsia="Times New Roman" w:hAnsi="Arial" w:cs="Arial"/>
+          <w:color w:val="000000"/>
+          <w:kern w:val="0"/>
+          <w:lang w:eastAsia="de-DE"/>
+          <w14:ligatures w14:val="none"/>
+        </w:rPr>
+        <w:t>und</w:t>
+      </w:r>
+      <w:r>
+        <w:rPr>
+          <w:rFonts w:ascii="Arial" w:eastAsia="Times New Roman" w:hAnsi="Arial" w:cs="Arial"/>
+          <w:color w:val="000000"/>
+          <w:kern w:val="0"/>
+          <w:lang w:eastAsia="de-DE"/>
+          <w14:ligatures w14:val="none"/>
+        </w:rPr>
+        <w:t xml:space="preserve"> </w:t>
+      </w:r>
+      <w:r>
+        <w:rPr>
+          <w:rFonts w:ascii="Arial" w:eastAsia="Times New Roman" w:hAnsi="Arial" w:cs="Arial"/>
+          <w:color w:val="000000"/>
+          <w:kern w:val="0"/>
+          <w:lang w:eastAsia="de-DE"/>
+          <w14:ligatures w14:val="none"/>
+        </w:rPr>
+        <w:t>fl_chart, sowie die automatische Generierung exakt passender Dart-Datenklassen (Exercise,</w:t>
+      </w:r>
+      <w:r>
+        <w:rPr>
+          <w:rFonts w:ascii="Arial" w:eastAsia="Times New Roman" w:hAnsi="Arial" w:cs="Arial"/>
+          <w:color w:val="000000"/>
+          <w:kern w:val="0"/>
+          <w:lang w:eastAsia="de-DE"/>
+          <w14:ligatures w14:val="none"/>
+        </w:rPr>
+        <w:t xml:space="preserve"> </w:t>
+      </w:r>
+      <w:r>
+        <w:rPr>
+          <w:rFonts w:ascii="Arial" w:eastAsia="Times New Roman" w:hAnsi="Arial" w:cs="Arial"/>
+          <w:color w:val="000000"/>
+          <w:kern w:val="0"/>
+          <w:lang w:eastAsia="de-DE"/>
+          <w14:ligatures w14:val="none"/>
+        </w:rPr>
+        <w:t>Workout, etc.) für das JSON-Parsing.</w:t>
+      </w:r>
+    </w:p>
+    <w:p/>
+    <w:p/>
+    <w:p/>
+    <w:p/>
+    <w:p/>
+    <w:p/>
+    <w:p>
+      <w:pPr>
+        <w:pStyle w:val="StandardWeb"/>
+        <w:spacing w:before="0" w:beforeAutospacing="0"/>
+        <w:rPr>
+          <w:rFonts w:ascii="Arial" w:hAnsi="Arial" w:cs="Arial"/>
+          <w:color w:val="000000"/>
+        </w:rPr>
+      </w:pPr>
+      <w:r>
+        <w:rPr>
+          <w:rFonts w:ascii="Arial" w:hAnsi="Arial" w:cs="Arial"/>
+          <w:color w:val="000000"/>
+        </w:rPr>
+        <w:t>Hier ist die Fortsetzung für dein Dokument</w:t>
+      </w:r>
+      <w:r>
+        <w:rPr>
+          <w:rStyle w:val="apple-converted-space"/>
+          <w:rFonts w:ascii="Arial" w:eastAsiaTheme="majorEastAsia" w:hAnsi="Arial" w:cs="Arial"/>
+          <w:color w:val="000000"/>
+        </w:rPr>
+        <w:t> </w:t>
+      </w:r>
+      <w:r>
+        <w:rPr>
+          <w:rFonts w:ascii="Arial" w:hAnsi="Arial" w:cs="Arial"/>
+          <w:b/>
+          <w:bCs/>
+          <w:color w:val="000000"/>
+        </w:rPr>
+        <w:t>„KI-Einsatz &amp; Prompt-Dokumentation“</w:t>
+      </w:r>
+      <w:r>
+        <w:rPr>
+          <w:rFonts w:ascii="Arial" w:hAnsi="Arial" w:cs="Arial"/>
+          <w:color w:val="000000"/>
+        </w:rPr>
+        <w:t>, die exakt dort ansetzt, wo dein bisheriger Stand aufhört (nach Phase 5):</w:t>
+      </w:r>
+    </w:p>
+    <w:p>
+      <w:pPr>
+        <w:pStyle w:val="StandardWeb"/>
+        <w:spacing w:before="0" w:beforeAutospacing="0"/>
+        <w:rPr>
+          <w:rFonts w:ascii="Arial" w:hAnsi="Arial" w:cs="Arial"/>
+          <w:color w:val="000000"/>
+        </w:rPr>
+      </w:pPr>
+      <w:r>
+        <w:rPr>
+          <w:rFonts w:ascii="Arial" w:hAnsi="Arial" w:cs="Arial"/>
+          <w:b/>
+          <w:bCs/>
+          <w:color w:val="000000"/>
+        </w:rPr>
+        <w:t>Phase 6: UI-Redesign (Hevy-Stil &amp; Logger-Logik)</w:t>
+      </w:r>
+    </w:p>
+    <w:p>
+      <w:pPr>
+        <w:pStyle w:val="StandardWeb"/>
+        <w:spacing w:before="0" w:beforeAutospacing="0"/>
+        <w:rPr>
+          <w:rFonts w:ascii="Arial" w:hAnsi="Arial" w:cs="Arial"/>
+          <w:color w:val="000000"/>
+        </w:rPr>
+      </w:pPr>
+      <w:r>
+        <w:rPr>
+          <w:rFonts w:ascii="Arial" w:hAnsi="Arial" w:cs="Arial"/>
+          <w:b/>
+          <w:bCs/>
+          <w:color w:val="000000"/>
+        </w:rPr>
+        <w:t>Ziel:</w:t>
+      </w:r>
+      <w:r>
+        <w:rPr>
+          <w:rStyle w:val="apple-converted-space"/>
+          <w:rFonts w:ascii="Arial" w:eastAsiaTheme="majorEastAsia" w:hAnsi="Arial" w:cs="Arial"/>
+          <w:color w:val="000000"/>
+        </w:rPr>
+        <w:t> </w:t>
+      </w:r>
+      <w:r>
+        <w:rPr>
+          <w:rFonts w:ascii="Arial" w:hAnsi="Arial" w:cs="Arial"/>
+          <w:color w:val="000000"/>
+        </w:rPr>
+        <w:t>Umstellung des Workout-Loggers auf ein listenbasiertes System mit Fokus auf Usability.</w:t>
+      </w:r>
+    </w:p>
+    <w:p>
+      <w:pPr>
+        <w:pStyle w:val="StandardWeb"/>
+        <w:spacing w:before="0" w:beforeAutospacing="0"/>
+        <w:rPr>
+          <w:rFonts w:ascii="Arial" w:hAnsi="Arial" w:cs="Arial"/>
+          <w:color w:val="000000"/>
+        </w:rPr>
+      </w:pPr>
+      <w:r>
+        <w:rPr>
+          <w:rFonts w:ascii="Arial" w:hAnsi="Arial" w:cs="Arial"/>
+          <w:b/>
+          <w:bCs/>
+          <w:color w:val="000000"/>
+        </w:rPr>
+        <w:t>Prompt:</w:t>
+      </w:r>
+      <w:r>
+        <w:rPr>
+          <w:rStyle w:val="apple-converted-space"/>
+          <w:rFonts w:ascii="Arial" w:eastAsiaTheme="majorEastAsia" w:hAnsi="Arial" w:cs="Arial"/>
+          <w:color w:val="000000"/>
+        </w:rPr>
+        <w:t> </w:t>
+      </w:r>
+      <w:r>
+        <w:rPr>
+          <w:rFonts w:ascii="Arial" w:hAnsi="Arial" w:cs="Arial"/>
+          <w:color w:val="000000"/>
+        </w:rPr>
+        <w:t>„Mache es anders: Bei 'Workouts' orientiere dich an der App 'Heavy'. Es soll so ungefähr sein wie bei 'Heavy', mit einem Timer, der erst startet, wenn eine Übung hinzugefügt wurde, und einem Button 'Workout speichern'.“</w:t>
+      </w:r>
+    </w:p>
+    <w:p>
+      <w:pPr>
+        <w:pStyle w:val="StandardWeb"/>
+        <w:spacing w:before="0" w:beforeAutospacing="0"/>
+        <w:rPr>
+          <w:rFonts w:ascii="Arial" w:hAnsi="Arial" w:cs="Arial"/>
+          <w:color w:val="000000"/>
+        </w:rPr>
+      </w:pPr>
+      <w:r>
+        <w:rPr>
+          <w:rFonts w:ascii="Arial" w:hAnsi="Arial" w:cs="Arial"/>
+          <w:b/>
+          <w:bCs/>
+          <w:color w:val="000000"/>
+        </w:rPr>
+        <w:lastRenderedPageBreak/>
+        <w:t>Ergebnis:</w:t>
+      </w:r>
+      <w:r>
+        <w:rPr>
+          <w:rStyle w:val="apple-converted-space"/>
+          <w:rFonts w:ascii="Arial" w:eastAsiaTheme="majorEastAsia" w:hAnsi="Arial" w:cs="Arial"/>
+          <w:color w:val="000000"/>
+        </w:rPr>
+        <w:t> </w:t>
+      </w:r>
+      <w:r>
+        <w:rPr>
+          <w:rFonts w:ascii="Arial" w:hAnsi="Arial" w:cs="Arial"/>
+          <w:color w:val="000000"/>
+        </w:rPr>
+        <w:t>Ein dynamischer</w:t>
+      </w:r>
+      <w:r>
+        <w:rPr>
+          <w:rStyle w:val="apple-converted-space"/>
+          <w:rFonts w:ascii="Arial" w:eastAsiaTheme="majorEastAsia" w:hAnsi="Arial" w:cs="Arial"/>
+          <w:color w:val="000000"/>
+        </w:rPr>
+        <w:t> </w:t>
+      </w:r>
+      <w:r>
+        <w:rPr>
+          <w:rStyle w:val="HTMLCode"/>
+          <w:rFonts w:ascii="Arial" w:eastAsiaTheme="majorEastAsia" w:hAnsi="Arial" w:cs="Arial"/>
+          <w:color w:val="000000"/>
+        </w:rPr>
+        <w:t>WorkoutScreen</w:t>
+      </w:r>
+      <w:r>
+        <w:rPr>
+          <w:rFonts w:ascii="Arial" w:hAnsi="Arial" w:cs="Arial"/>
+          <w:color w:val="000000"/>
+        </w:rPr>
+        <w:t>, der Übungstracker-Objekte verwaltet. Er enthält eine integrierte Suchfunktion im Bottom-Sheet, Checkbox-Logik für abgeschlossene Sätze und eine zentralisierte Timer-Steuerung.</w:t>
+      </w:r>
+    </w:p>
+    <w:p>
+      <w:pPr>
+        <w:pStyle w:val="StandardWeb"/>
+        <w:spacing w:before="0" w:beforeAutospacing="0"/>
+        <w:rPr>
+          <w:rFonts w:ascii="Arial" w:hAnsi="Arial" w:cs="Arial"/>
+          <w:color w:val="000000"/>
+        </w:rPr>
+      </w:pPr>
+      <w:r>
+        <w:rPr>
+          <w:rFonts w:ascii="Arial" w:hAnsi="Arial" w:cs="Arial"/>
+          <w:b/>
+          <w:bCs/>
+          <w:color w:val="000000"/>
+        </w:rPr>
+        <w:t>Phase 7: Erweiterte Übungsdetails &amp; Backend-Anpassung</w:t>
+      </w:r>
+    </w:p>
+    <w:p>
+      <w:pPr>
+        <w:pStyle w:val="StandardWeb"/>
+        <w:spacing w:before="0" w:beforeAutospacing="0"/>
+        <w:rPr>
+          <w:rFonts w:ascii="Arial" w:hAnsi="Arial" w:cs="Arial"/>
+          <w:color w:val="000000"/>
+        </w:rPr>
+      </w:pPr>
+      <w:r>
+        <w:rPr>
+          <w:rFonts w:ascii="Arial" w:hAnsi="Arial" w:cs="Arial"/>
+          <w:b/>
+          <w:bCs/>
+          <w:color w:val="000000"/>
+        </w:rPr>
+        <w:t>Ziel:</w:t>
+      </w:r>
+      <w:r>
+        <w:rPr>
+          <w:rStyle w:val="apple-converted-space"/>
+          <w:rFonts w:ascii="Arial" w:eastAsiaTheme="majorEastAsia" w:hAnsi="Arial" w:cs="Arial"/>
+          <w:color w:val="000000"/>
+        </w:rPr>
+        <w:t> </w:t>
+      </w:r>
+      <w:r>
+        <w:rPr>
+          <w:rFonts w:ascii="Arial" w:hAnsi="Arial" w:cs="Arial"/>
+          <w:color w:val="000000"/>
+        </w:rPr>
+        <w:t>Integration von Fachwissen (Anleitungen) direkt in die App-Oberfläche.</w:t>
+      </w:r>
+    </w:p>
+    <w:p>
+      <w:pPr>
+        <w:pStyle w:val="StandardWeb"/>
+        <w:spacing w:before="0" w:beforeAutospacing="0"/>
+        <w:rPr>
+          <w:rFonts w:ascii="Arial" w:hAnsi="Arial" w:cs="Arial"/>
+          <w:color w:val="000000"/>
+        </w:rPr>
+      </w:pPr>
+      <w:r>
+        <w:rPr>
+          <w:rFonts w:ascii="Arial" w:hAnsi="Arial" w:cs="Arial"/>
+          <w:b/>
+          <w:bCs/>
+          <w:color w:val="000000"/>
+        </w:rPr>
+        <w:t>Prompt:</w:t>
+      </w:r>
+      <w:r>
+        <w:rPr>
+          <w:rStyle w:val="apple-converted-space"/>
+          <w:rFonts w:ascii="Arial" w:eastAsiaTheme="majorEastAsia" w:hAnsi="Arial" w:cs="Arial"/>
+          <w:color w:val="000000"/>
+        </w:rPr>
+        <w:t> </w:t>
+      </w:r>
+      <w:r>
+        <w:rPr>
+          <w:rFonts w:ascii="Arial" w:hAnsi="Arial" w:cs="Arial"/>
+          <w:color w:val="000000"/>
+        </w:rPr>
+        <w:t>„Mache, dass wenn ich auf eine Übung klicke, eine kleine Beschreibung bekomme, wie sie geht, auf was man achten muss und ein Bild der Ausführung. Sag mir, wie ich mein Backend dafür updaten muss.“</w:t>
+      </w:r>
+    </w:p>
+    <w:p>
+      <w:pPr>
+        <w:pStyle w:val="StandardWeb"/>
+        <w:spacing w:before="0" w:beforeAutospacing="0"/>
+        <w:rPr>
+          <w:rFonts w:ascii="Arial" w:hAnsi="Arial" w:cs="Arial"/>
+          <w:color w:val="000000"/>
+        </w:rPr>
+      </w:pPr>
+      <w:r>
+        <w:rPr>
+          <w:rFonts w:ascii="Arial" w:hAnsi="Arial" w:cs="Arial"/>
+          <w:b/>
+          <w:bCs/>
+          <w:color w:val="000000"/>
+        </w:rPr>
+        <w:t>Ergebnis:</w:t>
+      </w:r>
+      <w:r>
+        <w:rPr>
+          <w:rStyle w:val="apple-converted-space"/>
+          <w:rFonts w:ascii="Arial" w:eastAsiaTheme="majorEastAsia" w:hAnsi="Arial" w:cs="Arial"/>
+          <w:color w:val="000000"/>
+        </w:rPr>
+        <w:t> </w:t>
+      </w:r>
+      <w:r>
+        <w:rPr>
+          <w:rFonts w:ascii="Arial" w:hAnsi="Arial" w:cs="Arial"/>
+          <w:color w:val="000000"/>
+        </w:rPr>
+        <w:t>Erweiterung des SQLite-Schemas in</w:t>
+      </w:r>
+      <w:r>
+        <w:rPr>
+          <w:rStyle w:val="apple-converted-space"/>
+          <w:rFonts w:ascii="Arial" w:eastAsiaTheme="majorEastAsia" w:hAnsi="Arial" w:cs="Arial"/>
+          <w:color w:val="000000"/>
+        </w:rPr>
+        <w:t> </w:t>
+      </w:r>
+      <w:r>
+        <w:rPr>
+          <w:rStyle w:val="HTMLCode"/>
+          <w:rFonts w:ascii="Arial" w:eastAsiaTheme="majorEastAsia" w:hAnsi="Arial" w:cs="Arial"/>
+          <w:color w:val="000000"/>
+        </w:rPr>
+        <w:t>database.js</w:t>
+      </w:r>
+      <w:r>
+        <w:rPr>
+          <w:rStyle w:val="apple-converted-space"/>
+          <w:rFonts w:ascii="Arial" w:eastAsiaTheme="majorEastAsia" w:hAnsi="Arial" w:cs="Arial"/>
+          <w:color w:val="000000"/>
+        </w:rPr>
+        <w:t> </w:t>
+      </w:r>
+      <w:r>
+        <w:rPr>
+          <w:rFonts w:ascii="Arial" w:hAnsi="Arial" w:cs="Arial"/>
+          <w:color w:val="000000"/>
+        </w:rPr>
+        <w:t>um die Felder</w:t>
+      </w:r>
+      <w:r>
+        <w:rPr>
+          <w:rStyle w:val="apple-converted-space"/>
+          <w:rFonts w:ascii="Arial" w:eastAsiaTheme="majorEastAsia" w:hAnsi="Arial" w:cs="Arial"/>
+          <w:color w:val="000000"/>
+        </w:rPr>
+        <w:t> </w:t>
+      </w:r>
+      <w:r>
+        <w:rPr>
+          <w:rStyle w:val="HTMLCode"/>
+          <w:rFonts w:ascii="Arial" w:eastAsiaTheme="majorEastAsia" w:hAnsi="Arial" w:cs="Arial"/>
+          <w:color w:val="000000"/>
+        </w:rPr>
+        <w:t>description</w:t>
+      </w:r>
+      <w:r>
+        <w:rPr>
+          <w:rFonts w:ascii="Arial" w:hAnsi="Arial" w:cs="Arial"/>
+          <w:color w:val="000000"/>
         </w:rPr>
         <w:t>,</w:t>
       </w:r>
       <w:r>
         <w:rPr>
-          <w:rFonts w:ascii="Arial" w:eastAsia="Times New Roman" w:hAnsi="Arial" w:cs="Arial"/>
-          <w:color w:val="000000"/>
-          <w:kern w:val="0"/>
-          <w:lang w:eastAsia="de-DE"/>
-          <w14:ligatures w14:val="none"/>
-        </w:rPr>
-        <w:t xml:space="preserve"> </w:t>
-      </w:r>
-      <w:proofErr w:type="spellStart"/>
-      <w:r>
-        <w:rPr>
-          <w:rFonts w:ascii="Arial" w:eastAsia="Times New Roman" w:hAnsi="Arial" w:cs="Arial"/>
-          <w:color w:val="000000"/>
-          <w:kern w:val="0"/>
-          <w:lang w:eastAsia="de-DE"/>
-          <w14:ligatures w14:val="none"/>
-        </w:rPr>
-        <w:t>models</w:t>
-      </w:r>
-      <w:proofErr w:type="spellEnd"/>
-      <w:r>
-        <w:rPr>
-          <w:rFonts w:ascii="Arial" w:eastAsia="Times New Roman" w:hAnsi="Arial" w:cs="Arial"/>
-          <w:color w:val="000000"/>
-          <w:kern w:val="0"/>
-          <w:lang w:eastAsia="de-DE"/>
-          <w14:ligatures w14:val="none"/>
-        </w:rPr>
-        <w:t>,</w:t>
-      </w:r>
-      <w:r>
-        <w:rPr>
-          <w:rFonts w:ascii="Arial" w:eastAsia="Times New Roman" w:hAnsi="Arial" w:cs="Arial"/>
-          <w:color w:val="000000"/>
-          <w:kern w:val="0"/>
-          <w:lang w:eastAsia="de-DE"/>
-          <w14:ligatures w14:val="none"/>
-        </w:rPr>
-        <w:t xml:space="preserve"> </w:t>
-      </w:r>
-      <w:proofErr w:type="spellStart"/>
-      <w:r>
-        <w:rPr>
-          <w:rFonts w:ascii="Arial" w:eastAsia="Times New Roman" w:hAnsi="Arial" w:cs="Arial"/>
-          <w:color w:val="000000"/>
-          <w:kern w:val="0"/>
-          <w:lang w:eastAsia="de-DE"/>
-          <w14:ligatures w14:val="none"/>
-        </w:rPr>
-        <w:t>services</w:t>
-      </w:r>
-      <w:proofErr w:type="spellEnd"/>
-      <w:r>
-        <w:rPr>
-          <w:rFonts w:ascii="Arial" w:eastAsia="Times New Roman" w:hAnsi="Arial" w:cs="Arial"/>
-          <w:color w:val="000000"/>
-          <w:kern w:val="0"/>
-          <w:lang w:eastAsia="de-DE"/>
-          <w14:ligatures w14:val="none"/>
-        </w:rPr>
-        <w:t>,</w:t>
-      </w:r>
-      <w:r>
-        <w:rPr>
-          <w:rFonts w:ascii="Arial" w:eastAsia="Times New Roman" w:hAnsi="Arial" w:cs="Arial"/>
-          <w:color w:val="000000"/>
-          <w:kern w:val="0"/>
-          <w:lang w:eastAsia="de-DE"/>
-          <w14:ligatures w14:val="none"/>
-        </w:rPr>
-        <w:t xml:space="preserve"> </w:t>
-      </w:r>
-      <w:proofErr w:type="spellStart"/>
-      <w:r>
-        <w:rPr>
-          <w:rFonts w:ascii="Arial" w:eastAsia="Times New Roman" w:hAnsi="Arial" w:cs="Arial"/>
-          <w:color w:val="000000"/>
-          <w:kern w:val="0"/>
-          <w:lang w:eastAsia="de-DE"/>
-          <w14:ligatures w14:val="none"/>
-        </w:rPr>
-        <w:t>screens</w:t>
-      </w:r>
-      <w:proofErr w:type="spellEnd"/>
-      <w:r>
-        <w:rPr>
-          <w:rFonts w:ascii="Arial" w:eastAsia="Times New Roman" w:hAnsi="Arial" w:cs="Arial"/>
-          <w:color w:val="000000"/>
-          <w:kern w:val="0"/>
-          <w:lang w:eastAsia="de-DE"/>
-          <w14:ligatures w14:val="none"/>
-        </w:rPr>
-        <w:t>), Einbindung von</w:t>
-      </w:r>
-      <w:r>
-        <w:rPr>
-          <w:rFonts w:ascii="Arial" w:eastAsia="Times New Roman" w:hAnsi="Arial" w:cs="Arial"/>
-          <w:color w:val="000000"/>
-          <w:kern w:val="0"/>
-          <w:lang w:eastAsia="de-DE"/>
-          <w14:ligatures w14:val="none"/>
-        </w:rPr>
-        <w:t xml:space="preserve"> </w:t>
-      </w:r>
-      <w:r>
-        <w:rPr>
-          <w:rFonts w:ascii="Arial" w:eastAsia="Times New Roman" w:hAnsi="Arial" w:cs="Arial"/>
-          <w:color w:val="000000"/>
-          <w:kern w:val="0"/>
-          <w:lang w:eastAsia="de-DE"/>
-          <w14:ligatures w14:val="none"/>
-        </w:rPr>
-        <w:t>http</w:t>
-      </w:r>
-      <w:r>
-        <w:rPr>
-          <w:rFonts w:ascii="Arial" w:eastAsia="Times New Roman" w:hAnsi="Arial" w:cs="Arial"/>
-          <w:color w:val="000000"/>
-          <w:kern w:val="0"/>
-          <w:lang w:eastAsia="de-DE"/>
-          <w14:ligatures w14:val="none"/>
-        </w:rPr>
-        <w:t xml:space="preserve"> </w:t>
-      </w:r>
-      <w:r>
-        <w:rPr>
-          <w:rFonts w:ascii="Arial" w:eastAsia="Times New Roman" w:hAnsi="Arial" w:cs="Arial"/>
-          <w:color w:val="000000"/>
-          <w:kern w:val="0"/>
-          <w:lang w:eastAsia="de-DE"/>
-          <w14:ligatures w14:val="none"/>
+          <w:rStyle w:val="apple-converted-space"/>
+          <w:rFonts w:ascii="Arial" w:eastAsiaTheme="majorEastAsia" w:hAnsi="Arial" w:cs="Arial"/>
+          <w:color w:val="000000"/>
+        </w:rPr>
+        <w:t> </w:t>
+      </w:r>
+      <w:r>
+        <w:rPr>
+          <w:rStyle w:val="HTMLCode"/>
+          <w:rFonts w:ascii="Arial" w:eastAsiaTheme="majorEastAsia" w:hAnsi="Arial" w:cs="Arial"/>
+          <w:color w:val="000000"/>
+        </w:rPr>
+        <w:t>tips</w:t>
+      </w:r>
+      <w:r>
+        <w:rPr>
+          <w:rStyle w:val="apple-converted-space"/>
+          <w:rFonts w:ascii="Arial" w:eastAsiaTheme="majorEastAsia" w:hAnsi="Arial" w:cs="Arial"/>
+          <w:color w:val="000000"/>
+        </w:rPr>
+        <w:t> </w:t>
+      </w:r>
+      <w:r>
+        <w:rPr>
+          <w:rFonts w:ascii="Arial" w:hAnsi="Arial" w:cs="Arial"/>
+          <w:color w:val="000000"/>
         </w:rPr>
         <w:t>und</w:t>
       </w:r>
       <w:r>
         <w:rPr>
-          <w:rFonts w:ascii="Arial" w:eastAsia="Times New Roman" w:hAnsi="Arial" w:cs="Arial"/>
-          <w:color w:val="000000"/>
-          <w:kern w:val="0"/>
-          <w:lang w:eastAsia="de-DE"/>
-          <w14:ligatures w14:val="none"/>
-        </w:rPr>
-        <w:t xml:space="preserve"> </w:t>
-      </w:r>
-      <w:proofErr w:type="spellStart"/>
-      <w:r>
-        <w:rPr>
-          <w:rFonts w:ascii="Arial" w:eastAsia="Times New Roman" w:hAnsi="Arial" w:cs="Arial"/>
-          <w:color w:val="000000"/>
-          <w:kern w:val="0"/>
-          <w:lang w:eastAsia="de-DE"/>
-          <w14:ligatures w14:val="none"/>
+          <w:rStyle w:val="apple-converted-space"/>
+          <w:rFonts w:ascii="Arial" w:eastAsiaTheme="majorEastAsia" w:hAnsi="Arial" w:cs="Arial"/>
+          <w:color w:val="000000"/>
+        </w:rPr>
+        <w:t> </w:t>
+      </w:r>
+      <w:r>
+        <w:rPr>
+          <w:rStyle w:val="HTMLCode"/>
+          <w:rFonts w:ascii="Arial" w:eastAsiaTheme="majorEastAsia" w:hAnsi="Arial" w:cs="Arial"/>
+          <w:color w:val="000000"/>
+        </w:rPr>
+        <w:t>image_url</w:t>
+      </w:r>
+      <w:r>
+        <w:rPr>
+          <w:rFonts w:ascii="Arial" w:hAnsi="Arial" w:cs="Arial"/>
+          <w:color w:val="000000"/>
+        </w:rPr>
+        <w:t>. Implementierung einer Detail-Ansicht im</w:t>
+      </w:r>
+      <w:r>
+        <w:rPr>
+          <w:rStyle w:val="apple-converted-space"/>
+          <w:rFonts w:ascii="Arial" w:eastAsiaTheme="majorEastAsia" w:hAnsi="Arial" w:cs="Arial"/>
+          <w:color w:val="000000"/>
+        </w:rPr>
+        <w:t> </w:t>
+      </w:r>
+      <w:r>
+        <w:rPr>
+          <w:rStyle w:val="HTMLCode"/>
+          <w:rFonts w:ascii="Arial" w:eastAsiaTheme="majorEastAsia" w:hAnsi="Arial" w:cs="Arial"/>
+          <w:color w:val="000000"/>
+        </w:rPr>
+        <w:t>LibraryScreen</w:t>
+      </w:r>
+      <w:r>
+        <w:rPr>
+          <w:rFonts w:ascii="Arial" w:hAnsi="Arial" w:cs="Arial"/>
+          <w:color w:val="000000"/>
+        </w:rPr>
+        <w:t>, die diese Daten über ein interaktives Bottom-Sheet visualisiert.</w:t>
+      </w:r>
+    </w:p>
+    <w:p>
+      <w:pPr>
+        <w:pStyle w:val="StandardWeb"/>
+        <w:spacing w:before="0" w:beforeAutospacing="0"/>
+        <w:rPr>
+          <w:rFonts w:ascii="Arial" w:hAnsi="Arial" w:cs="Arial"/>
+          <w:color w:val="000000"/>
+        </w:rPr>
+      </w:pPr>
+      <w:r>
+        <w:rPr>
+          <w:rFonts w:ascii="Arial" w:hAnsi="Arial" w:cs="Arial"/>
+          <w:b/>
+          <w:bCs/>
+          <w:color w:val="000000"/>
+        </w:rPr>
+        <w:t>Phase 8: Datenvisualisierung &amp; Analyse (Progress)</w:t>
+      </w:r>
+    </w:p>
+    <w:p>
+      <w:pPr>
+        <w:pStyle w:val="StandardWeb"/>
+        <w:spacing w:before="0" w:beforeAutospacing="0"/>
+        <w:rPr>
+          <w:rFonts w:ascii="Arial" w:hAnsi="Arial" w:cs="Arial"/>
+          <w:color w:val="000000"/>
+        </w:rPr>
+      </w:pPr>
+      <w:r>
+        <w:rPr>
+          <w:rFonts w:ascii="Arial" w:hAnsi="Arial" w:cs="Arial"/>
+          <w:b/>
+          <w:bCs/>
+          <w:color w:val="000000"/>
+        </w:rPr>
+        <w:t>Ziel:</w:t>
+      </w:r>
+      <w:r>
+        <w:rPr>
+          <w:rStyle w:val="apple-converted-space"/>
+          <w:rFonts w:ascii="Arial" w:eastAsiaTheme="majorEastAsia" w:hAnsi="Arial" w:cs="Arial"/>
+          <w:color w:val="000000"/>
+        </w:rPr>
+        <w:t> </w:t>
+      </w:r>
+      <w:r>
+        <w:rPr>
+          <w:rFonts w:ascii="Arial" w:hAnsi="Arial" w:cs="Arial"/>
+          <w:color w:val="000000"/>
+        </w:rPr>
+        <w:t>Umfassende grafische Aufarbeitung der Trainingserfolge.</w:t>
+      </w:r>
+    </w:p>
+    <w:p>
+      <w:pPr>
+        <w:pStyle w:val="StandardWeb"/>
+        <w:spacing w:before="0" w:beforeAutospacing="0"/>
+        <w:rPr>
+          <w:rFonts w:ascii="Arial" w:hAnsi="Arial" w:cs="Arial"/>
+          <w:color w:val="000000"/>
+        </w:rPr>
+      </w:pPr>
+      <w:r>
+        <w:rPr>
+          <w:rFonts w:ascii="Arial" w:hAnsi="Arial" w:cs="Arial"/>
+          <w:b/>
+          <w:bCs/>
+          <w:color w:val="000000"/>
+        </w:rPr>
+        <w:t>Prompt:</w:t>
+      </w:r>
+      <w:r>
+        <w:rPr>
+          <w:rStyle w:val="apple-converted-space"/>
+          <w:rFonts w:ascii="Arial" w:eastAsiaTheme="majorEastAsia" w:hAnsi="Arial" w:cs="Arial"/>
+          <w:color w:val="000000"/>
+        </w:rPr>
+        <w:t> </w:t>
+      </w:r>
+      <w:r>
+        <w:rPr>
+          <w:rFonts w:ascii="Arial" w:hAnsi="Arial" w:cs="Arial"/>
+          <w:color w:val="000000"/>
+        </w:rPr>
+        <w:t>„Mache nun den Progress Screen. Orientiere dich wieder an 'Heavy' und benutze alle Features meines Backends, auch wenn es mehr Funktionen bietet als die Vorlage.“</w:t>
+      </w:r>
+    </w:p>
+    <w:p>
+      <w:pPr>
+        <w:pStyle w:val="StandardWeb"/>
+        <w:spacing w:before="0" w:beforeAutospacing="0"/>
+        <w:rPr>
+          <w:rFonts w:ascii="Arial" w:hAnsi="Arial" w:cs="Arial"/>
+          <w:color w:val="000000"/>
+        </w:rPr>
+      </w:pPr>
+      <w:r>
+        <w:rPr>
+          <w:rFonts w:ascii="Arial" w:hAnsi="Arial" w:cs="Arial"/>
+          <w:b/>
+          <w:bCs/>
+          <w:color w:val="000000"/>
+        </w:rPr>
+        <w:t>Ergebnis:</w:t>
+      </w:r>
+      <w:r>
+        <w:rPr>
+          <w:rStyle w:val="apple-converted-space"/>
+          <w:rFonts w:ascii="Arial" w:eastAsiaTheme="majorEastAsia" w:hAnsi="Arial" w:cs="Arial"/>
+          <w:color w:val="000000"/>
+        </w:rPr>
+        <w:t> </w:t>
+      </w:r>
+      <w:r>
+        <w:rPr>
+          <w:rFonts w:ascii="Arial" w:hAnsi="Arial" w:cs="Arial"/>
+          <w:color w:val="000000"/>
+        </w:rPr>
+        <w:t>Ein Statistik-Dashboard unter Nutzung von</w:t>
+      </w:r>
+      <w:r>
+        <w:rPr>
+          <w:rStyle w:val="apple-converted-space"/>
+          <w:rFonts w:ascii="Arial" w:eastAsiaTheme="majorEastAsia" w:hAnsi="Arial" w:cs="Arial"/>
+          <w:color w:val="000000"/>
+        </w:rPr>
+        <w:t> </w:t>
+      </w:r>
+      <w:r>
+        <w:rPr>
+          <w:rStyle w:val="HTMLCode"/>
+          <w:rFonts w:ascii="Arial" w:eastAsiaTheme="majorEastAsia" w:hAnsi="Arial" w:cs="Arial"/>
+          <w:color w:val="000000"/>
         </w:rPr>
         <w:t>fl_chart</w:t>
       </w:r>
-      <w:proofErr w:type="spellEnd"/>
-      <w:r>
-        <w:rPr>
-          <w:rFonts w:ascii="Arial" w:eastAsia="Times New Roman" w:hAnsi="Arial" w:cs="Arial"/>
-          <w:color w:val="000000"/>
-          <w:kern w:val="0"/>
-          <w:lang w:eastAsia="de-DE"/>
-          <w14:ligatures w14:val="none"/>
-        </w:rPr>
-        <w:t>, sowie die automatische Generierung exakt passender Dart-Datenklassen (</w:t>
-      </w:r>
-      <w:proofErr w:type="spellStart"/>
-      <w:r>
-        <w:rPr>
-          <w:rFonts w:ascii="Arial" w:eastAsia="Times New Roman" w:hAnsi="Arial" w:cs="Arial"/>
-          <w:color w:val="000000"/>
-          <w:kern w:val="0"/>
-          <w:lang w:eastAsia="de-DE"/>
-          <w14:ligatures w14:val="none"/>
-        </w:rPr>
-        <w:t>Exercise</w:t>
-      </w:r>
-      <w:proofErr w:type="spellEnd"/>
-      <w:r>
-        <w:rPr>
-          <w:rFonts w:ascii="Arial" w:eastAsia="Times New Roman" w:hAnsi="Arial" w:cs="Arial"/>
-          <w:color w:val="000000"/>
-          <w:kern w:val="0"/>
-          <w:lang w:eastAsia="de-DE"/>
-          <w14:ligatures w14:val="none"/>
-        </w:rPr>
-        <w:t>,</w:t>
-      </w:r>
-      <w:r>
-        <w:rPr>
-          <w:rFonts w:ascii="Arial" w:eastAsia="Times New Roman" w:hAnsi="Arial" w:cs="Arial"/>
-          <w:color w:val="000000"/>
-          <w:kern w:val="0"/>
-          <w:lang w:eastAsia="de-DE"/>
-          <w14:ligatures w14:val="none"/>
-        </w:rPr>
-        <w:t xml:space="preserve"> </w:t>
-      </w:r>
-      <w:r>
-        <w:rPr>
-          <w:rFonts w:ascii="Arial" w:eastAsia="Times New Roman" w:hAnsi="Arial" w:cs="Arial"/>
-          <w:color w:val="000000"/>
-          <w:kern w:val="0"/>
-          <w:lang w:eastAsia="de-DE"/>
-          <w14:ligatures w14:val="none"/>
-        </w:rPr>
-        <w:t>Workout, etc.) für das JSON-</w:t>
-      </w:r>
-      <w:proofErr w:type="spellStart"/>
-      <w:r>
-        <w:rPr>
-          <w:rFonts w:ascii="Arial" w:eastAsia="Times New Roman" w:hAnsi="Arial" w:cs="Arial"/>
-          <w:color w:val="000000"/>
-          <w:kern w:val="0"/>
-          <w:lang w:eastAsia="de-DE"/>
-          <w14:ligatures w14:val="none"/>
-        </w:rPr>
-        <w:t>Parsing</w:t>
-      </w:r>
-      <w:proofErr w:type="spellEnd"/>
-      <w:r>
-        <w:rPr>
-          <w:rFonts w:ascii="Arial" w:eastAsia="Times New Roman" w:hAnsi="Arial" w:cs="Arial"/>
-          <w:color w:val="000000"/>
-          <w:kern w:val="0"/>
-          <w:lang w:eastAsia="de-DE"/>
-          <w14:ligatures w14:val="none"/>
-        </w:rPr>
-        <w:t>.</w:t>
+      <w:r>
+        <w:rPr>
+          <w:rFonts w:ascii="Arial" w:hAnsi="Arial" w:cs="Arial"/>
+          <w:color w:val="000000"/>
+        </w:rPr>
+        <w:t>. Es verknüpft die Backend-Endpunkte für den Gewichtsverlauf (Line-Chart), die Muskelverteilung (Pie-Chart), Personal Records und das globale Ranking-System in einer übersichtlichen Ansicht.</w:t>
+      </w:r>
+    </w:p>
+    <w:p>
+      <w:pPr>
+        <w:pStyle w:val="StandardWeb"/>
+        <w:spacing w:before="0" w:beforeAutospacing="0"/>
+        <w:rPr>
+          <w:rFonts w:ascii="Arial" w:hAnsi="Arial" w:cs="Arial"/>
+          <w:color w:val="000000"/>
+        </w:rPr>
+      </w:pPr>
+      <w:r>
+        <w:rPr>
+          <w:rFonts w:ascii="Arial" w:hAnsi="Arial" w:cs="Arial"/>
+          <w:b/>
+          <w:bCs/>
+          <w:color w:val="000000"/>
+        </w:rPr>
+        <w:t>Phase 9: App-Einstellungen &amp; Finalisierung</w:t>
+      </w:r>
+    </w:p>
+    <w:p>
+      <w:pPr>
+        <w:pStyle w:val="StandardWeb"/>
+        <w:spacing w:before="0" w:beforeAutospacing="0"/>
+        <w:rPr>
+          <w:rFonts w:ascii="Arial" w:hAnsi="Arial" w:cs="Arial"/>
+          <w:color w:val="000000"/>
+        </w:rPr>
+      </w:pPr>
+      <w:r>
+        <w:rPr>
+          <w:rFonts w:ascii="Arial" w:hAnsi="Arial" w:cs="Arial"/>
+          <w:b/>
+          <w:bCs/>
+          <w:color w:val="000000"/>
+        </w:rPr>
+        <w:t>Ziel:</w:t>
+      </w:r>
+      <w:r>
+        <w:rPr>
+          <w:rStyle w:val="apple-converted-space"/>
+          <w:rFonts w:ascii="Arial" w:eastAsiaTheme="majorEastAsia" w:hAnsi="Arial" w:cs="Arial"/>
+          <w:color w:val="000000"/>
+        </w:rPr>
+        <w:t> </w:t>
+      </w:r>
+      <w:r>
+        <w:rPr>
+          <w:rFonts w:ascii="Arial" w:hAnsi="Arial" w:cs="Arial"/>
+          <w:color w:val="000000"/>
+        </w:rPr>
+        <w:t>Vervollständigung der Kern-Navigation und Nutzer-Präferenzen.</w:t>
+      </w:r>
+    </w:p>
+    <w:p>
+      <w:pPr>
+        <w:pStyle w:val="StandardWeb"/>
+        <w:spacing w:before="0" w:beforeAutospacing="0"/>
+        <w:rPr>
+          <w:rFonts w:ascii="Arial" w:hAnsi="Arial" w:cs="Arial"/>
+          <w:color w:val="000000"/>
+        </w:rPr>
+      </w:pPr>
+      <w:r>
+        <w:rPr>
+          <w:rFonts w:ascii="Arial" w:hAnsi="Arial" w:cs="Arial"/>
+          <w:b/>
+          <w:bCs/>
+          <w:color w:val="000000"/>
+        </w:rPr>
+        <w:t>Prompt:</w:t>
+      </w:r>
+      <w:r>
+        <w:rPr>
+          <w:rStyle w:val="apple-converted-space"/>
+          <w:rFonts w:ascii="Arial" w:eastAsiaTheme="majorEastAsia" w:hAnsi="Arial" w:cs="Arial"/>
+          <w:color w:val="000000"/>
+        </w:rPr>
+        <w:t> </w:t>
+      </w:r>
+      <w:r>
+        <w:rPr>
+          <w:rFonts w:ascii="Arial" w:hAnsi="Arial" w:cs="Arial"/>
+          <w:color w:val="000000"/>
+        </w:rPr>
+        <w:t>„Erstelle mir nun den Settings Screen mit Profil, Dunkelmodus-Option und Einheiten-Wechsel (kg/lbs).“</w:t>
+      </w:r>
+    </w:p>
+    <w:p>
+      <w:pPr>
+        <w:pStyle w:val="StandardWeb"/>
+        <w:spacing w:before="0" w:beforeAutospacing="0"/>
+        <w:rPr>
+          <w:rFonts w:ascii="Arial" w:hAnsi="Arial" w:cs="Arial"/>
+          <w:color w:val="000000"/>
+        </w:rPr>
+      </w:pPr>
+      <w:r>
+        <w:rPr>
+          <w:rFonts w:ascii="Arial" w:hAnsi="Arial" w:cs="Arial"/>
+          <w:b/>
+          <w:bCs/>
+          <w:color w:val="000000"/>
+        </w:rPr>
+        <w:t>Ergebnis:</w:t>
+      </w:r>
+      <w:r>
+        <w:rPr>
+          <w:rStyle w:val="apple-converted-space"/>
+          <w:rFonts w:ascii="Arial" w:eastAsiaTheme="majorEastAsia" w:hAnsi="Arial" w:cs="Arial"/>
+          <w:color w:val="000000"/>
+        </w:rPr>
+        <w:t> </w:t>
+      </w:r>
+      <w:r>
+        <w:rPr>
+          <w:rFonts w:ascii="Arial" w:hAnsi="Arial" w:cs="Arial"/>
+          <w:color w:val="000000"/>
+        </w:rPr>
+        <w:t>Erstellung des</w:t>
+      </w:r>
+      <w:r>
+        <w:rPr>
+          <w:rStyle w:val="apple-converted-space"/>
+          <w:rFonts w:ascii="Arial" w:eastAsiaTheme="majorEastAsia" w:hAnsi="Arial" w:cs="Arial"/>
+          <w:color w:val="000000"/>
+        </w:rPr>
+        <w:t> </w:t>
+      </w:r>
+      <w:r>
+        <w:rPr>
+          <w:rStyle w:val="HTMLCode"/>
+          <w:rFonts w:ascii="Arial" w:eastAsiaTheme="majorEastAsia" w:hAnsi="Arial" w:cs="Arial"/>
+          <w:color w:val="000000"/>
+        </w:rPr>
+        <w:t>SettingsScreen</w:t>
+      </w:r>
+      <w:r>
+        <w:rPr>
+          <w:rFonts w:ascii="Arial" w:hAnsi="Arial" w:cs="Arial"/>
+          <w:color w:val="000000"/>
+        </w:rPr>
+        <w:t>, der das visuelle Design der App abrundet und Platzhalter für die Account-Verwaltung sowie die Steuerung der App-Einheiten bietet.</w:t>
+      </w:r>
+    </w:p>
+    <w:p>
+      <w:pPr>
+        <w:pStyle w:val="StandardWeb"/>
+        <w:spacing w:before="0" w:beforeAutospacing="0"/>
+        <w:rPr>
+          <w:rFonts w:ascii="Arial" w:hAnsi="Arial" w:cs="Arial"/>
+          <w:color w:val="000000"/>
+        </w:rPr>
+      </w:pPr>
+      <w:r>
+        <w:rPr>
+          <w:rFonts w:ascii="Arial" w:hAnsi="Arial" w:cs="Arial"/>
+          <w:b/>
+          <w:bCs/>
+          <w:color w:val="000000"/>
+        </w:rPr>
+        <w:t>Phase 10: Lokalisierung &amp; UX-Feinschliff</w:t>
+      </w:r>
+    </w:p>
+    <w:p>
+      <w:pPr>
+        <w:pStyle w:val="StandardWeb"/>
+        <w:spacing w:before="0" w:beforeAutospacing="0"/>
+        <w:rPr>
+          <w:rFonts w:ascii="Arial" w:hAnsi="Arial" w:cs="Arial"/>
+          <w:color w:val="000000"/>
+        </w:rPr>
+      </w:pPr>
+      <w:r>
+        <w:rPr>
+          <w:rFonts w:ascii="Arial" w:hAnsi="Arial" w:cs="Arial"/>
+          <w:b/>
+          <w:bCs/>
+          <w:color w:val="000000"/>
+        </w:rPr>
+        <w:t>Ziel:</w:t>
+      </w:r>
+      <w:r>
+        <w:rPr>
+          <w:rStyle w:val="apple-converted-space"/>
+          <w:rFonts w:ascii="Arial" w:eastAsiaTheme="majorEastAsia" w:hAnsi="Arial" w:cs="Arial"/>
+          <w:color w:val="000000"/>
+        </w:rPr>
+        <w:t> </w:t>
+      </w:r>
+      <w:r>
+        <w:rPr>
+          <w:rFonts w:ascii="Arial" w:hAnsi="Arial" w:cs="Arial"/>
+          <w:color w:val="000000"/>
+        </w:rPr>
+        <w:t>Optimierung der Nutzererfahrung für den deutschsprachigen Raum.</w:t>
+      </w:r>
+    </w:p>
+    <w:p>
+      <w:pPr>
+        <w:pStyle w:val="StandardWeb"/>
+        <w:spacing w:before="0" w:beforeAutospacing="0"/>
+        <w:rPr>
+          <w:rFonts w:ascii="Arial" w:hAnsi="Arial" w:cs="Arial"/>
+          <w:color w:val="000000"/>
+        </w:rPr>
+      </w:pPr>
+      <w:r>
+        <w:rPr>
+          <w:rFonts w:ascii="Arial" w:hAnsi="Arial" w:cs="Arial"/>
+          <w:b/>
+          <w:bCs/>
+          <w:color w:val="000000"/>
+        </w:rPr>
+        <w:t>Prompt:</w:t>
+      </w:r>
+      <w:r>
+        <w:rPr>
+          <w:rStyle w:val="apple-converted-space"/>
+          <w:rFonts w:ascii="Arial" w:eastAsiaTheme="majorEastAsia" w:hAnsi="Arial" w:cs="Arial"/>
+          <w:color w:val="000000"/>
+        </w:rPr>
+        <w:t> </w:t>
+      </w:r>
+      <w:r>
+        <w:rPr>
+          <w:rFonts w:ascii="Arial" w:hAnsi="Arial" w:cs="Arial"/>
+          <w:color w:val="000000"/>
+        </w:rPr>
+        <w:t>„Stelle den Text vom ganzen Screen auf Deutsch um und füge im 'Select Exercise' Fenster eine Suchleiste hinzu.“</w:t>
+      </w:r>
+    </w:p>
+    <w:p>
+      <w:pPr>
+        <w:pStyle w:val="StandardWeb"/>
+        <w:spacing w:before="0" w:beforeAutospacing="0"/>
+        <w:rPr>
+          <w:rFonts w:ascii="Arial" w:hAnsi="Arial" w:cs="Arial"/>
+          <w:color w:val="000000"/>
+        </w:rPr>
+      </w:pPr>
+      <w:r>
+        <w:rPr>
+          <w:rFonts w:ascii="Arial" w:hAnsi="Arial" w:cs="Arial"/>
+          <w:b/>
+          <w:bCs/>
+          <w:color w:val="000000"/>
+        </w:rPr>
+        <w:t>Ergebnis:</w:t>
+      </w:r>
+      <w:r>
+        <w:rPr>
+          <w:rStyle w:val="apple-converted-space"/>
+          <w:rFonts w:ascii="Arial" w:eastAsiaTheme="majorEastAsia" w:hAnsi="Arial" w:cs="Arial"/>
+          <w:color w:val="000000"/>
+        </w:rPr>
+        <w:t> </w:t>
+      </w:r>
+      <w:r>
+        <w:rPr>
+          <w:rFonts w:ascii="Arial" w:hAnsi="Arial" w:cs="Arial"/>
+          <w:color w:val="000000"/>
+        </w:rPr>
+        <w:t>Vollständige Lokalisierung aller UI-Komponenten und Implementierung einer Echtzeit-Filterung (StatefulBuilder) innerhalb der Übungsauswahl zur schnelleren Navigation bei großen Datensätzen.</w:t>
       </w:r>
     </w:p>
     <w:p/>

--- a/Docks/Prompts.docx
+++ b/Docks/Prompts.docx
@@ -27,8 +27,24 @@
           <w:lang w:eastAsia="de-DE"/>
           <w14:ligatures w14:val="none"/>
         </w:rPr>
-        <w:t>KI-Einsatz &amp; Prompt-Dokumentation: IronLog</w:t>
-      </w:r>
+        <w:t xml:space="preserve">KI-Einsatz &amp; Prompt-Dokumentation: </w:t>
+      </w:r>
+      <w:proofErr w:type="spellStart"/>
+      <w:r>
+        <w:rPr>
+          <w:rFonts w:ascii="Arial" w:eastAsia="Times New Roman" w:hAnsi="Arial" w:cs="Arial"/>
+          <w:b/>
+          <w:bCs/>
+          <w:color w:val="000000"/>
+          <w:kern w:val="0"/>
+          <w:sz w:val="40"/>
+          <w:szCs w:val="40"/>
+          <w:lang w:eastAsia="de-DE"/>
+          <w14:ligatures w14:val="none"/>
+        </w:rPr>
+        <w:t>IronLog</w:t>
+      </w:r>
+      <w:proofErr w:type="spellEnd"/>
     </w:p>
     <w:p>
       <w:pPr>
@@ -63,15 +79,49 @@
         </w:rPr>
         <w:t xml:space="preserve"> </w:t>
       </w:r>
-      <w:r>
-        <w:rPr>
-          <w:rFonts w:ascii="Arial" w:eastAsia="Times New Roman" w:hAnsi="Arial" w:cs="Arial"/>
-          <w:color w:val="000000"/>
-          <w:kern w:val="0"/>
-          <w:lang w:eastAsia="de-DE"/>
-          <w14:ligatures w14:val="none"/>
-        </w:rPr>
-        <w:t>IronLog – Minimalist Gym Tracker</w:t>
+      <w:proofErr w:type="spellStart"/>
+      <w:r>
+        <w:rPr>
+          <w:rFonts w:ascii="Arial" w:eastAsia="Times New Roman" w:hAnsi="Arial" w:cs="Arial"/>
+          <w:color w:val="000000"/>
+          <w:kern w:val="0"/>
+          <w:lang w:eastAsia="de-DE"/>
+          <w14:ligatures w14:val="none"/>
+        </w:rPr>
+        <w:t>IronLog</w:t>
+      </w:r>
+      <w:proofErr w:type="spellEnd"/>
+      <w:r>
+        <w:rPr>
+          <w:rFonts w:ascii="Arial" w:eastAsia="Times New Roman" w:hAnsi="Arial" w:cs="Arial"/>
+          <w:color w:val="000000"/>
+          <w:kern w:val="0"/>
+          <w:lang w:eastAsia="de-DE"/>
+          <w14:ligatures w14:val="none"/>
+        </w:rPr>
+        <w:t xml:space="preserve"> – Minimalist </w:t>
+      </w:r>
+      <w:proofErr w:type="spellStart"/>
+      <w:r>
+        <w:rPr>
+          <w:rFonts w:ascii="Arial" w:eastAsia="Times New Roman" w:hAnsi="Arial" w:cs="Arial"/>
+          <w:color w:val="000000"/>
+          <w:kern w:val="0"/>
+          <w:lang w:eastAsia="de-DE"/>
+          <w14:ligatures w14:val="none"/>
+        </w:rPr>
+        <w:t>Gym</w:t>
+      </w:r>
+      <w:proofErr w:type="spellEnd"/>
+      <w:r>
+        <w:rPr>
+          <w:rFonts w:ascii="Arial" w:eastAsia="Times New Roman" w:hAnsi="Arial" w:cs="Arial"/>
+          <w:color w:val="000000"/>
+          <w:kern w:val="0"/>
+          <w:lang w:eastAsia="de-DE"/>
+          <w14:ligatures w14:val="none"/>
+        </w:rPr>
+        <w:t xml:space="preserve"> Tracker</w:t>
       </w:r>
     </w:p>
     <w:p>
@@ -165,98 +215,76 @@
     <w:p>
       <w:pPr>
         <w:spacing w:after="100" w:afterAutospacing="1"/>
-        <w:rPr>
-          <w:rFonts w:ascii="Arial" w:eastAsia="Times New Roman" w:hAnsi="Arial" w:cs="Arial"/>
-          <w:color w:val="000000"/>
-          <w:kern w:val="0"/>
-          <w:lang w:eastAsia="de-DE"/>
-          <w14:ligatures w14:val="none"/>
-        </w:rPr>
-      </w:pPr>
-      <w:r>
+        <w:outlineLvl w:val="2"/>
         <w:rPr>
           <w:rFonts w:ascii="Arial" w:eastAsia="Times New Roman" w:hAnsi="Arial" w:cs="Arial"/>
           <w:b/>
           <w:bCs/>
           <w:color w:val="000000"/>
           <w:kern w:val="0"/>
-          <w:lang w:eastAsia="de-DE"/>
-          <w14:ligatures w14:val="none"/>
-        </w:rPr>
-        <w:t>Zeitraum:</w:t>
-      </w:r>
-      <w:r>
-        <w:rPr>
-          <w:rFonts w:ascii="Arial" w:eastAsia="Times New Roman" w:hAnsi="Arial" w:cs="Arial"/>
-          <w:color w:val="000000"/>
-          <w:kern w:val="0"/>
-          <w:lang w:eastAsia="de-DE"/>
-          <w14:ligatures w14:val="none"/>
-        </w:rPr>
-        <w:t xml:space="preserve"> </w:t>
-      </w:r>
-      <w:r>
-        <w:rPr>
-          <w:rFonts w:ascii="Arial" w:eastAsia="Times New Roman" w:hAnsi="Arial" w:cs="Arial"/>
-          <w:color w:val="000000"/>
-          <w:kern w:val="0"/>
-          <w:lang w:eastAsia="de-DE"/>
-          <w14:ligatures w14:val="none"/>
-        </w:rPr>
-        <w:t>Woche 2 &amp; Woche 3 (Backend-Entwicklung, Refactoring &amp; Frontend-Basis)</w:t>
+          <w:sz w:val="27"/>
+          <w:szCs w:val="27"/>
+          <w:lang w:eastAsia="de-DE"/>
+          <w14:ligatures w14:val="none"/>
+        </w:rPr>
+      </w:pPr>
+      <w:r>
+        <w:rPr>
+          <w:rFonts w:ascii="Arial" w:eastAsia="Times New Roman" w:hAnsi="Arial" w:cs="Arial"/>
+          <w:b/>
+          <w:bCs/>
+          <w:color w:val="000000"/>
+          <w:kern w:val="0"/>
+          <w:sz w:val="27"/>
+          <w:szCs w:val="27"/>
+          <w:lang w:eastAsia="de-DE"/>
+          <w14:ligatures w14:val="none"/>
+        </w:rPr>
+        <w:t>1. Strategie des KI-Einsatzes</w:t>
       </w:r>
     </w:p>
     <w:p>
       <w:pPr>
         <w:spacing w:after="100" w:afterAutospacing="1"/>
-        <w:outlineLvl w:val="2"/>
-        <w:rPr>
-          <w:rFonts w:ascii="Arial" w:eastAsia="Times New Roman" w:hAnsi="Arial" w:cs="Arial"/>
-          <w:b/>
-          <w:bCs/>
-          <w:color w:val="000000"/>
-          <w:kern w:val="0"/>
-          <w:sz w:val="27"/>
-          <w:szCs w:val="27"/>
-          <w:lang w:eastAsia="de-DE"/>
-          <w14:ligatures w14:val="none"/>
-        </w:rPr>
-      </w:pPr>
-      <w:r>
-        <w:rPr>
-          <w:rFonts w:ascii="Arial" w:eastAsia="Times New Roman" w:hAnsi="Arial" w:cs="Arial"/>
-          <w:b/>
-          <w:bCs/>
-          <w:color w:val="000000"/>
-          <w:kern w:val="0"/>
-          <w:sz w:val="27"/>
-          <w:szCs w:val="27"/>
-          <w:lang w:eastAsia="de-DE"/>
-          <w14:ligatures w14:val="none"/>
-        </w:rPr>
-        <w:t>1. Strategie des KI-Einsatzes</w:t>
-      </w:r>
-    </w:p>
-    <w:p>
-      <w:pPr>
-        <w:spacing w:after="100" w:afterAutospacing="1"/>
-        <w:rPr>
-          <w:rFonts w:ascii="Arial" w:eastAsia="Times New Roman" w:hAnsi="Arial" w:cs="Arial"/>
-          <w:color w:val="000000"/>
-          <w:kern w:val="0"/>
-          <w:lang w:eastAsia="de-DE"/>
-          <w14:ligatures w14:val="none"/>
-        </w:rPr>
-      </w:pPr>
-      <w:r>
-        <w:rPr>
-          <w:rFonts w:ascii="Arial" w:eastAsia="Times New Roman" w:hAnsi="Arial" w:cs="Arial"/>
-          <w:color w:val="000000"/>
-          <w:kern w:val="0"/>
-          <w:lang w:eastAsia="de-DE"/>
-          <w14:ligatures w14:val="none"/>
-        </w:rPr>
-        <w:t>Die KI wurde nicht zum blinden Generieren von Code genutzt, sondern als interaktiver "Pair Programmer". Der Fokus lag auf:</w:t>
+        <w:rPr>
+          <w:rFonts w:ascii="Arial" w:eastAsia="Times New Roman" w:hAnsi="Arial" w:cs="Arial"/>
+          <w:color w:val="000000"/>
+          <w:kern w:val="0"/>
+          <w:lang w:eastAsia="de-DE"/>
+          <w14:ligatures w14:val="none"/>
+        </w:rPr>
+      </w:pPr>
+      <w:r>
+        <w:rPr>
+          <w:rFonts w:ascii="Arial" w:eastAsia="Times New Roman" w:hAnsi="Arial" w:cs="Arial"/>
+          <w:color w:val="000000"/>
+          <w:kern w:val="0"/>
+          <w:lang w:eastAsia="de-DE"/>
+          <w14:ligatures w14:val="none"/>
+        </w:rPr>
+        <w:t xml:space="preserve">Die KI wurde nicht zum blinden Generieren von Code genutzt, sondern als interaktiver "Pair </w:t>
+      </w:r>
+      <w:proofErr w:type="spellStart"/>
+      <w:r>
+        <w:rPr>
+          <w:rFonts w:ascii="Arial" w:eastAsia="Times New Roman" w:hAnsi="Arial" w:cs="Arial"/>
+          <w:color w:val="000000"/>
+          <w:kern w:val="0"/>
+          <w:lang w:eastAsia="de-DE"/>
+          <w14:ligatures w14:val="none"/>
+        </w:rPr>
+        <w:t>Programmer</w:t>
+      </w:r>
+      <w:proofErr w:type="spellEnd"/>
+      <w:r>
+        <w:rPr>
+          <w:rFonts w:ascii="Arial" w:eastAsia="Times New Roman" w:hAnsi="Arial" w:cs="Arial"/>
+          <w:color w:val="000000"/>
+          <w:kern w:val="0"/>
+          <w:lang w:eastAsia="de-DE"/>
+          <w14:ligatures w14:val="none"/>
+        </w:rPr>
+        <w:t>". Der Fokus lag auf:</w:t>
       </w:r>
     </w:p>
     <w:p>
@@ -322,6 +350,7 @@
           <w14:ligatures w14:val="none"/>
         </w:rPr>
       </w:pPr>
+      <w:proofErr w:type="spellStart"/>
       <w:r>
         <w:rPr>
           <w:rFonts w:ascii="Arial" w:eastAsia="Times New Roman" w:hAnsi="Arial" w:cs="Arial"/>
@@ -332,7 +361,20 @@
           <w:lang w:eastAsia="de-DE"/>
           <w14:ligatures w14:val="none"/>
         </w:rPr>
-        <w:t>Seeding &amp; Models:</w:t>
+        <w:t>Seeding</w:t>
+      </w:r>
+      <w:proofErr w:type="spellEnd"/>
+      <w:r>
+        <w:rPr>
+          <w:rFonts w:ascii="Arial" w:eastAsia="Times New Roman" w:hAnsi="Arial" w:cs="Arial"/>
+          <w:b/>
+          <w:bCs/>
+          <w:color w:val="000000"/>
+          <w:kern w:val="0"/>
+          <w:lang w:eastAsia="de-DE"/>
+          <w14:ligatures w14:val="none"/>
+        </w:rPr>
+        <w:t xml:space="preserve"> &amp; Models:</w:t>
       </w:r>
       <w:r>
         <w:rPr>
@@ -601,7 +643,29 @@
           <w:lang w:eastAsia="de-DE"/>
           <w14:ligatures w14:val="none"/>
         </w:rPr>
-        <w:t>Ein relationales Modell mit 6 Tabellen (exercises,</w:t>
+        <w:t>Ein relationales Modell mit 6 Tabellen (</w:t>
+      </w:r>
+      <w:proofErr w:type="spellStart"/>
+      <w:r>
+        <w:rPr>
+          <w:rFonts w:ascii="Arial" w:eastAsia="Times New Roman" w:hAnsi="Arial" w:cs="Arial"/>
+          <w:color w:val="000000"/>
+          <w:kern w:val="0"/>
+          <w:lang w:eastAsia="de-DE"/>
+          <w14:ligatures w14:val="none"/>
+        </w:rPr>
+        <w:t>exercises</w:t>
+      </w:r>
+      <w:proofErr w:type="spellEnd"/>
+      <w:r>
+        <w:rPr>
+          <w:rFonts w:ascii="Arial" w:eastAsia="Times New Roman" w:hAnsi="Arial" w:cs="Arial"/>
+          <w:color w:val="000000"/>
+          <w:kern w:val="0"/>
+          <w:lang w:eastAsia="de-DE"/>
+          <w14:ligatures w14:val="none"/>
+        </w:rPr>
+        <w:t>,</w:t>
       </w:r>
       <w:r>
         <w:rPr>
@@ -613,15 +677,27 @@
         </w:rPr>
         <w:t xml:space="preserve"> </w:t>
       </w:r>
-      <w:r>
-        <w:rPr>
-          <w:rFonts w:ascii="Arial" w:eastAsia="Times New Roman" w:hAnsi="Arial" w:cs="Arial"/>
-          <w:color w:val="000000"/>
-          <w:kern w:val="0"/>
-          <w:lang w:eastAsia="de-DE"/>
-          <w14:ligatures w14:val="none"/>
-        </w:rPr>
-        <w:t>workouts,</w:t>
+      <w:proofErr w:type="spellStart"/>
+      <w:r>
+        <w:rPr>
+          <w:rFonts w:ascii="Arial" w:eastAsia="Times New Roman" w:hAnsi="Arial" w:cs="Arial"/>
+          <w:color w:val="000000"/>
+          <w:kern w:val="0"/>
+          <w:lang w:eastAsia="de-DE"/>
+          <w14:ligatures w14:val="none"/>
+        </w:rPr>
+        <w:t>workouts</w:t>
+      </w:r>
+      <w:proofErr w:type="spellEnd"/>
+      <w:r>
+        <w:rPr>
+          <w:rFonts w:ascii="Arial" w:eastAsia="Times New Roman" w:hAnsi="Arial" w:cs="Arial"/>
+          <w:color w:val="000000"/>
+          <w:kern w:val="0"/>
+          <w:lang w:eastAsia="de-DE"/>
+          <w14:ligatures w14:val="none"/>
+        </w:rPr>
+        <w:t>,</w:t>
       </w:r>
       <w:r>
         <w:rPr>
@@ -633,15 +709,27 @@
         </w:rPr>
         <w:t xml:space="preserve"> </w:t>
       </w:r>
-      <w:r>
-        <w:rPr>
-          <w:rFonts w:ascii="Arial" w:eastAsia="Times New Roman" w:hAnsi="Arial" w:cs="Arial"/>
-          <w:color w:val="000000"/>
-          <w:kern w:val="0"/>
-          <w:lang w:eastAsia="de-DE"/>
-          <w14:ligatures w14:val="none"/>
-        </w:rPr>
-        <w:t>routines,</w:t>
+      <w:proofErr w:type="spellStart"/>
+      <w:r>
+        <w:rPr>
+          <w:rFonts w:ascii="Arial" w:eastAsia="Times New Roman" w:hAnsi="Arial" w:cs="Arial"/>
+          <w:color w:val="000000"/>
+          <w:kern w:val="0"/>
+          <w:lang w:eastAsia="de-DE"/>
+          <w14:ligatures w14:val="none"/>
+        </w:rPr>
+        <w:t>routines</w:t>
+      </w:r>
+      <w:proofErr w:type="spellEnd"/>
+      <w:r>
+        <w:rPr>
+          <w:rFonts w:ascii="Arial" w:eastAsia="Times New Roman" w:hAnsi="Arial" w:cs="Arial"/>
+          <w:color w:val="000000"/>
+          <w:kern w:val="0"/>
+          <w:lang w:eastAsia="de-DE"/>
+          <w14:ligatures w14:val="none"/>
+        </w:rPr>
+        <w:t>,</w:t>
       </w:r>
       <w:r>
         <w:rPr>
@@ -653,15 +741,27 @@
         </w:rPr>
         <w:t xml:space="preserve"> </w:t>
       </w:r>
-      <w:r>
-        <w:rPr>
-          <w:rFonts w:ascii="Arial" w:eastAsia="Times New Roman" w:hAnsi="Arial" w:cs="Arial"/>
-          <w:color w:val="000000"/>
-          <w:kern w:val="0"/>
-          <w:lang w:eastAsia="de-DE"/>
-          <w14:ligatures w14:val="none"/>
-        </w:rPr>
-        <w:t>routine_exercises,</w:t>
+      <w:proofErr w:type="spellStart"/>
+      <w:r>
+        <w:rPr>
+          <w:rFonts w:ascii="Arial" w:eastAsia="Times New Roman" w:hAnsi="Arial" w:cs="Arial"/>
+          <w:color w:val="000000"/>
+          <w:kern w:val="0"/>
+          <w:lang w:eastAsia="de-DE"/>
+          <w14:ligatures w14:val="none"/>
+        </w:rPr>
+        <w:t>routine_exercises</w:t>
+      </w:r>
+      <w:proofErr w:type="spellEnd"/>
+      <w:r>
+        <w:rPr>
+          <w:rFonts w:ascii="Arial" w:eastAsia="Times New Roman" w:hAnsi="Arial" w:cs="Arial"/>
+          <w:color w:val="000000"/>
+          <w:kern w:val="0"/>
+          <w:lang w:eastAsia="de-DE"/>
+          <w14:ligatures w14:val="none"/>
+        </w:rPr>
+        <w:t>,</w:t>
       </w:r>
       <w:r>
         <w:rPr>
@@ -673,15 +773,27 @@
         </w:rPr>
         <w:t xml:space="preserve"> </w:t>
       </w:r>
-      <w:r>
-        <w:rPr>
-          <w:rFonts w:ascii="Arial" w:eastAsia="Times New Roman" w:hAnsi="Arial" w:cs="Arial"/>
-          <w:color w:val="000000"/>
-          <w:kern w:val="0"/>
-          <w:lang w:eastAsia="de-DE"/>
-          <w14:ligatures w14:val="none"/>
-        </w:rPr>
-        <w:t>measurements,</w:t>
+      <w:proofErr w:type="spellStart"/>
+      <w:r>
+        <w:rPr>
+          <w:rFonts w:ascii="Arial" w:eastAsia="Times New Roman" w:hAnsi="Arial" w:cs="Arial"/>
+          <w:color w:val="000000"/>
+          <w:kern w:val="0"/>
+          <w:lang w:eastAsia="de-DE"/>
+          <w14:ligatures w14:val="none"/>
+        </w:rPr>
+        <w:t>measurements</w:t>
+      </w:r>
+      <w:proofErr w:type="spellEnd"/>
+      <w:r>
+        <w:rPr>
+          <w:rFonts w:ascii="Arial" w:eastAsia="Times New Roman" w:hAnsi="Arial" w:cs="Arial"/>
+          <w:color w:val="000000"/>
+          <w:kern w:val="0"/>
+          <w:lang w:eastAsia="de-DE"/>
+          <w14:ligatures w14:val="none"/>
+        </w:rPr>
+        <w:t>,</w:t>
       </w:r>
       <w:r>
         <w:rPr>
@@ -693,15 +805,49 @@
         </w:rPr>
         <w:t xml:space="preserve"> </w:t>
       </w:r>
-      <w:r>
-        <w:rPr>
-          <w:rFonts w:ascii="Arial" w:eastAsia="Times New Roman" w:hAnsi="Arial" w:cs="Arial"/>
-          <w:color w:val="000000"/>
-          <w:kern w:val="0"/>
-          <w:lang w:eastAsia="de-DE"/>
-          <w14:ligatures w14:val="none"/>
-        </w:rPr>
-        <w:t>strength_standards), korrekt verknüpft über Foreign Keys.</w:t>
+      <w:proofErr w:type="spellStart"/>
+      <w:r>
+        <w:rPr>
+          <w:rFonts w:ascii="Arial" w:eastAsia="Times New Roman" w:hAnsi="Arial" w:cs="Arial"/>
+          <w:color w:val="000000"/>
+          <w:kern w:val="0"/>
+          <w:lang w:eastAsia="de-DE"/>
+          <w14:ligatures w14:val="none"/>
+        </w:rPr>
+        <w:t>strength_standards</w:t>
+      </w:r>
+      <w:proofErr w:type="spellEnd"/>
+      <w:r>
+        <w:rPr>
+          <w:rFonts w:ascii="Arial" w:eastAsia="Times New Roman" w:hAnsi="Arial" w:cs="Arial"/>
+          <w:color w:val="000000"/>
+          <w:kern w:val="0"/>
+          <w:lang w:eastAsia="de-DE"/>
+          <w14:ligatures w14:val="none"/>
+        </w:rPr>
+        <w:t xml:space="preserve">), korrekt verknüpft über </w:t>
+      </w:r>
+      <w:proofErr w:type="spellStart"/>
+      <w:r>
+        <w:rPr>
+          <w:rFonts w:ascii="Arial" w:eastAsia="Times New Roman" w:hAnsi="Arial" w:cs="Arial"/>
+          <w:color w:val="000000"/>
+          <w:kern w:val="0"/>
+          <w:lang w:eastAsia="de-DE"/>
+          <w14:ligatures w14:val="none"/>
+        </w:rPr>
+        <w:t>Foreign</w:t>
+      </w:r>
+      <w:proofErr w:type="spellEnd"/>
+      <w:r>
+        <w:rPr>
+          <w:rFonts w:ascii="Arial" w:eastAsia="Times New Roman" w:hAnsi="Arial" w:cs="Arial"/>
+          <w:color w:val="000000"/>
+          <w:kern w:val="0"/>
+          <w:lang w:eastAsia="de-DE"/>
+          <w14:ligatures w14:val="none"/>
+        </w:rPr>
+        <w:t xml:space="preserve"> Keys.</w:t>
       </w:r>
     </w:p>
     <w:p>
@@ -725,7 +871,33 @@
           <w:lang w:eastAsia="de-DE"/>
           <w14:ligatures w14:val="none"/>
         </w:rPr>
-        <w:t>Phase 2: Data Seeding (Automatisierung)</w:t>
+        <w:t xml:space="preserve">Phase 2: Data </w:t>
+      </w:r>
+      <w:proofErr w:type="spellStart"/>
+      <w:r>
+        <w:rPr>
+          <w:rFonts w:ascii="Arial" w:eastAsia="Times New Roman" w:hAnsi="Arial" w:cs="Arial"/>
+          <w:b/>
+          <w:bCs/>
+          <w:color w:val="000000"/>
+          <w:kern w:val="0"/>
+          <w:lang w:eastAsia="de-DE"/>
+          <w14:ligatures w14:val="none"/>
+        </w:rPr>
+        <w:t>Seeding</w:t>
+      </w:r>
+      <w:proofErr w:type="spellEnd"/>
+      <w:r>
+        <w:rPr>
+          <w:rFonts w:ascii="Arial" w:eastAsia="Times New Roman" w:hAnsi="Arial" w:cs="Arial"/>
+          <w:b/>
+          <w:bCs/>
+          <w:color w:val="000000"/>
+          <w:kern w:val="0"/>
+          <w:lang w:eastAsia="de-DE"/>
+          <w14:ligatures w14:val="none"/>
+        </w:rPr>
+        <w:t xml:space="preserve"> (Automatisierung)</w:t>
       </w:r>
     </w:p>
     <w:p>
@@ -895,7 +1067,29 @@
           <w:lang w:eastAsia="de-DE"/>
           <w14:ligatures w14:val="none"/>
         </w:rPr>
-        <w:t>Ein SQL-Transaktions-Skript, das automatisch 75 Übungen mit Metadaten (default_rest_seconds) in die Datenbank lädt.</w:t>
+        <w:t>Ein SQL-Transaktions-Skript, das automatisch 75 Übungen mit Metadaten (</w:t>
+      </w:r>
+      <w:proofErr w:type="spellStart"/>
+      <w:r>
+        <w:rPr>
+          <w:rFonts w:ascii="Arial" w:eastAsia="Times New Roman" w:hAnsi="Arial" w:cs="Arial"/>
+          <w:color w:val="000000"/>
+          <w:kern w:val="0"/>
+          <w:lang w:eastAsia="de-DE"/>
+          <w14:ligatures w14:val="none"/>
+        </w:rPr>
+        <w:t>default_rest_seconds</w:t>
+      </w:r>
+      <w:proofErr w:type="spellEnd"/>
+      <w:r>
+        <w:rPr>
+          <w:rFonts w:ascii="Arial" w:eastAsia="Times New Roman" w:hAnsi="Arial" w:cs="Arial"/>
+          <w:color w:val="000000"/>
+          <w:kern w:val="0"/>
+          <w:lang w:eastAsia="de-DE"/>
+          <w14:ligatures w14:val="none"/>
+        </w:rPr>
+        <w:t>) in die Datenbank lädt.</w:t>
       </w:r>
     </w:p>
     <w:p>
@@ -931,7 +1125,6 @@
           <w:lang w:eastAsia="de-DE"/>
           <w14:ligatures w14:val="none"/>
         </w:rPr>
-        <w:lastRenderedPageBreak/>
         <w:t>Phase 3: Gamification &amp; Logik</w:t>
       </w:r>
     </w:p>
@@ -960,6 +1153,7 @@
           <w:lang w:eastAsia="de-DE"/>
           <w14:ligatures w14:val="none"/>
         </w:rPr>
+        <w:lastRenderedPageBreak/>
         <w:t>Ziel:</w:t>
       </w:r>
       <w:r>
@@ -1030,7 +1224,33 @@
           <w:lang w:eastAsia="de-DE"/>
           <w14:ligatures w14:val="none"/>
         </w:rPr>
-        <w:t>"Ich möchte ein Ranking-System. Wenn der User beim Bankdrücken 100kg schafft, soll das Backend berechnen, zu welchen Top % er gehört (z.B. Advanced oder Elite). Erstelle eine Logik, die den User-Rekord mit einer Referenztabelle vergleicht und ein Ranking inkl. Icon zurückgibt."</w:t>
+        <w:t xml:space="preserve">"Ich möchte ein Ranking-System. Wenn der User beim Bankdrücken 100kg schafft, soll das Backend berechnen, zu welchen Top % er gehört (z.B. </w:t>
+      </w:r>
+      <w:proofErr w:type="spellStart"/>
+      <w:r>
+        <w:rPr>
+          <w:rFonts w:ascii="Arial" w:eastAsia="Times New Roman" w:hAnsi="Arial" w:cs="Arial"/>
+          <w:i/>
+          <w:iCs/>
+          <w:color w:val="000000"/>
+          <w:kern w:val="0"/>
+          <w:lang w:eastAsia="de-DE"/>
+          <w14:ligatures w14:val="none"/>
+        </w:rPr>
+        <w:t>Advanced</w:t>
+      </w:r>
+      <w:proofErr w:type="spellEnd"/>
+      <w:r>
+        <w:rPr>
+          <w:rFonts w:ascii="Arial" w:eastAsia="Times New Roman" w:hAnsi="Arial" w:cs="Arial"/>
+          <w:i/>
+          <w:iCs/>
+          <w:color w:val="000000"/>
+          <w:kern w:val="0"/>
+          <w:lang w:eastAsia="de-DE"/>
+          <w14:ligatures w14:val="none"/>
+        </w:rPr>
+        <w:t xml:space="preserve"> oder Elite). Erstelle eine Logik, die den User-Rekord mit einer Referenztabelle vergleicht und ein Ranking inkl. Icon zurückgibt."</w:t>
       </w:r>
     </w:p>
     <w:p>
@@ -1078,8 +1298,86 @@
           <w:lang w:eastAsia="de-DE"/>
           <w14:ligatures w14:val="none"/>
         </w:rPr>
-        <w:t>Neue Tabelle strength_standards. API-Endpunkt GET /api/stats/ranking</w:t>
-      </w:r>
+        <w:t xml:space="preserve">Neue Tabelle </w:t>
+      </w:r>
+      <w:proofErr w:type="spellStart"/>
+      <w:r>
+        <w:rPr>
+          <w:rFonts w:ascii="Arial" w:eastAsia="Times New Roman" w:hAnsi="Arial" w:cs="Arial"/>
+          <w:color w:val="000000"/>
+          <w:kern w:val="0"/>
+          <w:lang w:eastAsia="de-DE"/>
+          <w14:ligatures w14:val="none"/>
+        </w:rPr>
+        <w:t>strength_standards</w:t>
+      </w:r>
+      <w:proofErr w:type="spellEnd"/>
+      <w:r>
+        <w:rPr>
+          <w:rFonts w:ascii="Arial" w:eastAsia="Times New Roman" w:hAnsi="Arial" w:cs="Arial"/>
+          <w:color w:val="000000"/>
+          <w:kern w:val="0"/>
+          <w:lang w:eastAsia="de-DE"/>
+          <w14:ligatures w14:val="none"/>
+        </w:rPr>
+        <w:t>. API-Endpunkt GET /</w:t>
+      </w:r>
+      <w:proofErr w:type="spellStart"/>
+      <w:r>
+        <w:rPr>
+          <w:rFonts w:ascii="Arial" w:eastAsia="Times New Roman" w:hAnsi="Arial" w:cs="Arial"/>
+          <w:color w:val="000000"/>
+          <w:kern w:val="0"/>
+          <w:lang w:eastAsia="de-DE"/>
+          <w14:ligatures w14:val="none"/>
+        </w:rPr>
+        <w:t>api</w:t>
+      </w:r>
+      <w:proofErr w:type="spellEnd"/>
+      <w:r>
+        <w:rPr>
+          <w:rFonts w:ascii="Arial" w:eastAsia="Times New Roman" w:hAnsi="Arial" w:cs="Arial"/>
+          <w:color w:val="000000"/>
+          <w:kern w:val="0"/>
+          <w:lang w:eastAsia="de-DE"/>
+          <w14:ligatures w14:val="none"/>
+        </w:rPr>
+        <w:t>/</w:t>
+      </w:r>
+      <w:proofErr w:type="spellStart"/>
+      <w:r>
+        <w:rPr>
+          <w:rFonts w:ascii="Arial" w:eastAsia="Times New Roman" w:hAnsi="Arial" w:cs="Arial"/>
+          <w:color w:val="000000"/>
+          <w:kern w:val="0"/>
+          <w:lang w:eastAsia="de-DE"/>
+          <w14:ligatures w14:val="none"/>
+        </w:rPr>
+        <w:t>stats</w:t>
+      </w:r>
+      <w:proofErr w:type="spellEnd"/>
+      <w:r>
+        <w:rPr>
+          <w:rFonts w:ascii="Arial" w:eastAsia="Times New Roman" w:hAnsi="Arial" w:cs="Arial"/>
+          <w:color w:val="000000"/>
+          <w:kern w:val="0"/>
+          <w:lang w:eastAsia="de-DE"/>
+          <w14:ligatures w14:val="none"/>
+        </w:rPr>
+        <w:t>/</w:t>
+      </w:r>
+      <w:proofErr w:type="spellStart"/>
+      <w:r>
+        <w:rPr>
+          <w:rFonts w:ascii="Arial" w:eastAsia="Times New Roman" w:hAnsi="Arial" w:cs="Arial"/>
+          <w:color w:val="000000"/>
+          <w:kern w:val="0"/>
+          <w:lang w:eastAsia="de-DE"/>
+          <w14:ligatures w14:val="none"/>
+        </w:rPr>
+        <w:t>ranking</w:t>
+      </w:r>
+      <w:proofErr w:type="spellEnd"/>
       <w:proofErr w:type="gramStart"/>
       <w:r>
         <w:rPr>
@@ -1113,6 +1411,7 @@
         </w:rPr>
         <w:t>MAX(</w:t>
       </w:r>
+      <w:proofErr w:type="spellStart"/>
       <w:proofErr w:type="gramEnd"/>
       <w:r>
         <w:rPr>
@@ -1122,7 +1421,18 @@
           <w:lang w:eastAsia="de-DE"/>
           <w14:ligatures w14:val="none"/>
         </w:rPr>
-        <w:t>weight_kg)) ermittelt und dynamisch in Kategorien (Beginner bis Elite) einordnet.</w:t>
+        <w:t>weight_kg</w:t>
+      </w:r>
+      <w:proofErr w:type="spellEnd"/>
+      <w:r>
+        <w:rPr>
+          <w:rFonts w:ascii="Arial" w:eastAsia="Times New Roman" w:hAnsi="Arial" w:cs="Arial"/>
+          <w:color w:val="000000"/>
+          <w:kern w:val="0"/>
+          <w:lang w:eastAsia="de-DE"/>
+          <w14:ligatures w14:val="none"/>
+        </w:rPr>
+        <w:t>)) ermittelt und dynamisch in Kategorien (Beginner bis Elite) einordnet.</w:t>
       </w:r>
     </w:p>
     <w:p>
@@ -1170,7 +1480,33 @@
           <w:lang w:eastAsia="de-DE"/>
           <w14:ligatures w14:val="none"/>
         </w:rPr>
-        <w:t>: Backend-Refactoring (Saubere Architektur)</w:t>
+        <w:t>: Backend-</w:t>
+      </w:r>
+      <w:proofErr w:type="spellStart"/>
+      <w:r>
+        <w:rPr>
+          <w:rFonts w:ascii="Arial" w:eastAsia="Times New Roman" w:hAnsi="Arial" w:cs="Arial"/>
+          <w:b/>
+          <w:bCs/>
+          <w:color w:val="000000"/>
+          <w:kern w:val="0"/>
+          <w:lang w:eastAsia="de-DE"/>
+          <w14:ligatures w14:val="none"/>
+        </w:rPr>
+        <w:t>Refactoring</w:t>
+      </w:r>
+      <w:proofErr w:type="spellEnd"/>
+      <w:r>
+        <w:rPr>
+          <w:rFonts w:ascii="Arial" w:eastAsia="Times New Roman" w:hAnsi="Arial" w:cs="Arial"/>
+          <w:b/>
+          <w:bCs/>
+          <w:color w:val="000000"/>
+          <w:kern w:val="0"/>
+          <w:lang w:eastAsia="de-DE"/>
+          <w14:ligatures w14:val="none"/>
+        </w:rPr>
+        <w:t xml:space="preserve"> (Saubere Architektur)</w:t>
       </w:r>
     </w:p>
     <w:p>
@@ -1296,6 +1632,7 @@
           <w14:ligatures w14:val="none"/>
         </w:rPr>
       </w:pPr>
+      <w:proofErr w:type="spellStart"/>
       <w:r>
         <w:rPr>
           <w:rFonts w:ascii="Arial" w:eastAsia="Times New Roman" w:hAnsi="Arial" w:cs="Arial"/>
@@ -1318,9 +1655,9 @@
           <w:lang w:eastAsia="de-DE"/>
           <w14:ligatures w14:val="none"/>
         </w:rPr>
-        <w:t xml:space="preserve">"Wie mache ich die Struktur meines backends </w:t>
-      </w:r>
-      <w:proofErr w:type="gramStart"/>
+        <w:t>"Wie</w:t>
+      </w:r>
+      <w:proofErr w:type="spellEnd"/>
       <w:r>
         <w:rPr>
           <w:rFonts w:ascii="Arial" w:eastAsia="Times New Roman" w:hAnsi="Arial" w:cs="Arial"/>
@@ -1331,9 +1668,9 @@
           <w:lang w:eastAsia="de-DE"/>
           <w14:ligatures w14:val="none"/>
         </w:rPr>
-        <w:t>also</w:t>
-      </w:r>
-      <w:proofErr w:type="gramEnd"/>
+        <w:t xml:space="preserve"> mache ich die Struktur meines </w:t>
+      </w:r>
+      <w:proofErr w:type="spellStart"/>
       <w:r>
         <w:rPr>
           <w:rFonts w:ascii="Arial" w:eastAsia="Times New Roman" w:hAnsi="Arial" w:cs="Arial"/>
@@ -1344,8 +1681,9 @@
           <w:lang w:eastAsia="de-DE"/>
           <w14:ligatures w14:val="none"/>
         </w:rPr>
-        <w:t xml:space="preserve"> dass es schöner ist. Mach es mit </w:t>
-      </w:r>
+        <w:t>backends</w:t>
+      </w:r>
+      <w:proofErr w:type="spellEnd"/>
       <w:r>
         <w:rPr>
           <w:rFonts w:ascii="Arial" w:eastAsia="Times New Roman" w:hAnsi="Arial" w:cs="Arial"/>
@@ -1356,8 +1694,9 @@
           <w:lang w:eastAsia="de-DE"/>
           <w14:ligatures w14:val="none"/>
         </w:rPr>
-        <w:t xml:space="preserve">einem </w:t>
-      </w:r>
+        <w:t xml:space="preserve"> </w:t>
+      </w:r>
+      <w:proofErr w:type="gramStart"/>
       <w:r>
         <w:rPr>
           <w:rFonts w:ascii="Arial" w:eastAsia="Times New Roman" w:hAnsi="Arial" w:cs="Arial"/>
@@ -1368,7 +1707,162 @@
           <w:lang w:eastAsia="de-DE"/>
           <w14:ligatures w14:val="none"/>
         </w:rPr>
-        <w:t>src Ordner und den unterordnern: middleware, models, services."</w:t>
+        <w:t>also</w:t>
+      </w:r>
+      <w:proofErr w:type="gramEnd"/>
+      <w:r>
+        <w:rPr>
+          <w:rFonts w:ascii="Arial" w:eastAsia="Times New Roman" w:hAnsi="Arial" w:cs="Arial"/>
+          <w:i/>
+          <w:iCs/>
+          <w:color w:val="000000"/>
+          <w:kern w:val="0"/>
+          <w:lang w:eastAsia="de-DE"/>
+          <w14:ligatures w14:val="none"/>
+        </w:rPr>
+        <w:t xml:space="preserve"> dass es schöner ist. Mach es mit </w:t>
+      </w:r>
+      <w:r>
+        <w:rPr>
+          <w:rFonts w:ascii="Arial" w:eastAsia="Times New Roman" w:hAnsi="Arial" w:cs="Arial"/>
+          <w:i/>
+          <w:iCs/>
+          <w:color w:val="000000"/>
+          <w:kern w:val="0"/>
+          <w:lang w:eastAsia="de-DE"/>
+          <w14:ligatures w14:val="none"/>
+        </w:rPr>
+        <w:t xml:space="preserve">einem </w:t>
+      </w:r>
+      <w:proofErr w:type="spellStart"/>
+      <w:r>
+        <w:rPr>
+          <w:rFonts w:ascii="Arial" w:eastAsia="Times New Roman" w:hAnsi="Arial" w:cs="Arial"/>
+          <w:i/>
+          <w:iCs/>
+          <w:color w:val="000000"/>
+          <w:kern w:val="0"/>
+          <w:lang w:eastAsia="de-DE"/>
+          <w14:ligatures w14:val="none"/>
+        </w:rPr>
+        <w:t>src</w:t>
+      </w:r>
+      <w:proofErr w:type="spellEnd"/>
+      <w:r>
+        <w:rPr>
+          <w:rFonts w:ascii="Arial" w:eastAsia="Times New Roman" w:hAnsi="Arial" w:cs="Arial"/>
+          <w:i/>
+          <w:iCs/>
+          <w:color w:val="000000"/>
+          <w:kern w:val="0"/>
+          <w:lang w:eastAsia="de-DE"/>
+          <w14:ligatures w14:val="none"/>
+        </w:rPr>
+        <w:t xml:space="preserve"> Ordner und den </w:t>
+      </w:r>
+      <w:proofErr w:type="spellStart"/>
+      <w:r>
+        <w:rPr>
+          <w:rFonts w:ascii="Arial" w:eastAsia="Times New Roman" w:hAnsi="Arial" w:cs="Arial"/>
+          <w:i/>
+          <w:iCs/>
+          <w:color w:val="000000"/>
+          <w:kern w:val="0"/>
+          <w:lang w:eastAsia="de-DE"/>
+          <w14:ligatures w14:val="none"/>
+        </w:rPr>
+        <w:t>unterordnern</w:t>
+      </w:r>
+      <w:proofErr w:type="spellEnd"/>
+      <w:r>
+        <w:rPr>
+          <w:rFonts w:ascii="Arial" w:eastAsia="Times New Roman" w:hAnsi="Arial" w:cs="Arial"/>
+          <w:i/>
+          <w:iCs/>
+          <w:color w:val="000000"/>
+          <w:kern w:val="0"/>
+          <w:lang w:eastAsia="de-DE"/>
+          <w14:ligatures w14:val="none"/>
+        </w:rPr>
+        <w:t xml:space="preserve">: </w:t>
+      </w:r>
+      <w:proofErr w:type="spellStart"/>
+      <w:r>
+        <w:rPr>
+          <w:rFonts w:ascii="Arial" w:eastAsia="Times New Roman" w:hAnsi="Arial" w:cs="Arial"/>
+          <w:i/>
+          <w:iCs/>
+          <w:color w:val="000000"/>
+          <w:kern w:val="0"/>
+          <w:lang w:eastAsia="de-DE"/>
+          <w14:ligatures w14:val="none"/>
+        </w:rPr>
+        <w:t>middleware</w:t>
+      </w:r>
+      <w:proofErr w:type="spellEnd"/>
+      <w:r>
+        <w:rPr>
+          <w:rFonts w:ascii="Arial" w:eastAsia="Times New Roman" w:hAnsi="Arial" w:cs="Arial"/>
+          <w:i/>
+          <w:iCs/>
+          <w:color w:val="000000"/>
+          <w:kern w:val="0"/>
+          <w:lang w:eastAsia="de-DE"/>
+          <w14:ligatures w14:val="none"/>
+        </w:rPr>
+        <w:t xml:space="preserve">, </w:t>
+      </w:r>
+      <w:proofErr w:type="spellStart"/>
+      <w:r>
+        <w:rPr>
+          <w:rFonts w:ascii="Arial" w:eastAsia="Times New Roman" w:hAnsi="Arial" w:cs="Arial"/>
+          <w:i/>
+          <w:iCs/>
+          <w:color w:val="000000"/>
+          <w:kern w:val="0"/>
+          <w:lang w:eastAsia="de-DE"/>
+          <w14:ligatures w14:val="none"/>
+        </w:rPr>
+        <w:t>models</w:t>
+      </w:r>
+      <w:proofErr w:type="spellEnd"/>
+      <w:r>
+        <w:rPr>
+          <w:rFonts w:ascii="Arial" w:eastAsia="Times New Roman" w:hAnsi="Arial" w:cs="Arial"/>
+          <w:i/>
+          <w:iCs/>
+          <w:color w:val="000000"/>
+          <w:kern w:val="0"/>
+          <w:lang w:eastAsia="de-DE"/>
+          <w14:ligatures w14:val="none"/>
+        </w:rPr>
+        <w:t xml:space="preserve">, </w:t>
+      </w:r>
+      <w:proofErr w:type="spellStart"/>
+      <w:r>
+        <w:rPr>
+          <w:rFonts w:ascii="Arial" w:eastAsia="Times New Roman" w:hAnsi="Arial" w:cs="Arial"/>
+          <w:i/>
+          <w:iCs/>
+          <w:color w:val="000000"/>
+          <w:kern w:val="0"/>
+          <w:lang w:eastAsia="de-DE"/>
+          <w14:ligatures w14:val="none"/>
+        </w:rPr>
+        <w:t>services</w:t>
+      </w:r>
+      <w:proofErr w:type="spellEnd"/>
+      <w:r>
+        <w:rPr>
+          <w:rFonts w:ascii="Arial" w:eastAsia="Times New Roman" w:hAnsi="Arial" w:cs="Arial"/>
+          <w:i/>
+          <w:iCs/>
+          <w:color w:val="000000"/>
+          <w:kern w:val="0"/>
+          <w:lang w:eastAsia="de-DE"/>
+          <w14:ligatures w14:val="none"/>
+        </w:rPr>
+        <w:t>."</w:t>
       </w:r>
     </w:p>
     <w:p>
@@ -1688,7 +2182,85 @@
           <w:lang w:eastAsia="de-DE"/>
           <w14:ligatures w14:val="none"/>
         </w:rPr>
-        <w:t xml:space="preserve"> die flutter app zu diesem backend: sie soll gut strukturiert sein und alle Features des backends verwenden</w:t>
+        <w:t xml:space="preserve"> die </w:t>
+      </w:r>
+      <w:proofErr w:type="spellStart"/>
+      <w:r>
+        <w:rPr>
+          <w:rFonts w:ascii="Arial" w:eastAsia="Times New Roman" w:hAnsi="Arial" w:cs="Arial"/>
+          <w:i/>
+          <w:iCs/>
+          <w:color w:val="000000"/>
+          <w:kern w:val="0"/>
+          <w:lang w:eastAsia="de-DE"/>
+          <w14:ligatures w14:val="none"/>
+        </w:rPr>
+        <w:t>flutter</w:t>
+      </w:r>
+      <w:proofErr w:type="spellEnd"/>
+      <w:r>
+        <w:rPr>
+          <w:rFonts w:ascii="Arial" w:eastAsia="Times New Roman" w:hAnsi="Arial" w:cs="Arial"/>
+          <w:i/>
+          <w:iCs/>
+          <w:color w:val="000000"/>
+          <w:kern w:val="0"/>
+          <w:lang w:eastAsia="de-DE"/>
+          <w14:ligatures w14:val="none"/>
+        </w:rPr>
+        <w:t xml:space="preserve"> </w:t>
+      </w:r>
+      <w:proofErr w:type="spellStart"/>
+      <w:r>
+        <w:rPr>
+          <w:rFonts w:ascii="Arial" w:eastAsia="Times New Roman" w:hAnsi="Arial" w:cs="Arial"/>
+          <w:i/>
+          <w:iCs/>
+          <w:color w:val="000000"/>
+          <w:kern w:val="0"/>
+          <w:lang w:eastAsia="de-DE"/>
+          <w14:ligatures w14:val="none"/>
+        </w:rPr>
+        <w:t>app</w:t>
+      </w:r>
+      <w:proofErr w:type="spellEnd"/>
+      <w:r>
+        <w:rPr>
+          <w:rFonts w:ascii="Arial" w:eastAsia="Times New Roman" w:hAnsi="Arial" w:cs="Arial"/>
+          <w:i/>
+          <w:iCs/>
+          <w:color w:val="000000"/>
+          <w:kern w:val="0"/>
+          <w:lang w:eastAsia="de-DE"/>
+          <w14:ligatures w14:val="none"/>
+        </w:rPr>
+        <w:t xml:space="preserve"> zu diesem backend: sie soll gut strukturiert sein und alle Features des </w:t>
+      </w:r>
+      <w:proofErr w:type="spellStart"/>
+      <w:r>
+        <w:rPr>
+          <w:rFonts w:ascii="Arial" w:eastAsia="Times New Roman" w:hAnsi="Arial" w:cs="Arial"/>
+          <w:i/>
+          <w:iCs/>
+          <w:color w:val="000000"/>
+          <w:kern w:val="0"/>
+          <w:lang w:eastAsia="de-DE"/>
+          <w14:ligatures w14:val="none"/>
+        </w:rPr>
+        <w:t>backends</w:t>
+      </w:r>
+      <w:proofErr w:type="spellEnd"/>
+      <w:r>
+        <w:rPr>
+          <w:rFonts w:ascii="Arial" w:eastAsia="Times New Roman" w:hAnsi="Arial" w:cs="Arial"/>
+          <w:i/>
+          <w:iCs/>
+          <w:color w:val="000000"/>
+          <w:kern w:val="0"/>
+          <w:lang w:eastAsia="de-DE"/>
+          <w14:ligatures w14:val="none"/>
+        </w:rPr>
+        <w:t xml:space="preserve"> verwenden</w:t>
       </w:r>
       <w:r>
         <w:rPr>
@@ -1772,15 +2344,49 @@
         </w:rPr>
         <w:t xml:space="preserve"> </w:t>
       </w:r>
-      <w:r>
-        <w:rPr>
-          <w:rFonts w:ascii="Arial" w:eastAsia="Times New Roman" w:hAnsi="Arial" w:cs="Arial"/>
-          <w:color w:val="000000"/>
-          <w:kern w:val="0"/>
-          <w:lang w:eastAsia="de-DE"/>
-          <w14:ligatures w14:val="none"/>
-        </w:rPr>
-        <w:t>lib/-Struktur (core,</w:t>
+      <w:proofErr w:type="spellStart"/>
+      <w:r>
+        <w:rPr>
+          <w:rFonts w:ascii="Arial" w:eastAsia="Times New Roman" w:hAnsi="Arial" w:cs="Arial"/>
+          <w:color w:val="000000"/>
+          <w:kern w:val="0"/>
+          <w:lang w:eastAsia="de-DE"/>
+          <w14:ligatures w14:val="none"/>
+        </w:rPr>
+        <w:t>lib</w:t>
+      </w:r>
+      <w:proofErr w:type="spellEnd"/>
+      <w:r>
+        <w:rPr>
+          <w:rFonts w:ascii="Arial" w:eastAsia="Times New Roman" w:hAnsi="Arial" w:cs="Arial"/>
+          <w:color w:val="000000"/>
+          <w:kern w:val="0"/>
+          <w:lang w:eastAsia="de-DE"/>
+          <w14:ligatures w14:val="none"/>
+        </w:rPr>
+        <w:t>/-Struktur (</w:t>
+      </w:r>
+      <w:proofErr w:type="spellStart"/>
+      <w:r>
+        <w:rPr>
+          <w:rFonts w:ascii="Arial" w:eastAsia="Times New Roman" w:hAnsi="Arial" w:cs="Arial"/>
+          <w:color w:val="000000"/>
+          <w:kern w:val="0"/>
+          <w:lang w:eastAsia="de-DE"/>
+          <w14:ligatures w14:val="none"/>
+        </w:rPr>
+        <w:t>core</w:t>
+      </w:r>
+      <w:proofErr w:type="spellEnd"/>
+      <w:r>
+        <w:rPr>
+          <w:rFonts w:ascii="Arial" w:eastAsia="Times New Roman" w:hAnsi="Arial" w:cs="Arial"/>
+          <w:color w:val="000000"/>
+          <w:kern w:val="0"/>
+          <w:lang w:eastAsia="de-DE"/>
+          <w14:ligatures w14:val="none"/>
+        </w:rPr>
+        <w:t>,</w:t>
       </w:r>
       <w:r>
         <w:rPr>
@@ -1792,15 +2398,27 @@
         </w:rPr>
         <w:t xml:space="preserve"> </w:t>
       </w:r>
-      <w:r>
-        <w:rPr>
-          <w:rFonts w:ascii="Arial" w:eastAsia="Times New Roman" w:hAnsi="Arial" w:cs="Arial"/>
-          <w:color w:val="000000"/>
-          <w:kern w:val="0"/>
-          <w:lang w:eastAsia="de-DE"/>
-          <w14:ligatures w14:val="none"/>
-        </w:rPr>
-        <w:t>models,</w:t>
+      <w:proofErr w:type="spellStart"/>
+      <w:r>
+        <w:rPr>
+          <w:rFonts w:ascii="Arial" w:eastAsia="Times New Roman" w:hAnsi="Arial" w:cs="Arial"/>
+          <w:color w:val="000000"/>
+          <w:kern w:val="0"/>
+          <w:lang w:eastAsia="de-DE"/>
+          <w14:ligatures w14:val="none"/>
+        </w:rPr>
+        <w:t>models</w:t>
+      </w:r>
+      <w:proofErr w:type="spellEnd"/>
+      <w:r>
+        <w:rPr>
+          <w:rFonts w:ascii="Arial" w:eastAsia="Times New Roman" w:hAnsi="Arial" w:cs="Arial"/>
+          <w:color w:val="000000"/>
+          <w:kern w:val="0"/>
+          <w:lang w:eastAsia="de-DE"/>
+          <w14:ligatures w14:val="none"/>
+        </w:rPr>
+        <w:t>,</w:t>
       </w:r>
       <w:r>
         <w:rPr>
@@ -1812,15 +2430,27 @@
         </w:rPr>
         <w:t xml:space="preserve"> </w:t>
       </w:r>
-      <w:r>
-        <w:rPr>
-          <w:rFonts w:ascii="Arial" w:eastAsia="Times New Roman" w:hAnsi="Arial" w:cs="Arial"/>
-          <w:color w:val="000000"/>
-          <w:kern w:val="0"/>
-          <w:lang w:eastAsia="de-DE"/>
-          <w14:ligatures w14:val="none"/>
-        </w:rPr>
-        <w:t>services,</w:t>
+      <w:proofErr w:type="spellStart"/>
+      <w:r>
+        <w:rPr>
+          <w:rFonts w:ascii="Arial" w:eastAsia="Times New Roman" w:hAnsi="Arial" w:cs="Arial"/>
+          <w:color w:val="000000"/>
+          <w:kern w:val="0"/>
+          <w:lang w:eastAsia="de-DE"/>
+          <w14:ligatures w14:val="none"/>
+        </w:rPr>
+        <w:t>services</w:t>
+      </w:r>
+      <w:proofErr w:type="spellEnd"/>
+      <w:r>
+        <w:rPr>
+          <w:rFonts w:ascii="Arial" w:eastAsia="Times New Roman" w:hAnsi="Arial" w:cs="Arial"/>
+          <w:color w:val="000000"/>
+          <w:kern w:val="0"/>
+          <w:lang w:eastAsia="de-DE"/>
+          <w14:ligatures w14:val="none"/>
+        </w:rPr>
+        <w:t>,</w:t>
       </w:r>
       <w:r>
         <w:rPr>
@@ -1832,15 +2462,27 @@
         </w:rPr>
         <w:t xml:space="preserve"> </w:t>
       </w:r>
-      <w:r>
-        <w:rPr>
-          <w:rFonts w:ascii="Arial" w:eastAsia="Times New Roman" w:hAnsi="Arial" w:cs="Arial"/>
-          <w:color w:val="000000"/>
-          <w:kern w:val="0"/>
-          <w:lang w:eastAsia="de-DE"/>
-          <w14:ligatures w14:val="none"/>
-        </w:rPr>
-        <w:t>screens), Einbindung von</w:t>
+      <w:proofErr w:type="spellStart"/>
+      <w:r>
+        <w:rPr>
+          <w:rFonts w:ascii="Arial" w:eastAsia="Times New Roman" w:hAnsi="Arial" w:cs="Arial"/>
+          <w:color w:val="000000"/>
+          <w:kern w:val="0"/>
+          <w:lang w:eastAsia="de-DE"/>
+          <w14:ligatures w14:val="none"/>
+        </w:rPr>
+        <w:t>screens</w:t>
+      </w:r>
+      <w:proofErr w:type="spellEnd"/>
+      <w:r>
+        <w:rPr>
+          <w:rFonts w:ascii="Arial" w:eastAsia="Times New Roman" w:hAnsi="Arial" w:cs="Arial"/>
+          <w:color w:val="000000"/>
+          <w:kern w:val="0"/>
+          <w:lang w:eastAsia="de-DE"/>
+          <w14:ligatures w14:val="none"/>
+        </w:rPr>
+        <w:t>), Einbindung von</w:t>
       </w:r>
       <w:r>
         <w:rPr>
@@ -1892,15 +2534,49 @@
         </w:rPr>
         <w:t xml:space="preserve"> </w:t>
       </w:r>
-      <w:r>
-        <w:rPr>
-          <w:rFonts w:ascii="Arial" w:eastAsia="Times New Roman" w:hAnsi="Arial" w:cs="Arial"/>
-          <w:color w:val="000000"/>
-          <w:kern w:val="0"/>
-          <w:lang w:eastAsia="de-DE"/>
-          <w14:ligatures w14:val="none"/>
-        </w:rPr>
-        <w:t>fl_chart, sowie die automatische Generierung exakt passender Dart-Datenklassen (Exercise,</w:t>
+      <w:proofErr w:type="spellStart"/>
+      <w:r>
+        <w:rPr>
+          <w:rFonts w:ascii="Arial" w:eastAsia="Times New Roman" w:hAnsi="Arial" w:cs="Arial"/>
+          <w:color w:val="000000"/>
+          <w:kern w:val="0"/>
+          <w:lang w:eastAsia="de-DE"/>
+          <w14:ligatures w14:val="none"/>
+        </w:rPr>
+        <w:t>fl_chart</w:t>
+      </w:r>
+      <w:proofErr w:type="spellEnd"/>
+      <w:r>
+        <w:rPr>
+          <w:rFonts w:ascii="Arial" w:eastAsia="Times New Roman" w:hAnsi="Arial" w:cs="Arial"/>
+          <w:color w:val="000000"/>
+          <w:kern w:val="0"/>
+          <w:lang w:eastAsia="de-DE"/>
+          <w14:ligatures w14:val="none"/>
+        </w:rPr>
+        <w:t>, sowie die automatische Generierung exakt passender Dart-Datenklassen (</w:t>
+      </w:r>
+      <w:proofErr w:type="spellStart"/>
+      <w:r>
+        <w:rPr>
+          <w:rFonts w:ascii="Arial" w:eastAsia="Times New Roman" w:hAnsi="Arial" w:cs="Arial"/>
+          <w:color w:val="000000"/>
+          <w:kern w:val="0"/>
+          <w:lang w:eastAsia="de-DE"/>
+          <w14:ligatures w14:val="none"/>
+        </w:rPr>
+        <w:t>Exercise</w:t>
+      </w:r>
+      <w:proofErr w:type="spellEnd"/>
+      <w:r>
+        <w:rPr>
+          <w:rFonts w:ascii="Arial" w:eastAsia="Times New Roman" w:hAnsi="Arial" w:cs="Arial"/>
+          <w:color w:val="000000"/>
+          <w:kern w:val="0"/>
+          <w:lang w:eastAsia="de-DE"/>
+          <w14:ligatures w14:val="none"/>
+        </w:rPr>
+        <w:t>,</w:t>
       </w:r>
       <w:r>
         <w:rPr>
@@ -1920,15 +2596,31 @@
           <w:lang w:eastAsia="de-DE"/>
           <w14:ligatures w14:val="none"/>
         </w:rPr>
-        <w:t>Workout, etc.) für das JSON-Parsing.</w:t>
+        <w:t>Workout, etc.) für das JSON-</w:t>
+      </w:r>
+      <w:proofErr w:type="spellStart"/>
+      <w:r>
+        <w:rPr>
+          <w:rFonts w:ascii="Arial" w:eastAsia="Times New Roman" w:hAnsi="Arial" w:cs="Arial"/>
+          <w:color w:val="000000"/>
+          <w:kern w:val="0"/>
+          <w:lang w:eastAsia="de-DE"/>
+          <w14:ligatures w14:val="none"/>
+        </w:rPr>
+        <w:t>Parsing</w:t>
+      </w:r>
+      <w:proofErr w:type="spellEnd"/>
+      <w:r>
+        <w:rPr>
+          <w:rFonts w:ascii="Arial" w:eastAsia="Times New Roman" w:hAnsi="Arial" w:cs="Arial"/>
+          <w:color w:val="000000"/>
+          <w:kern w:val="0"/>
+          <w:lang w:eastAsia="de-DE"/>
+          <w14:ligatures w14:val="none"/>
+        </w:rPr>
+        <w:t>.</w:t>
       </w:r>
     </w:p>
-    <w:p/>
-    <w:p/>
-    <w:p/>
-    <w:p/>
-    <w:p/>
-    <w:p/>
     <w:p>
       <w:pPr>
         <w:pStyle w:val="StandardWeb"/>
@@ -1938,21 +2630,6 @@
           <w:color w:val="000000"/>
         </w:rPr>
       </w:pPr>
-      <w:r>
-        <w:rPr>
-          <w:rFonts w:ascii="Arial" w:hAnsi="Arial" w:cs="Arial"/>
-          <w:color w:val="000000"/>
-        </w:rPr>
-        <w:t>Hier ist die Fortsetzung für dein Dokument</w:t>
-      </w:r>
-      <w:r>
-        <w:rPr>
-          <w:rStyle w:val="apple-converted-space"/>
-          <w:rFonts w:ascii="Arial" w:eastAsiaTheme="majorEastAsia" w:hAnsi="Arial" w:cs="Arial"/>
-          <w:color w:val="000000"/>
-        </w:rPr>
-        <w:t> </w:t>
-      </w:r>
       <w:r>
         <w:rPr>
           <w:rFonts w:ascii="Arial" w:hAnsi="Arial" w:cs="Arial"/>
@@ -1960,25 +2637,9 @@
           <w:bCs/>
           <w:color w:val="000000"/>
         </w:rPr>
-        <w:t>„KI-Einsatz &amp; Prompt-Dokumentation“</w:t>
-      </w:r>
-      <w:r>
-        <w:rPr>
-          <w:rFonts w:ascii="Arial" w:hAnsi="Arial" w:cs="Arial"/>
-          <w:color w:val="000000"/>
-        </w:rPr>
-        <w:t>, die exakt dort ansetzt, wo dein bisheriger Stand aufhört (nach Phase 5):</w:t>
-      </w:r>
-    </w:p>
-    <w:p>
-      <w:pPr>
-        <w:pStyle w:val="StandardWeb"/>
-        <w:spacing w:before="0" w:beforeAutospacing="0"/>
-        <w:rPr>
-          <w:rFonts w:ascii="Arial" w:hAnsi="Arial" w:cs="Arial"/>
-          <w:color w:val="000000"/>
-        </w:rPr>
-      </w:pPr>
+        <w:t>Phase 6: UI-</w:t>
+      </w:r>
+      <w:proofErr w:type="spellStart"/>
       <w:r>
         <w:rPr>
           <w:rFonts w:ascii="Arial" w:hAnsi="Arial" w:cs="Arial"/>
@@ -1986,18 +2647,9 @@
           <w:bCs/>
           <w:color w:val="000000"/>
         </w:rPr>
-        <w:t>Phase 6: UI-Redesign (Hevy-Stil &amp; Logger-Logik)</w:t>
-      </w:r>
-    </w:p>
-    <w:p>
-      <w:pPr>
-        <w:pStyle w:val="StandardWeb"/>
-        <w:spacing w:before="0" w:beforeAutospacing="0"/>
-        <w:rPr>
-          <w:rFonts w:ascii="Arial" w:hAnsi="Arial" w:cs="Arial"/>
-          <w:color w:val="000000"/>
-        </w:rPr>
-      </w:pPr>
+        <w:t>Redesign</w:t>
+      </w:r>
+      <w:proofErr w:type="spellEnd"/>
       <w:r>
         <w:rPr>
           <w:rFonts w:ascii="Arial" w:hAnsi="Arial" w:cs="Arial"/>
@@ -2005,33 +2657,9 @@
           <w:bCs/>
           <w:color w:val="000000"/>
         </w:rPr>
-        <w:t>Ziel:</w:t>
-      </w:r>
-      <w:r>
-        <w:rPr>
-          <w:rStyle w:val="apple-converted-space"/>
-          <w:rFonts w:ascii="Arial" w:eastAsiaTheme="majorEastAsia" w:hAnsi="Arial" w:cs="Arial"/>
-          <w:color w:val="000000"/>
-        </w:rPr>
-        <w:t> </w:t>
-      </w:r>
-      <w:r>
-        <w:rPr>
-          <w:rFonts w:ascii="Arial" w:hAnsi="Arial" w:cs="Arial"/>
-          <w:color w:val="000000"/>
-        </w:rPr>
-        <w:t>Umstellung des Workout-Loggers auf ein listenbasiertes System mit Fokus auf Usability.</w:t>
-      </w:r>
-    </w:p>
-    <w:p>
-      <w:pPr>
-        <w:pStyle w:val="StandardWeb"/>
-        <w:spacing w:before="0" w:beforeAutospacing="0"/>
-        <w:rPr>
-          <w:rFonts w:ascii="Arial" w:hAnsi="Arial" w:cs="Arial"/>
-          <w:color w:val="000000"/>
-        </w:rPr>
-      </w:pPr>
+        <w:t xml:space="preserve"> (</w:t>
+      </w:r>
+      <w:proofErr w:type="spellStart"/>
       <w:r>
         <w:rPr>
           <w:rFonts w:ascii="Arial" w:hAnsi="Arial" w:cs="Arial"/>
@@ -2039,33 +2667,9 @@
           <w:bCs/>
           <w:color w:val="000000"/>
         </w:rPr>
-        <w:t>Prompt:</w:t>
-      </w:r>
-      <w:r>
-        <w:rPr>
-          <w:rStyle w:val="apple-converted-space"/>
-          <w:rFonts w:ascii="Arial" w:eastAsiaTheme="majorEastAsia" w:hAnsi="Arial" w:cs="Arial"/>
-          <w:color w:val="000000"/>
-        </w:rPr>
-        <w:t> </w:t>
-      </w:r>
-      <w:r>
-        <w:rPr>
-          <w:rFonts w:ascii="Arial" w:hAnsi="Arial" w:cs="Arial"/>
-          <w:color w:val="000000"/>
-        </w:rPr>
-        <w:t>„Mache es anders: Bei 'Workouts' orientiere dich an der App 'Heavy'. Es soll so ungefähr sein wie bei 'Heavy', mit einem Timer, der erst startet, wenn eine Übung hinzugefügt wurde, und einem Button 'Workout speichern'.“</w:t>
-      </w:r>
-    </w:p>
-    <w:p>
-      <w:pPr>
-        <w:pStyle w:val="StandardWeb"/>
-        <w:spacing w:before="0" w:beforeAutospacing="0"/>
-        <w:rPr>
-          <w:rFonts w:ascii="Arial" w:hAnsi="Arial" w:cs="Arial"/>
-          <w:color w:val="000000"/>
-        </w:rPr>
-      </w:pPr>
+        <w:t>Hevy</w:t>
+      </w:r>
+      <w:proofErr w:type="spellEnd"/>
       <w:r>
         <w:rPr>
           <w:rFonts w:ascii="Arial" w:hAnsi="Arial" w:cs="Arial"/>
@@ -2073,51 +2677,16 @@
           <w:bCs/>
           <w:color w:val="000000"/>
         </w:rPr>
-        <w:lastRenderedPageBreak/>
-        <w:t>Ergebnis:</w:t>
-      </w:r>
-      <w:r>
-        <w:rPr>
-          <w:rStyle w:val="apple-converted-space"/>
-          <w:rFonts w:ascii="Arial" w:eastAsiaTheme="majorEastAsia" w:hAnsi="Arial" w:cs="Arial"/>
-          <w:color w:val="000000"/>
-        </w:rPr>
-        <w:t> </w:t>
-      </w:r>
-      <w:r>
-        <w:rPr>
-          <w:rFonts w:ascii="Arial" w:hAnsi="Arial" w:cs="Arial"/>
-          <w:color w:val="000000"/>
-        </w:rPr>
-        <w:t>Ein dynamischer</w:t>
-      </w:r>
-      <w:r>
-        <w:rPr>
-          <w:rStyle w:val="apple-converted-space"/>
-          <w:rFonts w:ascii="Arial" w:eastAsiaTheme="majorEastAsia" w:hAnsi="Arial" w:cs="Arial"/>
-          <w:color w:val="000000"/>
-        </w:rPr>
-        <w:t> </w:t>
-      </w:r>
-      <w:r>
-        <w:rPr>
-          <w:rStyle w:val="HTMLCode"/>
-          <w:rFonts w:ascii="Arial" w:eastAsiaTheme="majorEastAsia" w:hAnsi="Arial" w:cs="Arial"/>
-          <w:color w:val="000000"/>
-        </w:rPr>
-        <w:t>WorkoutScreen</w:t>
-      </w:r>
-      <w:r>
-        <w:rPr>
-          <w:rFonts w:ascii="Arial" w:hAnsi="Arial" w:cs="Arial"/>
-          <w:color w:val="000000"/>
-        </w:rPr>
-        <w:t>, der Übungstracker-Objekte verwaltet. Er enthält eine integrierte Suchfunktion im Bottom-Sheet, Checkbox-Logik für abgeschlossene Sätze und eine zentralisierte Timer-Steuerung.</w:t>
+        <w:t>-Stil &amp; Logger-Logik)</w:t>
       </w:r>
     </w:p>
     <w:p>
       <w:pPr>
         <w:pStyle w:val="StandardWeb"/>
+        <w:numPr>
+          <w:ilvl w:val="0"/>
+          <w:numId w:val="19"/>
+        </w:numPr>
         <w:spacing w:before="0" w:beforeAutospacing="0"/>
         <w:rPr>
           <w:rFonts w:ascii="Arial" w:hAnsi="Arial" w:cs="Arial"/>
@@ -2131,12 +2700,31 @@
           <w:bCs/>
           <w:color w:val="000000"/>
         </w:rPr>
-        <w:t>Phase 7: Erweiterte Übungsdetails &amp; Backend-Anpassung</w:t>
+        <w:t>Ziel:</w:t>
+      </w:r>
+      <w:r>
+        <w:rPr>
+          <w:rStyle w:val="apple-converted-space"/>
+          <w:rFonts w:ascii="Arial" w:eastAsiaTheme="majorEastAsia" w:hAnsi="Arial" w:cs="Arial"/>
+          <w:color w:val="000000"/>
+        </w:rPr>
+        <w:t xml:space="preserve"> </w:t>
+      </w:r>
+      <w:r>
+        <w:rPr>
+          <w:rFonts w:ascii="Arial" w:hAnsi="Arial" w:cs="Arial"/>
+          <w:color w:val="000000"/>
+        </w:rPr>
+        <w:t>Umstellung des Workout-Loggers auf ein listenbasiertes System mit Fokus auf Usability.</w:t>
       </w:r>
     </w:p>
     <w:p>
       <w:pPr>
         <w:pStyle w:val="StandardWeb"/>
+        <w:numPr>
+          <w:ilvl w:val="0"/>
+          <w:numId w:val="19"/>
+        </w:numPr>
         <w:spacing w:before="0" w:beforeAutospacing="0"/>
         <w:rPr>
           <w:rFonts w:ascii="Arial" w:hAnsi="Arial" w:cs="Arial"/>
@@ -2150,7 +2738,7 @@
           <w:bCs/>
           <w:color w:val="000000"/>
         </w:rPr>
-        <w:t>Ziel:</w:t>
+        <w:t>Prompt:</w:t>
       </w:r>
       <w:r>
         <w:rPr>
@@ -2158,19 +2746,39 @@
           <w:rFonts w:ascii="Arial" w:eastAsiaTheme="majorEastAsia" w:hAnsi="Arial" w:cs="Arial"/>
           <w:color w:val="000000"/>
         </w:rPr>
-        <w:t> </w:t>
+        <w:t xml:space="preserve"> </w:t>
       </w:r>
       <w:r>
         <w:rPr>
           <w:rFonts w:ascii="Arial" w:hAnsi="Arial" w:cs="Arial"/>
           <w:color w:val="000000"/>
         </w:rPr>
-        <w:t>Integration von Fachwissen (Anleitungen) direkt in die App-Oberfläche.</w:t>
+        <w:t xml:space="preserve">„Mache es anders: Bei 'Workouts' orientiere dich an der App 'Heavy'. Es soll so ungefähr sein wie bei 'Heavy', mit einem </w:t>
+      </w:r>
+      <w:proofErr w:type="spellStart"/>
+      <w:r>
+        <w:rPr>
+          <w:rFonts w:ascii="Arial" w:hAnsi="Arial" w:cs="Arial"/>
+          <w:color w:val="000000"/>
+        </w:rPr>
+        <w:t>Timer</w:t>
+      </w:r>
+      <w:proofErr w:type="spellEnd"/>
+      <w:r>
+        <w:rPr>
+          <w:rFonts w:ascii="Arial" w:hAnsi="Arial" w:cs="Arial"/>
+          <w:color w:val="000000"/>
+        </w:rPr>
+        <w:t>, der erst startet, wenn eine Übung hinzugefügt wurde, und einem Button 'Workout speichern'.“</w:t>
       </w:r>
     </w:p>
     <w:p>
       <w:pPr>
         <w:pStyle w:val="StandardWeb"/>
+        <w:numPr>
+          <w:ilvl w:val="0"/>
+          <w:numId w:val="19"/>
+        </w:numPr>
         <w:spacing w:before="0" w:beforeAutospacing="0"/>
         <w:rPr>
           <w:rFonts w:ascii="Arial" w:hAnsi="Arial" w:cs="Arial"/>
@@ -2184,7 +2792,7 @@
           <w:bCs/>
           <w:color w:val="000000"/>
         </w:rPr>
-        <w:t>Prompt:</w:t>
+        <w:t>Ergebnis:</w:t>
       </w:r>
       <w:r>
         <w:rPr>
@@ -2192,14 +2800,57 @@
           <w:rFonts w:ascii="Arial" w:eastAsiaTheme="majorEastAsia" w:hAnsi="Arial" w:cs="Arial"/>
           <w:color w:val="000000"/>
         </w:rPr>
-        <w:t> </w:t>
+        <w:t xml:space="preserve"> </w:t>
       </w:r>
       <w:r>
         <w:rPr>
           <w:rFonts w:ascii="Arial" w:hAnsi="Arial" w:cs="Arial"/>
           <w:color w:val="000000"/>
         </w:rPr>
-        <w:t>„Mache, dass wenn ich auf eine Übung klicke, eine kleine Beschreibung bekomme, wie sie geht, auf was man achten muss und ein Bild der Ausführung. Sag mir, wie ich mein Backend dafür updaten muss.“</w:t>
+        <w:t>Ein dynamischer</w:t>
+      </w:r>
+      <w:r>
+        <w:rPr>
+          <w:rStyle w:val="apple-converted-space"/>
+          <w:rFonts w:ascii="Arial" w:eastAsiaTheme="majorEastAsia" w:hAnsi="Arial" w:cs="Arial"/>
+          <w:color w:val="000000"/>
+        </w:rPr>
+        <w:t xml:space="preserve"> </w:t>
+      </w:r>
+      <w:proofErr w:type="spellStart"/>
+      <w:r>
+        <w:rPr>
+          <w:rStyle w:val="HTMLCode"/>
+          <w:rFonts w:ascii="Arial" w:eastAsiaTheme="majorEastAsia" w:hAnsi="Arial" w:cs="Arial"/>
+          <w:color w:val="000000"/>
+          <w:sz w:val="24"/>
+          <w:szCs w:val="24"/>
+        </w:rPr>
+        <w:t>WorkoutScreen</w:t>
+      </w:r>
+      <w:proofErr w:type="spellEnd"/>
+      <w:r>
+        <w:rPr>
+          <w:rFonts w:ascii="Arial" w:hAnsi="Arial" w:cs="Arial"/>
+          <w:color w:val="000000"/>
+        </w:rPr>
+        <w:t xml:space="preserve">, der Übungstracker-Objekte verwaltet. Er enthält eine integrierte Suchfunktion im Bottom-Sheet, Checkbox-Logik für abgeschlossene Sätze und eine zentralisierte </w:t>
+      </w:r>
+      <w:proofErr w:type="spellStart"/>
+      <w:r>
+        <w:rPr>
+          <w:rFonts w:ascii="Arial" w:hAnsi="Arial" w:cs="Arial"/>
+          <w:color w:val="000000"/>
+        </w:rPr>
+        <w:t>Timer</w:t>
+      </w:r>
+      <w:proofErr w:type="spellEnd"/>
+      <w:r>
+        <w:rPr>
+          <w:rFonts w:ascii="Arial" w:hAnsi="Arial" w:cs="Arial"/>
+          <w:color w:val="000000"/>
+        </w:rPr>
+        <w:t>-Steuerung.</w:t>
       </w:r>
     </w:p>
     <w:p>
@@ -2218,158 +2869,16 @@
           <w:bCs/>
           <w:color w:val="000000"/>
         </w:rPr>
-        <w:t>Ergebnis:</w:t>
-      </w:r>
-      <w:r>
-        <w:rPr>
-          <w:rStyle w:val="apple-converted-space"/>
-          <w:rFonts w:ascii="Arial" w:eastAsiaTheme="majorEastAsia" w:hAnsi="Arial" w:cs="Arial"/>
-          <w:color w:val="000000"/>
-        </w:rPr>
-        <w:t> </w:t>
-      </w:r>
-      <w:r>
-        <w:rPr>
-          <w:rFonts w:ascii="Arial" w:hAnsi="Arial" w:cs="Arial"/>
-          <w:color w:val="000000"/>
-        </w:rPr>
-        <w:t>Erweiterung des SQLite-Schemas in</w:t>
-      </w:r>
-      <w:r>
-        <w:rPr>
-          <w:rStyle w:val="apple-converted-space"/>
-          <w:rFonts w:ascii="Arial" w:eastAsiaTheme="majorEastAsia" w:hAnsi="Arial" w:cs="Arial"/>
-          <w:color w:val="000000"/>
-        </w:rPr>
-        <w:t> </w:t>
-      </w:r>
-      <w:r>
-        <w:rPr>
-          <w:rStyle w:val="HTMLCode"/>
-          <w:rFonts w:ascii="Arial" w:eastAsiaTheme="majorEastAsia" w:hAnsi="Arial" w:cs="Arial"/>
-          <w:color w:val="000000"/>
-        </w:rPr>
-        <w:t>database.js</w:t>
-      </w:r>
-      <w:r>
-        <w:rPr>
-          <w:rStyle w:val="apple-converted-space"/>
-          <w:rFonts w:ascii="Arial" w:eastAsiaTheme="majorEastAsia" w:hAnsi="Arial" w:cs="Arial"/>
-          <w:color w:val="000000"/>
-        </w:rPr>
-        <w:t> </w:t>
-      </w:r>
-      <w:r>
-        <w:rPr>
-          <w:rFonts w:ascii="Arial" w:hAnsi="Arial" w:cs="Arial"/>
-          <w:color w:val="000000"/>
-        </w:rPr>
-        <w:t>um die Felder</w:t>
-      </w:r>
-      <w:r>
-        <w:rPr>
-          <w:rStyle w:val="apple-converted-space"/>
-          <w:rFonts w:ascii="Arial" w:eastAsiaTheme="majorEastAsia" w:hAnsi="Arial" w:cs="Arial"/>
-          <w:color w:val="000000"/>
-        </w:rPr>
-        <w:t> </w:t>
-      </w:r>
-      <w:r>
-        <w:rPr>
-          <w:rStyle w:val="HTMLCode"/>
-          <w:rFonts w:ascii="Arial" w:eastAsiaTheme="majorEastAsia" w:hAnsi="Arial" w:cs="Arial"/>
-          <w:color w:val="000000"/>
-        </w:rPr>
-        <w:t>description</w:t>
-      </w:r>
-      <w:r>
-        <w:rPr>
-          <w:rFonts w:ascii="Arial" w:hAnsi="Arial" w:cs="Arial"/>
-          <w:color w:val="000000"/>
-        </w:rPr>
-        <w:t>,</w:t>
-      </w:r>
-      <w:r>
-        <w:rPr>
-          <w:rStyle w:val="apple-converted-space"/>
-          <w:rFonts w:ascii="Arial" w:eastAsiaTheme="majorEastAsia" w:hAnsi="Arial" w:cs="Arial"/>
-          <w:color w:val="000000"/>
-        </w:rPr>
-        <w:t> </w:t>
-      </w:r>
-      <w:r>
-        <w:rPr>
-          <w:rStyle w:val="HTMLCode"/>
-          <w:rFonts w:ascii="Arial" w:eastAsiaTheme="majorEastAsia" w:hAnsi="Arial" w:cs="Arial"/>
-          <w:color w:val="000000"/>
-        </w:rPr>
-        <w:t>tips</w:t>
-      </w:r>
-      <w:r>
-        <w:rPr>
-          <w:rStyle w:val="apple-converted-space"/>
-          <w:rFonts w:ascii="Arial" w:eastAsiaTheme="majorEastAsia" w:hAnsi="Arial" w:cs="Arial"/>
-          <w:color w:val="000000"/>
-        </w:rPr>
-        <w:t> </w:t>
-      </w:r>
-      <w:r>
-        <w:rPr>
-          <w:rFonts w:ascii="Arial" w:hAnsi="Arial" w:cs="Arial"/>
-          <w:color w:val="000000"/>
-        </w:rPr>
-        <w:t>und</w:t>
-      </w:r>
-      <w:r>
-        <w:rPr>
-          <w:rStyle w:val="apple-converted-space"/>
-          <w:rFonts w:ascii="Arial" w:eastAsiaTheme="majorEastAsia" w:hAnsi="Arial" w:cs="Arial"/>
-          <w:color w:val="000000"/>
-        </w:rPr>
-        <w:t> </w:t>
-      </w:r>
-      <w:r>
-        <w:rPr>
-          <w:rStyle w:val="HTMLCode"/>
-          <w:rFonts w:ascii="Arial" w:eastAsiaTheme="majorEastAsia" w:hAnsi="Arial" w:cs="Arial"/>
-          <w:color w:val="000000"/>
-        </w:rPr>
-        <w:t>image_url</w:t>
-      </w:r>
-      <w:r>
-        <w:rPr>
-          <w:rFonts w:ascii="Arial" w:hAnsi="Arial" w:cs="Arial"/>
-          <w:color w:val="000000"/>
-        </w:rPr>
-        <w:t>. Implementierung einer Detail-Ansicht im</w:t>
-      </w:r>
-      <w:r>
-        <w:rPr>
-          <w:rStyle w:val="apple-converted-space"/>
-          <w:rFonts w:ascii="Arial" w:eastAsiaTheme="majorEastAsia" w:hAnsi="Arial" w:cs="Arial"/>
-          <w:color w:val="000000"/>
-        </w:rPr>
-        <w:t> </w:t>
-      </w:r>
-      <w:r>
-        <w:rPr>
-          <w:rStyle w:val="HTMLCode"/>
-          <w:rFonts w:ascii="Arial" w:eastAsiaTheme="majorEastAsia" w:hAnsi="Arial" w:cs="Arial"/>
-          <w:color w:val="000000"/>
-        </w:rPr>
-        <w:t>LibraryScreen</w:t>
-      </w:r>
-      <w:r>
-        <w:rPr>
-          <w:rFonts w:ascii="Arial" w:hAnsi="Arial" w:cs="Arial"/>
-          <w:color w:val="000000"/>
-        </w:rPr>
-        <w:t>, die diese Daten über ein interaktives Bottom-Sheet visualisiert.</w:t>
+        <w:t>Phase 7: Erweiterte Übungsdetails &amp; Backend-Anpassung</w:t>
       </w:r>
     </w:p>
     <w:p>
       <w:pPr>
         <w:pStyle w:val="StandardWeb"/>
+        <w:numPr>
+          <w:ilvl w:val="0"/>
+          <w:numId w:val="20"/>
+        </w:numPr>
         <w:spacing w:before="0" w:beforeAutospacing="0"/>
         <w:rPr>
           <w:rFonts w:ascii="Arial" w:hAnsi="Arial" w:cs="Arial"/>
@@ -2383,12 +2892,31 @@
           <w:bCs/>
           <w:color w:val="000000"/>
         </w:rPr>
-        <w:t>Phase 8: Datenvisualisierung &amp; Analyse (Progress)</w:t>
+        <w:t>Ziel:</w:t>
+      </w:r>
+      <w:r>
+        <w:rPr>
+          <w:rStyle w:val="apple-converted-space"/>
+          <w:rFonts w:ascii="Arial" w:eastAsiaTheme="majorEastAsia" w:hAnsi="Arial" w:cs="Arial"/>
+          <w:color w:val="000000"/>
+        </w:rPr>
+        <w:t xml:space="preserve"> </w:t>
+      </w:r>
+      <w:r>
+        <w:rPr>
+          <w:rFonts w:ascii="Arial" w:hAnsi="Arial" w:cs="Arial"/>
+          <w:color w:val="000000"/>
+        </w:rPr>
+        <w:t>Integration von Fachwissen (Anleitungen) direkt in die App-Oberfläche.</w:t>
       </w:r>
     </w:p>
     <w:p>
       <w:pPr>
         <w:pStyle w:val="StandardWeb"/>
+        <w:numPr>
+          <w:ilvl w:val="0"/>
+          <w:numId w:val="20"/>
+        </w:numPr>
         <w:spacing w:before="0" w:beforeAutospacing="0"/>
         <w:rPr>
           <w:rFonts w:ascii="Arial" w:hAnsi="Arial" w:cs="Arial"/>
@@ -2402,7 +2930,7 @@
           <w:bCs/>
           <w:color w:val="000000"/>
         </w:rPr>
-        <w:t>Ziel:</w:t>
+        <w:t>Prompt:</w:t>
       </w:r>
       <w:r>
         <w:rPr>
@@ -2410,19 +2938,23 @@
           <w:rFonts w:ascii="Arial" w:eastAsiaTheme="majorEastAsia" w:hAnsi="Arial" w:cs="Arial"/>
           <w:color w:val="000000"/>
         </w:rPr>
-        <w:t> </w:t>
+        <w:t xml:space="preserve"> </w:t>
       </w:r>
       <w:r>
         <w:rPr>
           <w:rFonts w:ascii="Arial" w:hAnsi="Arial" w:cs="Arial"/>
           <w:color w:val="000000"/>
         </w:rPr>
-        <w:t>Umfassende grafische Aufarbeitung der Trainingserfolge.</w:t>
+        <w:t>„Mache, dass wenn ich auf eine Übung klicke, eine kleine Beschreibung bekomme, wie sie geht, auf was man achten muss und ein Bild der Ausführung. Sag mir, wie ich mein Backend dafür updaten muss.“</w:t>
       </w:r>
     </w:p>
     <w:p>
       <w:pPr>
         <w:pStyle w:val="StandardWeb"/>
+        <w:numPr>
+          <w:ilvl w:val="0"/>
+          <w:numId w:val="20"/>
+        </w:numPr>
         <w:spacing w:before="0" w:beforeAutospacing="0"/>
         <w:rPr>
           <w:rFonts w:ascii="Arial" w:hAnsi="Arial" w:cs="Arial"/>
@@ -2436,7 +2968,8 @@
           <w:bCs/>
           <w:color w:val="000000"/>
         </w:rPr>
-        <w:t>Prompt:</w:t>
+        <w:lastRenderedPageBreak/>
+        <w:t>Ergebnis:</w:t>
       </w:r>
       <w:r>
         <w:rPr>
@@ -2444,14 +2977,163 @@
           <w:rFonts w:ascii="Arial" w:eastAsiaTheme="majorEastAsia" w:hAnsi="Arial" w:cs="Arial"/>
           <w:color w:val="000000"/>
         </w:rPr>
-        <w:t> </w:t>
+        <w:t xml:space="preserve"> </w:t>
       </w:r>
       <w:r>
         <w:rPr>
           <w:rFonts w:ascii="Arial" w:hAnsi="Arial" w:cs="Arial"/>
           <w:color w:val="000000"/>
         </w:rPr>
-        <w:t>„Mache nun den Progress Screen. Orientiere dich wieder an 'Heavy' und benutze alle Features meines Backends, auch wenn es mehr Funktionen bietet als die Vorlage.“</w:t>
+        <w:t>Erweiterung des SQLite-Schemas in</w:t>
+      </w:r>
+      <w:r>
+        <w:rPr>
+          <w:rStyle w:val="apple-converted-space"/>
+          <w:rFonts w:ascii="Arial" w:eastAsiaTheme="majorEastAsia" w:hAnsi="Arial" w:cs="Arial"/>
+          <w:color w:val="000000"/>
+        </w:rPr>
+        <w:t xml:space="preserve"> </w:t>
+      </w:r>
+      <w:r>
+        <w:rPr>
+          <w:rStyle w:val="HTMLCode"/>
+          <w:rFonts w:ascii="Arial" w:eastAsiaTheme="majorEastAsia" w:hAnsi="Arial" w:cs="Arial"/>
+          <w:color w:val="000000"/>
+          <w:sz w:val="24"/>
+          <w:szCs w:val="24"/>
+        </w:rPr>
+        <w:t>database.js</w:t>
+      </w:r>
+      <w:r>
+        <w:rPr>
+          <w:rStyle w:val="apple-converted-space"/>
+          <w:rFonts w:ascii="Arial" w:eastAsiaTheme="majorEastAsia" w:hAnsi="Arial" w:cs="Arial"/>
+          <w:color w:val="000000"/>
+        </w:rPr>
+        <w:t xml:space="preserve"> </w:t>
+      </w:r>
+      <w:r>
+        <w:rPr>
+          <w:rFonts w:ascii="Arial" w:hAnsi="Arial" w:cs="Arial"/>
+          <w:color w:val="000000"/>
+        </w:rPr>
+        <w:t>um die Felder</w:t>
+      </w:r>
+      <w:r>
+        <w:rPr>
+          <w:rStyle w:val="apple-converted-space"/>
+          <w:rFonts w:ascii="Arial" w:eastAsiaTheme="majorEastAsia" w:hAnsi="Arial" w:cs="Arial"/>
+          <w:color w:val="000000"/>
+        </w:rPr>
+        <w:t xml:space="preserve"> </w:t>
+      </w:r>
+      <w:proofErr w:type="spellStart"/>
+      <w:r>
+        <w:rPr>
+          <w:rStyle w:val="HTMLCode"/>
+          <w:rFonts w:ascii="Arial" w:eastAsiaTheme="majorEastAsia" w:hAnsi="Arial" w:cs="Arial"/>
+          <w:color w:val="000000"/>
+          <w:sz w:val="24"/>
+          <w:szCs w:val="24"/>
+        </w:rPr>
+        <w:t>description</w:t>
+      </w:r>
+      <w:proofErr w:type="spellEnd"/>
+      <w:r>
+        <w:rPr>
+          <w:rFonts w:ascii="Arial" w:hAnsi="Arial" w:cs="Arial"/>
+          <w:color w:val="000000"/>
+        </w:rPr>
+        <w:t>,</w:t>
+      </w:r>
+      <w:r>
+        <w:rPr>
+          <w:rStyle w:val="apple-converted-space"/>
+          <w:rFonts w:ascii="Arial" w:eastAsiaTheme="majorEastAsia" w:hAnsi="Arial" w:cs="Arial"/>
+          <w:color w:val="000000"/>
+        </w:rPr>
+        <w:t xml:space="preserve"> </w:t>
+      </w:r>
+      <w:proofErr w:type="spellStart"/>
+      <w:r>
+        <w:rPr>
+          <w:rStyle w:val="HTMLCode"/>
+          <w:rFonts w:ascii="Arial" w:eastAsiaTheme="majorEastAsia" w:hAnsi="Arial" w:cs="Arial"/>
+          <w:color w:val="000000"/>
+          <w:sz w:val="24"/>
+          <w:szCs w:val="24"/>
+        </w:rPr>
+        <w:t>tips</w:t>
+      </w:r>
+      <w:proofErr w:type="spellEnd"/>
+      <w:r>
+        <w:rPr>
+          <w:rStyle w:val="apple-converted-space"/>
+          <w:rFonts w:ascii="Arial" w:eastAsiaTheme="majorEastAsia" w:hAnsi="Arial" w:cs="Arial"/>
+          <w:color w:val="000000"/>
+        </w:rPr>
+        <w:t xml:space="preserve"> </w:t>
+      </w:r>
+      <w:r>
+        <w:rPr>
+          <w:rFonts w:ascii="Arial" w:hAnsi="Arial" w:cs="Arial"/>
+          <w:color w:val="000000"/>
+        </w:rPr>
+        <w:t>und</w:t>
+      </w:r>
+      <w:r>
+        <w:rPr>
+          <w:rStyle w:val="apple-converted-space"/>
+          <w:rFonts w:ascii="Arial" w:eastAsiaTheme="majorEastAsia" w:hAnsi="Arial" w:cs="Arial"/>
+          <w:color w:val="000000"/>
+        </w:rPr>
+        <w:t xml:space="preserve"> </w:t>
+      </w:r>
+      <w:proofErr w:type="spellStart"/>
+      <w:r>
+        <w:rPr>
+          <w:rStyle w:val="HTMLCode"/>
+          <w:rFonts w:ascii="Arial" w:eastAsiaTheme="majorEastAsia" w:hAnsi="Arial" w:cs="Arial"/>
+          <w:color w:val="000000"/>
+          <w:sz w:val="24"/>
+          <w:szCs w:val="24"/>
+        </w:rPr>
+        <w:t>image_url</w:t>
+      </w:r>
+      <w:proofErr w:type="spellEnd"/>
+      <w:r>
+        <w:rPr>
+          <w:rFonts w:ascii="Arial" w:hAnsi="Arial" w:cs="Arial"/>
+          <w:color w:val="000000"/>
+        </w:rPr>
+        <w:t>. Implementierung einer Detail-Ansicht im</w:t>
+      </w:r>
+      <w:r>
+        <w:rPr>
+          <w:rStyle w:val="apple-converted-space"/>
+          <w:rFonts w:ascii="Arial" w:eastAsiaTheme="majorEastAsia" w:hAnsi="Arial" w:cs="Arial"/>
+          <w:color w:val="000000"/>
+        </w:rPr>
+        <w:t xml:space="preserve"> </w:t>
+      </w:r>
+      <w:proofErr w:type="spellStart"/>
+      <w:r>
+        <w:rPr>
+          <w:rStyle w:val="HTMLCode"/>
+          <w:rFonts w:ascii="Arial" w:eastAsiaTheme="majorEastAsia" w:hAnsi="Arial" w:cs="Arial"/>
+          <w:color w:val="000000"/>
+          <w:sz w:val="24"/>
+          <w:szCs w:val="24"/>
+        </w:rPr>
+        <w:t>LibraryScreen</w:t>
+      </w:r>
+      <w:proofErr w:type="spellEnd"/>
+      <w:r>
+        <w:rPr>
+          <w:rFonts w:ascii="Arial" w:hAnsi="Arial" w:cs="Arial"/>
+          <w:color w:val="000000"/>
+        </w:rPr>
+        <w:t>, die diese Daten über ein interaktives Bottom-Sheet visualisiert.</w:t>
       </w:r>
     </w:p>
     <w:p>
@@ -2470,50 +3152,16 @@
           <w:bCs/>
           <w:color w:val="000000"/>
         </w:rPr>
-        <w:t>Ergebnis:</w:t>
-      </w:r>
-      <w:r>
-        <w:rPr>
-          <w:rStyle w:val="apple-converted-space"/>
-          <w:rFonts w:ascii="Arial" w:eastAsiaTheme="majorEastAsia" w:hAnsi="Arial" w:cs="Arial"/>
-          <w:color w:val="000000"/>
-        </w:rPr>
-        <w:t> </w:t>
-      </w:r>
-      <w:r>
-        <w:rPr>
-          <w:rFonts w:ascii="Arial" w:hAnsi="Arial" w:cs="Arial"/>
-          <w:color w:val="000000"/>
-        </w:rPr>
-        <w:t>Ein Statistik-Dashboard unter Nutzung von</w:t>
-      </w:r>
-      <w:r>
-        <w:rPr>
-          <w:rStyle w:val="apple-converted-space"/>
-          <w:rFonts w:ascii="Arial" w:eastAsiaTheme="majorEastAsia" w:hAnsi="Arial" w:cs="Arial"/>
-          <w:color w:val="000000"/>
-        </w:rPr>
-        <w:t> </w:t>
-      </w:r>
-      <w:r>
-        <w:rPr>
-          <w:rStyle w:val="HTMLCode"/>
-          <w:rFonts w:ascii="Arial" w:eastAsiaTheme="majorEastAsia" w:hAnsi="Arial" w:cs="Arial"/>
-          <w:color w:val="000000"/>
-        </w:rPr>
-        <w:t>fl_chart</w:t>
-      </w:r>
-      <w:r>
-        <w:rPr>
-          <w:rFonts w:ascii="Arial" w:hAnsi="Arial" w:cs="Arial"/>
-          <w:color w:val="000000"/>
-        </w:rPr>
-        <w:t>. Es verknüpft die Backend-Endpunkte für den Gewichtsverlauf (Line-Chart), die Muskelverteilung (Pie-Chart), Personal Records und das globale Ranking-System in einer übersichtlichen Ansicht.</w:t>
+        <w:t>Phase 8: Datenvisualisierung &amp; Analyse (Progress)</w:t>
       </w:r>
     </w:p>
     <w:p>
       <w:pPr>
         <w:pStyle w:val="StandardWeb"/>
+        <w:numPr>
+          <w:ilvl w:val="0"/>
+          <w:numId w:val="21"/>
+        </w:numPr>
         <w:spacing w:before="0" w:beforeAutospacing="0"/>
         <w:rPr>
           <w:rFonts w:ascii="Arial" w:hAnsi="Arial" w:cs="Arial"/>
@@ -2527,12 +3175,31 @@
           <w:bCs/>
           <w:color w:val="000000"/>
         </w:rPr>
-        <w:t>Phase 9: App-Einstellungen &amp; Finalisierung</w:t>
+        <w:t>Ziel:</w:t>
+      </w:r>
+      <w:r>
+        <w:rPr>
+          <w:rStyle w:val="apple-converted-space"/>
+          <w:rFonts w:ascii="Arial" w:eastAsiaTheme="majorEastAsia" w:hAnsi="Arial" w:cs="Arial"/>
+          <w:color w:val="000000"/>
+        </w:rPr>
+        <w:t xml:space="preserve"> </w:t>
+      </w:r>
+      <w:r>
+        <w:rPr>
+          <w:rFonts w:ascii="Arial" w:hAnsi="Arial" w:cs="Arial"/>
+          <w:color w:val="000000"/>
+        </w:rPr>
+        <w:t>Umfassende grafische Aufarbeitung der Trainingserfolge.</w:t>
       </w:r>
     </w:p>
     <w:p>
       <w:pPr>
         <w:pStyle w:val="StandardWeb"/>
+        <w:numPr>
+          <w:ilvl w:val="0"/>
+          <w:numId w:val="21"/>
+        </w:numPr>
         <w:spacing w:before="0" w:beforeAutospacing="0"/>
         <w:rPr>
           <w:rFonts w:ascii="Arial" w:hAnsi="Arial" w:cs="Arial"/>
@@ -2546,7 +3213,7 @@
           <w:bCs/>
           <w:color w:val="000000"/>
         </w:rPr>
-        <w:t>Ziel:</w:t>
+        <w:t>Prompt:</w:t>
       </w:r>
       <w:r>
         <w:rPr>
@@ -2554,19 +3221,39 @@
           <w:rFonts w:ascii="Arial" w:eastAsiaTheme="majorEastAsia" w:hAnsi="Arial" w:cs="Arial"/>
           <w:color w:val="000000"/>
         </w:rPr>
-        <w:t> </w:t>
+        <w:t xml:space="preserve"> </w:t>
       </w:r>
       <w:r>
         <w:rPr>
           <w:rFonts w:ascii="Arial" w:hAnsi="Arial" w:cs="Arial"/>
           <w:color w:val="000000"/>
         </w:rPr>
-        <w:t>Vervollständigung der Kern-Navigation und Nutzer-Präferenzen.</w:t>
+        <w:t xml:space="preserve">„Mache nun den Progress Screen. Orientiere dich wieder an 'Heavy' und benutze alle Features meines </w:t>
+      </w:r>
+      <w:proofErr w:type="spellStart"/>
+      <w:r>
+        <w:rPr>
+          <w:rFonts w:ascii="Arial" w:hAnsi="Arial" w:cs="Arial"/>
+          <w:color w:val="000000"/>
+        </w:rPr>
+        <w:t>Backends</w:t>
+      </w:r>
+      <w:proofErr w:type="spellEnd"/>
+      <w:r>
+        <w:rPr>
+          <w:rFonts w:ascii="Arial" w:hAnsi="Arial" w:cs="Arial"/>
+          <w:color w:val="000000"/>
+        </w:rPr>
+        <w:t>, auch wenn es mehr Funktionen bietet als die Vorlage.“</w:t>
       </w:r>
     </w:p>
     <w:p>
       <w:pPr>
         <w:pStyle w:val="StandardWeb"/>
+        <w:numPr>
+          <w:ilvl w:val="0"/>
+          <w:numId w:val="21"/>
+        </w:numPr>
         <w:spacing w:before="0" w:beforeAutospacing="0"/>
         <w:rPr>
           <w:rFonts w:ascii="Arial" w:hAnsi="Arial" w:cs="Arial"/>
@@ -2580,7 +3267,7 @@
           <w:bCs/>
           <w:color w:val="000000"/>
         </w:rPr>
-        <w:t>Prompt:</w:t>
+        <w:t>Ergebnis:</w:t>
       </w:r>
       <w:r>
         <w:rPr>
@@ -2588,14 +3275,57 @@
           <w:rFonts w:ascii="Arial" w:eastAsiaTheme="majorEastAsia" w:hAnsi="Arial" w:cs="Arial"/>
           <w:color w:val="000000"/>
         </w:rPr>
-        <w:t> </w:t>
+        <w:t xml:space="preserve"> </w:t>
       </w:r>
       <w:r>
         <w:rPr>
           <w:rFonts w:ascii="Arial" w:hAnsi="Arial" w:cs="Arial"/>
           <w:color w:val="000000"/>
         </w:rPr>
-        <w:t>„Erstelle mir nun den Settings Screen mit Profil, Dunkelmodus-Option und Einheiten-Wechsel (kg/lbs).“</w:t>
+        <w:t>Ein Statistik-Dashboard unter Nutzung von</w:t>
+      </w:r>
+      <w:r>
+        <w:rPr>
+          <w:rStyle w:val="apple-converted-space"/>
+          <w:rFonts w:ascii="Arial" w:eastAsiaTheme="majorEastAsia" w:hAnsi="Arial" w:cs="Arial"/>
+          <w:color w:val="000000"/>
+        </w:rPr>
+        <w:t xml:space="preserve"> </w:t>
+      </w:r>
+      <w:proofErr w:type="spellStart"/>
+      <w:r>
+        <w:rPr>
+          <w:rStyle w:val="HTMLCode"/>
+          <w:rFonts w:ascii="Arial" w:eastAsiaTheme="majorEastAsia" w:hAnsi="Arial" w:cs="Arial"/>
+          <w:color w:val="000000"/>
+          <w:sz w:val="24"/>
+          <w:szCs w:val="24"/>
+        </w:rPr>
+        <w:t>fl_chart</w:t>
+      </w:r>
+      <w:proofErr w:type="spellEnd"/>
+      <w:r>
+        <w:rPr>
+          <w:rFonts w:ascii="Arial" w:hAnsi="Arial" w:cs="Arial"/>
+          <w:color w:val="000000"/>
+        </w:rPr>
+        <w:t>. Es verknüpft die Backend-Endpunkte für den Gewichtsverlauf (Line-Chart), die Muskelverteilung (</w:t>
+      </w:r>
+      <w:proofErr w:type="spellStart"/>
+      <w:r>
+        <w:rPr>
+          <w:rFonts w:ascii="Arial" w:hAnsi="Arial" w:cs="Arial"/>
+          <w:color w:val="000000"/>
+        </w:rPr>
+        <w:t>Pie</w:t>
+      </w:r>
+      <w:proofErr w:type="spellEnd"/>
+      <w:r>
+        <w:rPr>
+          <w:rFonts w:ascii="Arial" w:hAnsi="Arial" w:cs="Arial"/>
+          <w:color w:val="000000"/>
+        </w:rPr>
+        <w:t>-Chart), Personal Records und das globale Ranking-System in einer übersichtlichen Ansicht.</w:t>
       </w:r>
     </w:p>
     <w:p>
@@ -2614,50 +3344,16 @@
           <w:bCs/>
           <w:color w:val="000000"/>
         </w:rPr>
-        <w:t>Ergebnis:</w:t>
-      </w:r>
-      <w:r>
-        <w:rPr>
-          <w:rStyle w:val="apple-converted-space"/>
-          <w:rFonts w:ascii="Arial" w:eastAsiaTheme="majorEastAsia" w:hAnsi="Arial" w:cs="Arial"/>
-          <w:color w:val="000000"/>
-        </w:rPr>
-        <w:t> </w:t>
-      </w:r>
-      <w:r>
-        <w:rPr>
-          <w:rFonts w:ascii="Arial" w:hAnsi="Arial" w:cs="Arial"/>
-          <w:color w:val="000000"/>
-        </w:rPr>
-        <w:t>Erstellung des</w:t>
-      </w:r>
-      <w:r>
-        <w:rPr>
-          <w:rStyle w:val="apple-converted-space"/>
-          <w:rFonts w:ascii="Arial" w:eastAsiaTheme="majorEastAsia" w:hAnsi="Arial" w:cs="Arial"/>
-          <w:color w:val="000000"/>
-        </w:rPr>
-        <w:t> </w:t>
-      </w:r>
-      <w:r>
-        <w:rPr>
-          <w:rStyle w:val="HTMLCode"/>
-          <w:rFonts w:ascii="Arial" w:eastAsiaTheme="majorEastAsia" w:hAnsi="Arial" w:cs="Arial"/>
-          <w:color w:val="000000"/>
-        </w:rPr>
-        <w:t>SettingsScreen</w:t>
-      </w:r>
-      <w:r>
-        <w:rPr>
-          <w:rFonts w:ascii="Arial" w:hAnsi="Arial" w:cs="Arial"/>
-          <w:color w:val="000000"/>
-        </w:rPr>
-        <w:t>, der das visuelle Design der App abrundet und Platzhalter für die Account-Verwaltung sowie die Steuerung der App-Einheiten bietet.</w:t>
+        <w:t>Phase 9: App-Einstellungen &amp; Finalisierung</w:t>
       </w:r>
     </w:p>
     <w:p>
       <w:pPr>
         <w:pStyle w:val="StandardWeb"/>
+        <w:numPr>
+          <w:ilvl w:val="0"/>
+          <w:numId w:val="22"/>
+        </w:numPr>
         <w:spacing w:before="0" w:beforeAutospacing="0"/>
         <w:rPr>
           <w:rFonts w:ascii="Arial" w:hAnsi="Arial" w:cs="Arial"/>
@@ -2671,12 +3367,31 @@
           <w:bCs/>
           <w:color w:val="000000"/>
         </w:rPr>
-        <w:t>Phase 10: Lokalisierung &amp; UX-Feinschliff</w:t>
+        <w:t>Ziel:</w:t>
+      </w:r>
+      <w:r>
+        <w:rPr>
+          <w:rStyle w:val="apple-converted-space"/>
+          <w:rFonts w:ascii="Arial" w:eastAsiaTheme="majorEastAsia" w:hAnsi="Arial" w:cs="Arial"/>
+          <w:color w:val="000000"/>
+        </w:rPr>
+        <w:t xml:space="preserve"> </w:t>
+      </w:r>
+      <w:r>
+        <w:rPr>
+          <w:rFonts w:ascii="Arial" w:hAnsi="Arial" w:cs="Arial"/>
+          <w:color w:val="000000"/>
+        </w:rPr>
+        <w:t>Vervollständigung der Kern-Navigation und Nutzer-Präferenzen.</w:t>
       </w:r>
     </w:p>
     <w:p>
       <w:pPr>
         <w:pStyle w:val="StandardWeb"/>
+        <w:numPr>
+          <w:ilvl w:val="0"/>
+          <w:numId w:val="22"/>
+        </w:numPr>
         <w:spacing w:before="0" w:beforeAutospacing="0"/>
         <w:rPr>
           <w:rFonts w:ascii="Arial" w:hAnsi="Arial" w:cs="Arial"/>
@@ -2690,7 +3405,7 @@
           <w:bCs/>
           <w:color w:val="000000"/>
         </w:rPr>
-        <w:t>Ziel:</w:t>
+        <w:t>Prompt:</w:t>
       </w:r>
       <w:r>
         <w:rPr>
@@ -2698,19 +3413,39 @@
           <w:rFonts w:ascii="Arial" w:eastAsiaTheme="majorEastAsia" w:hAnsi="Arial" w:cs="Arial"/>
           <w:color w:val="000000"/>
         </w:rPr>
-        <w:t> </w:t>
+        <w:t xml:space="preserve"> </w:t>
       </w:r>
       <w:r>
         <w:rPr>
           <w:rFonts w:ascii="Arial" w:hAnsi="Arial" w:cs="Arial"/>
           <w:color w:val="000000"/>
         </w:rPr>
-        <w:t>Optimierung der Nutzererfahrung für den deutschsprachigen Raum.</w:t>
+        <w:t>„Erstelle mir nun den Settings Screen mit Profil, Dunkelmodus-Option und Einheiten-Wechsel (kg/</w:t>
+      </w:r>
+      <w:proofErr w:type="spellStart"/>
+      <w:r>
+        <w:rPr>
+          <w:rFonts w:ascii="Arial" w:hAnsi="Arial" w:cs="Arial"/>
+          <w:color w:val="000000"/>
+        </w:rPr>
+        <w:t>lbs</w:t>
+      </w:r>
+      <w:proofErr w:type="spellEnd"/>
+      <w:r>
+        <w:rPr>
+          <w:rFonts w:ascii="Arial" w:hAnsi="Arial" w:cs="Arial"/>
+          <w:color w:val="000000"/>
+        </w:rPr>
+        <w:t>).“</w:t>
       </w:r>
     </w:p>
     <w:p>
       <w:pPr>
         <w:pStyle w:val="StandardWeb"/>
+        <w:numPr>
+          <w:ilvl w:val="0"/>
+          <w:numId w:val="22"/>
+        </w:numPr>
         <w:spacing w:before="0" w:beforeAutospacing="0"/>
         <w:rPr>
           <w:rFonts w:ascii="Arial" w:hAnsi="Arial" w:cs="Arial"/>
@@ -2724,7 +3459,7 @@
           <w:bCs/>
           <w:color w:val="000000"/>
         </w:rPr>
-        <w:t>Prompt:</w:t>
+        <w:t>Ergebnis:</w:t>
       </w:r>
       <w:r>
         <w:rPr>
@@ -2732,14 +3467,41 @@
           <w:rFonts w:ascii="Arial" w:eastAsiaTheme="majorEastAsia" w:hAnsi="Arial" w:cs="Arial"/>
           <w:color w:val="000000"/>
         </w:rPr>
-        <w:t> </w:t>
+        <w:t xml:space="preserve"> </w:t>
       </w:r>
       <w:r>
         <w:rPr>
           <w:rFonts w:ascii="Arial" w:hAnsi="Arial" w:cs="Arial"/>
           <w:color w:val="000000"/>
         </w:rPr>
-        <w:t>„Stelle den Text vom ganzen Screen auf Deutsch um und füge im 'Select Exercise' Fenster eine Suchleiste hinzu.“</w:t>
+        <w:t>Erstellung des</w:t>
+      </w:r>
+      <w:r>
+        <w:rPr>
+          <w:rStyle w:val="apple-converted-space"/>
+          <w:rFonts w:ascii="Arial" w:eastAsiaTheme="majorEastAsia" w:hAnsi="Arial" w:cs="Arial"/>
+          <w:color w:val="000000"/>
+        </w:rPr>
+        <w:t xml:space="preserve"> </w:t>
+      </w:r>
+      <w:proofErr w:type="spellStart"/>
+      <w:r>
+        <w:rPr>
+          <w:rStyle w:val="HTMLCode"/>
+          <w:rFonts w:ascii="Arial" w:eastAsiaTheme="majorEastAsia" w:hAnsi="Arial" w:cs="Arial"/>
+          <w:color w:val="000000"/>
+          <w:sz w:val="24"/>
+          <w:szCs w:val="24"/>
+        </w:rPr>
+        <w:t>SettingsScreen</w:t>
+      </w:r>
+      <w:proofErr w:type="spellEnd"/>
+      <w:r>
+        <w:rPr>
+          <w:rFonts w:ascii="Arial" w:hAnsi="Arial" w:cs="Arial"/>
+          <w:color w:val="000000"/>
+        </w:rPr>
+        <w:t>, der das visuelle Design der App abrundet und Platzhalter für die Account-Verwaltung sowie die Steuerung der App-Einheiten bietet.</w:t>
       </w:r>
     </w:p>
     <w:p>
@@ -2758,7 +3520,30 @@
           <w:bCs/>
           <w:color w:val="000000"/>
         </w:rPr>
-        <w:t>Ergebnis:</w:t>
+        <w:t>Phase 10: Lokalisierung &amp; UX-Feinschliff</w:t>
+      </w:r>
+    </w:p>
+    <w:p>
+      <w:pPr>
+        <w:pStyle w:val="StandardWeb"/>
+        <w:numPr>
+          <w:ilvl w:val="0"/>
+          <w:numId w:val="23"/>
+        </w:numPr>
+        <w:spacing w:before="0" w:beforeAutospacing="0"/>
+        <w:rPr>
+          <w:rFonts w:ascii="Arial" w:hAnsi="Arial" w:cs="Arial"/>
+          <w:color w:val="000000"/>
+        </w:rPr>
+      </w:pPr>
+      <w:r>
+        <w:rPr>
+          <w:rFonts w:ascii="Arial" w:hAnsi="Arial" w:cs="Arial"/>
+          <w:b/>
+          <w:bCs/>
+          <w:color w:val="000000"/>
+        </w:rPr>
+        <w:t>Ziel:</w:t>
       </w:r>
       <w:r>
         <w:rPr>
@@ -2766,14 +3551,122 @@
           <w:rFonts w:ascii="Arial" w:eastAsiaTheme="majorEastAsia" w:hAnsi="Arial" w:cs="Arial"/>
           <w:color w:val="000000"/>
         </w:rPr>
-        <w:t> </w:t>
+        <w:t xml:space="preserve"> </w:t>
       </w:r>
       <w:r>
         <w:rPr>
           <w:rFonts w:ascii="Arial" w:hAnsi="Arial" w:cs="Arial"/>
           <w:color w:val="000000"/>
         </w:rPr>
-        <w:t>Vollständige Lokalisierung aller UI-Komponenten und Implementierung einer Echtzeit-Filterung (StatefulBuilder) innerhalb der Übungsauswahl zur schnelleren Navigation bei großen Datensätzen.</w:t>
+        <w:t>Optimierung der Nutzererfahrung für den deutschsprachigen Raum.</w:t>
+      </w:r>
+    </w:p>
+    <w:p>
+      <w:pPr>
+        <w:pStyle w:val="StandardWeb"/>
+        <w:numPr>
+          <w:ilvl w:val="0"/>
+          <w:numId w:val="23"/>
+        </w:numPr>
+        <w:spacing w:before="0" w:beforeAutospacing="0"/>
+        <w:rPr>
+          <w:rFonts w:ascii="Arial" w:hAnsi="Arial" w:cs="Arial"/>
+          <w:color w:val="000000"/>
+        </w:rPr>
+      </w:pPr>
+      <w:r>
+        <w:rPr>
+          <w:rFonts w:ascii="Arial" w:hAnsi="Arial" w:cs="Arial"/>
+          <w:b/>
+          <w:bCs/>
+          <w:color w:val="000000"/>
+        </w:rPr>
+        <w:t>Prompt:</w:t>
+      </w:r>
+      <w:r>
+        <w:rPr>
+          <w:rStyle w:val="apple-converted-space"/>
+          <w:rFonts w:ascii="Arial" w:eastAsiaTheme="majorEastAsia" w:hAnsi="Arial" w:cs="Arial"/>
+          <w:color w:val="000000"/>
+        </w:rPr>
+        <w:t xml:space="preserve"> </w:t>
+      </w:r>
+      <w:r>
+        <w:rPr>
+          <w:rFonts w:ascii="Arial" w:hAnsi="Arial" w:cs="Arial"/>
+          <w:color w:val="000000"/>
+        </w:rPr>
+        <w:t xml:space="preserve">„Stelle den Text vom ganzen Screen auf Deutsch um und füge im 'Select </w:t>
+      </w:r>
+      <w:proofErr w:type="spellStart"/>
+      <w:r>
+        <w:rPr>
+          <w:rFonts w:ascii="Arial" w:hAnsi="Arial" w:cs="Arial"/>
+          <w:color w:val="000000"/>
+        </w:rPr>
+        <w:t>Exercise</w:t>
+      </w:r>
+      <w:proofErr w:type="spellEnd"/>
+      <w:r>
+        <w:rPr>
+          <w:rFonts w:ascii="Arial" w:hAnsi="Arial" w:cs="Arial"/>
+          <w:color w:val="000000"/>
+        </w:rPr>
+        <w:t>' Fenster eine Suchleiste hinzu.“</w:t>
+      </w:r>
+    </w:p>
+    <w:p>
+      <w:pPr>
+        <w:pStyle w:val="StandardWeb"/>
+        <w:numPr>
+          <w:ilvl w:val="0"/>
+          <w:numId w:val="23"/>
+        </w:numPr>
+        <w:spacing w:before="0" w:beforeAutospacing="0"/>
+        <w:rPr>
+          <w:rFonts w:ascii="Arial" w:hAnsi="Arial" w:cs="Arial"/>
+          <w:color w:val="000000"/>
+        </w:rPr>
+      </w:pPr>
+      <w:r>
+        <w:rPr>
+          <w:rFonts w:ascii="Arial" w:hAnsi="Arial" w:cs="Arial"/>
+          <w:b/>
+          <w:bCs/>
+          <w:color w:val="000000"/>
+        </w:rPr>
+        <w:t>Ergebnis:</w:t>
+      </w:r>
+      <w:r>
+        <w:rPr>
+          <w:rStyle w:val="apple-converted-space"/>
+          <w:rFonts w:ascii="Arial" w:eastAsiaTheme="majorEastAsia" w:hAnsi="Arial" w:cs="Arial"/>
+          <w:color w:val="000000"/>
+        </w:rPr>
+        <w:t xml:space="preserve"> </w:t>
+      </w:r>
+      <w:r>
+        <w:rPr>
+          <w:rFonts w:ascii="Arial" w:hAnsi="Arial" w:cs="Arial"/>
+          <w:color w:val="000000"/>
+        </w:rPr>
+        <w:t>Vollständige Lokalisierung aller UI-Komponenten und Implementierung einer Echtzeit-Filterung (</w:t>
+      </w:r>
+      <w:proofErr w:type="spellStart"/>
+      <w:r>
+        <w:rPr>
+          <w:rFonts w:ascii="Arial" w:hAnsi="Arial" w:cs="Arial"/>
+          <w:color w:val="000000"/>
+        </w:rPr>
+        <w:t>StatefulBuilder</w:t>
+      </w:r>
+      <w:proofErr w:type="spellEnd"/>
+      <w:r>
+        <w:rPr>
+          <w:rFonts w:ascii="Arial" w:hAnsi="Arial" w:cs="Arial"/>
+          <w:color w:val="000000"/>
+        </w:rPr>
+        <w:t>) innerhalb der Übungsauswahl zur schnelleren Navigation bei großen Datensätzen.</w:t>
       </w:r>
     </w:p>
     <w:p/>
@@ -4751,6 +5644,119 @@
     </w:lvl>
   </w:abstractNum>
   <w:abstractNum w:abstractNumId="13" w15:restartNumberingAfterBreak="0">
+    <w:nsid w:val="4DE471B0"/>
+    <w:multiLevelType w:val="hybridMultilevel"/>
+    <w:tmpl w:val="8D4284D2"/>
+    <w:lvl w:ilvl="0" w:tplc="04070001">
+      <w:start w:val="1"/>
+      <w:numFmt w:val="bullet"/>
+      <w:lvlText w:val=""/>
+      <w:lvlJc w:val="left"/>
+      <w:pPr>
+        <w:ind w:left="720" w:hanging="360"/>
+      </w:pPr>
+      <w:rPr>
+        <w:rFonts w:ascii="Symbol" w:hAnsi="Symbol" w:hint="default"/>
+      </w:rPr>
+    </w:lvl>
+    <w:lvl w:ilvl="1" w:tplc="04070003" w:tentative="1">
+      <w:start w:val="1"/>
+      <w:numFmt w:val="bullet"/>
+      <w:lvlText w:val="o"/>
+      <w:lvlJc w:val="left"/>
+      <w:pPr>
+        <w:ind w:left="1440" w:hanging="360"/>
+      </w:pPr>
+      <w:rPr>
+        <w:rFonts w:ascii="Courier New" w:hAnsi="Courier New" w:cs="Courier New" w:hint="default"/>
+      </w:rPr>
+    </w:lvl>
+    <w:lvl w:ilvl="2" w:tplc="04070005" w:tentative="1">
+      <w:start w:val="1"/>
+      <w:numFmt w:val="bullet"/>
+      <w:lvlText w:val=""/>
+      <w:lvlJc w:val="left"/>
+      <w:pPr>
+        <w:ind w:left="2160" w:hanging="360"/>
+      </w:pPr>
+      <w:rPr>
+        <w:rFonts w:ascii="Wingdings" w:hAnsi="Wingdings" w:hint="default"/>
+      </w:rPr>
+    </w:lvl>
+    <w:lvl w:ilvl="3" w:tplc="04070001" w:tentative="1">
+      <w:start w:val="1"/>
+      <w:numFmt w:val="bullet"/>
+      <w:lvlText w:val=""/>
+      <w:lvlJc w:val="left"/>
+      <w:pPr>
+        <w:ind w:left="2880" w:hanging="360"/>
+      </w:pPr>
+      <w:rPr>
+        <w:rFonts w:ascii="Symbol" w:hAnsi="Symbol" w:hint="default"/>
+      </w:rPr>
+    </w:lvl>
+    <w:lvl w:ilvl="4" w:tplc="04070003" w:tentative="1">
+      <w:start w:val="1"/>
+      <w:numFmt w:val="bullet"/>
+      <w:lvlText w:val="o"/>
+      <w:lvlJc w:val="left"/>
+      <w:pPr>
+        <w:ind w:left="3600" w:hanging="360"/>
+      </w:pPr>
+      <w:rPr>
+        <w:rFonts w:ascii="Courier New" w:hAnsi="Courier New" w:cs="Courier New" w:hint="default"/>
+      </w:rPr>
+    </w:lvl>
+    <w:lvl w:ilvl="5" w:tplc="04070005" w:tentative="1">
+      <w:start w:val="1"/>
+      <w:numFmt w:val="bullet"/>
+      <w:lvlText w:val=""/>
+      <w:lvlJc w:val="left"/>
+      <w:pPr>
+        <w:ind w:left="4320" w:hanging="360"/>
+      </w:pPr>
+      <w:rPr>
+        <w:rFonts w:ascii="Wingdings" w:hAnsi="Wingdings" w:hint="default"/>
+      </w:rPr>
+    </w:lvl>
+    <w:lvl w:ilvl="6" w:tplc="04070001" w:tentative="1">
+      <w:start w:val="1"/>
+      <w:numFmt w:val="bullet"/>
+      <w:lvlText w:val=""/>
+      <w:lvlJc w:val="left"/>
+      <w:pPr>
+        <w:ind w:left="5040" w:hanging="360"/>
+      </w:pPr>
+      <w:rPr>
+        <w:rFonts w:ascii="Symbol" w:hAnsi="Symbol" w:hint="default"/>
+      </w:rPr>
+    </w:lvl>
+    <w:lvl w:ilvl="7" w:tplc="04070003" w:tentative="1">
+      <w:start w:val="1"/>
+      <w:numFmt w:val="bullet"/>
+      <w:lvlText w:val="o"/>
+      <w:lvlJc w:val="left"/>
+      <w:pPr>
+        <w:ind w:left="5760" w:hanging="360"/>
+      </w:pPr>
+      <w:rPr>
+        <w:rFonts w:ascii="Courier New" w:hAnsi="Courier New" w:cs="Courier New" w:hint="default"/>
+      </w:rPr>
+    </w:lvl>
+    <w:lvl w:ilvl="8" w:tplc="04070005" w:tentative="1">
+      <w:start w:val="1"/>
+      <w:numFmt w:val="bullet"/>
+      <w:lvlText w:val=""/>
+      <w:lvlJc w:val="left"/>
+      <w:pPr>
+        <w:ind w:left="6480" w:hanging="360"/>
+      </w:pPr>
+      <w:rPr>
+        <w:rFonts w:ascii="Wingdings" w:hAnsi="Wingdings" w:hint="default"/>
+      </w:rPr>
+    </w:lvl>
+  </w:abstractNum>
+  <w:abstractNum w:abstractNumId="14" w15:restartNumberingAfterBreak="0">
     <w:nsid w:val="4F681AFE"/>
     <w:multiLevelType w:val="multilevel"/>
     <w:tmpl w:val="75E2FEB6"/>
@@ -4863,7 +5869,120 @@
       </w:pPr>
     </w:lvl>
   </w:abstractNum>
-  <w:abstractNum w:abstractNumId="14" w15:restartNumberingAfterBreak="0">
+  <w:abstractNum w:abstractNumId="15" w15:restartNumberingAfterBreak="0">
+    <w:nsid w:val="5B79032A"/>
+    <w:multiLevelType w:val="hybridMultilevel"/>
+    <w:tmpl w:val="1766F9B8"/>
+    <w:lvl w:ilvl="0" w:tplc="04070001">
+      <w:start w:val="1"/>
+      <w:numFmt w:val="bullet"/>
+      <w:lvlText w:val=""/>
+      <w:lvlJc w:val="left"/>
+      <w:pPr>
+        <w:ind w:left="720" w:hanging="360"/>
+      </w:pPr>
+      <w:rPr>
+        <w:rFonts w:ascii="Symbol" w:hAnsi="Symbol" w:hint="default"/>
+      </w:rPr>
+    </w:lvl>
+    <w:lvl w:ilvl="1" w:tplc="04070003" w:tentative="1">
+      <w:start w:val="1"/>
+      <w:numFmt w:val="bullet"/>
+      <w:lvlText w:val="o"/>
+      <w:lvlJc w:val="left"/>
+      <w:pPr>
+        <w:ind w:left="1440" w:hanging="360"/>
+      </w:pPr>
+      <w:rPr>
+        <w:rFonts w:ascii="Courier New" w:hAnsi="Courier New" w:cs="Courier New" w:hint="default"/>
+      </w:rPr>
+    </w:lvl>
+    <w:lvl w:ilvl="2" w:tplc="04070005" w:tentative="1">
+      <w:start w:val="1"/>
+      <w:numFmt w:val="bullet"/>
+      <w:lvlText w:val=""/>
+      <w:lvlJc w:val="left"/>
+      <w:pPr>
+        <w:ind w:left="2160" w:hanging="360"/>
+      </w:pPr>
+      <w:rPr>
+        <w:rFonts w:ascii="Wingdings" w:hAnsi="Wingdings" w:hint="default"/>
+      </w:rPr>
+    </w:lvl>
+    <w:lvl w:ilvl="3" w:tplc="04070001" w:tentative="1">
+      <w:start w:val="1"/>
+      <w:numFmt w:val="bullet"/>
+      <w:lvlText w:val=""/>
+      <w:lvlJc w:val="left"/>
+      <w:pPr>
+        <w:ind w:left="2880" w:hanging="360"/>
+      </w:pPr>
+      <w:rPr>
+        <w:rFonts w:ascii="Symbol" w:hAnsi="Symbol" w:hint="default"/>
+      </w:rPr>
+    </w:lvl>
+    <w:lvl w:ilvl="4" w:tplc="04070003" w:tentative="1">
+      <w:start w:val="1"/>
+      <w:numFmt w:val="bullet"/>
+      <w:lvlText w:val="o"/>
+      <w:lvlJc w:val="left"/>
+      <w:pPr>
+        <w:ind w:left="3600" w:hanging="360"/>
+      </w:pPr>
+      <w:rPr>
+        <w:rFonts w:ascii="Courier New" w:hAnsi="Courier New" w:cs="Courier New" w:hint="default"/>
+      </w:rPr>
+    </w:lvl>
+    <w:lvl w:ilvl="5" w:tplc="04070005" w:tentative="1">
+      <w:start w:val="1"/>
+      <w:numFmt w:val="bullet"/>
+      <w:lvlText w:val=""/>
+      <w:lvlJc w:val="left"/>
+      <w:pPr>
+        <w:ind w:left="4320" w:hanging="360"/>
+      </w:pPr>
+      <w:rPr>
+        <w:rFonts w:ascii="Wingdings" w:hAnsi="Wingdings" w:hint="default"/>
+      </w:rPr>
+    </w:lvl>
+    <w:lvl w:ilvl="6" w:tplc="04070001" w:tentative="1">
+      <w:start w:val="1"/>
+      <w:numFmt w:val="bullet"/>
+      <w:lvlText w:val=""/>
+      <w:lvlJc w:val="left"/>
+      <w:pPr>
+        <w:ind w:left="5040" w:hanging="360"/>
+      </w:pPr>
+      <w:rPr>
+        <w:rFonts w:ascii="Symbol" w:hAnsi="Symbol" w:hint="default"/>
+      </w:rPr>
+    </w:lvl>
+    <w:lvl w:ilvl="7" w:tplc="04070003" w:tentative="1">
+      <w:start w:val="1"/>
+      <w:numFmt w:val="bullet"/>
+      <w:lvlText w:val="o"/>
+      <w:lvlJc w:val="left"/>
+      <w:pPr>
+        <w:ind w:left="5760" w:hanging="360"/>
+      </w:pPr>
+      <w:rPr>
+        <w:rFonts w:ascii="Courier New" w:hAnsi="Courier New" w:cs="Courier New" w:hint="default"/>
+      </w:rPr>
+    </w:lvl>
+    <w:lvl w:ilvl="8" w:tplc="04070005" w:tentative="1">
+      <w:start w:val="1"/>
+      <w:numFmt w:val="bullet"/>
+      <w:lvlText w:val=""/>
+      <w:lvlJc w:val="left"/>
+      <w:pPr>
+        <w:ind w:left="6480" w:hanging="360"/>
+      </w:pPr>
+      <w:rPr>
+        <w:rFonts w:ascii="Wingdings" w:hAnsi="Wingdings" w:hint="default"/>
+      </w:rPr>
+    </w:lvl>
+  </w:abstractNum>
+  <w:abstractNum w:abstractNumId="16" w15:restartNumberingAfterBreak="0">
     <w:nsid w:val="5CFE4D25"/>
     <w:multiLevelType w:val="multilevel"/>
     <w:tmpl w:val="A83818F2"/>
@@ -5012,7 +6131,120 @@
       </w:rPr>
     </w:lvl>
   </w:abstractNum>
-  <w:abstractNum w:abstractNumId="15" w15:restartNumberingAfterBreak="0">
+  <w:abstractNum w:abstractNumId="17" w15:restartNumberingAfterBreak="0">
+    <w:nsid w:val="627033D3"/>
+    <w:multiLevelType w:val="hybridMultilevel"/>
+    <w:tmpl w:val="DE32B20C"/>
+    <w:lvl w:ilvl="0" w:tplc="04070001">
+      <w:start w:val="1"/>
+      <w:numFmt w:val="bullet"/>
+      <w:lvlText w:val=""/>
+      <w:lvlJc w:val="left"/>
+      <w:pPr>
+        <w:ind w:left="720" w:hanging="360"/>
+      </w:pPr>
+      <w:rPr>
+        <w:rFonts w:ascii="Symbol" w:hAnsi="Symbol" w:hint="default"/>
+      </w:rPr>
+    </w:lvl>
+    <w:lvl w:ilvl="1" w:tplc="04070003" w:tentative="1">
+      <w:start w:val="1"/>
+      <w:numFmt w:val="bullet"/>
+      <w:lvlText w:val="o"/>
+      <w:lvlJc w:val="left"/>
+      <w:pPr>
+        <w:ind w:left="1440" w:hanging="360"/>
+      </w:pPr>
+      <w:rPr>
+        <w:rFonts w:ascii="Courier New" w:hAnsi="Courier New" w:cs="Courier New" w:hint="default"/>
+      </w:rPr>
+    </w:lvl>
+    <w:lvl w:ilvl="2" w:tplc="04070005" w:tentative="1">
+      <w:start w:val="1"/>
+      <w:numFmt w:val="bullet"/>
+      <w:lvlText w:val=""/>
+      <w:lvlJc w:val="left"/>
+      <w:pPr>
+        <w:ind w:left="2160" w:hanging="360"/>
+      </w:pPr>
+      <w:rPr>
+        <w:rFonts w:ascii="Wingdings" w:hAnsi="Wingdings" w:hint="default"/>
+      </w:rPr>
+    </w:lvl>
+    <w:lvl w:ilvl="3" w:tplc="04070001" w:tentative="1">
+      <w:start w:val="1"/>
+      <w:numFmt w:val="bullet"/>
+      <w:lvlText w:val=""/>
+      <w:lvlJc w:val="left"/>
+      <w:pPr>
+        <w:ind w:left="2880" w:hanging="360"/>
+      </w:pPr>
+      <w:rPr>
+        <w:rFonts w:ascii="Symbol" w:hAnsi="Symbol" w:hint="default"/>
+      </w:rPr>
+    </w:lvl>
+    <w:lvl w:ilvl="4" w:tplc="04070003" w:tentative="1">
+      <w:start w:val="1"/>
+      <w:numFmt w:val="bullet"/>
+      <w:lvlText w:val="o"/>
+      <w:lvlJc w:val="left"/>
+      <w:pPr>
+        <w:ind w:left="3600" w:hanging="360"/>
+      </w:pPr>
+      <w:rPr>
+        <w:rFonts w:ascii="Courier New" w:hAnsi="Courier New" w:cs="Courier New" w:hint="default"/>
+      </w:rPr>
+    </w:lvl>
+    <w:lvl w:ilvl="5" w:tplc="04070005" w:tentative="1">
+      <w:start w:val="1"/>
+      <w:numFmt w:val="bullet"/>
+      <w:lvlText w:val=""/>
+      <w:lvlJc w:val="left"/>
+      <w:pPr>
+        <w:ind w:left="4320" w:hanging="360"/>
+      </w:pPr>
+      <w:rPr>
+        <w:rFonts w:ascii="Wingdings" w:hAnsi="Wingdings" w:hint="default"/>
+      </w:rPr>
+    </w:lvl>
+    <w:lvl w:ilvl="6" w:tplc="04070001" w:tentative="1">
+      <w:start w:val="1"/>
+      <w:numFmt w:val="bullet"/>
+      <w:lvlText w:val=""/>
+      <w:lvlJc w:val="left"/>
+      <w:pPr>
+        <w:ind w:left="5040" w:hanging="360"/>
+      </w:pPr>
+      <w:rPr>
+        <w:rFonts w:ascii="Symbol" w:hAnsi="Symbol" w:hint="default"/>
+      </w:rPr>
+    </w:lvl>
+    <w:lvl w:ilvl="7" w:tplc="04070003" w:tentative="1">
+      <w:start w:val="1"/>
+      <w:numFmt w:val="bullet"/>
+      <w:lvlText w:val="o"/>
+      <w:lvlJc w:val="left"/>
+      <w:pPr>
+        <w:ind w:left="5760" w:hanging="360"/>
+      </w:pPr>
+      <w:rPr>
+        <w:rFonts w:ascii="Courier New" w:hAnsi="Courier New" w:cs="Courier New" w:hint="default"/>
+      </w:rPr>
+    </w:lvl>
+    <w:lvl w:ilvl="8" w:tplc="04070005" w:tentative="1">
+      <w:start w:val="1"/>
+      <w:numFmt w:val="bullet"/>
+      <w:lvlText w:val=""/>
+      <w:lvlJc w:val="left"/>
+      <w:pPr>
+        <w:ind w:left="6480" w:hanging="360"/>
+      </w:pPr>
+      <w:rPr>
+        <w:rFonts w:ascii="Wingdings" w:hAnsi="Wingdings" w:hint="default"/>
+      </w:rPr>
+    </w:lvl>
+  </w:abstractNum>
+  <w:abstractNum w:abstractNumId="18" w15:restartNumberingAfterBreak="0">
     <w:nsid w:val="6384078A"/>
     <w:multiLevelType w:val="multilevel"/>
     <w:tmpl w:val="AF04B204"/>
@@ -5161,7 +6393,7 @@
       </w:rPr>
     </w:lvl>
   </w:abstractNum>
-  <w:abstractNum w:abstractNumId="16" w15:restartNumberingAfterBreak="0">
+  <w:abstractNum w:abstractNumId="19" w15:restartNumberingAfterBreak="0">
     <w:nsid w:val="7295170A"/>
     <w:multiLevelType w:val="multilevel"/>
     <w:tmpl w:val="2648EEEE"/>
@@ -5310,7 +6542,7 @@
       </w:rPr>
     </w:lvl>
   </w:abstractNum>
-  <w:abstractNum w:abstractNumId="17" w15:restartNumberingAfterBreak="0">
+  <w:abstractNum w:abstractNumId="20" w15:restartNumberingAfterBreak="0">
     <w:nsid w:val="74CE5F8F"/>
     <w:multiLevelType w:val="hybridMultilevel"/>
     <w:tmpl w:val="8354B184"/>
@@ -5423,8 +6655,234 @@
       </w:rPr>
     </w:lvl>
   </w:abstractNum>
+  <w:abstractNum w:abstractNumId="21" w15:restartNumberingAfterBreak="0">
+    <w:nsid w:val="76B018BB"/>
+    <w:multiLevelType w:val="hybridMultilevel"/>
+    <w:tmpl w:val="F3A6CE14"/>
+    <w:lvl w:ilvl="0" w:tplc="04070001">
+      <w:start w:val="1"/>
+      <w:numFmt w:val="bullet"/>
+      <w:lvlText w:val=""/>
+      <w:lvlJc w:val="left"/>
+      <w:pPr>
+        <w:ind w:left="720" w:hanging="360"/>
+      </w:pPr>
+      <w:rPr>
+        <w:rFonts w:ascii="Symbol" w:hAnsi="Symbol" w:hint="default"/>
+      </w:rPr>
+    </w:lvl>
+    <w:lvl w:ilvl="1" w:tplc="04070003" w:tentative="1">
+      <w:start w:val="1"/>
+      <w:numFmt w:val="bullet"/>
+      <w:lvlText w:val="o"/>
+      <w:lvlJc w:val="left"/>
+      <w:pPr>
+        <w:ind w:left="1440" w:hanging="360"/>
+      </w:pPr>
+      <w:rPr>
+        <w:rFonts w:ascii="Courier New" w:hAnsi="Courier New" w:cs="Courier New" w:hint="default"/>
+      </w:rPr>
+    </w:lvl>
+    <w:lvl w:ilvl="2" w:tplc="04070005" w:tentative="1">
+      <w:start w:val="1"/>
+      <w:numFmt w:val="bullet"/>
+      <w:lvlText w:val=""/>
+      <w:lvlJc w:val="left"/>
+      <w:pPr>
+        <w:ind w:left="2160" w:hanging="360"/>
+      </w:pPr>
+      <w:rPr>
+        <w:rFonts w:ascii="Wingdings" w:hAnsi="Wingdings" w:hint="default"/>
+      </w:rPr>
+    </w:lvl>
+    <w:lvl w:ilvl="3" w:tplc="04070001" w:tentative="1">
+      <w:start w:val="1"/>
+      <w:numFmt w:val="bullet"/>
+      <w:lvlText w:val=""/>
+      <w:lvlJc w:val="left"/>
+      <w:pPr>
+        <w:ind w:left="2880" w:hanging="360"/>
+      </w:pPr>
+      <w:rPr>
+        <w:rFonts w:ascii="Symbol" w:hAnsi="Symbol" w:hint="default"/>
+      </w:rPr>
+    </w:lvl>
+    <w:lvl w:ilvl="4" w:tplc="04070003" w:tentative="1">
+      <w:start w:val="1"/>
+      <w:numFmt w:val="bullet"/>
+      <w:lvlText w:val="o"/>
+      <w:lvlJc w:val="left"/>
+      <w:pPr>
+        <w:ind w:left="3600" w:hanging="360"/>
+      </w:pPr>
+      <w:rPr>
+        <w:rFonts w:ascii="Courier New" w:hAnsi="Courier New" w:cs="Courier New" w:hint="default"/>
+      </w:rPr>
+    </w:lvl>
+    <w:lvl w:ilvl="5" w:tplc="04070005" w:tentative="1">
+      <w:start w:val="1"/>
+      <w:numFmt w:val="bullet"/>
+      <w:lvlText w:val=""/>
+      <w:lvlJc w:val="left"/>
+      <w:pPr>
+        <w:ind w:left="4320" w:hanging="360"/>
+      </w:pPr>
+      <w:rPr>
+        <w:rFonts w:ascii="Wingdings" w:hAnsi="Wingdings" w:hint="default"/>
+      </w:rPr>
+    </w:lvl>
+    <w:lvl w:ilvl="6" w:tplc="04070001" w:tentative="1">
+      <w:start w:val="1"/>
+      <w:numFmt w:val="bullet"/>
+      <w:lvlText w:val=""/>
+      <w:lvlJc w:val="left"/>
+      <w:pPr>
+        <w:ind w:left="5040" w:hanging="360"/>
+      </w:pPr>
+      <w:rPr>
+        <w:rFonts w:ascii="Symbol" w:hAnsi="Symbol" w:hint="default"/>
+      </w:rPr>
+    </w:lvl>
+    <w:lvl w:ilvl="7" w:tplc="04070003" w:tentative="1">
+      <w:start w:val="1"/>
+      <w:numFmt w:val="bullet"/>
+      <w:lvlText w:val="o"/>
+      <w:lvlJc w:val="left"/>
+      <w:pPr>
+        <w:ind w:left="5760" w:hanging="360"/>
+      </w:pPr>
+      <w:rPr>
+        <w:rFonts w:ascii="Courier New" w:hAnsi="Courier New" w:cs="Courier New" w:hint="default"/>
+      </w:rPr>
+    </w:lvl>
+    <w:lvl w:ilvl="8" w:tplc="04070005" w:tentative="1">
+      <w:start w:val="1"/>
+      <w:numFmt w:val="bullet"/>
+      <w:lvlText w:val=""/>
+      <w:lvlJc w:val="left"/>
+      <w:pPr>
+        <w:ind w:left="6480" w:hanging="360"/>
+      </w:pPr>
+      <w:rPr>
+        <w:rFonts w:ascii="Wingdings" w:hAnsi="Wingdings" w:hint="default"/>
+      </w:rPr>
+    </w:lvl>
+  </w:abstractNum>
+  <w:abstractNum w:abstractNumId="22" w15:restartNumberingAfterBreak="0">
+    <w:nsid w:val="7A1968A2"/>
+    <w:multiLevelType w:val="hybridMultilevel"/>
+    <w:tmpl w:val="B3D0AAD6"/>
+    <w:lvl w:ilvl="0" w:tplc="04070001">
+      <w:start w:val="1"/>
+      <w:numFmt w:val="bullet"/>
+      <w:lvlText w:val=""/>
+      <w:lvlJc w:val="left"/>
+      <w:pPr>
+        <w:ind w:left="720" w:hanging="360"/>
+      </w:pPr>
+      <w:rPr>
+        <w:rFonts w:ascii="Symbol" w:hAnsi="Symbol" w:hint="default"/>
+      </w:rPr>
+    </w:lvl>
+    <w:lvl w:ilvl="1" w:tplc="04070003" w:tentative="1">
+      <w:start w:val="1"/>
+      <w:numFmt w:val="bullet"/>
+      <w:lvlText w:val="o"/>
+      <w:lvlJc w:val="left"/>
+      <w:pPr>
+        <w:ind w:left="1440" w:hanging="360"/>
+      </w:pPr>
+      <w:rPr>
+        <w:rFonts w:ascii="Courier New" w:hAnsi="Courier New" w:cs="Courier New" w:hint="default"/>
+      </w:rPr>
+    </w:lvl>
+    <w:lvl w:ilvl="2" w:tplc="04070005" w:tentative="1">
+      <w:start w:val="1"/>
+      <w:numFmt w:val="bullet"/>
+      <w:lvlText w:val=""/>
+      <w:lvlJc w:val="left"/>
+      <w:pPr>
+        <w:ind w:left="2160" w:hanging="360"/>
+      </w:pPr>
+      <w:rPr>
+        <w:rFonts w:ascii="Wingdings" w:hAnsi="Wingdings" w:hint="default"/>
+      </w:rPr>
+    </w:lvl>
+    <w:lvl w:ilvl="3" w:tplc="04070001" w:tentative="1">
+      <w:start w:val="1"/>
+      <w:numFmt w:val="bullet"/>
+      <w:lvlText w:val=""/>
+      <w:lvlJc w:val="left"/>
+      <w:pPr>
+        <w:ind w:left="2880" w:hanging="360"/>
+      </w:pPr>
+      <w:rPr>
+        <w:rFonts w:ascii="Symbol" w:hAnsi="Symbol" w:hint="default"/>
+      </w:rPr>
+    </w:lvl>
+    <w:lvl w:ilvl="4" w:tplc="04070003" w:tentative="1">
+      <w:start w:val="1"/>
+      <w:numFmt w:val="bullet"/>
+      <w:lvlText w:val="o"/>
+      <w:lvlJc w:val="left"/>
+      <w:pPr>
+        <w:ind w:left="3600" w:hanging="360"/>
+      </w:pPr>
+      <w:rPr>
+        <w:rFonts w:ascii="Courier New" w:hAnsi="Courier New" w:cs="Courier New" w:hint="default"/>
+      </w:rPr>
+    </w:lvl>
+    <w:lvl w:ilvl="5" w:tplc="04070005" w:tentative="1">
+      <w:start w:val="1"/>
+      <w:numFmt w:val="bullet"/>
+      <w:lvlText w:val=""/>
+      <w:lvlJc w:val="left"/>
+      <w:pPr>
+        <w:ind w:left="4320" w:hanging="360"/>
+      </w:pPr>
+      <w:rPr>
+        <w:rFonts w:ascii="Wingdings" w:hAnsi="Wingdings" w:hint="default"/>
+      </w:rPr>
+    </w:lvl>
+    <w:lvl w:ilvl="6" w:tplc="04070001" w:tentative="1">
+      <w:start w:val="1"/>
+      <w:numFmt w:val="bullet"/>
+      <w:lvlText w:val=""/>
+      <w:lvlJc w:val="left"/>
+      <w:pPr>
+        <w:ind w:left="5040" w:hanging="360"/>
+      </w:pPr>
+      <w:rPr>
+        <w:rFonts w:ascii="Symbol" w:hAnsi="Symbol" w:hint="default"/>
+      </w:rPr>
+    </w:lvl>
+    <w:lvl w:ilvl="7" w:tplc="04070003" w:tentative="1">
+      <w:start w:val="1"/>
+      <w:numFmt w:val="bullet"/>
+      <w:lvlText w:val="o"/>
+      <w:lvlJc w:val="left"/>
+      <w:pPr>
+        <w:ind w:left="5760" w:hanging="360"/>
+      </w:pPr>
+      <w:rPr>
+        <w:rFonts w:ascii="Courier New" w:hAnsi="Courier New" w:cs="Courier New" w:hint="default"/>
+      </w:rPr>
+    </w:lvl>
+    <w:lvl w:ilvl="8" w:tplc="04070005" w:tentative="1">
+      <w:start w:val="1"/>
+      <w:numFmt w:val="bullet"/>
+      <w:lvlText w:val=""/>
+      <w:lvlJc w:val="left"/>
+      <w:pPr>
+        <w:ind w:left="6480" w:hanging="360"/>
+      </w:pPr>
+      <w:rPr>
+        <w:rFonts w:ascii="Wingdings" w:hAnsi="Wingdings" w:hint="default"/>
+      </w:rPr>
+    </w:lvl>
+  </w:abstractNum>
   <w:num w:numId="1" w16cid:durableId="2003267824">
-    <w:abstractNumId w:val="17"/>
+    <w:abstractNumId w:val="20"/>
   </w:num>
   <w:num w:numId="2" w16cid:durableId="1054348320">
     <w:abstractNumId w:val="4"/>
@@ -5433,7 +6891,7 @@
     <w:abstractNumId w:val="12"/>
   </w:num>
   <w:num w:numId="4" w16cid:durableId="1745755005">
-    <w:abstractNumId w:val="15"/>
+    <w:abstractNumId w:val="18"/>
   </w:num>
   <w:num w:numId="5" w16cid:durableId="9642809">
     <w:abstractNumId w:val="8"/>
@@ -5448,7 +6906,7 @@
     <w:abstractNumId w:val="7"/>
   </w:num>
   <w:num w:numId="9" w16cid:durableId="603343068">
-    <w:abstractNumId w:val="13"/>
+    <w:abstractNumId w:val="14"/>
   </w:num>
   <w:num w:numId="10" w16cid:durableId="1692604250">
     <w:abstractNumId w:val="11"/>
@@ -5460,7 +6918,7 @@
     <w:abstractNumId w:val="9"/>
   </w:num>
   <w:num w:numId="13" w16cid:durableId="847671171">
-    <w:abstractNumId w:val="14"/>
+    <w:abstractNumId w:val="16"/>
   </w:num>
   <w:num w:numId="14" w16cid:durableId="1597707108">
     <w:abstractNumId w:val="6"/>
@@ -5469,13 +6927,28 @@
     <w:abstractNumId w:val="1"/>
   </w:num>
   <w:num w:numId="16" w16cid:durableId="1786079730">
-    <w:abstractNumId w:val="16"/>
+    <w:abstractNumId w:val="19"/>
   </w:num>
   <w:num w:numId="17" w16cid:durableId="535314139">
     <w:abstractNumId w:val="5"/>
   </w:num>
   <w:num w:numId="18" w16cid:durableId="44067761">
     <w:abstractNumId w:val="3"/>
+  </w:num>
+  <w:num w:numId="19" w16cid:durableId="1999184337">
+    <w:abstractNumId w:val="21"/>
+  </w:num>
+  <w:num w:numId="20" w16cid:durableId="1000935426">
+    <w:abstractNumId w:val="17"/>
+  </w:num>
+  <w:num w:numId="21" w16cid:durableId="1044914838">
+    <w:abstractNumId w:val="22"/>
+  </w:num>
+  <w:num w:numId="22" w16cid:durableId="659507523">
+    <w:abstractNumId w:val="15"/>
+  </w:num>
+  <w:num w:numId="23" w16cid:durableId="1754279256">
+    <w:abstractNumId w:val="13"/>
   </w:num>
 </w:numbering>
 </file>
